--- a/PhaseB/FlowGrid_Capstone_Project_Book.docx
+++ b/PhaseB/FlowGrid_Capstone_Project_Book.docx
@@ -2606,7 +2606,7 @@
           <w:sz w:val="24"/>
           <w:szCs w:val="24"/>
         </w:rPr>
-        <w:t xml:space="preserve">This guide describes the normal, successful operating flow of the FlowGrid comparison tool (available as both a desktop application and a browser based application, with an identical feature set). It intentionally does not cover error conditions or unusual inputs, only the flow a user follows to get a result.</w:t>
+        <w:t xml:space="preserve">This appendix is a condensed version of the project's standalone User Guide, delivered alongside this book as PhaseB/User_Guide.docx, which additionally covers system requirements, installation, a quick start walkthrough, the original DQN agent's own tools, and a troubleshooting section. What follows here covers the normal, successful operating flow of the current agent's comparison tool (available as both a desktop application and a browser based application, with an identical feature set).</w:t>
       </w:r>
     </w:p>
     <w:p>
@@ -2636,7 +2636,7 @@
           <w:sz w:val="24"/>
           <w:szCs w:val="24"/>
         </w:rPr>
-        <w:t xml:space="preserve">Desktop version: run comparison_gui.py from the project's tools folder. The application window opens directly.</w:t>
+        <w:t xml:space="preserve">Desktop version: run comparison_gui.py from PPO_Agent/scripts. The application window opens directly.</w:t>
       </w:r>
     </w:p>
     <w:p>
@@ -2654,7 +2654,7 @@
           <w:sz w:val="24"/>
           <w:szCs w:val="24"/>
         </w:rPr>
-        <w:t xml:space="preserve">Web version: run server.py from the comparison_web folder; a browser tab opens automatically at the local address shown in the terminal.</w:t>
+        <w:t xml:space="preserve">Web version: run server.py from PPO_Agent/scripts/comparison_web; a browser tab opens automatically at the local address shown in the terminal.</w:t>
       </w:r>
     </w:p>
     <w:p>
@@ -2679,7 +2679,7 @@
           <w:sz w:val="24"/>
           <w:szCs w:val="24"/>
         </w:rPr>
-        <w:t xml:space="preserve">The Models panel lists every trained agent currently registered, with the project's champion model pre selected. Tick the checkbox beside any additional model you want included in the comparison. To compare against an agent not yet in the list, use "Add Model" and browse to its saved file; it will appear in the list immediately and persist for future sessions.</w:t>
+        <w:t xml:space="preserve">The Models panel lists every trained agent currently registered, with the project's champion model pre selected. Tick the checkbox beside any additional model you want included in the comparison. To compare against an agent not yet in the list, use "Add Model" and browse to its saved file (default location: PPO_Agent/models); it will appear in the list immediately and persist for future sessions.</w:t>
       </w:r>
     </w:p>
     <w:p>
@@ -2783,6 +2783,31 @@
       </w:r>
     </w:p>
     <w:p>
+      <w:pPr>
+        <w:pStyle w:val="Heading2"/>
+        <w:spacing w:after="150" w:before="300"/>
+      </w:pPr>
+      <w:r>
+        <w:rPr>
+          <w:rFonts w:ascii="Calibri" w:cs="Calibri" w:eastAsia="Calibri" w:hAnsi="Calibri"/>
+        </w:rPr>
+        <w:t xml:space="preserve">A.7 The Original DQN Agent's Own Tools</w:t>
+      </w:r>
+    </w:p>
+    <w:p>
+      <w:pPr>
+        <w:spacing w:after="200" w:line="276"/>
+      </w:pPr>
+      <w:r>
+        <w:rPr>
+          <w:rFonts w:ascii="Calibri" w:cs="Calibri" w:eastAsia="Calibri" w:hAnsi="Calibri"/>
+          <w:sz w:val="24"/>
+          <w:szCs w:val="24"/>
+        </w:rPr>
+        <w:t xml:space="preserve">The project's original agent, DQN_Agent, has its own separate desktop application (DQN_Agent/gui) and browser dashboard (DQN_Agent/web), including a Compare tab with the same fair, same traffic comparison logic. See PhaseB/User_Guide.docx (Section 6) and DQN_Agent/docs for details.</w:t>
+      </w:r>
+    </w:p>
+    <w:p>
       <w:r>
         <w:br w:type="page"/>
       </w:r>
@@ -2796,20 +2821,20 @@
         <w:rPr>
           <w:rFonts w:ascii="Calibri" w:cs="Calibri" w:eastAsia="Calibri" w:hAnsi="Calibri"/>
         </w:rPr>
-        <w:t xml:space="preserve">Appendix B, Maintenance Guide</w:t>
-      </w:r>
-    </w:p>
-    <w:p>
-      <w:pPr>
-        <w:spacing w:after="200" w:line="276"/>
-      </w:pPr>
-      <w:r>
-        <w:rPr>
-          <w:rFonts w:ascii="Calibri" w:cs="Calibri" w:eastAsia="Calibri" w:hAnsi="Calibri"/>
-          <w:sz w:val="24"/>
-          <w:szCs w:val="24"/>
-        </w:rPr>
-        <w:t xml:space="preserve">This guide covers what is needed to continue developing, retraining, or extending this project after its initial delivery. It assumes familiarity with standard Python development and does not cover installing well known general purpose infrastructure (Python itself, Git, a code editor) in detail.</w:t>
+        <w:t xml:space="preserve">Appendix B, Developer / Maintenance Guide</w:t>
+      </w:r>
+    </w:p>
+    <w:p>
+      <w:pPr>
+        <w:spacing w:after="200" w:line="276"/>
+      </w:pPr>
+      <w:r>
+        <w:rPr>
+          <w:rFonts w:ascii="Calibri" w:cs="Calibri" w:eastAsia="Calibri" w:hAnsi="Calibri"/>
+          <w:sz w:val="24"/>
+          <w:szCs w:val="24"/>
+        </w:rPr>
+        <w:t xml:space="preserve">This appendix is a condensed version of the project's standalone Developer Guide, delivered alongside this book as PhaseB/Developer_Guide.docx, which additionally covers the full system architecture, a complete repository map, a code walkthrough of both agents, the project's evaluation methodology in detail, known limitations, and the coding conventions used throughout this codebase. What follows here covers what is needed to continue developing, retraining, or extending this project after its initial delivery. It assumes familiarity with standard Python development.</w:t>
       </w:r>
     </w:p>
     <w:p>
@@ -2900,7 +2925,7 @@
           <w:sz w:val="24"/>
           <w:szCs w:val="24"/>
         </w:rPr>
-        <w:t xml:space="preserve">Clone the project's Git repository, then install Python dependencies from the included requirements file into a virtual environment. No project specific installation step beyond this is required, the environment and training scripts locate the SUMO network and route files via paths defined in the code.</w:t>
+        <w:t xml:space="preserve">Clone the project's Git repository, then install Python dependencies from the included requirements file into a virtual environment. No project specific installation step beyond this is required, the environment and training scripts locate the SUMO network and route files via paths defined in the code, anchored at the project root's SharedData folder.</w:t>
       </w:r>
     </w:p>
     <w:p>
@@ -2930,7 +2955,7 @@
           <w:sz w:val="24"/>
           <w:szCs w:val="24"/>
         </w:rPr>
-        <w:t xml:space="preserve">Each trained agent version lives in its own folder under saved_agents/, containing its environment definition, training script, saved checkpoints, and evaluation results, never overwritten by later versions.</w:t>
+        <w:t xml:space="preserve">PPO_Agent/ holds the final, submitted agent (V8): scripts/ has every runnable tool, models/ and checkpoints/ the trained weights, results/ every evaluation run performed against it.</w:t>
       </w:r>
     </w:p>
     <w:p>
@@ -2948,7 +2973,7 @@
           <w:sz w:val="24"/>
           <w:szCs w:val="24"/>
         </w:rPr>
-        <w:t xml:space="preserve">Shared, version agnostic tools (comparison applications, evaluation sweeps, plotting utilities) live in a common tools/ folder and are reused across every agent version.</w:t>
+        <w:t xml:space="preserve">DQN_Agent/ holds the project's original, self contained agent, with its own flowgrid/ package, gui/, web/, and scripts/.</w:t>
       </w:r>
     </w:p>
     <w:p>
@@ -2966,7 +2991,25 @@
           <w:sz w:val="24"/>
           <w:szCs w:val="24"/>
         </w:rPr>
-        <w:t xml:space="preserve">A version history document records every major iteration, what changed, and why, and should be extended rather than replaced when a new version is added.</w:t>
+        <w:t xml:space="preserve">Old_Versions/ preserves every earlier or alternate agent version, each self contained in its own folder, never overwritten by later versions.</w:t>
+      </w:r>
+    </w:p>
+    <w:p>
+      <w:pPr>
+        <w:pStyle w:val="ListParagraph"/>
+        <w:numPr>
+          <w:ilvl w:val="0"/>
+          <w:numId w:val="1"/>
+        </w:numPr>
+        <w:spacing w:after="120" w:line="276"/>
+      </w:pPr>
+      <w:r>
+        <w:rPr>
+          <w:rFonts w:ascii="Calibri" w:cs="Calibri" w:eastAsia="Calibri" w:hAnsi="Calibri"/>
+          <w:sz w:val="24"/>
+          <w:szCs w:val="24"/>
+        </w:rPr>
+        <w:t xml:space="preserve">A version history document (PPO_Agent/docs/PPO_VERSION_HISTORY.md) records every major PPO iteration, what changed, and why, and should be extended rather than replaced when a new version is added.</w:t>
       </w:r>
     </w:p>
     <w:p>
@@ -2991,7 +3034,7 @@
           <w:sz w:val="24"/>
           <w:szCs w:val="24"/>
         </w:rPr>
-        <w:t xml:space="preserve">To train a new version, copy an existing version's folder rather than modifying it in place, update its internal import references to point to the copy, and adjust the training script's hyperparameters as needed. This preserves every previous version as a working fallback. Never resume training an existing checkpoint after changing its reward function or observation definition; train a fresh agent from random initialization instead, since resuming under a changed definition has previously produced a full, unrecoverable policy collapse.</w:t>
+        <w:t xml:space="preserve">To train a new version, copy PPO_Agent/scripts/ into a new folder under Old_Versions/PPO/ rather than modifying PPO_Agent/ in place, update its internal import references to point to the copy, and adjust the training script's hyperparameters as needed. This preserves the current submitted agent as a working reference. Never resume training an existing checkpoint after changing its reward function or observation definition; train a fresh agent from random initialization instead, since resuming under a changed definition has previously produced a full, unrecoverable policy collapse.</w:t>
       </w:r>
     </w:p>
     <w:p>
@@ -3016,7 +3059,7 @@
           <w:sz w:val="24"/>
           <w:szCs w:val="24"/>
         </w:rPr>
-        <w:t xml:space="preserve">New fixed time or rule based baselines can be added by extending the baseline list used by the evaluation tools; each baseline needs only a name and, for fixed time controllers, a cycle length, since the comparison tools handle result collection and reporting generically.</w:t>
+        <w:t xml:space="preserve">New fixed time or rule based baselines can be added by extending AVAILABLE_BASELINES in comparison_core.py; each baseline needs only a name and, for fixed time controllers, a cycle length, since the comparison tools handle result collection and reporting generically.</w:t>
       </w:r>
     </w:p>
     <w:p>
@@ -3042,6 +3085,31 @@
           <w:szCs w:val="24"/>
         </w:rPr>
         <w:t xml:space="preserve">The project's evaluation tools support a dry run mode that reports exactly how many simulation runs a given sweep will perform and how long it is expected to take, without executing anything, always run this first before committing to a long sweep. Sweeps also write partial results incrementally as they progress and can be resumed from where they left off if interrupted.</w:t>
+      </w:r>
+    </w:p>
+    <w:p>
+      <w:pPr>
+        <w:pStyle w:val="Heading2"/>
+        <w:spacing w:after="150" w:before="300"/>
+      </w:pPr>
+      <w:r>
+        <w:rPr>
+          <w:rFonts w:ascii="Calibri" w:cs="Calibri" w:eastAsia="Calibri" w:hAnsi="Calibri"/>
+        </w:rPr>
+        <w:t xml:space="preserve">B.7 Evaluation Methodology</w:t>
+      </w:r>
+    </w:p>
+    <w:p>
+      <w:pPr>
+        <w:spacing w:after="200" w:line="276"/>
+      </w:pPr>
+      <w:r>
+        <w:rPr>
+          <w:rFonts w:ascii="Calibri" w:cs="Calibri" w:eastAsia="Calibri" w:hAnsi="Calibri"/>
+          <w:sz w:val="24"/>
+          <w:szCs w:val="24"/>
+        </w:rPr>
+        <w:t xml:space="preserve">This project's evaluation rigor escalated deliberately over its course: from a couple of fixed seeds during early development, to fifty independently drawn seeds when a specific comparison needed more confidence, to a fully unfiltered methodology in which every saved checkpoint is evaluated against its own freshly drawn random seed and scenario, nothing reused, nothing cherry picked. Any future evaluation work on this codebase should adopt this final, most rigorous methodology from the outset rather than repeat that escalation.</w:t>
       </w:r>
     </w:p>
     <w:p>

--- a/PhaseB/FlowGrid_Capstone_Project_Book.docx
+++ b/PhaseB/FlowGrid_Capstone_Project_Book.docx
@@ -15,7 +15,7 @@
           <w:noProof/>
         </w:rPr>
         <w:drawing>
-          <wp:inline distT="114300" distB="114300" distL="114300" distR="114300" wp14:anchorId="486949CF" wp14:editId="0A41682A">
+          <wp:inline distT="114300" distB="114300" distL="114300" distR="114300" wp14:anchorId="692E5561" wp14:editId="318E6319">
             <wp:extent cx="3300413" cy="774587"/>
             <wp:effectExtent l="0" t="0" r="0" b="0"/>
             <wp:docPr id="1877969061" name="image1.png"/>
@@ -159,7 +159,7 @@
           <w:noProof/>
         </w:rPr>
         <w:drawing>
-          <wp:anchor distT="0" distB="0" distL="114300" distR="114300" simplePos="0" relativeHeight="251659264" behindDoc="0" locked="0" layoutInCell="1" allowOverlap="1" wp14:anchorId="0A45BE32" wp14:editId="309E3AB7">
+          <wp:anchor distT="0" distB="0" distL="114300" distR="114300" simplePos="0" relativeHeight="251659264" behindDoc="0" locked="0" layoutInCell="1" allowOverlap="1" wp14:anchorId="3E7C8F66" wp14:editId="4B960350">
             <wp:simplePos x="0" y="0"/>
             <wp:positionH relativeFrom="margin">
               <wp:align>center</wp:align>
@@ -356,7 +356,7 @@
             <w:sz w:val="20"/>
             <w:szCs w:val="20"/>
           </w:rPr>
-          <w:t>https://github.com/einavbs1/FlowGrid</w:t>
+          <w:t>https://github.com/einavbs1/TrafficProject</w:t>
         </w:r>
       </w:hyperlink>
       <w:r>
@@ -412,7 +412,7 @@
         <w:pStyle w:val="Heading1"/>
         <w:spacing w:before="260" w:after="130"/>
       </w:pPr>
-      <w:bookmarkStart w:id="0" w:name="_Toc238312552"/>
+      <w:bookmarkStart w:id="0" w:name="_Toc238496045"/>
       <w:r>
         <w:lastRenderedPageBreak/>
         <w:t>Table of Contents</w:t>
@@ -422,7 +422,7 @@
     <w:sdt>
       <w:sdtPr>
         <w:alias w:val="Table of Contents"/>
-        <w:id w:val="-496652485"/>
+        <w:id w:val="-1330136495"/>
       </w:sdtPr>
       <w:sdtContent>
         <w:p>
@@ -447,7 +447,7 @@
           <w:r>
             <w:fldChar w:fldCharType="separate"/>
           </w:r>
-          <w:hyperlink w:anchor="_Toc238312552" w:history="1">
+          <w:hyperlink w:anchor="_Toc238496045" w:history="1">
             <w:r>
               <w:rPr>
                 <w:rStyle w:val="Hyperlink"/>
@@ -471,7 +471,7 @@
               <w:rPr>
                 <w:noProof/>
               </w:rPr>
-              <w:instrText xml:space="preserve"> PAGEREF _Toc238312552 \h </w:instrText>
+              <w:instrText xml:space="preserve"> PAGEREF _Toc238496045 \h </w:instrText>
             </w:r>
             <w:r>
               <w:rPr>
@@ -511,7 +511,7 @@
               <w14:ligatures w14:val="standardContextual"/>
             </w:rPr>
           </w:pPr>
-          <w:hyperlink w:anchor="_Toc238312553" w:history="1">
+          <w:hyperlink w:anchor="_Toc238496046" w:history="1">
             <w:r>
               <w:rPr>
                 <w:rStyle w:val="Hyperlink"/>
@@ -535,7 +535,7 @@
               <w:rPr>
                 <w:noProof/>
               </w:rPr>
-              <w:instrText xml:space="preserve"> PAGEREF _Toc238312553 \h </w:instrText>
+              <w:instrText xml:space="preserve"> PAGEREF _Toc238496046 \h </w:instrText>
             </w:r>
             <w:r>
               <w:rPr>
@@ -575,7 +575,7 @@
               <w14:ligatures w14:val="standardContextual"/>
             </w:rPr>
           </w:pPr>
-          <w:hyperlink w:anchor="_Toc238312554" w:history="1">
+          <w:hyperlink w:anchor="_Toc238496047" w:history="1">
             <w:r>
               <w:rPr>
                 <w:rStyle w:val="Hyperlink"/>
@@ -599,7 +599,7 @@
               <w:rPr>
                 <w:noProof/>
               </w:rPr>
-              <w:instrText xml:space="preserve"> PAGEREF _Toc238312554 \h </w:instrText>
+              <w:instrText xml:space="preserve"> PAGEREF _Toc238496047 \h </w:instrText>
             </w:r>
             <w:r>
               <w:rPr>
@@ -639,7 +639,7 @@
               <w14:ligatures w14:val="standardContextual"/>
             </w:rPr>
           </w:pPr>
-          <w:hyperlink w:anchor="_Toc238312555" w:history="1">
+          <w:hyperlink w:anchor="_Toc238496048" w:history="1">
             <w:r>
               <w:rPr>
                 <w:rStyle w:val="Hyperlink"/>
@@ -663,7 +663,7 @@
               <w:rPr>
                 <w:noProof/>
               </w:rPr>
-              <w:instrText xml:space="preserve"> PAGEREF _Toc238312555 \h </w:instrText>
+              <w:instrText xml:space="preserve"> PAGEREF _Toc238496048 \h </w:instrText>
             </w:r>
             <w:r>
               <w:rPr>
@@ -703,7 +703,7 @@
               <w14:ligatures w14:val="standardContextual"/>
             </w:rPr>
           </w:pPr>
-          <w:hyperlink w:anchor="_Toc238312556" w:history="1">
+          <w:hyperlink w:anchor="_Toc238496049" w:history="1">
             <w:r>
               <w:rPr>
                 <w:rStyle w:val="Hyperlink"/>
@@ -727,7 +727,7 @@
               <w:rPr>
                 <w:noProof/>
               </w:rPr>
-              <w:instrText xml:space="preserve"> PAGEREF _Toc238312556 \h </w:instrText>
+              <w:instrText xml:space="preserve"> PAGEREF _Toc238496049 \h </w:instrText>
             </w:r>
             <w:r>
               <w:rPr>
@@ -767,7 +767,7 @@
               <w14:ligatures w14:val="standardContextual"/>
             </w:rPr>
           </w:pPr>
-          <w:hyperlink w:anchor="_Toc238312557" w:history="1">
+          <w:hyperlink w:anchor="_Toc238496050" w:history="1">
             <w:r>
               <w:rPr>
                 <w:rStyle w:val="Hyperlink"/>
@@ -791,7 +791,7 @@
               <w:rPr>
                 <w:noProof/>
               </w:rPr>
-              <w:instrText xml:space="preserve"> PAGEREF _Toc238312557 \h </w:instrText>
+              <w:instrText xml:space="preserve"> PAGEREF _Toc238496050 \h </w:instrText>
             </w:r>
             <w:r>
               <w:rPr>
@@ -831,7 +831,7 @@
               <w14:ligatures w14:val="standardContextual"/>
             </w:rPr>
           </w:pPr>
-          <w:hyperlink w:anchor="_Toc238312558" w:history="1">
+          <w:hyperlink w:anchor="_Toc238496051" w:history="1">
             <w:r>
               <w:rPr>
                 <w:rStyle w:val="Hyperlink"/>
@@ -855,7 +855,7 @@
               <w:rPr>
                 <w:noProof/>
               </w:rPr>
-              <w:instrText xml:space="preserve"> PAGEREF _Toc238312558 \h </w:instrText>
+              <w:instrText xml:space="preserve"> PAGEREF _Toc238496051 \h </w:instrText>
             </w:r>
             <w:r>
               <w:rPr>
@@ -895,7 +895,7 @@
               <w14:ligatures w14:val="standardContextual"/>
             </w:rPr>
           </w:pPr>
-          <w:hyperlink w:anchor="_Toc238312559" w:history="1">
+          <w:hyperlink w:anchor="_Toc238496052" w:history="1">
             <w:r>
               <w:rPr>
                 <w:rStyle w:val="Hyperlink"/>
@@ -919,7 +919,7 @@
               <w:rPr>
                 <w:noProof/>
               </w:rPr>
-              <w:instrText xml:space="preserve"> PAGEREF _Toc238312559 \h </w:instrText>
+              <w:instrText xml:space="preserve"> PAGEREF _Toc238496052 \h </w:instrText>
             </w:r>
             <w:r>
               <w:rPr>
@@ -959,7 +959,7 @@
               <w14:ligatures w14:val="standardContextual"/>
             </w:rPr>
           </w:pPr>
-          <w:hyperlink w:anchor="_Toc238312560" w:history="1">
+          <w:hyperlink w:anchor="_Toc238496053" w:history="1">
             <w:r>
               <w:rPr>
                 <w:rStyle w:val="Hyperlink"/>
@@ -983,7 +983,7 @@
               <w:rPr>
                 <w:noProof/>
               </w:rPr>
-              <w:instrText xml:space="preserve"> PAGEREF _Toc238312560 \h </w:instrText>
+              <w:instrText xml:space="preserve"> PAGEREF _Toc238496053 \h </w:instrText>
             </w:r>
             <w:r>
               <w:rPr>
@@ -1023,7 +1023,7 @@
               <w14:ligatures w14:val="standardContextual"/>
             </w:rPr>
           </w:pPr>
-          <w:hyperlink w:anchor="_Toc238312561" w:history="1">
+          <w:hyperlink w:anchor="_Toc238496054" w:history="1">
             <w:r>
               <w:rPr>
                 <w:rStyle w:val="Hyperlink"/>
@@ -1047,7 +1047,7 @@
               <w:rPr>
                 <w:noProof/>
               </w:rPr>
-              <w:instrText xml:space="preserve"> PAGEREF _Toc238312561 \h </w:instrText>
+              <w:instrText xml:space="preserve"> PAGEREF _Toc238496054 \h </w:instrText>
             </w:r>
             <w:r>
               <w:rPr>
@@ -1064,7 +1064,7 @@
               <w:rPr>
                 <w:noProof/>
               </w:rPr>
-              <w:t>7</w:t>
+              <w:t>6</w:t>
             </w:r>
             <w:r>
               <w:rPr>
@@ -1087,7 +1087,7 @@
               <w14:ligatures w14:val="standardContextual"/>
             </w:rPr>
           </w:pPr>
-          <w:hyperlink w:anchor="_Toc238312562" w:history="1">
+          <w:hyperlink w:anchor="_Toc238496055" w:history="1">
             <w:r>
               <w:rPr>
                 <w:rStyle w:val="Hyperlink"/>
@@ -1111,7 +1111,7 @@
               <w:rPr>
                 <w:noProof/>
               </w:rPr>
-              <w:instrText xml:space="preserve"> PAGEREF _Toc238312562 \h </w:instrText>
+              <w:instrText xml:space="preserve"> PAGEREF _Toc238496055 \h </w:instrText>
             </w:r>
             <w:r>
               <w:rPr>
@@ -1151,7 +1151,7 @@
               <w14:ligatures w14:val="standardContextual"/>
             </w:rPr>
           </w:pPr>
-          <w:hyperlink w:anchor="_Toc238312563" w:history="1">
+          <w:hyperlink w:anchor="_Toc238496056" w:history="1">
             <w:r>
               <w:rPr>
                 <w:rStyle w:val="Hyperlink"/>
@@ -1175,7 +1175,7 @@
               <w:rPr>
                 <w:noProof/>
               </w:rPr>
-              <w:instrText xml:space="preserve"> PAGEREF _Toc238312563 \h </w:instrText>
+              <w:instrText xml:space="preserve"> PAGEREF _Toc238496056 \h </w:instrText>
             </w:r>
             <w:r>
               <w:rPr>
@@ -1215,7 +1215,7 @@
               <w14:ligatures w14:val="standardContextual"/>
             </w:rPr>
           </w:pPr>
-          <w:hyperlink w:anchor="_Toc238312564" w:history="1">
+          <w:hyperlink w:anchor="_Toc238496057" w:history="1">
             <w:r>
               <w:rPr>
                 <w:rStyle w:val="Hyperlink"/>
@@ -1239,7 +1239,7 @@
               <w:rPr>
                 <w:noProof/>
               </w:rPr>
-              <w:instrText xml:space="preserve"> PAGEREF _Toc238312564 \h </w:instrText>
+              <w:instrText xml:space="preserve"> PAGEREF _Toc238496057 \h </w:instrText>
             </w:r>
             <w:r>
               <w:rPr>
@@ -1279,7 +1279,7 @@
               <w14:ligatures w14:val="standardContextual"/>
             </w:rPr>
           </w:pPr>
-          <w:hyperlink w:anchor="_Toc238312565" w:history="1">
+          <w:hyperlink w:anchor="_Toc238496058" w:history="1">
             <w:r>
               <w:rPr>
                 <w:rStyle w:val="Hyperlink"/>
@@ -1303,7 +1303,7 @@
               <w:rPr>
                 <w:noProof/>
               </w:rPr>
-              <w:instrText xml:space="preserve"> PAGEREF _Toc238312565 \h </w:instrText>
+              <w:instrText xml:space="preserve"> PAGEREF _Toc238496058 \h </w:instrText>
             </w:r>
             <w:r>
               <w:rPr>
@@ -1343,7 +1343,7 @@
               <w14:ligatures w14:val="standardContextual"/>
             </w:rPr>
           </w:pPr>
-          <w:hyperlink w:anchor="_Toc238312566" w:history="1">
+          <w:hyperlink w:anchor="_Toc238496059" w:history="1">
             <w:r>
               <w:rPr>
                 <w:rStyle w:val="Hyperlink"/>
@@ -1367,7 +1367,7 @@
               <w:rPr>
                 <w:noProof/>
               </w:rPr>
-              <w:instrText xml:space="preserve"> PAGEREF _Toc238312566 \h </w:instrText>
+              <w:instrText xml:space="preserve"> PAGEREF _Toc238496059 \h </w:instrText>
             </w:r>
             <w:r>
               <w:rPr>
@@ -1384,7 +1384,7 @@
               <w:rPr>
                 <w:noProof/>
               </w:rPr>
-              <w:t>10</w:t>
+              <w:t>9</w:t>
             </w:r>
             <w:r>
               <w:rPr>
@@ -1407,7 +1407,7 @@
               <w14:ligatures w14:val="standardContextual"/>
             </w:rPr>
           </w:pPr>
-          <w:hyperlink w:anchor="_Toc238312567" w:history="1">
+          <w:hyperlink w:anchor="_Toc238496060" w:history="1">
             <w:r>
               <w:rPr>
                 <w:rStyle w:val="Hyperlink"/>
@@ -1431,7 +1431,7 @@
               <w:rPr>
                 <w:noProof/>
               </w:rPr>
-              <w:instrText xml:space="preserve"> PAGEREF _Toc238312567 \h </w:instrText>
+              <w:instrText xml:space="preserve"> PAGEREF _Toc238496060 \h </w:instrText>
             </w:r>
             <w:r>
               <w:rPr>
@@ -1471,7 +1471,7 @@
               <w14:ligatures w14:val="standardContextual"/>
             </w:rPr>
           </w:pPr>
-          <w:hyperlink w:anchor="_Toc238312568" w:history="1">
+          <w:hyperlink w:anchor="_Toc238496061" w:history="1">
             <w:r>
               <w:rPr>
                 <w:rStyle w:val="Hyperlink"/>
@@ -1495,7 +1495,7 @@
               <w:rPr>
                 <w:noProof/>
               </w:rPr>
-              <w:instrText xml:space="preserve"> PAGEREF _Toc238312568 \h </w:instrText>
+              <w:instrText xml:space="preserve"> PAGEREF _Toc238496061 \h </w:instrText>
             </w:r>
             <w:r>
               <w:rPr>
@@ -1512,7 +1512,7 @@
               <w:rPr>
                 <w:noProof/>
               </w:rPr>
-              <w:t>11</w:t>
+              <w:t>10</w:t>
             </w:r>
             <w:r>
               <w:rPr>
@@ -1535,7 +1535,7 @@
               <w14:ligatures w14:val="standardContextual"/>
             </w:rPr>
           </w:pPr>
-          <w:hyperlink w:anchor="_Toc238312569" w:history="1">
+          <w:hyperlink w:anchor="_Toc238496062" w:history="1">
             <w:r>
               <w:rPr>
                 <w:rStyle w:val="Hyperlink"/>
@@ -1559,7 +1559,7 @@
               <w:rPr>
                 <w:noProof/>
               </w:rPr>
-              <w:instrText xml:space="preserve"> PAGEREF _Toc238312569 \h </w:instrText>
+              <w:instrText xml:space="preserve"> PAGEREF _Toc238496062 \h </w:instrText>
             </w:r>
             <w:r>
               <w:rPr>
@@ -1599,7 +1599,7 @@
               <w14:ligatures w14:val="standardContextual"/>
             </w:rPr>
           </w:pPr>
-          <w:hyperlink w:anchor="_Toc238312570" w:history="1">
+          <w:hyperlink w:anchor="_Toc238496063" w:history="1">
             <w:r>
               <w:rPr>
                 <w:rStyle w:val="Hyperlink"/>
@@ -1623,7 +1623,7 @@
               <w:rPr>
                 <w:noProof/>
               </w:rPr>
-              <w:instrText xml:space="preserve"> PAGEREF _Toc238312570 \h </w:instrText>
+              <w:instrText xml:space="preserve"> PAGEREF _Toc238496063 \h </w:instrText>
             </w:r>
             <w:r>
               <w:rPr>
@@ -1640,7 +1640,7 @@
               <w:rPr>
                 <w:noProof/>
               </w:rPr>
-              <w:t>13</w:t>
+              <w:t>12</w:t>
             </w:r>
             <w:r>
               <w:rPr>
@@ -1663,7 +1663,7 @@
               <w14:ligatures w14:val="standardContextual"/>
             </w:rPr>
           </w:pPr>
-          <w:hyperlink w:anchor="_Toc238312571" w:history="1">
+          <w:hyperlink w:anchor="_Toc238496064" w:history="1">
             <w:r>
               <w:rPr>
                 <w:rStyle w:val="Hyperlink"/>
@@ -1687,7 +1687,7 @@
               <w:rPr>
                 <w:noProof/>
               </w:rPr>
-              <w:instrText xml:space="preserve"> PAGEREF _Toc238312571 \h </w:instrText>
+              <w:instrText xml:space="preserve"> PAGEREF _Toc238496064 \h </w:instrText>
             </w:r>
             <w:r>
               <w:rPr>
@@ -1727,7 +1727,7 @@
               <w14:ligatures w14:val="standardContextual"/>
             </w:rPr>
           </w:pPr>
-          <w:hyperlink w:anchor="_Toc238312572" w:history="1">
+          <w:hyperlink w:anchor="_Toc238496065" w:history="1">
             <w:r>
               <w:rPr>
                 <w:rStyle w:val="Hyperlink"/>
@@ -1751,7 +1751,7 @@
               <w:rPr>
                 <w:noProof/>
               </w:rPr>
-              <w:instrText xml:space="preserve"> PAGEREF _Toc238312572 \h </w:instrText>
+              <w:instrText xml:space="preserve"> PAGEREF _Toc238496065 \h </w:instrText>
             </w:r>
             <w:r>
               <w:rPr>
@@ -1791,7 +1791,7 @@
               <w14:ligatures w14:val="standardContextual"/>
             </w:rPr>
           </w:pPr>
-          <w:hyperlink w:anchor="_Toc238312573" w:history="1">
+          <w:hyperlink w:anchor="_Toc238496066" w:history="1">
             <w:r>
               <w:rPr>
                 <w:rStyle w:val="Hyperlink"/>
@@ -1815,7 +1815,7 @@
               <w:rPr>
                 <w:noProof/>
               </w:rPr>
-              <w:instrText xml:space="preserve"> PAGEREF _Toc238312573 \h </w:instrText>
+              <w:instrText xml:space="preserve"> PAGEREF _Toc238496066 \h </w:instrText>
             </w:r>
             <w:r>
               <w:rPr>
@@ -1855,7 +1855,7 @@
               <w14:ligatures w14:val="standardContextual"/>
             </w:rPr>
           </w:pPr>
-          <w:hyperlink w:anchor="_Toc238312574" w:history="1">
+          <w:hyperlink w:anchor="_Toc238496067" w:history="1">
             <w:r>
               <w:rPr>
                 <w:rStyle w:val="Hyperlink"/>
@@ -1879,7 +1879,7 @@
               <w:rPr>
                 <w:noProof/>
               </w:rPr>
-              <w:instrText xml:space="preserve"> PAGEREF _Toc238312574 \h </w:instrText>
+              <w:instrText xml:space="preserve"> PAGEREF _Toc238496067 \h </w:instrText>
             </w:r>
             <w:r>
               <w:rPr>
@@ -1919,7 +1919,7 @@
               <w14:ligatures w14:val="standardContextual"/>
             </w:rPr>
           </w:pPr>
-          <w:hyperlink w:anchor="_Toc238312575" w:history="1">
+          <w:hyperlink w:anchor="_Toc238496068" w:history="1">
             <w:r>
               <w:rPr>
                 <w:rStyle w:val="Hyperlink"/>
@@ -1943,7 +1943,7 @@
               <w:rPr>
                 <w:noProof/>
               </w:rPr>
-              <w:instrText xml:space="preserve"> PAGEREF _Toc238312575 \h </w:instrText>
+              <w:instrText xml:space="preserve"> PAGEREF _Toc238496068 \h </w:instrText>
             </w:r>
             <w:r>
               <w:rPr>
@@ -1983,7 +1983,7 @@
               <w14:ligatures w14:val="standardContextual"/>
             </w:rPr>
           </w:pPr>
-          <w:hyperlink w:anchor="_Toc238312576" w:history="1">
+          <w:hyperlink w:anchor="_Toc238496069" w:history="1">
             <w:r>
               <w:rPr>
                 <w:rStyle w:val="Hyperlink"/>
@@ -2007,7 +2007,7 @@
               <w:rPr>
                 <w:noProof/>
               </w:rPr>
-              <w:instrText xml:space="preserve"> PAGEREF _Toc238312576 \h </w:instrText>
+              <w:instrText xml:space="preserve"> PAGEREF _Toc238496069 \h </w:instrText>
             </w:r>
             <w:r>
               <w:rPr>
@@ -2024,7 +2024,7 @@
               <w:rPr>
                 <w:noProof/>
               </w:rPr>
-              <w:t>17</w:t>
+              <w:t>16</w:t>
             </w:r>
             <w:r>
               <w:rPr>
@@ -2047,7 +2047,7 @@
               <w14:ligatures w14:val="standardContextual"/>
             </w:rPr>
           </w:pPr>
-          <w:hyperlink w:anchor="_Toc238312577" w:history="1">
+          <w:hyperlink w:anchor="_Toc238496070" w:history="1">
             <w:r>
               <w:rPr>
                 <w:rStyle w:val="Hyperlink"/>
@@ -2071,7 +2071,7 @@
               <w:rPr>
                 <w:noProof/>
               </w:rPr>
-              <w:instrText xml:space="preserve"> PAGEREF _Toc238312577 \h </w:instrText>
+              <w:instrText xml:space="preserve"> PAGEREF _Toc238496070 \h </w:instrText>
             </w:r>
             <w:r>
               <w:rPr>
@@ -2111,7 +2111,7 @@
               <w14:ligatures w14:val="standardContextual"/>
             </w:rPr>
           </w:pPr>
-          <w:hyperlink w:anchor="_Toc238312578" w:history="1">
+          <w:hyperlink w:anchor="_Toc238496071" w:history="1">
             <w:r>
               <w:rPr>
                 <w:rStyle w:val="Hyperlink"/>
@@ -2135,7 +2135,7 @@
               <w:rPr>
                 <w:noProof/>
               </w:rPr>
-              <w:instrText xml:space="preserve"> PAGEREF _Toc238312578 \h </w:instrText>
+              <w:instrText xml:space="preserve"> PAGEREF _Toc238496071 \h </w:instrText>
             </w:r>
             <w:r>
               <w:rPr>
@@ -2175,7 +2175,7 @@
               <w14:ligatures w14:val="standardContextual"/>
             </w:rPr>
           </w:pPr>
-          <w:hyperlink w:anchor="_Toc238312579" w:history="1">
+          <w:hyperlink w:anchor="_Toc238496072" w:history="1">
             <w:r>
               <w:rPr>
                 <w:rStyle w:val="Hyperlink"/>
@@ -2199,7 +2199,7 @@
               <w:rPr>
                 <w:noProof/>
               </w:rPr>
-              <w:instrText xml:space="preserve"> PAGEREF _Toc238312579 \h </w:instrText>
+              <w:instrText xml:space="preserve"> PAGEREF _Toc238496072 \h </w:instrText>
             </w:r>
             <w:r>
               <w:rPr>
@@ -2239,7 +2239,7 @@
               <w14:ligatures w14:val="standardContextual"/>
             </w:rPr>
           </w:pPr>
-          <w:hyperlink w:anchor="_Toc238312580" w:history="1">
+          <w:hyperlink w:anchor="_Toc238496073" w:history="1">
             <w:r>
               <w:rPr>
                 <w:rStyle w:val="Hyperlink"/>
@@ -2263,7 +2263,7 @@
               <w:rPr>
                 <w:noProof/>
               </w:rPr>
-              <w:instrText xml:space="preserve"> PAGEREF _Toc238312580 \h </w:instrText>
+              <w:instrText xml:space="preserve"> PAGEREF _Toc238496073 \h </w:instrText>
             </w:r>
             <w:r>
               <w:rPr>
@@ -2280,7 +2280,7 @@
               <w:rPr>
                 <w:noProof/>
               </w:rPr>
-              <w:t>19</w:t>
+              <w:t>18</w:t>
             </w:r>
             <w:r>
               <w:rPr>
@@ -2303,7 +2303,7 @@
               <w14:ligatures w14:val="standardContextual"/>
             </w:rPr>
           </w:pPr>
-          <w:hyperlink w:anchor="_Toc238312581" w:history="1">
+          <w:hyperlink w:anchor="_Toc238496074" w:history="1">
             <w:r>
               <w:rPr>
                 <w:rStyle w:val="Hyperlink"/>
@@ -2327,7 +2327,7 @@
               <w:rPr>
                 <w:noProof/>
               </w:rPr>
-              <w:instrText xml:space="preserve"> PAGEREF _Toc238312581 \h </w:instrText>
+              <w:instrText xml:space="preserve"> PAGEREF _Toc238496074 \h </w:instrText>
             </w:r>
             <w:r>
               <w:rPr>
@@ -2344,7 +2344,7 @@
               <w:rPr>
                 <w:noProof/>
               </w:rPr>
-              <w:t>19</w:t>
+              <w:t>18</w:t>
             </w:r>
             <w:r>
               <w:rPr>
@@ -2367,7 +2367,7 @@
               <w14:ligatures w14:val="standardContextual"/>
             </w:rPr>
           </w:pPr>
-          <w:hyperlink w:anchor="_Toc238312582" w:history="1">
+          <w:hyperlink w:anchor="_Toc238496075" w:history="1">
             <w:r>
               <w:rPr>
                 <w:rStyle w:val="Hyperlink"/>
@@ -2391,7 +2391,7 @@
               <w:rPr>
                 <w:noProof/>
               </w:rPr>
-              <w:instrText xml:space="preserve"> PAGEREF _Toc238312582 \h </w:instrText>
+              <w:instrText xml:space="preserve"> PAGEREF _Toc238496075 \h </w:instrText>
             </w:r>
             <w:r>
               <w:rPr>
@@ -2431,7 +2431,7 @@
               <w14:ligatures w14:val="standardContextual"/>
             </w:rPr>
           </w:pPr>
-          <w:hyperlink w:anchor="_Toc238312583" w:history="1">
+          <w:hyperlink w:anchor="_Toc238496076" w:history="1">
             <w:r>
               <w:rPr>
                 <w:rStyle w:val="Hyperlink"/>
@@ -2455,7 +2455,7 @@
               <w:rPr>
                 <w:noProof/>
               </w:rPr>
-              <w:instrText xml:space="preserve"> PAGEREF _Toc238312583 \h </w:instrText>
+              <w:instrText xml:space="preserve"> PAGEREF _Toc238496076 \h </w:instrText>
             </w:r>
             <w:r>
               <w:rPr>
@@ -2472,7 +2472,7 @@
               <w:rPr>
                 <w:noProof/>
               </w:rPr>
-              <w:t>20</w:t>
+              <w:t>19</w:t>
             </w:r>
             <w:r>
               <w:rPr>
@@ -2495,7 +2495,7 @@
               <w14:ligatures w14:val="standardContextual"/>
             </w:rPr>
           </w:pPr>
-          <w:hyperlink w:anchor="_Toc238312584" w:history="1">
+          <w:hyperlink w:anchor="_Toc238496077" w:history="1">
             <w:r>
               <w:rPr>
                 <w:rStyle w:val="Hyperlink"/>
@@ -2519,7 +2519,7 @@
               <w:rPr>
                 <w:noProof/>
               </w:rPr>
-              <w:instrText xml:space="preserve"> PAGEREF _Toc238312584 \h </w:instrText>
+              <w:instrText xml:space="preserve"> PAGEREF _Toc238496077 \h </w:instrText>
             </w:r>
             <w:r>
               <w:rPr>
@@ -2536,7 +2536,7 @@
               <w:rPr>
                 <w:noProof/>
               </w:rPr>
-              <w:t>20</w:t>
+              <w:t>19</w:t>
             </w:r>
             <w:r>
               <w:rPr>
@@ -2559,7 +2559,7 @@
               <w14:ligatures w14:val="standardContextual"/>
             </w:rPr>
           </w:pPr>
-          <w:hyperlink w:anchor="_Toc238312585" w:history="1">
+          <w:hyperlink w:anchor="_Toc238496078" w:history="1">
             <w:r>
               <w:rPr>
                 <w:rStyle w:val="Hyperlink"/>
@@ -2583,7 +2583,7 @@
               <w:rPr>
                 <w:noProof/>
               </w:rPr>
-              <w:instrText xml:space="preserve"> PAGEREF _Toc238312585 \h </w:instrText>
+              <w:instrText xml:space="preserve"> PAGEREF _Toc238496078 \h </w:instrText>
             </w:r>
             <w:r>
               <w:rPr>
@@ -2623,7 +2623,7 @@
               <w14:ligatures w14:val="standardContextual"/>
             </w:rPr>
           </w:pPr>
-          <w:hyperlink w:anchor="_Toc238312586" w:history="1">
+          <w:hyperlink w:anchor="_Toc238496079" w:history="1">
             <w:r>
               <w:rPr>
                 <w:rStyle w:val="Hyperlink"/>
@@ -2647,7 +2647,7 @@
               <w:rPr>
                 <w:noProof/>
               </w:rPr>
-              <w:instrText xml:space="preserve"> PAGEREF _Toc238312586 \h </w:instrText>
+              <w:instrText xml:space="preserve"> PAGEREF _Toc238496079 \h </w:instrText>
             </w:r>
             <w:r>
               <w:rPr>
@@ -2664,7 +2664,7 @@
               <w:rPr>
                 <w:noProof/>
               </w:rPr>
-              <w:t>21</w:t>
+              <w:t>20</w:t>
             </w:r>
             <w:r>
               <w:rPr>
@@ -2687,7 +2687,7 @@
               <w14:ligatures w14:val="standardContextual"/>
             </w:rPr>
           </w:pPr>
-          <w:hyperlink w:anchor="_Toc238312587" w:history="1">
+          <w:hyperlink w:anchor="_Toc238496080" w:history="1">
             <w:r>
               <w:rPr>
                 <w:rStyle w:val="Hyperlink"/>
@@ -2711,7 +2711,7 @@
               <w:rPr>
                 <w:noProof/>
               </w:rPr>
-              <w:instrText xml:space="preserve"> PAGEREF _Toc238312587 \h </w:instrText>
+              <w:instrText xml:space="preserve"> PAGEREF _Toc238496080 \h </w:instrText>
             </w:r>
             <w:r>
               <w:rPr>
@@ -2728,7 +2728,7 @@
               <w:rPr>
                 <w:noProof/>
               </w:rPr>
-              <w:t>21</w:t>
+              <w:t>20</w:t>
             </w:r>
             <w:r>
               <w:rPr>
@@ -2751,7 +2751,7 @@
               <w14:ligatures w14:val="standardContextual"/>
             </w:rPr>
           </w:pPr>
-          <w:hyperlink w:anchor="_Toc238312588" w:history="1">
+          <w:hyperlink w:anchor="_Toc238496081" w:history="1">
             <w:r>
               <w:rPr>
                 <w:rStyle w:val="Hyperlink"/>
@@ -2775,7 +2775,7 @@
               <w:rPr>
                 <w:noProof/>
               </w:rPr>
-              <w:instrText xml:space="preserve"> PAGEREF _Toc238312588 \h </w:instrText>
+              <w:instrText xml:space="preserve"> PAGEREF _Toc238496081 \h </w:instrText>
             </w:r>
             <w:r>
               <w:rPr>
@@ -2792,7 +2792,7 @@
               <w:rPr>
                 <w:noProof/>
               </w:rPr>
-              <w:t>21</w:t>
+              <w:t>20</w:t>
             </w:r>
             <w:r>
               <w:rPr>
@@ -2815,7 +2815,7 @@
               <w14:ligatures w14:val="standardContextual"/>
             </w:rPr>
           </w:pPr>
-          <w:hyperlink w:anchor="_Toc238312589" w:history="1">
+          <w:hyperlink w:anchor="_Toc238496082" w:history="1">
             <w:r>
               <w:rPr>
                 <w:rStyle w:val="Hyperlink"/>
@@ -2839,7 +2839,7 @@
               <w:rPr>
                 <w:noProof/>
               </w:rPr>
-              <w:instrText xml:space="preserve"> PAGEREF _Toc238312589 \h </w:instrText>
+              <w:instrText xml:space="preserve"> PAGEREF _Toc238496082 \h </w:instrText>
             </w:r>
             <w:r>
               <w:rPr>
@@ -2856,7 +2856,7 @@
               <w:rPr>
                 <w:noProof/>
               </w:rPr>
-              <w:t>21</w:t>
+              <w:t>20</w:t>
             </w:r>
             <w:r>
               <w:rPr>
@@ -2879,7 +2879,7 @@
               <w14:ligatures w14:val="standardContextual"/>
             </w:rPr>
           </w:pPr>
-          <w:hyperlink w:anchor="_Toc238312590" w:history="1">
+          <w:hyperlink w:anchor="_Toc238496083" w:history="1">
             <w:r>
               <w:rPr>
                 <w:rStyle w:val="Hyperlink"/>
@@ -2903,7 +2903,7 @@
               <w:rPr>
                 <w:noProof/>
               </w:rPr>
-              <w:instrText xml:space="preserve"> PAGEREF _Toc238312590 \h </w:instrText>
+              <w:instrText xml:space="preserve"> PAGEREF _Toc238496083 \h </w:instrText>
             </w:r>
             <w:r>
               <w:rPr>
@@ -2943,7 +2943,7 @@
               <w14:ligatures w14:val="standardContextual"/>
             </w:rPr>
           </w:pPr>
-          <w:hyperlink w:anchor="_Toc238312591" w:history="1">
+          <w:hyperlink w:anchor="_Toc238496084" w:history="1">
             <w:r>
               <w:rPr>
                 <w:rStyle w:val="Hyperlink"/>
@@ -2967,7 +2967,7 @@
               <w:rPr>
                 <w:noProof/>
               </w:rPr>
-              <w:instrText xml:space="preserve"> PAGEREF _Toc238312591 \h </w:instrText>
+              <w:instrText xml:space="preserve"> PAGEREF _Toc238496084 \h </w:instrText>
             </w:r>
             <w:r>
               <w:rPr>
@@ -2984,7 +2984,7 @@
               <w:rPr>
                 <w:noProof/>
               </w:rPr>
-              <w:t>22</w:t>
+              <w:t>21</w:t>
             </w:r>
             <w:r>
               <w:rPr>
@@ -3007,7 +3007,7 @@
               <w14:ligatures w14:val="standardContextual"/>
             </w:rPr>
           </w:pPr>
-          <w:hyperlink w:anchor="_Toc238312592" w:history="1">
+          <w:hyperlink w:anchor="_Toc238496085" w:history="1">
             <w:r>
               <w:rPr>
                 <w:rStyle w:val="Hyperlink"/>
@@ -3031,7 +3031,7 @@
               <w:rPr>
                 <w:noProof/>
               </w:rPr>
-              <w:instrText xml:space="preserve"> PAGEREF _Toc238312592 \h </w:instrText>
+              <w:instrText xml:space="preserve"> PAGEREF _Toc238496085 \h </w:instrText>
             </w:r>
             <w:r>
               <w:rPr>
@@ -3048,7 +3048,7 @@
               <w:rPr>
                 <w:noProof/>
               </w:rPr>
-              <w:t>22</w:t>
+              <w:t>21</w:t>
             </w:r>
             <w:r>
               <w:rPr>
@@ -3071,7 +3071,7 @@
               <w14:ligatures w14:val="standardContextual"/>
             </w:rPr>
           </w:pPr>
-          <w:hyperlink w:anchor="_Toc238312593" w:history="1">
+          <w:hyperlink w:anchor="_Toc238496086" w:history="1">
             <w:r>
               <w:rPr>
                 <w:rStyle w:val="Hyperlink"/>
@@ -3095,7 +3095,7 @@
               <w:rPr>
                 <w:noProof/>
               </w:rPr>
-              <w:instrText xml:space="preserve"> PAGEREF _Toc238312593 \h </w:instrText>
+              <w:instrText xml:space="preserve"> PAGEREF _Toc238496086 \h </w:instrText>
             </w:r>
             <w:r>
               <w:rPr>
@@ -3112,7 +3112,7 @@
               <w:rPr>
                 <w:noProof/>
               </w:rPr>
-              <w:t>22</w:t>
+              <w:t>21</w:t>
             </w:r>
             <w:r>
               <w:rPr>
@@ -3135,7 +3135,7 @@
               <w14:ligatures w14:val="standardContextual"/>
             </w:rPr>
           </w:pPr>
-          <w:hyperlink w:anchor="_Toc238312594" w:history="1">
+          <w:hyperlink w:anchor="_Toc238496087" w:history="1">
             <w:r>
               <w:rPr>
                 <w:rStyle w:val="Hyperlink"/>
@@ -3159,7 +3159,7 @@
               <w:rPr>
                 <w:noProof/>
               </w:rPr>
-              <w:instrText xml:space="preserve"> PAGEREF _Toc238312594 \h </w:instrText>
+              <w:instrText xml:space="preserve"> PAGEREF _Toc238496087 \h </w:instrText>
             </w:r>
             <w:r>
               <w:rPr>
@@ -3176,7 +3176,7 @@
               <w:rPr>
                 <w:noProof/>
               </w:rPr>
-              <w:t>22</w:t>
+              <w:t>21</w:t>
             </w:r>
             <w:r>
               <w:rPr>
@@ -3199,7 +3199,7 @@
               <w14:ligatures w14:val="standardContextual"/>
             </w:rPr>
           </w:pPr>
-          <w:hyperlink w:anchor="_Toc238312595" w:history="1">
+          <w:hyperlink w:anchor="_Toc238496088" w:history="1">
             <w:r>
               <w:rPr>
                 <w:rStyle w:val="Hyperlink"/>
@@ -3223,7 +3223,7 @@
               <w:rPr>
                 <w:noProof/>
               </w:rPr>
-              <w:instrText xml:space="preserve"> PAGEREF _Toc238312595 \h </w:instrText>
+              <w:instrText xml:space="preserve"> PAGEREF _Toc238496088 \h </w:instrText>
             </w:r>
             <w:r>
               <w:rPr>
@@ -3263,7 +3263,7 @@
               <w14:ligatures w14:val="standardContextual"/>
             </w:rPr>
           </w:pPr>
-          <w:hyperlink w:anchor="_Toc238312596" w:history="1">
+          <w:hyperlink w:anchor="_Toc238496089" w:history="1">
             <w:r>
               <w:rPr>
                 <w:rStyle w:val="Hyperlink"/>
@@ -3287,7 +3287,7 @@
               <w:rPr>
                 <w:noProof/>
               </w:rPr>
-              <w:instrText xml:space="preserve"> PAGEREF _Toc238312596 \h </w:instrText>
+              <w:instrText xml:space="preserve"> PAGEREF _Toc238496089 \h </w:instrText>
             </w:r>
             <w:r>
               <w:rPr>
@@ -3304,7 +3304,7 @@
               <w:rPr>
                 <w:noProof/>
               </w:rPr>
-              <w:t>23</w:t>
+              <w:t>22</w:t>
             </w:r>
             <w:r>
               <w:rPr>
@@ -3327,7 +3327,7 @@
               <w14:ligatures w14:val="standardContextual"/>
             </w:rPr>
           </w:pPr>
-          <w:hyperlink w:anchor="_Toc238312597" w:history="1">
+          <w:hyperlink w:anchor="_Toc238496090" w:history="1">
             <w:r>
               <w:rPr>
                 <w:rStyle w:val="Hyperlink"/>
@@ -3351,7 +3351,7 @@
               <w:rPr>
                 <w:noProof/>
               </w:rPr>
-              <w:instrText xml:space="preserve"> PAGEREF _Toc238312597 \h </w:instrText>
+              <w:instrText xml:space="preserve"> PAGEREF _Toc238496090 \h </w:instrText>
             </w:r>
             <w:r>
               <w:rPr>
@@ -3368,7 +3368,7 @@
               <w:rPr>
                 <w:noProof/>
               </w:rPr>
-              <w:t>24</w:t>
+              <w:t>23</w:t>
             </w:r>
             <w:r>
               <w:rPr>
@@ -3391,7 +3391,7 @@
               <w14:ligatures w14:val="standardContextual"/>
             </w:rPr>
           </w:pPr>
-          <w:hyperlink w:anchor="_Toc238312598" w:history="1">
+          <w:hyperlink w:anchor="_Toc238496091" w:history="1">
             <w:r>
               <w:rPr>
                 <w:rStyle w:val="Hyperlink"/>
@@ -3415,7 +3415,7 @@
               <w:rPr>
                 <w:noProof/>
               </w:rPr>
-              <w:instrText xml:space="preserve"> PAGEREF _Toc238312598 \h </w:instrText>
+              <w:instrText xml:space="preserve"> PAGEREF _Toc238496091 \h </w:instrText>
             </w:r>
             <w:r>
               <w:rPr>
@@ -3432,7 +3432,7 @@
               <w:rPr>
                 <w:noProof/>
               </w:rPr>
-              <w:t>25</w:t>
+              <w:t>24</w:t>
             </w:r>
             <w:r>
               <w:rPr>
@@ -3455,7 +3455,7 @@
               <w14:ligatures w14:val="standardContextual"/>
             </w:rPr>
           </w:pPr>
-          <w:hyperlink w:anchor="_Toc238312599" w:history="1">
+          <w:hyperlink w:anchor="_Toc238496092" w:history="1">
             <w:r>
               <w:rPr>
                 <w:rStyle w:val="Hyperlink"/>
@@ -3479,7 +3479,7 @@
               <w:rPr>
                 <w:noProof/>
               </w:rPr>
-              <w:instrText xml:space="preserve"> PAGEREF _Toc238312599 \h </w:instrText>
+              <w:instrText xml:space="preserve"> PAGEREF _Toc238496092 \h </w:instrText>
             </w:r>
             <w:r>
               <w:rPr>
@@ -3496,7 +3496,7 @@
               <w:rPr>
                 <w:noProof/>
               </w:rPr>
-              <w:t>25</w:t>
+              <w:t>24</w:t>
             </w:r>
             <w:r>
               <w:rPr>
@@ -3519,7 +3519,7 @@
               <w14:ligatures w14:val="standardContextual"/>
             </w:rPr>
           </w:pPr>
-          <w:hyperlink w:anchor="_Toc238312600" w:history="1">
+          <w:hyperlink w:anchor="_Toc238496093" w:history="1">
             <w:r>
               <w:rPr>
                 <w:rStyle w:val="Hyperlink"/>
@@ -3543,7 +3543,7 @@
               <w:rPr>
                 <w:noProof/>
               </w:rPr>
-              <w:instrText xml:space="preserve"> PAGEREF _Toc238312600 \h </w:instrText>
+              <w:instrText xml:space="preserve"> PAGEREF _Toc238496093 \h </w:instrText>
             </w:r>
             <w:r>
               <w:rPr>
@@ -3560,7 +3560,7 @@
               <w:rPr>
                 <w:noProof/>
               </w:rPr>
-              <w:t>25</w:t>
+              <w:t>24</w:t>
             </w:r>
             <w:r>
               <w:rPr>
@@ -3583,7 +3583,7 @@
               <w14:ligatures w14:val="standardContextual"/>
             </w:rPr>
           </w:pPr>
-          <w:hyperlink w:anchor="_Toc238312601" w:history="1">
+          <w:hyperlink w:anchor="_Toc238496094" w:history="1">
             <w:r>
               <w:rPr>
                 <w:rStyle w:val="Hyperlink"/>
@@ -3607,7 +3607,7 @@
               <w:rPr>
                 <w:noProof/>
               </w:rPr>
-              <w:instrText xml:space="preserve"> PAGEREF _Toc238312601 \h </w:instrText>
+              <w:instrText xml:space="preserve"> PAGEREF _Toc238496094 \h </w:instrText>
             </w:r>
             <w:r>
               <w:rPr>
@@ -3624,7 +3624,7 @@
               <w:rPr>
                 <w:noProof/>
               </w:rPr>
-              <w:t>25</w:t>
+              <w:t>24</w:t>
             </w:r>
             <w:r>
               <w:rPr>
@@ -3647,7 +3647,7 @@
               <w14:ligatures w14:val="standardContextual"/>
             </w:rPr>
           </w:pPr>
-          <w:hyperlink w:anchor="_Toc238312602" w:history="1">
+          <w:hyperlink w:anchor="_Toc238496095" w:history="1">
             <w:r>
               <w:rPr>
                 <w:rStyle w:val="Hyperlink"/>
@@ -3671,7 +3671,7 @@
               <w:rPr>
                 <w:noProof/>
               </w:rPr>
-              <w:instrText xml:space="preserve"> PAGEREF _Toc238312602 \h </w:instrText>
+              <w:instrText xml:space="preserve"> PAGEREF _Toc238496095 \h </w:instrText>
             </w:r>
             <w:r>
               <w:rPr>
@@ -3688,7 +3688,7 @@
               <w:rPr>
                 <w:noProof/>
               </w:rPr>
-              <w:t>26</w:t>
+              <w:t>25</w:t>
             </w:r>
             <w:r>
               <w:rPr>
@@ -3711,7 +3711,7 @@
               <w14:ligatures w14:val="standardContextual"/>
             </w:rPr>
           </w:pPr>
-          <w:hyperlink w:anchor="_Toc238312603" w:history="1">
+          <w:hyperlink w:anchor="_Toc238496096" w:history="1">
             <w:r>
               <w:rPr>
                 <w:rStyle w:val="Hyperlink"/>
@@ -3735,7 +3735,7 @@
               <w:rPr>
                 <w:noProof/>
               </w:rPr>
-              <w:instrText xml:space="preserve"> PAGEREF _Toc238312603 \h </w:instrText>
+              <w:instrText xml:space="preserve"> PAGEREF _Toc238496096 \h </w:instrText>
             </w:r>
             <w:r>
               <w:rPr>
@@ -3752,7 +3752,7 @@
               <w:rPr>
                 <w:noProof/>
               </w:rPr>
-              <w:t>26</w:t>
+              <w:t>25</w:t>
             </w:r>
             <w:r>
               <w:rPr>
@@ -3775,7 +3775,7 @@
               <w14:ligatures w14:val="standardContextual"/>
             </w:rPr>
           </w:pPr>
-          <w:hyperlink w:anchor="_Toc238312604" w:history="1">
+          <w:hyperlink w:anchor="_Toc238496097" w:history="1">
             <w:r>
               <w:rPr>
                 <w:rStyle w:val="Hyperlink"/>
@@ -3799,7 +3799,7 @@
               <w:rPr>
                 <w:noProof/>
               </w:rPr>
-              <w:instrText xml:space="preserve"> PAGEREF _Toc238312604 \h </w:instrText>
+              <w:instrText xml:space="preserve"> PAGEREF _Toc238496097 \h </w:instrText>
             </w:r>
             <w:r>
               <w:rPr>
@@ -3816,7 +3816,7 @@
               <w:rPr>
                 <w:noProof/>
               </w:rPr>
-              <w:t>28</w:t>
+              <w:t>27</w:t>
             </w:r>
             <w:r>
               <w:rPr>
@@ -3839,7 +3839,7 @@
               <w14:ligatures w14:val="standardContextual"/>
             </w:rPr>
           </w:pPr>
-          <w:hyperlink w:anchor="_Toc238312605" w:history="1">
+          <w:hyperlink w:anchor="_Toc238496098" w:history="1">
             <w:r>
               <w:rPr>
                 <w:rStyle w:val="Hyperlink"/>
@@ -3863,7 +3863,7 @@
               <w:rPr>
                 <w:noProof/>
               </w:rPr>
-              <w:instrText xml:space="preserve"> PAGEREF _Toc238312605 \h </w:instrText>
+              <w:instrText xml:space="preserve"> PAGEREF _Toc238496098 \h </w:instrText>
             </w:r>
             <w:r>
               <w:rPr>
@@ -3880,7 +3880,7 @@
               <w:rPr>
                 <w:noProof/>
               </w:rPr>
-              <w:t>30</w:t>
+              <w:t>29</w:t>
             </w:r>
             <w:r>
               <w:rPr>
@@ -3903,7 +3903,7 @@
               <w14:ligatures w14:val="standardContextual"/>
             </w:rPr>
           </w:pPr>
-          <w:hyperlink w:anchor="_Toc238312606" w:history="1">
+          <w:hyperlink w:anchor="_Toc238496099" w:history="1">
             <w:r>
               <w:rPr>
                 <w:rStyle w:val="Hyperlink"/>
@@ -3927,7 +3927,7 @@
               <w:rPr>
                 <w:noProof/>
               </w:rPr>
-              <w:instrText xml:space="preserve"> PAGEREF _Toc238312606 \h </w:instrText>
+              <w:instrText xml:space="preserve"> PAGEREF _Toc238496099 \h </w:instrText>
             </w:r>
             <w:r>
               <w:rPr>
@@ -3944,7 +3944,7 @@
               <w:rPr>
                 <w:noProof/>
               </w:rPr>
-              <w:t>30</w:t>
+              <w:t>29</w:t>
             </w:r>
             <w:r>
               <w:rPr>
@@ -3967,7 +3967,7 @@
               <w14:ligatures w14:val="standardContextual"/>
             </w:rPr>
           </w:pPr>
-          <w:hyperlink w:anchor="_Toc238312607" w:history="1">
+          <w:hyperlink w:anchor="_Toc238496100" w:history="1">
             <w:r>
               <w:rPr>
                 <w:rStyle w:val="Hyperlink"/>
@@ -3991,7 +3991,7 @@
               <w:rPr>
                 <w:noProof/>
               </w:rPr>
-              <w:instrText xml:space="preserve"> PAGEREF _Toc238312607 \h </w:instrText>
+              <w:instrText xml:space="preserve"> PAGEREF _Toc238496100 \h </w:instrText>
             </w:r>
             <w:r>
               <w:rPr>
@@ -4008,7 +4008,7 @@
               <w:rPr>
                 <w:noProof/>
               </w:rPr>
-              <w:t>30</w:t>
+              <w:t>29</w:t>
             </w:r>
             <w:r>
               <w:rPr>
@@ -4031,7 +4031,7 @@
               <w14:ligatures w14:val="standardContextual"/>
             </w:rPr>
           </w:pPr>
-          <w:hyperlink w:anchor="_Toc238312608" w:history="1">
+          <w:hyperlink w:anchor="_Toc238496101" w:history="1">
             <w:r>
               <w:rPr>
                 <w:rStyle w:val="Hyperlink"/>
@@ -4055,7 +4055,7 @@
               <w:rPr>
                 <w:noProof/>
               </w:rPr>
-              <w:instrText xml:space="preserve"> PAGEREF _Toc238312608 \h </w:instrText>
+              <w:instrText xml:space="preserve"> PAGEREF _Toc238496101 \h </w:instrText>
             </w:r>
             <w:r>
               <w:rPr>
@@ -4072,7 +4072,7 @@
               <w:rPr>
                 <w:noProof/>
               </w:rPr>
-              <w:t>31</w:t>
+              <w:t>30</w:t>
             </w:r>
             <w:r>
               <w:rPr>
@@ -4095,7 +4095,7 @@
               <w14:ligatures w14:val="standardContextual"/>
             </w:rPr>
           </w:pPr>
-          <w:hyperlink w:anchor="_Toc238312609" w:history="1">
+          <w:hyperlink w:anchor="_Toc238496102" w:history="1">
             <w:r>
               <w:rPr>
                 <w:rStyle w:val="Hyperlink"/>
@@ -4119,7 +4119,7 @@
               <w:rPr>
                 <w:noProof/>
               </w:rPr>
-              <w:instrText xml:space="preserve"> PAGEREF _Toc238312609 \h </w:instrText>
+              <w:instrText xml:space="preserve"> PAGEREF _Toc238496102 \h </w:instrText>
             </w:r>
             <w:r>
               <w:rPr>
@@ -4136,7 +4136,7 @@
               <w:rPr>
                 <w:noProof/>
               </w:rPr>
-              <w:t>33</w:t>
+              <w:t>32</w:t>
             </w:r>
             <w:r>
               <w:rPr>
@@ -4159,7 +4159,7 @@
               <w14:ligatures w14:val="standardContextual"/>
             </w:rPr>
           </w:pPr>
-          <w:hyperlink w:anchor="_Toc238312610" w:history="1">
+          <w:hyperlink w:anchor="_Toc238496103" w:history="1">
             <w:r>
               <w:rPr>
                 <w:rStyle w:val="Hyperlink"/>
@@ -4183,7 +4183,7 @@
               <w:rPr>
                 <w:noProof/>
               </w:rPr>
-              <w:instrText xml:space="preserve"> PAGEREF _Toc238312610 \h </w:instrText>
+              <w:instrText xml:space="preserve"> PAGEREF _Toc238496103 \h </w:instrText>
             </w:r>
             <w:r>
               <w:rPr>
@@ -4200,7 +4200,7 @@
               <w:rPr>
                 <w:noProof/>
               </w:rPr>
-              <w:t>33</w:t>
+              <w:t>32</w:t>
             </w:r>
             <w:r>
               <w:rPr>
@@ -4223,7 +4223,7 @@
               <w14:ligatures w14:val="standardContextual"/>
             </w:rPr>
           </w:pPr>
-          <w:hyperlink w:anchor="_Toc238312611" w:history="1">
+          <w:hyperlink w:anchor="_Toc238496104" w:history="1">
             <w:r>
               <w:rPr>
                 <w:rStyle w:val="Hyperlink"/>
@@ -4247,7 +4247,7 @@
               <w:rPr>
                 <w:noProof/>
               </w:rPr>
-              <w:instrText xml:space="preserve"> PAGEREF _Toc238312611 \h </w:instrText>
+              <w:instrText xml:space="preserve"> PAGEREF _Toc238496104 \h </w:instrText>
             </w:r>
             <w:r>
               <w:rPr>
@@ -4264,7 +4264,7 @@
               <w:rPr>
                 <w:noProof/>
               </w:rPr>
-              <w:t>33</w:t>
+              <w:t>32</w:t>
             </w:r>
             <w:r>
               <w:rPr>
@@ -4287,7 +4287,7 @@
               <w14:ligatures w14:val="standardContextual"/>
             </w:rPr>
           </w:pPr>
-          <w:hyperlink w:anchor="_Toc238312612" w:history="1">
+          <w:hyperlink w:anchor="_Toc238496105" w:history="1">
             <w:r>
               <w:rPr>
                 <w:rStyle w:val="Hyperlink"/>
@@ -4311,7 +4311,7 @@
               <w:rPr>
                 <w:noProof/>
               </w:rPr>
-              <w:instrText xml:space="preserve"> PAGEREF _Toc238312612 \h </w:instrText>
+              <w:instrText xml:space="preserve"> PAGEREF _Toc238496105 \h </w:instrText>
             </w:r>
             <w:r>
               <w:rPr>
@@ -4328,7 +4328,7 @@
               <w:rPr>
                 <w:noProof/>
               </w:rPr>
-              <w:t>34</w:t>
+              <w:t>33</w:t>
             </w:r>
             <w:r>
               <w:rPr>
@@ -4351,7 +4351,7 @@
               <w14:ligatures w14:val="standardContextual"/>
             </w:rPr>
           </w:pPr>
-          <w:hyperlink w:anchor="_Toc238312613" w:history="1">
+          <w:hyperlink w:anchor="_Toc238496106" w:history="1">
             <w:r>
               <w:rPr>
                 <w:rStyle w:val="Hyperlink"/>
@@ -4375,7 +4375,7 @@
               <w:rPr>
                 <w:noProof/>
               </w:rPr>
-              <w:instrText xml:space="preserve"> PAGEREF _Toc238312613 \h </w:instrText>
+              <w:instrText xml:space="preserve"> PAGEREF _Toc238496106 \h </w:instrText>
             </w:r>
             <w:r>
               <w:rPr>
@@ -4392,7 +4392,7 @@
               <w:rPr>
                 <w:noProof/>
               </w:rPr>
-              <w:t>34</w:t>
+              <w:t>33</w:t>
             </w:r>
             <w:r>
               <w:rPr>
@@ -4415,7 +4415,7 @@
               <w14:ligatures w14:val="standardContextual"/>
             </w:rPr>
           </w:pPr>
-          <w:hyperlink w:anchor="_Toc238312614" w:history="1">
+          <w:hyperlink w:anchor="_Toc238496107" w:history="1">
             <w:r>
               <w:rPr>
                 <w:rStyle w:val="Hyperlink"/>
@@ -4439,7 +4439,7 @@
               <w:rPr>
                 <w:noProof/>
               </w:rPr>
-              <w:instrText xml:space="preserve"> PAGEREF _Toc238312614 \h </w:instrText>
+              <w:instrText xml:space="preserve"> PAGEREF _Toc238496107 \h </w:instrText>
             </w:r>
             <w:r>
               <w:rPr>
@@ -4456,7 +4456,7 @@
               <w:rPr>
                 <w:noProof/>
               </w:rPr>
-              <w:t>35</w:t>
+              <w:t>34</w:t>
             </w:r>
             <w:r>
               <w:rPr>
@@ -4479,7 +4479,7 @@
               <w14:ligatures w14:val="standardContextual"/>
             </w:rPr>
           </w:pPr>
-          <w:hyperlink w:anchor="_Toc238312615" w:history="1">
+          <w:hyperlink w:anchor="_Toc238496108" w:history="1">
             <w:r>
               <w:rPr>
                 <w:rStyle w:val="Hyperlink"/>
@@ -4503,7 +4503,7 @@
               <w:rPr>
                 <w:noProof/>
               </w:rPr>
-              <w:instrText xml:space="preserve"> PAGEREF _Toc238312615 \h </w:instrText>
+              <w:instrText xml:space="preserve"> PAGEREF _Toc238496108 \h </w:instrText>
             </w:r>
             <w:r>
               <w:rPr>
@@ -4520,7 +4520,7 @@
               <w:rPr>
                 <w:noProof/>
               </w:rPr>
-              <w:t>36</w:t>
+              <w:t>35</w:t>
             </w:r>
             <w:r>
               <w:rPr>
@@ -4543,7 +4543,7 @@
               <w14:ligatures w14:val="standardContextual"/>
             </w:rPr>
           </w:pPr>
-          <w:hyperlink w:anchor="_Toc238312616" w:history="1">
+          <w:hyperlink w:anchor="_Toc238496109" w:history="1">
             <w:r>
               <w:rPr>
                 <w:rStyle w:val="Hyperlink"/>
@@ -4567,7 +4567,7 @@
               <w:rPr>
                 <w:noProof/>
               </w:rPr>
-              <w:instrText xml:space="preserve"> PAGEREF _Toc238312616 \h </w:instrText>
+              <w:instrText xml:space="preserve"> PAGEREF _Toc238496109 \h </w:instrText>
             </w:r>
             <w:r>
               <w:rPr>
@@ -4584,7 +4584,7 @@
               <w:rPr>
                 <w:noProof/>
               </w:rPr>
-              <w:t>39</w:t>
+              <w:t>38</w:t>
             </w:r>
             <w:r>
               <w:rPr>
@@ -4607,7 +4607,7 @@
               <w14:ligatures w14:val="standardContextual"/>
             </w:rPr>
           </w:pPr>
-          <w:hyperlink w:anchor="_Toc238312617" w:history="1">
+          <w:hyperlink w:anchor="_Toc238496110" w:history="1">
             <w:r>
               <w:rPr>
                 <w:rStyle w:val="Hyperlink"/>
@@ -4631,7 +4631,7 @@
               <w:rPr>
                 <w:noProof/>
               </w:rPr>
-              <w:instrText xml:space="preserve"> PAGEREF _Toc238312617 \h </w:instrText>
+              <w:instrText xml:space="preserve"> PAGEREF _Toc238496110 \h </w:instrText>
             </w:r>
             <w:r>
               <w:rPr>
@@ -4648,7 +4648,7 @@
               <w:rPr>
                 <w:noProof/>
               </w:rPr>
-              <w:t>39</w:t>
+              <w:t>38</w:t>
             </w:r>
             <w:r>
               <w:rPr>
@@ -4671,7 +4671,7 @@
               <w14:ligatures w14:val="standardContextual"/>
             </w:rPr>
           </w:pPr>
-          <w:hyperlink w:anchor="_Toc238312618" w:history="1">
+          <w:hyperlink w:anchor="_Toc238496111" w:history="1">
             <w:r>
               <w:rPr>
                 <w:rStyle w:val="Hyperlink"/>
@@ -4695,7 +4695,7 @@
               <w:rPr>
                 <w:noProof/>
               </w:rPr>
-              <w:instrText xml:space="preserve"> PAGEREF _Toc238312618 \h </w:instrText>
+              <w:instrText xml:space="preserve"> PAGEREF _Toc238496111 \h </w:instrText>
             </w:r>
             <w:r>
               <w:rPr>
@@ -4712,7 +4712,7 @@
               <w:rPr>
                 <w:noProof/>
               </w:rPr>
-              <w:t>40</w:t>
+              <w:t>39</w:t>
             </w:r>
             <w:r>
               <w:rPr>
@@ -4735,7 +4735,7 @@
               <w14:ligatures w14:val="standardContextual"/>
             </w:rPr>
           </w:pPr>
-          <w:hyperlink w:anchor="_Toc238312619" w:history="1">
+          <w:hyperlink w:anchor="_Toc238496112" w:history="1">
             <w:r>
               <w:rPr>
                 <w:rStyle w:val="Hyperlink"/>
@@ -4759,7 +4759,7 @@
               <w:rPr>
                 <w:noProof/>
               </w:rPr>
-              <w:instrText xml:space="preserve"> PAGEREF _Toc238312619 \h </w:instrText>
+              <w:instrText xml:space="preserve"> PAGEREF _Toc238496112 \h </w:instrText>
             </w:r>
             <w:r>
               <w:rPr>
@@ -4776,7 +4776,7 @@
               <w:rPr>
                 <w:noProof/>
               </w:rPr>
-              <w:t>40</w:t>
+              <w:t>39</w:t>
             </w:r>
             <w:r>
               <w:rPr>
@@ -4799,7 +4799,7 @@
               <w14:ligatures w14:val="standardContextual"/>
             </w:rPr>
           </w:pPr>
-          <w:hyperlink w:anchor="_Toc238312620" w:history="1">
+          <w:hyperlink w:anchor="_Toc238496113" w:history="1">
             <w:r>
               <w:rPr>
                 <w:rStyle w:val="Hyperlink"/>
@@ -4823,7 +4823,7 @@
               <w:rPr>
                 <w:noProof/>
               </w:rPr>
-              <w:instrText xml:space="preserve"> PAGEREF _Toc238312620 \h </w:instrText>
+              <w:instrText xml:space="preserve"> PAGEREF _Toc238496113 \h </w:instrText>
             </w:r>
             <w:r>
               <w:rPr>
@@ -4840,7 +4840,7 @@
               <w:rPr>
                 <w:noProof/>
               </w:rPr>
-              <w:t>40</w:t>
+              <w:t>39</w:t>
             </w:r>
             <w:r>
               <w:rPr>
@@ -4863,7 +4863,7 @@
               <w14:ligatures w14:val="standardContextual"/>
             </w:rPr>
           </w:pPr>
-          <w:hyperlink w:anchor="_Toc238312621" w:history="1">
+          <w:hyperlink w:anchor="_Toc238496114" w:history="1">
             <w:r>
               <w:rPr>
                 <w:rStyle w:val="Hyperlink"/>
@@ -4887,7 +4887,7 @@
               <w:rPr>
                 <w:noProof/>
               </w:rPr>
-              <w:instrText xml:space="preserve"> PAGEREF _Toc238312621 \h </w:instrText>
+              <w:instrText xml:space="preserve"> PAGEREF _Toc238496114 \h </w:instrText>
             </w:r>
             <w:r>
               <w:rPr>
@@ -4904,7 +4904,7 @@
               <w:rPr>
                 <w:noProof/>
               </w:rPr>
-              <w:t>41</w:t>
+              <w:t>40</w:t>
             </w:r>
             <w:r>
               <w:rPr>
@@ -4927,7 +4927,7 @@
               <w14:ligatures w14:val="standardContextual"/>
             </w:rPr>
           </w:pPr>
-          <w:hyperlink w:anchor="_Toc238312622" w:history="1">
+          <w:hyperlink w:anchor="_Toc238496115" w:history="1">
             <w:r>
               <w:rPr>
                 <w:rStyle w:val="Hyperlink"/>
@@ -4951,7 +4951,7 @@
               <w:rPr>
                 <w:noProof/>
               </w:rPr>
-              <w:instrText xml:space="preserve"> PAGEREF _Toc238312622 \h </w:instrText>
+              <w:instrText xml:space="preserve"> PAGEREF _Toc238496115 \h </w:instrText>
             </w:r>
             <w:r>
               <w:rPr>
@@ -4968,7 +4968,7 @@
               <w:rPr>
                 <w:noProof/>
               </w:rPr>
-              <w:t>41</w:t>
+              <w:t>40</w:t>
             </w:r>
             <w:r>
               <w:rPr>
@@ -4991,7 +4991,7 @@
         <w:pStyle w:val="Heading1"/>
         <w:spacing w:before="260" w:after="130"/>
       </w:pPr>
-      <w:bookmarkStart w:id="1" w:name="_Toc238312553"/>
+      <w:bookmarkStart w:id="1" w:name="_Toc238496046"/>
       <w:r>
         <w:t>1. Introduction</w:t>
       </w:r>
@@ -5002,7 +5002,7 @@
         <w:pStyle w:val="Heading2"/>
         <w:spacing w:before="200" w:after="100"/>
       </w:pPr>
-      <w:bookmarkStart w:id="2" w:name="_Toc238312554"/>
+      <w:bookmarkStart w:id="2" w:name="_Toc238496047"/>
       <w:r>
         <w:t>1.1 The Problem</w:t>
       </w:r>
@@ -5013,15 +5013,15 @@
         <w:spacing w:after="140" w:line="252" w:lineRule="auto"/>
       </w:pPr>
       <w:r>
-        <w:t>Most traffic signals in daily use still run on an idea that has barely changed in decades: a fixed cycle of green, yellow, and red, timed once by an engineer and rarely touched again. That works well enough when traffic is predictable, but real traffic rarely is, it swells during rush hour, thins out at night, and reacts to accidents, weather, and events in ways a fixed timer cannot see and cannot respond to. The practical result is a signal that is sometimes too generous to an empty approach and too stingy to a congested one, for no better reason than that it has no way of knowing which is which.</w:t>
-      </w:r>
-    </w:p>
-    <w:p>
-      <w:pPr>
-        <w:spacing w:after="140" w:line="252" w:lineRule="auto"/>
-      </w:pPr>
-      <w:r>
-        <w:t>Other "adaptive" families of controllers try to close that gap. Actuated controllers use loop detectors to extend or shorten a phase depending on whether vehicles are currently arriving, but they typically cannot see more than a short distance past the stop line, so they have little sense of how long a queue actually is once it grows past the detector. What none of these approaches do is learn. Their logic is fixed in advance by an engineer, and only the inputs change.</w:t>
+        <w:t>Most traffic signals in use today run a fixed cycle of green, yellow, and red, timed once by an engineer and rarely revised. A fixed schedule works while demand stays near the historical averages it was derived from. Real demand does not. It rises during peak hours, falls overnight, and responds to accidents, weather, and events a fixed timer cannot detect. The result is a controller that gives green time to an empty approach while a congested one waits, because it cannot tell them apart.</w:t>
+      </w:r>
+    </w:p>
+    <w:p>
+      <w:pPr>
+        <w:spacing w:after="140" w:line="252" w:lineRule="auto"/>
+      </w:pPr>
+      <w:r>
+        <w:t>Adaptive controllers close part of that gap. Vehicle actuated control improved on fixed timing with inductive loop detectors, extending or ending a phase according to whether a vehicle is present. These systems rely on binary presence detection rather than any measure of volume, and they see only a short distance past the stop line, so they cannot tell how long a queue has grown. More importantly, none of them learn. Their logic is fixed in advance by an engineer, and only the inputs change.</w:t>
       </w:r>
     </w:p>
     <w:p>
@@ -5029,7 +5029,7 @@
         <w:pStyle w:val="Heading2"/>
         <w:spacing w:before="200" w:after="100"/>
       </w:pPr>
-      <w:bookmarkStart w:id="3" w:name="_Toc238312555"/>
+      <w:bookmarkStart w:id="3" w:name="_Toc238496048"/>
       <w:r>
         <w:t>1.2 Research Questions</w:t>
       </w:r>
@@ -5040,7 +5040,7 @@
         <w:spacing w:after="140" w:line="252" w:lineRule="auto"/>
       </w:pPr>
       <w:r>
-        <w:t>This project therefore asks a more open question than "which fixed cycle length is best." Three questions guided the work from the beginning, and the rest of this book is organized around answering them.</w:t>
+        <w:t>This project asks three questions:</w:t>
       </w:r>
     </w:p>
     <w:p>
@@ -5053,7 +5053,7 @@
         <w:spacing w:after="90" w:line="252" w:lineRule="auto"/>
       </w:pPr>
       <w:r>
-        <w:t>Can a controller that is given no explicit switching rule at all, and instead learns purely from repeated simulated experience, outperform the fixed time signals already in everyday use?</w:t>
+        <w:t>Can a controller given no explicit switching rule, learning only from repeated simulated experience, outperform the fixed time signals already in use?</w:t>
       </w:r>
     </w:p>
     <w:p>
@@ -5066,7 +5066,7 @@
         <w:spacing w:after="90" w:line="252" w:lineRule="auto"/>
       </w:pPr>
       <w:r>
-        <w:t>If it can, under which traffic conditions does it succeed, where does it fall short, and what actually explains the difference?</w:t>
+        <w:t>Under which traffic conditions does it succeed, where does it fall short, and what explains the difference?</w:t>
       </w:r>
     </w:p>
     <w:p>
@@ -5079,7 +5079,7 @@
         <w:spacing w:after="90" w:line="252" w:lineRule="auto"/>
       </w:pPr>
       <w:r>
-        <w:t>How much confidence can we honestly place in that answer, given that a reinforcement learning agent can find ways to improve its own reward number without doing anything useful for a real driver?</w:t>
+        <w:t>How much confidence can we place in that answer, given that a reinforcement learning agent can raise its own reward score without helping an actual driver?</w:t>
       </w:r>
     </w:p>
     <w:p>
@@ -5087,7 +5087,7 @@
         <w:pStyle w:val="Heading2"/>
         <w:spacing w:before="200" w:after="100"/>
       </w:pPr>
-      <w:bookmarkStart w:id="4" w:name="_Toc238312556"/>
+      <w:bookmarkStart w:id="4" w:name="_Toc238496049"/>
       <w:r>
         <w:t>1.3 Our Solution</w:t>
       </w:r>
@@ -5098,7 +5098,7 @@
         <w:spacing w:after="140" w:line="252" w:lineRule="auto"/>
       </w:pPr>
       <w:r>
-        <w:t>This project set out to build a reinforcement learning agent capable of controlling a single traffic signal intersection more effectively than the standard alternatives already in use, and to evaluate it rigorously. "More effectively" means a lower total vehicle waiting time across light, moderate, and heavy traffic. That is the number every baseline here is judged against.</w:t>
+        <w:t>This project aims to build a reinforcement learning agent that controls a single traffic signal intersection more effectively than the standard alternatives already in use, and to evaluate it rigorously. More effectively means a lower total vehicle waiting time across light, moderate, and heavy traffic.</w:t>
       </w:r>
     </w:p>
     <w:p>
@@ -5114,7 +5114,15 @@
         <w:spacing w:after="140" w:line="252" w:lineRule="auto"/>
       </w:pPr>
       <w:r>
-        <w:t>The first is a SUMO based simulation environment modelling a four way intersection with randomly generated vehicle demand, a camera with limited sensing (the agent only "sees" 150 meters back from the stop line, which represents what an actual roadside sensor could plausibly observe), and a set of hard safety constraints, including minimum and maximum green durations and mandatory yellow transitions, that cannot be violated.</w:t>
+        <w:t>The first is a SUMO based simulation environment modeling a four way intersection with randomly generated vehicle demand, a camera with a limited sensing range (the agent sees only 150 meters back from the stop line, which represents what a roadside sensor could plausibly observe), and a set of hard safety constraints, including minimum and maximum green durations and mandatory yellow transitions, that cannot be violated.</w:t>
+      </w:r>
+    </w:p>
+    <w:p>
+      <w:pPr>
+        <w:spacing w:after="140" w:line="252" w:lineRule="auto"/>
+      </w:pPr>
+      <w:r>
+        <w:t>The second is the trained agent: a Proximal Policy Optimization (PPO) policy agent, trained from scratch with no predefined switching rules, that decides every five simulated seconds whether to hold the current phase or advance to the next.</w:t>
       </w:r>
     </w:p>
     <w:p>
@@ -5123,15 +5131,7 @@
       </w:pPr>
       <w:r>
         <w:lastRenderedPageBreak/>
-        <w:t>The second sub system is the trained agent itself: a Proximal Policy Optimization (PPO) policy, trained from scratch with no hand coded switching rules, that decides every five simulated seconds whether to hold the current phase or to advance to the next.</w:t>
-      </w:r>
-    </w:p>
-    <w:p>
-      <w:pPr>
-        <w:spacing w:after="140" w:line="252" w:lineRule="auto"/>
-      </w:pPr>
-      <w:r>
-        <w:t>The third sub system is an evaluation and demonstration layer, having two browser based applications. It includes a family of statistical comparison tools and a "Watch Live" mode that opens a real SUMO visualization window, built specifically so that the agent's performance can be checked and questioned rather than simply trusted on the strength of one reported number.</w:t>
+        <w:t>The third is an evaluation and demonstration layer, including two applications, a family of statistical comparison tools, and a Watch Live mode that opens a real SUMO visualization window, so that the agent's performance can be interactively checked and questioned.</w:t>
       </w:r>
     </w:p>
     <w:p>
@@ -5139,7 +5139,7 @@
         <w:pStyle w:val="Heading2"/>
         <w:spacing w:before="200" w:after="100"/>
       </w:pPr>
-      <w:bookmarkStart w:id="5" w:name="_Toc238312557"/>
+      <w:bookmarkStart w:id="5" w:name="_Toc238496050"/>
       <w:r>
         <w:t>1.4 How We Tested It, and Against What</w:t>
       </w:r>
@@ -5150,15 +5150,15 @@
         <w:spacing w:after="140" w:line="252" w:lineRule="auto"/>
       </w:pPr>
       <w:r>
-        <w:t>Every claim in this book is measured against fixed time control, the approach already deployed at most intersections, using three different cycle lengths (30, 45, and 60 seconds) as three separate baselines rather than a single convenient one. We also wanted to include Max Pressure, a more principled adaptive controller from the traffic engineering literature, as another agent to compare against, but integrating it reliably would have taken more development time than we had available, so we chose to skip it.</w:t>
-      </w:r>
-    </w:p>
-    <w:p>
-      <w:pPr>
-        <w:spacing w:after="140" w:line="252" w:lineRule="auto"/>
-      </w:pPr>
-      <w:r>
-        <w:t>The comparison is paired. SUMO's vehicle generation is seeded, so a given seed produces an identical stream of vehicles whichever controller drives the signal, meaning any difference comes from the controller and not from one run receiving easier traffic. We test all three demand levels, and the final methodology evaluates every saved checkpoint against its own independently drawn seed and scenario, reporting every result rather than a selected best. Chapter 6 describes the process, Chapter 5 the outcome.</w:t>
+        <w:t>Every method in this project is compared against fixed time control, the approach already deployed at most intersections, using three cycle lengths of 30, 45, and 60 seconds as three separate baselines. We also wanted to include Max Pressure, a more principled adaptive controller from the traffic engineering literature, but integrating it reliably would have taken more development time than we had, so we did not pursue it.</w:t>
+      </w:r>
+    </w:p>
+    <w:p>
+      <w:pPr>
+        <w:spacing w:after="140" w:line="252" w:lineRule="auto"/>
+      </w:pPr>
+      <w:r>
+        <w:t>Every comparison runs in the same traffic. SUMO's vehicle generation is seeded, so a given seed produces an identical stream of vehicles whichever controller drives the signal. Any difference in the result therefore comes from the controller, not from one run getting easier traffic. We tested all three demand levels, and the final method evaluates every saved checkpoint against its own seed and scenario, reporting every result rather than a selected best.</w:t>
       </w:r>
     </w:p>
     <w:p>
@@ -5166,7 +5166,7 @@
         <w:pStyle w:val="Heading2"/>
         <w:spacing w:before="200" w:after="100"/>
       </w:pPr>
-      <w:bookmarkStart w:id="6" w:name="_Toc238312558"/>
+      <w:bookmarkStart w:id="6" w:name="_Toc238496051"/>
       <w:r>
         <w:t>1.5 Who This Book Is For</w:t>
       </w:r>
@@ -5177,7 +5177,7 @@
         <w:spacing w:after="140" w:line="252" w:lineRule="auto"/>
       </w:pPr>
       <w:r>
-        <w:t>The intended stakeholders fall into two groups. For traffic engineers or municipal decision makers, what matters is the evaluation story: does it beat what is already in use, under which conditions, and with how much confidence. The second group is anyone who wishes to continue this work, for whom what matters is the version history, the attempts that failed and why, and having tools that make a new idea quick to test.</w:t>
+        <w:t>The intended stakeholders fall into two groups. For traffic engineers or municipal decision makers, what matters is the evaluation results: does the method outperform what is already in use, under which conditions, and with how much confidence. The second group is researchers who wish to continue this work, for whom what matters is the version history, the attempts that failed, and the explanations.</w:t>
       </w:r>
     </w:p>
     <w:p>
@@ -5185,7 +5185,7 @@
         <w:pStyle w:val="Heading1"/>
         <w:spacing w:before="260" w:after="130"/>
       </w:pPr>
-      <w:bookmarkStart w:id="7" w:name="_Toc238312559"/>
+      <w:bookmarkStart w:id="7" w:name="_Toc238496052"/>
       <w:r>
         <w:t>2. Background, Tools and Methods</w:t>
       </w:r>
@@ -5196,7 +5196,7 @@
         <w:pStyle w:val="Heading2"/>
         <w:spacing w:before="200" w:after="100"/>
       </w:pPr>
-      <w:bookmarkStart w:id="8" w:name="_Toc238312560"/>
+      <w:bookmarkStart w:id="8" w:name="_Toc238496053"/>
       <w:r>
         <w:t>2.1 Related Work</w:t>
       </w:r>
@@ -5207,35 +5207,32 @@
         <w:spacing w:after="140" w:line="252" w:lineRule="auto"/>
       </w:pPr>
       <w:r>
-        <w:t>Traffic signal control has evolved through several generations, each addressing a limitation of the previous one. Fixed time control, still the most common, runs a rigid schedule derived from historical traffic counts (Koonce et al., 2008), blind to current conditions. Vehicle actuated control improves on it with inductive loop detectors, extending or ending a phase according to whether a vehicle is present, but it relies on binary presence detection rather than any measure of volume, so a single vehicle on a minor approach can interrupt a heavy flow on a main road (Akçelik, 1994).</w:t>
-      </w:r>
-    </w:p>
-    <w:p>
-      <w:pPr>
-        <w:spacing w:after="140" w:line="252" w:lineRule="auto"/>
-      </w:pPr>
-      <w:r>
-        <w:t xml:space="preserve">A further generation moved beyond a single intersection's local logic. SCOOT models platoons using upstream detectors and continuously adjusts split, cycle, and offset to maintain a coordinated "green wave" along a corridor (UK Department of Transport, 1995). SCATS instead pursues "equisaturation," measuring a Degree of Saturation at the stop line and reallocating green time to balance competing approaches (Akçelik, 2010). Both are genuinely adaptive and </w:t>
-      </w:r>
+        <w:t>Traffic signal control has evolved through several generations. Fixed time control is still the most common. It runs a rigid schedule derived from historical traffic counts (Koonce et al., 2008), blind to current conditions. Vehicle actuated control improved on this with inductive loop detectors, extending or ending a phase according to whether a vehicle is present. The problem is that these systems rely on binary presence detection rather than any measure of volume, so a single vehicle on a minor approach can interrupt a heavy flow on a main road (Akçelik, 1994).</w:t>
+      </w:r>
+    </w:p>
+    <w:p>
+      <w:pPr>
+        <w:spacing w:after="140" w:line="252" w:lineRule="auto"/>
+      </w:pPr>
+      <w:r>
+        <w:t>A further generation moved beyond a single intersection's local logic. SCOOT models platoons using upstream detectors and continuously adjusts split, cycle, and offset to maintain a coordinated green wave along a corridor (UK Department of Transport, 1995). SCATS instead pursues equisaturation, measuring a Degree of Saturation at the stop line and reallocating green time to balance competing approaches (Akçelik, 2010). Both methods are genuinely adaptive and widely deployed. But their logic is fixed, and they are merely responsive to live inputs.</w:t>
+      </w:r>
+    </w:p>
+    <w:p>
+      <w:pPr>
+        <w:spacing w:after="140" w:line="252" w:lineRule="auto"/>
+      </w:pPr>
+      <w:r>
+        <w:t>A more modern line of research looks past physical signals altogether. Dresner and Stone (2008) proposed a reservation based Autonomous Intersection Management protocol, in which vehicles negotiate directly with an intersection manager and pass through without stopping. Liang et al. (2018) demonstrated a Vehicle to Infrastructure architecture, where vehicles broadcast their position and intent to roadside equipment, feeding a high resolution grid into a Double Dueling Deep Q Network. Both methods depend on a level of connected vehicle network penetration that does not exist yet.</w:t>
+      </w:r>
+    </w:p>
+    <w:p>
+      <w:pPr>
+        <w:spacing w:after="140" w:line="252" w:lineRule="auto"/>
+      </w:pPr>
       <w:r>
         <w:lastRenderedPageBreak/>
-        <w:t>widely deployed, but neither uses machine learning. Their logic is fixed in advance, merely responsive to live inputs rather than to a clock.</w:t>
-      </w:r>
-    </w:p>
-    <w:p>
-      <w:pPr>
-        <w:spacing w:after="140" w:line="252" w:lineRule="auto"/>
-      </w:pPr>
-      <w:r>
-        <w:t>A more modern line of research looks past physical signals altogether. Dresner and Stone (2008) proposed a reservation based Autonomous Intersection Management protocol, in which vehicles negotiate directly with an intersection manager and pass through without stopping. Liang et al. (2018) demonstrated a Vehicle to Infrastructure architecture, where vehicles broadcast their position and intent to roadside equipment, feeding a high resolution grid into a Double Dueling Deep Q Network. Both depend on a level of connected vehicle penetration that does not exist yet.</w:t>
-      </w:r>
-    </w:p>
-    <w:p>
-      <w:pPr>
-        <w:spacing w:after="140" w:line="252" w:lineRule="auto"/>
-      </w:pPr>
-      <w:r>
-        <w:t>Because this book refers to them repeatedly, the three methods behind that work are worth explaining briefly, each with the job it was meant to do in our own pipeline.</w:t>
+        <w:t>The original design was built on three methods:</w:t>
       </w:r>
     </w:p>
     <w:p>
@@ -5248,7 +5245,7 @@
         <w:spacing w:after="90" w:line="252" w:lineRule="auto"/>
       </w:pPr>
       <w:r>
-        <w:t>YOLO, short for You Only Look Once (Redmon et al., 2016), is an object detection algorithm. Given a single camera frame it draws a box around every object it finds and labels what each one is, in one pass over the whole image rather than by scanning many candidate regions in turn, which is what makes it fast enough for live video. In our project its job would be to recognize the vehicles on each approach from the camera feed, producing a count of how many wait in each lane group, one of the two readings our controller acts on.</w:t>
+        <w:t>YOLO, short for You Only Look Once (Redmon et al., 2016), is an object detection algorithm. Given a single camera frame it draws a box around every object it finds and labels what each one is, in one pass over the whole image rather than by scanning many candidate regions in turn, which is what makes it efficient for live video. Its role in the design was to recognize the vehicles on each approach from the camera feed, producing a count of how many wait in each lane group, one of the two inputs the controller acts on.</w:t>
       </w:r>
     </w:p>
     <w:p>
@@ -5261,7 +5258,7 @@
         <w:spacing w:after="90" w:line="252" w:lineRule="auto"/>
       </w:pPr>
       <w:r>
-        <w:t>DeepSORT (Wojke et al., 2017) is a tracking algorithm that runs on top of a detector such as YOLO. A detector alone treats every frame independently, so it can report that four cars are present now, but not that one of them arrived twenty seconds ago. DeepSORT links detections across frames into continuous tracks, predicting where each vehicle should appear next and matching it by appearance, so a vehicle keeps its identity even when a truck briefly hides it. In our project its job would be to give each vehicle that persistent identity, which makes it possible to measure how long one particular car has waited rather than merely how many are visible. That per vehicle waiting time is exactly the starvation signal our observation and reward are built on (Section 3.3), and it cannot be recovered from detection alone.</w:t>
+        <w:t>DeepSORT (Wojke et al., 2017) is a tracking algorithm that runs on top of a frame detector such as YOLO. A frame detector treats every frame independently, so it can only report which cars are present in one frame. DeepSORT links detections across frames into continuous tracks, predicting where each vehicle should appear next and matching it by appearance, so a vehicle keeps its identity even when a truck briefly hides it. Its role was to give each vehicle a persistent identity, which is what makes it possible to measure how long one particular car has waited. That per vehicle waiting time is the starvation signal our observation and reward are built on (Section 3.3), and detection alone cannot produce it.</w:t>
       </w:r>
     </w:p>
     <w:p>
@@ -5274,27 +5271,23 @@
         <w:spacing w:after="90" w:line="252" w:lineRule="auto"/>
       </w:pPr>
       <w:r>
-        <w:t>A Deep Q Network, or DQN (Mnih et al., 2015), is a reinforcement learning algorithm. It uses a neural network to estimate the future value of each action available in a situation, then acts by choosing the highest valued one, refining those estimates by replaying its own stored experience. The Double Dueling variant used by Liang et al. adds two refinements correcting a known tendency of the original to overestimate those values. In our project its job would be the decision itself, taking the readings above and choosing every few seconds whether to hold the current phase or advance. This is the one part of the pipeline we did build, although Section 4.3 explains why we eventually replaced DQN.</w:t>
-      </w:r>
-    </w:p>
-    <w:p>
-      <w:pPr>
-        <w:spacing w:after="140" w:line="252" w:lineRule="auto"/>
-      </w:pPr>
-      <w:r>
-        <w:t>Our original proposal aimed to bridge that gap with a "camera as a sensor" approach, combining these three methods into a full perception to decision pipeline retrofitted onto existing intersections rather than waiting for connected vehicles. Wang et al. (2024) validated a closely related framework, confirming this remains an active research direction.</w:t>
-      </w:r>
-    </w:p>
-    <w:p>
-      <w:pPr>
-        <w:spacing w:after="140" w:line="252" w:lineRule="auto"/>
-      </w:pPr>
-      <w:r>
-        <w:t xml:space="preserve">This is also why our agent observes only 150 meters back from the stop line. The observation was shaped to match what a roadside camera could plausibly deliver, so the same trained policy could later be driven by a real perception pipeline instead of simulator ground truth, without retraining on a different kind of input. As Chapter 4 describes, the project narrowed to the </w:t>
-      </w:r>
-      <w:r>
-        <w:lastRenderedPageBreak/>
-        <w:t>control policy question alone, and the vision layer was not implemented. We consider it the natural next step, not a direction tried and found wanting.</w:t>
+        <w:t>A Deep Q Network, or DQN (Mnih et al., 2015), is a reinforcement learning algorithm. It uses a neural network to estimate the future value of each action available in a situation, then acts by choosing the highest valued one, refining those estimates by replaying its own stored experience. The Double Dueling variant used by Liang et al. adds two refinements that correct a known tendency of the original to overestimate those values. Its role was the decision itself, choosing every few seconds whether to hold the current phase or advance. This is the one part of the pipeline we did build, although Section 4.3 explains why we later replaced it.</w:t>
+      </w:r>
+    </w:p>
+    <w:p>
+      <w:pPr>
+        <w:spacing w:after="140" w:line="252" w:lineRule="auto"/>
+      </w:pPr>
+      <w:r>
+        <w:t>Our original proposal aimed to use a camera as a sensor approach, combining these three methods into a full pipeline retrofitted onto existing intersections. Wang et al. (2024) validated a closely related framework, confirming this remains an active research direction.</w:t>
+      </w:r>
+    </w:p>
+    <w:p>
+      <w:pPr>
+        <w:spacing w:after="140" w:line="252" w:lineRule="auto"/>
+      </w:pPr>
+      <w:r>
+        <w:t>This is also why our agent observes only 150 meters back from the stop line. The observation was shaped to match what a roadside camera could plausibly deliver, so the same trained policy could later be driven by a real perception pipeline. As Chapter 4 explains, the vision layer was not implemented, and it remains the natural next step.</w:t>
       </w:r>
     </w:p>
     <w:p>
@@ -5302,7 +5295,7 @@
         <w:pStyle w:val="Heading2"/>
         <w:spacing w:before="200" w:after="100"/>
       </w:pPr>
-      <w:bookmarkStart w:id="9" w:name="_Toc238312561"/>
+      <w:bookmarkStart w:id="9" w:name="_Toc238496054"/>
       <w:r>
         <w:t>2.2 Why Reinforcement Learning Fits This Problem</w:t>
       </w:r>
@@ -5313,15 +5306,16 @@
         <w:spacing w:after="140" w:line="252" w:lineRule="auto"/>
       </w:pPr>
       <w:r>
-        <w:t>Reinforcement learning fits this problem because it has exactly the shape RL is built for: an agent (the signal controller) observes a state (who is waiting, for how long, how the intersection looks to the camera), takes an action (hold the phase, or advance), and receives feedback on whether that was a good decision, over and over across thousands of simulated episodes. What makes it hard also makes it interesting. The right reward signal is not obvious (reward the absence of waiting? reward throughput?), the environment is only partially observable, and, as this project showed more than once, an RL agent can find a technically correct but practically useless way to raise its own reward without helping a single driver.</w:t>
-      </w:r>
-    </w:p>
-    <w:p>
-      <w:pPr>
-        <w:spacing w:after="140" w:line="252" w:lineRule="auto"/>
-      </w:pPr>
-      <w:r>
-        <w:t>We built a dedicated single intersection SUMO (Simulation of Urban Mobility) environment to study this cleanly, before considering anything more ambitious, since most of the genuinely hard problems in this space, reward design, partial observability, exploration versus exploitation, and the risk of reward hacking, are already fully present at a single four phase intersection.</w:t>
+        <w:t>The problem maps onto the reinforcement learning formalism directly. An agent, here the signal controller, observes a state describing current demand at each approach, chooses an action, and receives a reward telling it whether that decision improved conditions. This repeats across thousands of simulated episodes. Three properties make it hard. The right reward is not obvious, since minimizing waiting time, maximizing throughput, and keeping approaches fair are not the same objective. The environment is only partially observable, because a roadside sensor cannot see indefinitely far upstream. And an agent can raise its reward through behavior that satisfies the reward definition but does nothing for road users, which this project encountered repeatedly.</w:t>
+      </w:r>
+    </w:p>
+    <w:p>
+      <w:pPr>
+        <w:spacing w:after="140" w:line="252" w:lineRule="auto"/>
+      </w:pPr>
+      <w:r>
+        <w:lastRenderedPageBreak/>
+        <w:t>We therefore built a dedicated single intersection environment in SUMO (Simulation of Urban Mobility) to isolate these issues before considering a larger network. Reward design, partial observability, the exploration and exploitation trade off, and the risk of reward exploitation are all present at a single four phase intersection, and are easier to diagnose there.</w:t>
       </w:r>
     </w:p>
     <w:p>
@@ -5329,7 +5323,7 @@
         <w:pStyle w:val="Heading2"/>
         <w:spacing w:before="200" w:after="100"/>
       </w:pPr>
-      <w:bookmarkStart w:id="10" w:name="_Toc238312562"/>
+      <w:bookmarkStart w:id="10" w:name="_Toc238496055"/>
       <w:r>
         <w:t>2.3 Tools and Technologies Used</w:t>
       </w:r>
@@ -5340,7 +5334,7 @@
         <w:spacing w:after="140" w:line="252" w:lineRule="auto"/>
       </w:pPr>
       <w:r>
-        <w:t>The simulation itself runs on SUMO (Simulation of Urban Mobility), driven through the sumo-rl and TraCI/libsumo interfaces from Python. Training uses Stable-Baselines3 and its sb3-contrib extension for the maskable variant of PPO, with vectorized, parallel environments (ten simultaneous SUMO instances during training) to make reasonable use of available CPU. Evaluation and analysis lean on pandas, matplotlib, and seaborn. The interactive comparison tooling differs by agent: the PPO agent's is a single FastAPI web application plus a small hand written HTML/CSS/JavaScript frontend, including a floating guided tour that walks a new user through every field. The DQN agent's is a plain Tkinter desktop application. FlowGrid_Web, the second browser application described in Section 3.7, is a React and Vite frontend over its own separate FastAPI backend. All of them are deliberately kept dependency light rather than pulled into a larger framework.</w:t>
+        <w:t>The simulation runs on SUMO, accessed from Python through the sumo-rl and TraCI/libsumo interfaces. Training uses Stable-Baselines3 with its sb3-contrib extension, which provides the maskable variant of PPO, over vectorized parallel environments running ten SUMO instances at once. Evaluation and analysis use pandas, matplotlib, and seaborn. The interactive tooling differs by agent. The PPO agent uses a FastAPI application with a hand written HTML, CSS, and JavaScript front end that includes a guided tour. The DQN agent keeps a Tkinter desktop application. FlowGrid_Web, described in Section 3.7, is a React and Vite front end over its own FastAPI backend. All were kept dependency light rather than built on a larger framework.</w:t>
       </w:r>
     </w:p>
     <w:p>
@@ -5348,7 +5342,7 @@
         <w:pStyle w:val="Heading1"/>
         <w:spacing w:before="260" w:after="130"/>
       </w:pPr>
-      <w:bookmarkStart w:id="11" w:name="_Toc238312563"/>
+      <w:bookmarkStart w:id="11" w:name="_Toc238496056"/>
       <w:r>
         <w:t>3. The Delivered System</w:t>
       </w:r>
@@ -5359,7 +5353,7 @@
         <w:spacing w:after="140" w:line="252" w:lineRule="auto"/>
       </w:pPr>
       <w:r>
-        <w:t>This chapter presents the algorithms and methodology behind the agent. The complete software system is fully documented in the Developer and Maintenance Guide (Appendix B).</w:t>
+        <w:t>This chapter presents the algorithms and methodology behind the agent. The software that implements them is documented in the Developer and Maintenance Guide (Appendix B).</w:t>
       </w:r>
     </w:p>
     <w:p>
@@ -5367,7 +5361,7 @@
         <w:pStyle w:val="Heading2"/>
         <w:spacing w:before="200" w:after="100"/>
       </w:pPr>
-      <w:bookmarkStart w:id="12" w:name="_Toc238312564"/>
+      <w:bookmarkStart w:id="12" w:name="_Toc238496057"/>
       <w:r>
         <w:t>3.1 System Architecture</w:t>
       </w:r>
@@ -5378,27 +5372,23 @@
         <w:spacing w:after="140" w:line="252" w:lineRule="auto"/>
       </w:pPr>
       <w:r>
-        <w:t>First, the plain version of what this system does. Our controller learns its job the way a person learns a game, by practising over and over and keeping whatever works. No real intersection is involved. The system runs a simulated one, lets the controller decide every few seconds whether to change the lights, tells it afterwards whether traffic got better or worse, and repeats that several million times. Everything below exists to make that practice loop run correctly, and fast enough to finish.</w:t>
-      </w:r>
-    </w:p>
-    <w:p>
-      <w:pPr>
-        <w:spacing w:after="140" w:line="252" w:lineRule="auto"/>
-      </w:pPr>
-      <w:r>
-        <w:t xml:space="preserve">The architecture separates into three stacked concerns: the simulator that models the traffic, a translation layer that turns raw simulator state into something an agent can learn from, and the learning algorithm itself. The agent never speaks to the simulator directly. Everything it observes and every action it takes passes through that middle layer. That separation is what made the </w:t>
-      </w:r>
-      <w:r>
-        <w:lastRenderedPageBreak/>
-        <w:t>long sequence of experiments in Section 4.4 practical, since each changed one component without disturbing the simulator below or the algorithm above.</w:t>
-      </w:r>
-    </w:p>
-    <w:p>
-      <w:pPr>
-        <w:spacing w:after="140" w:line="252" w:lineRule="auto"/>
-      </w:pPr>
-      <w:r>
-        <w:t>Figure 3.1 shows that stack as a UML component diagram. Every component named in it is a real class or module in the delivered codebase, not an aspirational design.</w:t>
+        <w:t>FlowGrid is a closed loop training system. A simulated intersection advances in fixed time steps, the agent chooses a control action at each step, and the resulting change in traffic state becomes a reward that updates the policy. Training repeats this loop for several million steps. The components below exist to run that loop correctly and fast enough to be practical.</w:t>
+      </w:r>
+    </w:p>
+    <w:p>
+      <w:pPr>
+        <w:spacing w:after="140" w:line="252" w:lineRule="auto"/>
+      </w:pPr>
+      <w:r>
+        <w:t>The architecture has three layers: the simulator that models traffic, a translation layer that converts raw simulator state into a learnable representation, and the learning algorithm. The agent never talks to the simulator directly. Every observation it receives and every action it issues passes through the middle layer. That separation is what made the sequence of reward and observation experiments in Section 4.4 practical, since each one changed a single layer without disturbing the others.</w:t>
+      </w:r>
+    </w:p>
+    <w:p>
+      <w:pPr>
+        <w:spacing w:after="140" w:line="252" w:lineRule="auto"/>
+      </w:pPr>
+      <w:r>
+        <w:t>Figure 3.1 shows these layers as a UML component diagram. Every component named in it is a real class or module in the delivered code.</w:t>
       </w:r>
     </w:p>
     <w:p>
@@ -5410,11 +5400,12 @@
         <w:rPr>
           <w:noProof/>
         </w:rPr>
+        <w:lastRenderedPageBreak/>
         <w:drawing>
-          <wp:inline distT="0" distB="0" distL="0" distR="0" wp14:anchorId="61B1B538" wp14:editId="798202ED">
+          <wp:inline distT="0" distB="0" distL="0" distR="0" wp14:anchorId="2896ADB6" wp14:editId="3792EE64">
             <wp:extent cx="5429250" cy="2781300"/>
             <wp:effectExtent l="0" t="0" r="0" b="0"/>
-            <wp:docPr id="298499326" name="Picture 298499326"/>
+            <wp:docPr id="1221097503" name="Picture 1221097503"/>
             <wp:cNvGraphicFramePr>
               <a:graphicFrameLocks xmlns:a="http://schemas.openxmlformats.org/drawingml/2006/main" noChangeAspect="1"/>
             </wp:cNvGraphicFramePr>
@@ -5469,7 +5460,7 @@
         <w:spacing w:after="140" w:line="252" w:lineRule="auto"/>
       </w:pPr>
       <w:r>
-        <w:t>Working from the bottom of that diagram upward, each part plays the following role.</w:t>
+        <w:t>Working from the bottom of the diagram upward:</w:t>
       </w:r>
     </w:p>
     <w:p>
@@ -5482,7 +5473,7 @@
         <w:spacing w:after="90" w:line="252" w:lineRule="auto"/>
       </w:pPr>
       <w:r>
-        <w:t>The simulated world. Eclipse SUMO, an open source traffic simulator, stands in for the real intersection. It decides where every vehicle is, how fast it moves, when it must stop behind the car in front, and how long it has waited. Our code controls it through TraCI, SUMO's remote control interface, which lets an outside program read what is happening and change the traffic light while the simulation runs. One setting is worth naming: SUMO normally deletes a vehicle stuck for an implausibly long time, and we switched that off, because leaving it on let an early version of our agent cheat (Section 7.1).</w:t>
+        <w:t>Simulation layer. Eclipse SUMO models the road network, vehicle dynamics, car following, and queue formation, and holds the ground truth state: where every vehicle is and how long it has waited. We drive it through TraCI, SUMO's remote control interface, which lets an external process read state and set the signal phase while the simulation runs. One configuration choice matters: SUMO by default removes vehicles that have been stationary for an implausibly long time, and we disabled it, because it let an early version of the agent exploit the reward function (Section 7.1).</w:t>
       </w:r>
     </w:p>
     <w:p>
@@ -5495,7 +5486,7 @@
         <w:spacing w:after="90" w:line="252" w:lineRule="auto"/>
       </w:pPr>
       <w:r>
-        <w:t>The translator. Our own SwitchOrKeepWrapper exists because the two sides speak different languages. SUMO deals in individual cars on individual lanes. A learning algorithm needs a fixed list of numbers in and a simple choice out. It does three jobs. It summarizes current traffic into the 21 numbers described in Section 3.3, seeing only 150 meters back from the stop line. It enforces the rules the agent may never break: a green light lasts at least 10 seconds and at most 60, every change passes through 3 seconds of yellow, and switching is unavailable when nobody is waiting. And it works out the score for the decision just made. Almost every experiment in Section 4.4 was a change to this one piece.</w:t>
+        <w:t>Translation layer. The SwitchOrKeepWrapper sits between the simulator, which deals in individual vehicles on individual lanes, and the learning algorithm, which needs a fixed length observation vector and a discrete action. It does three things. It builds the 21 element observation described in Section 3.3, subject to the 150 meter sensing limit. It enforces the constraints the policy may not override: a minimum green of 10 seconds, a maximum of 60, a mandatory 3 second yellow on every phase change, and an action mask that removes Switch when no vehicle is present. And it computes the reward. Almost every version in Section 4.4 was a change confined to this layer.</w:t>
       </w:r>
     </w:p>
     <w:p>
@@ -5508,7 +5499,7 @@
         <w:spacing w:after="90" w:line="252" w:lineRule="auto"/>
       </w:pPr>
       <w:r>
-        <w:t>The ten parallel worlds. Learning takes enormous practice, and one simulation produces it slowly. SubprocVecEnv, a standard Stable-Baselines3 component, runs ten complete SUMO simulations at once, each in its own process with its own traffic, feeding all ten streams of experience to the same learner. This is the difference between a training run finishing in hours and one finishing in days.</w:t>
+        <w:t>Parallel environment execution. Training time is bound by how fast experience can be generated, and one simulation produces it slowly. SubprocVecEnv, a standard Stable-Baselines3 component, runs ten SUMO instances in separate processes, each with independently generated demand, and merges their experience into one training stream. This brings a six million step run down from days to hours.</w:t>
       </w:r>
     </w:p>
     <w:p>
@@ -5521,11 +5512,7 @@
         <w:spacing w:after="90" w:line="252" w:lineRule="auto"/>
       </w:pPr>
       <w:r>
-        <w:t xml:space="preserve">The scaler. The 21 numbers arrive on very different scales, since a count of queued cars and a waiting time in seconds are not comparable, and a neural network learns badly </w:t>
-      </w:r>
-      <w:r>
-        <w:lastRenderedPageBreak/>
-        <w:t>when one input is numerically much larger than the rest. VecNormalize tracks how large each number typically is and rescales each against its own typical size, so all end up in a similar range. One consequence matters: those typical sizes are part of the trained agent, not a separate detail. An agent loaded without them reads a differently scaled world and behaves incorrectly, which is why every checkpoint is stored with its own copy.</w:t>
+        <w:t>Observation normalization. The 21 observation elements sit on very different numeric ranges, and gradient based training degrades when one input is far larger than the rest. VecNormalize tracks a running mean and variance for each element and rescales incoming observations against them, clipping to bound outliers. We normalize observations but not rewards, since the reward is already a bounded physical quantity. These statistics are part of the trained model, not a side file: a checkpoint restored without them receives inputs on the wrong scale and behaves incorrectly, which is why every checkpoint is saved together with its own copy.</w:t>
       </w:r>
     </w:p>
     <w:p>
@@ -5538,15 +5525,16 @@
         <w:spacing w:after="90" w:line="252" w:lineRule="auto"/>
       </w:pPr>
       <w:r>
-        <w:t>The learner. The MaskablePPO agent is the part that improves with practice: a small neural network, two layers of 128 units choosing what to do and two more judging how good the situation is. Maskable is the important word. On every decision the translator hands it a list of which actions are legal, and the illegal ones are removed before it chooses rather than blocked afterwards. Section 3.4 explains why that difference mattered so much.</w:t>
-      </w:r>
-    </w:p>
-    <w:p>
-      <w:pPr>
-        <w:spacing w:after="140" w:line="252" w:lineRule="auto"/>
-      </w:pPr>
-      <w:r>
-        <w:t>A single decision therefore looks like this. The simulation runs forward five seconds. The translator reads the intersection, writes down the 21 numbers, works out whether the previous decision helped or hurt, and notes which actions are legal. The scaler adjusts the numbers to their usual range. The agent answers one question: keep this light green, or move to the next phase. The translator carries that answer back, inserting the yellow light if the answer was to switch. Then it happens again. Training is this loop across ten simulations until the practice budget is used up. Evaluation is the same loop with learning switched off, run by the tools in Section 3.6.</w:t>
+        <w:lastRenderedPageBreak/>
+        <w:t>Policy optimization. The MaskablePPO agent holds the policy, a multilayer perceptron with two hidden layers of 128 units for the policy head and two for the value head. Action masking is the important property. At each decision the translation layer supplies the set of legal actions, and illegal ones are removed from the policy distribution before sampling rather than rejected afterwards. Section 3.4 explains why that mattered.</w:t>
+      </w:r>
+    </w:p>
+    <w:p>
+      <w:pPr>
+        <w:spacing w:after="140" w:line="252" w:lineRule="auto"/>
+      </w:pPr>
+      <w:r>
+        <w:t>A single decision step runs as follows. The simulation advances five simulated seconds. The translation layer reads the resulting state through TraCI, builds the 21 observation elements, computes the reward earned by the previous action, and determines the current action mask. The observation is normalized. The policy chooses Keep or Switch. The translation layer converts that choice into signal commands, inserting the yellow interval on a phase change. The cycle repeats. Training runs this loop across ten parallel environments until the step budget is spent. Evaluation is the same loop with policy updates disabled, driven by the tooling in Section 3.6.</w:t>
       </w:r>
     </w:p>
     <w:p>
@@ -5554,7 +5542,7 @@
         <w:pStyle w:val="Heading2"/>
         <w:spacing w:before="200" w:after="100"/>
       </w:pPr>
-      <w:bookmarkStart w:id="13" w:name="_Toc238312565"/>
+      <w:bookmarkStart w:id="13" w:name="_Toc238496058"/>
       <w:r>
         <w:t>3.2 The Decision Problem, Formally</w:t>
       </w:r>
@@ -5565,15 +5553,15 @@
         <w:spacing w:after="140" w:line="252" w:lineRule="auto"/>
       </w:pPr>
       <w:r>
-        <w:t>Every reinforcement learning problem reduces to a Markov Decision Process: a state the agent observes, an action it chooses, a reward it receives, and rules governing how the state evolves. Framing our own problem this way early on was one of the more clarifying steps in the project, since it forced explicit answers to questions that are easy to leave vague otherwise.</w:t>
-      </w:r>
-    </w:p>
-    <w:p>
-      <w:pPr>
-        <w:spacing w:after="140" w:line="252" w:lineRule="auto"/>
-      </w:pPr>
-      <w:r>
-        <w:t>Figure 3.2 shows that loop as our own code implements it, inside the SwitchOrKeepWrapper. Its numbered steps correspond directly to the state, action, and reward definitions given in Section 3.3.</w:t>
+        <w:t>Every reinforcement learning problem reduces to a Markov Decision Process: a state the agent observes, an action it chooses, a reward it receives, and rules governing how the state evolves. Framing the problem this way early forced explicit answers to questions that are easy to leave vague.</w:t>
+      </w:r>
+    </w:p>
+    <w:p>
+      <w:pPr>
+        <w:spacing w:after="140" w:line="252" w:lineRule="auto"/>
+      </w:pPr>
+      <w:r>
+        <w:t>Figure 3.2 shows that loop as our code implements it, inside the SwitchOrKeepWrapper. Its numbered steps map directly onto the state, action, and reward definitions in Section 3.3.</w:t>
       </w:r>
     </w:p>
     <w:p>
@@ -5585,12 +5573,11 @@
         <w:rPr>
           <w:noProof/>
         </w:rPr>
-        <w:lastRenderedPageBreak/>
         <w:drawing>
-          <wp:inline distT="0" distB="0" distL="0" distR="0" wp14:anchorId="0BB73949" wp14:editId="0F1D4A50">
+          <wp:inline distT="0" distB="0" distL="0" distR="0" wp14:anchorId="1AD052EA" wp14:editId="450993A7">
             <wp:extent cx="4286250" cy="3419475"/>
             <wp:effectExtent l="0" t="0" r="0" b="0"/>
-            <wp:docPr id="1189017889" name="Picture 1189017889"/>
+            <wp:docPr id="1042289572" name="Picture 1042289572"/>
             <wp:cNvGraphicFramePr>
               <a:graphicFrameLocks xmlns:a="http://schemas.openxmlformats.org/drawingml/2006/main" noChangeAspect="1"/>
             </wp:cNvGraphicFramePr>
@@ -5645,7 +5632,7 @@
         <w:pStyle w:val="Heading2"/>
         <w:spacing w:before="200" w:after="100"/>
       </w:pPr>
-      <w:bookmarkStart w:id="14" w:name="_Toc238312566"/>
+      <w:bookmarkStart w:id="14" w:name="_Toc238496059"/>
       <w:r>
         <w:t>3.3 State, Action, and Reward</w:t>
       </w:r>
@@ -5656,23 +5643,27 @@
         <w:spacing w:after="140" w:line="252" w:lineRule="auto"/>
       </w:pPr>
       <w:r>
-        <w:t>The state is a 21 dimensional vector, normalized to [0, 1]: a one hot encoding of which of the four phases is green, how long it has held green as a fraction of its allowed maximum, an occupancy density for each of eight lane groups (camera limited to 150 meters), and a starvation score per lane group capturing how long that group's longest waiting vehicle has sat there. That last piece matters: an intersection can show a reasonable average wait while one unlucky vehicle in a rarely served lane waits far longer than anyone would accept, and the starvation term exists so the agent cannot ignore that vehicle just because the aggregate looks fine.</w:t>
-      </w:r>
-    </w:p>
-    <w:p>
-      <w:pPr>
-        <w:spacing w:after="140" w:line="252" w:lineRule="auto"/>
-      </w:pPr>
-      <w:r>
-        <w:t>The action space is intentionally small: hold the current phase, or switch to the next in a fixed cyclic order. We do not let the agent jump to an arbitrary phase, since early experimentation (Chapter 7) showed a free jump action space encourages rapid, wasteful cycling through yellow transitions, and a cyclic structure removes that failure mode by construction rather than penalizing it away. The hard constraints listed in Section 3.1 sit on top of this action space, enforced outside the learned policy entirely.</w:t>
-      </w:r>
-    </w:p>
-    <w:p>
-      <w:pPr>
-        <w:spacing w:after="140" w:line="252" w:lineRule="auto"/>
-      </w:pPr>
-      <w:r>
-        <w:t>The reward is deliberately simple: the reduction in total system wide waiting time between one decision and the next, measured directly from the simulator, minus a small penalty tied to the worst starvation score observed. Simplicity was a hard won lesson rather than a starting assumption. An earlier reward (Chapter 7) used a dozen or more hand tuned terms, and untangling which one drove a given behavior became close to impossible. Tying the reward to the same quantity the project is ultimately judged on made both training and debugging far more tractable.</w:t>
+        <w:t xml:space="preserve">The state is a 21 element vector, normalized to the range 0 to 1: a one hot encoding of which of the four phases is green, how long it has held green as a fraction of its maximum, an occupancy density for each of eight lane groups, and a starvation score per lane group giving how long that group's longest waiting vehicle has sat there. The starvation term matters because an </w:t>
+      </w:r>
+      <w:r>
+        <w:lastRenderedPageBreak/>
+        <w:t>intersection can show a reasonable average wait while one vehicle in a rarely served lane waits far longer than anyone would accept. It exists so the agent cannot ignore that vehicle when the aggregate looks fine.</w:t>
+      </w:r>
+    </w:p>
+    <w:p>
+      <w:pPr>
+        <w:spacing w:after="140" w:line="252" w:lineRule="auto"/>
+      </w:pPr>
+      <w:r>
+        <w:t>The action space is deliberately small: hold the current phase, or switch to the next in a fixed cyclic order. We do not allow jumps to an arbitrary phase. Early experiments (Chapter 7) showed that a free jump action space encourages rapid cycling through yellow transitions, and a cyclic structure removes that failure mode by construction. The hard constraints listed in Section 3.1 sit on top of this action space and are enforced outside the policy.</w:t>
+      </w:r>
+    </w:p>
+    <w:p>
+      <w:pPr>
+        <w:spacing w:after="140" w:line="252" w:lineRule="auto"/>
+      </w:pPr>
+      <w:r>
+        <w:t>The reward is simple: the reduction in total system wide waiting time between one decision and the next, measured directly from the simulator, minus a small penalty tied to the worst starvation score. Simplicity was a hard won lesson rather than a starting assumption. An earlier reward (Chapter 7) used a dozen hand tuned terms, and it became almost impossible to tell which one drove a given behavior. Tying the reward to the same quantity the project is judged on made training and debugging far easier.</w:t>
       </w:r>
     </w:p>
     <w:p>
@@ -5680,7 +5671,7 @@
         <w:pStyle w:val="Heading2"/>
         <w:spacing w:before="200" w:after="100"/>
       </w:pPr>
-      <w:bookmarkStart w:id="15" w:name="_Toc238312567"/>
+      <w:bookmarkStart w:id="15" w:name="_Toc238496060"/>
       <w:r>
         <w:t>3.4 Why MaskablePPO</w:t>
       </w:r>
@@ -5691,11 +5682,7 @@
         <w:spacing w:after="140" w:line="252" w:lineRule="auto"/>
       </w:pPr>
       <w:r>
-        <w:t xml:space="preserve">We trained the final agent using MaskablePPO, an extension of standard Proximal Policy Optimization that is aware of action masking: when an action is structurally disallowed in a given state (for instance, switching an empty intersection), the masked probability is properly </w:t>
-      </w:r>
-      <w:r>
-        <w:lastRenderedPageBreak/>
-        <w:t>excluded from the policy's own distribution rather than merely blocked after the fact. We considered Deep Q Networks as an alternative, and an earlier, parallel DQN implementation exists in this project's codebase, described in Section 4.3, but PPO's clipped policy updates and built in early stopping on excessive KL divergence gave us two independent safeguards against the kind of violent, single update policy collapse that had already cost us real time earlier in the project (see Section 7.2). Those safeguards mattered more to us, in practice, than any small efficiency argument in either algorithm's favor.</w:t>
+        <w:t>We trained the final agent with MaskablePPO, an extension of Proximal Policy Optimization that understands action masking. When an action is structurally disallowed, such as switching an empty intersection, its probability is removed from the policy distribution rather than blocked after the fact. We considered Deep Q Networks instead, and an earlier DQN implementation exists in the codebase (Section 4.3). PPO's clipped updates and its early stopping on excessive KL divergence gave us two independent guards against the abrupt policy collapse that had already cost us time (Section 7.2). Those guards mattered more in practice than any efficiency argument either way.</w:t>
       </w:r>
     </w:p>
     <w:p>
@@ -5703,7 +5690,7 @@
         <w:pStyle w:val="Heading2"/>
         <w:spacing w:before="200" w:after="100"/>
       </w:pPr>
-      <w:bookmarkStart w:id="16" w:name="_Toc238312568"/>
+      <w:bookmarkStart w:id="16" w:name="_Toc238496061"/>
       <w:r>
         <w:t>3.5 The Decision Loop in Operation</w:t>
       </w:r>
@@ -5714,7 +5701,7 @@
         <w:spacing w:after="140" w:line="252" w:lineRule="auto"/>
       </w:pPr>
       <w:r>
-        <w:t>Figure 3.3 traces the decision loop as it actually runs today, drawn as a UML activity diagram, and every box in it corresponds to a real step inside sumo_rl_env_V8.py. Two things in it are worth noticing. The hard action mask, the step that removes Switch from the available choices, is the structural safety constraint described in Section 3.3 rather than a penalty applied after the fact. And there is no YOLO detection, no DeepSORT tracking, no Priority Protocol, and no Fallback Mode anywhere in the loop, because none of those were built, for the reasons Chapter 4 gives.</w:t>
+        <w:t>Figure 3.3 traces the decision loop as it runs today, as a UML activity diagram. Every box corresponds to a real step in sumo_rl_env_V8.py. Two things are worth noting. The hard action mask, the step that removes Switch, is the structural constraint from Section 3.3 rather than a penalty applied afterwards. And there is no YOLO detection, DeepSORT tracking, Priority Protocol, or Fallback Mode anywhere in the loop, because none of those were built (Chapter 4).</w:t>
       </w:r>
     </w:p>
     <w:p>
@@ -5726,11 +5713,12 @@
         <w:rPr>
           <w:noProof/>
         </w:rPr>
+        <w:lastRenderedPageBreak/>
         <w:drawing>
-          <wp:inline distT="0" distB="0" distL="0" distR="0" wp14:anchorId="71B899A7" wp14:editId="51EB9D85">
+          <wp:inline distT="0" distB="0" distL="0" distR="0" wp14:anchorId="1B7253CC" wp14:editId="0C0582B1">
             <wp:extent cx="4286250" cy="3286125"/>
             <wp:effectExtent l="0" t="0" r="0" b="0"/>
-            <wp:docPr id="587782794" name="Picture 587782794"/>
+            <wp:docPr id="222806958" name="Picture 222806958"/>
             <wp:cNvGraphicFramePr>
               <a:graphicFrameLocks xmlns:a="http://schemas.openxmlformats.org/drawingml/2006/main" noChangeAspect="1"/>
             </wp:cNvGraphicFramePr>
@@ -5785,7 +5773,7 @@
         <w:pStyle w:val="Heading2"/>
         <w:spacing w:before="200" w:after="100"/>
       </w:pPr>
-      <w:bookmarkStart w:id="17" w:name="_Toc238312569"/>
+      <w:bookmarkStart w:id="17" w:name="_Toc238496062"/>
       <w:r>
         <w:t>3.6 The Comparison Application</w:t>
       </w:r>
@@ -5796,27 +5784,23 @@
         <w:spacing w:after="140" w:line="252" w:lineRule="auto"/>
       </w:pPr>
       <w:r>
-        <w:t>The comparison application makes every claim in Chapter 5 independently checkable. It lets anyone pick a trained model, the fixed time baselines to measure it against, a traffic scenario and one or more random seeds, and run the comparison directly in a browser. Its "Watch Live" mode opens a real SUMO window so the agent's behavior can be watched rather than inferred from a number.</w:t>
-      </w:r>
-    </w:p>
-    <w:p>
-      <w:pPr>
-        <w:spacing w:after="140" w:line="252" w:lineRule="auto"/>
-      </w:pPr>
-      <w:r>
-        <w:t xml:space="preserve">The application is designed to be approachable to new users. It opens with a floating, step by step guided tour that spotlights each field in turn, for example which models to compare, which baselines to use, how seeds and scenarios work, and what "Watch Live" does, each with a plain language explanation. It starts automatically on every visit and can be reopened using a "? </w:t>
-      </w:r>
-      <w:r>
-        <w:lastRenderedPageBreak/>
-        <w:t>Guide" button in the header. We consider this a genuine part of the deliverable, since a comparison tool nobody can work out how to use produces no meaningful results at all.</w:t>
-      </w:r>
-    </w:p>
-    <w:p>
-      <w:pPr>
-        <w:spacing w:after="140" w:line="252" w:lineRule="auto"/>
-      </w:pPr>
-      <w:r>
-        <w:t>Figure 3.4 shows what Watch Live actually opens, SUMO's own graphical window, which is the same view a reviewer sees when we demonstrate the agent. The intersection geometry and the vehicles, in yellow, are real, and the red and green bars on each approach lane are the current signal phase.</w:t>
+        <w:t>The comparison application makes every claim in Chapter 5 independently checkable. It lets anyone pick a trained model, the baselines to measure it against, a traffic scenario, and one or more seeds, then run the comparison in a browser. Its Watch Live mode opens a real SUMO window so the agent's behavior can be watched rather than inferred from a number.</w:t>
+      </w:r>
+    </w:p>
+    <w:p>
+      <w:pPr>
+        <w:spacing w:after="140" w:line="252" w:lineRule="auto"/>
+      </w:pPr>
+      <w:r>
+        <w:t>The application is built to be approachable to new users. It opens with a floating, step by step guided tour that highlights each field in turn, for example which models to compare, which baselines to use, how seeds and scenarios work, and what Watch Live does. It starts automatically on every visit and can be reopened from a Guide button in the header. We treat this as part of the deliverable, since a comparison tool nobody can operate produces no results.</w:t>
+      </w:r>
+    </w:p>
+    <w:p>
+      <w:pPr>
+        <w:spacing w:after="140" w:line="252" w:lineRule="auto"/>
+      </w:pPr>
+      <w:r>
+        <w:t>Figure 3.4 shows what Watch Live opens: SUMO's own graphical window, the same view a reviewer sees during a demonstration. The intersection geometry and the vehicles in yellow are real, and the red and green bars on each approach are the current signal phase.</w:t>
       </w:r>
     </w:p>
     <w:p>
@@ -5829,10 +5813,10 @@
           <w:noProof/>
         </w:rPr>
         <w:drawing>
-          <wp:inline distT="0" distB="0" distL="0" distR="0" wp14:anchorId="5706C8EA" wp14:editId="3A568B6E">
+          <wp:inline distT="0" distB="0" distL="0" distR="0" wp14:anchorId="4A738203" wp14:editId="4C4F9264">
             <wp:extent cx="5429250" cy="2571750"/>
             <wp:effectExtent l="0" t="0" r="0" b="0"/>
-            <wp:docPr id="1597654406" name="Picture 1597654406"/>
+            <wp:docPr id="699377842" name="Picture 699377842"/>
             <wp:cNvGraphicFramePr>
               <a:graphicFrameLocks xmlns:a="http://schemas.openxmlformats.org/drawingml/2006/main" noChangeAspect="1"/>
             </wp:cNvGraphicFramePr>
@@ -5879,6 +5863,7 @@
           <w:sz w:val="20"/>
           <w:szCs w:val="20"/>
         </w:rPr>
+        <w:lastRenderedPageBreak/>
         <w:t>Figure 3.4: The SUMO window during a Watch Live session.</w:t>
       </w:r>
     </w:p>
@@ -5887,7 +5872,7 @@
         <w:spacing w:after="140" w:line="252" w:lineRule="auto"/>
       </w:pPr>
       <w:r>
-        <w:t>Figure 3.5 shows the application itself at the end of a run, comparing PPO_Agent_V8 against the Fixed_45s baseline in medium traffic on seed 732846, with the results table and bar chart it produces. This is a real screenshot of the delivered application, not a mockup.</w:t>
+        <w:t>Figure 3.5 shows the application at the end of a run, comparing PPO_Agent_V8 against the Fixed_45s baseline in medium traffic on seed 732846, with the results table and bar chart it produces. This is a real screenshot, not a mockup.</w:t>
       </w:r>
     </w:p>
     <w:p>
@@ -5900,10 +5885,10 @@
           <w:noProof/>
         </w:rPr>
         <w:drawing>
-          <wp:inline distT="0" distB="0" distL="0" distR="0" wp14:anchorId="252FCD4F" wp14:editId="35E41B14">
+          <wp:inline distT="0" distB="0" distL="0" distR="0" wp14:anchorId="23AFF659" wp14:editId="308A7D04">
             <wp:extent cx="5048250" cy="3857625"/>
             <wp:effectExtent l="0" t="0" r="0" b="0"/>
-            <wp:docPr id="142532642" name="Picture 142532642"/>
+            <wp:docPr id="1924440898" name="Picture 1924440898"/>
             <wp:cNvGraphicFramePr>
               <a:graphicFrameLocks xmlns:a="http://schemas.openxmlformats.org/drawingml/2006/main" noChangeAspect="1"/>
             </wp:cNvGraphicFramePr>
@@ -5958,9 +5943,8 @@
         <w:pStyle w:val="Heading2"/>
         <w:spacing w:before="200" w:after="100"/>
       </w:pPr>
-      <w:bookmarkStart w:id="18" w:name="_Toc238312570"/>
-      <w:r>
-        <w:lastRenderedPageBreak/>
+      <w:bookmarkStart w:id="18" w:name="_Toc238496063"/>
+      <w:r>
         <w:t>3.7 FlowGrid_Web, the Operations Dashboard</w:t>
       </w:r>
       <w:bookmarkEnd w:id="18"/>
@@ -5970,15 +5954,15 @@
         <w:spacing w:after="140" w:line="252" w:lineRule="auto"/>
       </w:pPr>
       <w:r>
-        <w:t>This phase also delivered FlowGrid_Web, an independent SaaS style traffic operations dashboard (its own backend, multi junction navigation, login, device settings, reports, user management) showing what a fully deployed version of this system could look like to a traffic authority operator. Every screen is a real, working UI, but for every junction except one the data behind it is simulated. The exception is deliberate: "Live Junction (SUMO Simulation)" is wired to the same trained PPO agent and simulator described throughout this book, with a "Run Agent" control (scenario only, random seed chosen automatically) that launches a real, paced SUMO episode and streams back live per direction queue counts, signal colors, and a snapshot from the running SUMO window, the same simulation shown in Figure 3.4.</w:t>
-      </w:r>
-    </w:p>
-    <w:p>
-      <w:pPr>
-        <w:spacing w:after="140" w:line="252" w:lineRule="auto"/>
-      </w:pPr>
-      <w:r>
-        <w:t>Figure 3.6 reproduces the Use Case Diagram from our Phase A proposal, unchanged from the original. FlowGrid_Web implements every one of these eight use cases as a real, clickable screen. What still separates it from a fully deployed system is the data behind those screens, real and live only for View Junction Data on the Live Junction, and simulated everywhere else, including Log In, which accepts two fixed demonstration accounts rather than a real authentication server.</w:t>
+        <w:t>This phase also delivered FlowGrid_Web, an independent SaaS style traffic operations dashboard with its own backend, multi junction navigation, login, device settings, reports, and user management. It shows what a fully deployed version of this system could look like to a traffic authority operator. Every screen is a real, working interface, but for every junction except one the data behind it is simulated. The exception is deliberate: Live Junction (SUMO Simulation) is wired to the same trained PPO agent and simulator used throughout this book, with a Run Agent control that launches a real SUMO episode and streams back live per direction queue counts, signal colors, and a snapshot from the running window, the same simulation shown in Figure 3.4.</w:t>
+      </w:r>
+    </w:p>
+    <w:p>
+      <w:pPr>
+        <w:spacing w:after="140" w:line="252" w:lineRule="auto"/>
+      </w:pPr>
+      <w:r>
+        <w:t>Figure 3.6 reproduces the Use Case Diagram from our Phase A proposal, unchanged. FlowGrid_Web implements all eight use cases as real, clickable screens. What separates it from a deployed system is the data behind those screens, which is real and live only for View Junction Data on the Live Junction and simulated everywhere else, including Log In, which accepts two fixed demonstration accounts rather than a real authentication server.</w:t>
       </w:r>
     </w:p>
     <w:p>
@@ -5990,11 +5974,12 @@
         <w:rPr>
           <w:noProof/>
         </w:rPr>
+        <w:lastRenderedPageBreak/>
         <w:drawing>
-          <wp:inline distT="0" distB="0" distL="0" distR="0" wp14:anchorId="0AEF9DC5" wp14:editId="25843754">
+          <wp:inline distT="0" distB="0" distL="0" distR="0" wp14:anchorId="4BEABD45" wp14:editId="076BF076">
             <wp:extent cx="4667250" cy="3448050"/>
             <wp:effectExtent l="0" t="0" r="0" b="0"/>
-            <wp:docPr id="1113671741" name="Picture 1113671741"/>
+            <wp:docPr id="734078583" name="Picture 734078583"/>
             <wp:cNvGraphicFramePr>
               <a:graphicFrameLocks xmlns:a="http://schemas.openxmlformats.org/drawingml/2006/main" noChangeAspect="1"/>
             </wp:cNvGraphicFramePr>
@@ -6057,7 +6042,7 @@
         <w:pStyle w:val="Heading1"/>
         <w:spacing w:before="260" w:after="130"/>
       </w:pPr>
-      <w:bookmarkStart w:id="19" w:name="_Toc238312571"/>
+      <w:bookmarkStart w:id="19" w:name="_Toc238496064"/>
       <w:r>
         <w:t>4. Development Process and Decision Making</w:t>
       </w:r>
@@ -6068,7 +6053,7 @@
         <w:pStyle w:val="Heading2"/>
         <w:spacing w:before="200" w:after="100"/>
       </w:pPr>
-      <w:bookmarkStart w:id="20" w:name="_Toc238312572"/>
+      <w:bookmarkStart w:id="20" w:name="_Toc238496065"/>
       <w:r>
         <w:t>4.1 From the Original Plan to What We Actually Built</w:t>
       </w:r>
@@ -6079,19 +6064,15 @@
         <w:spacing w:after="140" w:line="252" w:lineRule="auto"/>
       </w:pPr>
       <w:r>
-        <w:t xml:space="preserve">The delivered project sits some distance from the Phase A proposal, and we would rather explain that plainly than let it surface as an unexplained gap. The proposal described a complete </w:t>
-      </w:r>
-      <w:r>
-        <w:lastRenderedPageBreak/>
-        <w:t>perception to decision pipeline: YOLO for detection and classification, DeepSORT for tracking across occlusion, a DQN agent making the phase decisions, a Priority Protocol guaranteeing zero delay for emergency vehicles, a Rule Based Safety Layer and Historical Data Fallback Mode, and a cloud hosted dashboard (FastAPI, PostgreSQL, deployed on Render). Its success criteria were correspondingly broad: at least 20% less average waiting time, at least 15% less maximum queue length, detection accuracy above 90% (95% for emergency vehicles), sub 100 millisecond latency, and zero delay emergency preemption in 100% of test cases.</w:t>
-      </w:r>
-    </w:p>
-    <w:p>
-      <w:pPr>
-        <w:spacing w:after="140" w:line="252" w:lineRule="auto"/>
-      </w:pPr>
-      <w:r>
-        <w:t>Figure 4.1 reproduces the Deployment Diagram from that proposal, relabelled only to say Trained PPO Model in place of Trained DQN Model, per Section 4.3. We show it specifically because it was not implemented. None of the cloud infrastructure, the edge device, the IP camera, or the traffic light controller integration drawn in it exists in the delivered system. What we built instead is the pipeline shown in Figure 3.1.</w:t>
+        <w:t>The delivered system differs substantially from the Phase A proposal. The proposal described a full perception to decision pipeline: YOLO for vehicle detection and classification, DeepSORT for tracking across occlusion, a DQN agent for phase selection, a Priority Protocol giving emergency vehicles zero delay, a Rule Based Safety Layer with a Historical Data Fallback Mode, and a cloud hosted dashboard on FastAPI and PostgreSQL. Its success criteria were equally broad: at least 20% less average waiting time, at least 15% less maximum queue length, detection accuracy above 90% and above 95% for emergency vehicles, latency under 100 milliseconds, and zero delay emergency preemption in all test cases.</w:t>
+      </w:r>
+    </w:p>
+    <w:p>
+      <w:pPr>
+        <w:spacing w:after="140" w:line="252" w:lineRule="auto"/>
+      </w:pPr>
+      <w:r>
+        <w:t>Figure 4.1 reproduces the Deployment Diagram from that proposal, relabelled only to say Trained PPO Model in place of Trained DQN Model. We show it because it was not implemented. None of the cloud infrastructure, the edge device, the IP camera, or the controller integration in it exists in the delivered system. What we built instead is the pipeline in Figure 3.1.</w:t>
       </w:r>
     </w:p>
     <w:p>
@@ -6103,11 +6084,12 @@
         <w:rPr>
           <w:noProof/>
         </w:rPr>
+        <w:lastRenderedPageBreak/>
         <w:drawing>
-          <wp:inline distT="0" distB="0" distL="0" distR="0" wp14:anchorId="5C4B6429" wp14:editId="534E6025">
+          <wp:inline distT="0" distB="0" distL="0" distR="0" wp14:anchorId="52F4A406" wp14:editId="0E456D1F">
             <wp:extent cx="4476750" cy="4210050"/>
             <wp:effectExtent l="0" t="0" r="0" b="0"/>
-            <wp:docPr id="485556484" name="Picture 485556484"/>
+            <wp:docPr id="1496366269" name="Picture 1496366269"/>
             <wp:cNvGraphicFramePr>
               <a:graphicFrameLocks xmlns:a="http://schemas.openxmlformats.org/drawingml/2006/main" noChangeAspect="1"/>
             </wp:cNvGraphicFramePr>
@@ -6162,7 +6144,7 @@
         <w:spacing w:after="140" w:line="252" w:lineRule="auto"/>
       </w:pPr>
       <w:r>
-        <w:t>What we delivered is narrower, and in the one dimension we chose to go deep on, far more rigorously verified than the plan called for: a single intersection control policy, trained and evaluated on the simulator's own ground truth vehicle state rather than a vision pipeline, with no priority protocol, no fallback mode, and no cloud infrastructure. The vision layer, the emergency priority logic, and the cloud hosting were not implemented.</w:t>
+        <w:t>The delivered scope is narrower, and in the one dimension we chose to go deep on, verified far more rigorously than the proposal required: a single intersection control policy, trained and evaluated on the simulator's ground truth vehicle state rather than a vision estimate, with no priority protocol, no fallback mode, and no cloud infrastructure. The vision layer, the emergency preemption logic, and the hosted deployment were not built.</w:t>
       </w:r>
     </w:p>
     <w:p>
@@ -6170,7 +6152,7 @@
         <w:pStyle w:val="Heading2"/>
         <w:spacing w:before="200" w:after="100"/>
       </w:pPr>
-      <w:bookmarkStart w:id="21" w:name="_Toc238312573"/>
+      <w:bookmarkStart w:id="21" w:name="_Toc238496066"/>
       <w:r>
         <w:t>4.2 Why the Scope Narrowed</w:t>
       </w:r>
@@ -6181,19 +6163,15 @@
         <w:spacing w:after="140" w:line="252" w:lineRule="auto"/>
       </w:pPr>
       <w:r>
-        <w:t xml:space="preserve">Two reasons drove this, and both were real rather than the more flattering one. The first was a deliberate research decision. The control policy question, given a traffic state, which phase should be green and for how long, is already a substantial problem on its own, as Section 4.4 </w:t>
-      </w:r>
-      <w:r>
-        <w:lastRenderedPageBreak/>
-        <w:t>demonstrates at length. Bundling it with an unsolved vision and tracking problem would have made it far harder to tell, when something went wrong, whether the fault lay in perception or in decision making. Isolating the control problem first, using ground truth as a stand in for perfect perception, let us study it cleanly.</w:t>
-      </w:r>
-    </w:p>
-    <w:p>
-      <w:pPr>
-        <w:spacing w:after="140" w:line="252" w:lineRule="auto"/>
-      </w:pPr>
-      <w:r>
-        <w:t>The second reason was circumstantial rather than planned: during the project timeline, both of us were called up for military reserves, which is compulsory once summoned and cannot be deferred on request, removing a significant and unpredictable block of development time with no advance warning. Faced with a real reduction in available time, we chose to protect the depth and rigor of the reinforcement learning work already underway, rather than spread the remaining time thinly across vision, tracking, priority logic, and cloud infrastructure and risk finishing all of them shallowly, with nothing brought to a genuinely complete, demonstrable state. We see this as two distinct phases of the same project: the decision making "brain," the reinforcement learning policy itself, which we finished and evaluated rigorously, and the sim to real deployment layer, camera based perception, tracking, and physical integration, which remains the natural next phase rather than something we attempted and abandoned. We think this was the right trade off under the circumstances.</w:t>
+        <w:t>Two factors explain this. The first was a deliberate research decision. Deciding which phase should be green and for how long is already a substantial problem on its own, as the version history in Section 4.4 shows. Combining it with an unsolved detection and tracking problem would have made it much harder to tell whether a poor result came from perception or from decision making. Isolating the control problem, with ground truth state standing in for perfect perception, let us study it on its own.</w:t>
+      </w:r>
+    </w:p>
+    <w:p>
+      <w:pPr>
+        <w:spacing w:after="140" w:line="252" w:lineRule="auto"/>
+      </w:pPr>
+      <w:r>
+        <w:t>The second factor was circumstantial. During the project both team members were called up for military reserves, which is compulsory once summoned and cannot be deferred, removing a significant and unpredictable block of development time without notice. Faced with a real reduction in available time, we chose to protect the depth of the reinforcement learning work already underway rather than spread the remaining time across perception, tracking, priority logic, and cloud infrastructure and finish none of them to a demonstrable standard. We see the work as two phases of the same project: the decision making component, which we completed and evaluated rigorously, and the simulation to reality deployment layer, which remains the next phase rather than an abandoned attempt.</w:t>
       </w:r>
     </w:p>
     <w:p>
@@ -6201,8 +6179,9 @@
         <w:pStyle w:val="Heading2"/>
         <w:spacing w:before="200" w:after="100"/>
       </w:pPr>
-      <w:bookmarkStart w:id="22" w:name="_Toc238312574"/>
-      <w:r>
+      <w:bookmarkStart w:id="22" w:name="_Toc238496067"/>
+      <w:r>
+        <w:lastRenderedPageBreak/>
         <w:t>4.3 Changing the Algorithm, DQN to PPO</w:t>
       </w:r>
       <w:bookmarkEnd w:id="22"/>
@@ -6212,23 +6191,23 @@
         <w:spacing w:after="140" w:line="252" w:lineRule="auto"/>
       </w:pPr>
       <w:r>
-        <w:t>We also changed which reinforcement learning algorithm served as the primary approach. An early DQN implementation exists in the codebase, operating on the same ground truth state rather than vision input, with its own environment, a far more complex multi term reward, and its own training pipeline.</w:t>
-      </w:r>
-    </w:p>
-    <w:p>
-      <w:pPr>
-        <w:spacing w:after="140" w:line="252" w:lineRule="auto"/>
-      </w:pPr>
-      <w:r>
-        <w:t>The DQN implementation was evaluated against a fixed time baseline many times during its development, and the full log survives in the project's data files. What it reveals is not simply that DQN was worse than PPO, it is that DQN's own result, run to run, was not consistent enough to trust. Thirty four logged runs exist (a thirty fifth, synthetic sanity check entry is excluded), all on the same fixed seed, spanning three intersection configurations across roughly three weeks. Their improvement ranges from essentially eliminating waiting time (99.6% better) to roughly 1,380 times more total waiting time than doing nothing (about negative 137,858%). The median run, 34.8% better, looks respectable in isolation. The mean is a meaningless negative 4,046%, dragged there by a handful of catastrophic outliers, which is itself the point: a metric whose mean and median disagree this violently is not describing a reliable controller.</w:t>
-      </w:r>
-    </w:p>
-    <w:p>
-      <w:pPr>
-        <w:spacing w:after="140" w:line="252" w:lineRule="auto"/>
-      </w:pPr>
-      <w:r>
-        <w:t>Figure 4.2 plots every logged evaluation in chronological order. Each dot is one real test at a different point in development, and the axis is percent improvement over the fixed timer, on a log scale so the good and the extremely bad results fit on one chart. Blue beat the baseline, red did worse, gray was logged with exactly zero waiting time, which we treat as a failed run rather than a perfect result. The chart shows the instability itself: good results and severe failures sit side by side throughout, the opposite of the steady pattern the PPO charts show in Chapter 5.</w:t>
+        <w:t>We also changed which reinforcement learning algorithm served as the primary approach. An earlier DQN implementation exists in the codebase, working on the same ground truth state rather than vision input, with its own environment, a much more complex multi term reward, and its own training pipeline.</w:t>
+      </w:r>
+    </w:p>
+    <w:p>
+      <w:pPr>
+        <w:spacing w:after="140" w:line="252" w:lineRule="auto"/>
+      </w:pPr>
+      <w:r>
+        <w:t>We evaluated the DQN implementation against a fixed time baseline many times during its development, and the full log survives in the project data files. The log shows not simply that DQN was worse than PPO, but that its result varied too much between runs to be trusted. Thirty four logged runs exist, excluding a thirty fifth synthetic sanity check, all on the same fixed seed and spanning three intersection configurations over roughly three weeks. Improvement over the baseline ranges from effectively eliminating waiting time, at 99.6% better, to producing roughly 1,380 times more total waiting time than doing nothing, about negative 137,858%. The median run, at 34.8% better, looks respectable on its own. The mean is negative 4,046%, pulled there by a few catastrophic outliers. A metric whose mean and median disagree this violently does not describe a dependable controller.</w:t>
+      </w:r>
+    </w:p>
+    <w:p>
+      <w:pPr>
+        <w:spacing w:after="140" w:line="252" w:lineRule="auto"/>
+      </w:pPr>
+      <w:r>
+        <w:t>Figure 4.2 plots every logged evaluation in chronological order. Each dot is one real test at a different point in development, and the vertical axis is percent improvement over the fixed timer, on a log scale so the good and the extremely bad results fit on one chart. Blue beat the baseline, red did worse, and gray was logged with exactly zero waiting time, which we treat as a failed run rather than a perfect result. Good results and severe failures sit side by side throughout, the opposite of the steady pattern the PPO charts show in Chapter 5.</w:t>
       </w:r>
     </w:p>
     <w:p>
@@ -6240,12 +6219,11 @@
         <w:rPr>
           <w:noProof/>
         </w:rPr>
-        <w:lastRenderedPageBreak/>
         <w:drawing>
-          <wp:inline distT="0" distB="0" distL="0" distR="0" wp14:anchorId="00CB50D3" wp14:editId="12E858EA">
+          <wp:inline distT="0" distB="0" distL="0" distR="0" wp14:anchorId="18780A2B" wp14:editId="502AC72C">
             <wp:extent cx="5429250" cy="2714625"/>
             <wp:effectExtent l="0" t="0" r="0" b="0"/>
-            <wp:docPr id="938835357" name="Picture 938835357"/>
+            <wp:docPr id="1325943211" name="Picture 1325943211"/>
             <wp:cNvGraphicFramePr>
               <a:graphicFrameLocks xmlns:a="http://schemas.openxmlformats.org/drawingml/2006/main" noChangeAspect="1"/>
             </wp:cNvGraphicFramePr>
@@ -6300,15 +6278,19 @@
         <w:spacing w:after="140" w:line="252" w:lineRule="auto"/>
       </w:pPr>
       <w:r>
-        <w:t>Counting the runs rather than the extremes: 23 of the 34 beat the baseline, 4 did worse (the negative 137,858% case coincides with that run's own log noting 411 vehicles still stuck on the map at the time limit, a genuine gridlock), and 7 were logged with exactly zero waiting time, which reads as a failed evaluation rather than a perfect controller, so we do not count those as successes either. We excluded none of them.</w:t>
-      </w:r>
-    </w:p>
-    <w:p>
-      <w:pPr>
-        <w:spacing w:after="140" w:line="252" w:lineRule="auto"/>
-      </w:pPr>
-      <w:r>
-        <w:t>This was not an agent we could safely put in charge of an intersection. The failure mode recurred: certain approaches starved almost entirely in favor of others, with nothing in the agent's own logic pulling it back out, despite more than a dozen hand tuned reward terms trying to discourage exactly that. PPO's clipped updates were materially more stable against violent policy collapse (Chapter 7), and its native action masking let us rule out unsafe behavior structurally rather than merely discourage it. The DQN implementation remains in the repository in full.</w:t>
+        <w:t>By count rather than by extreme value, 23 of the 34 runs beat the baseline, 4 did worse, and 7 were logged with exactly zero waiting time. The worst case, at negative 137,858%, matches that run's own log recording 411 vehicles still stuck on the map at the time limit, which is genuine gridlock rather than a numerical artifact. We treat the seven zero waiting time entries as failed evaluations, not successes. No run was excluded from the chart or from these totals.</w:t>
+      </w:r>
+    </w:p>
+    <w:p>
+      <w:pPr>
+        <w:spacing w:after="140" w:line="252" w:lineRule="auto"/>
+      </w:pPr>
+      <w:r>
+        <w:t xml:space="preserve">This was not a controller we could put in charge of an intersection. The failure mode recurred: individual approaches were starved almost entirely in favor of others, with nothing in the agent's </w:t>
+      </w:r>
+      <w:r>
+        <w:lastRenderedPageBreak/>
+        <w:t>own logic to recover, despite more than a dozen hand tuned reward terms meant to prevent exactly that. PPO's clipped updates proved much more resistant to the abrupt policy collapse we hit elsewhere (Chapter 7), and its action masking let us rule out unsafe behavior structurally rather than penalize it. The DQN implementation remains in the repository in full.</w:t>
       </w:r>
     </w:p>
     <w:p>
@@ -6316,7 +6298,7 @@
         <w:pStyle w:val="Heading2"/>
         <w:spacing w:before="200" w:after="100"/>
       </w:pPr>
-      <w:bookmarkStart w:id="23" w:name="_Toc238312575"/>
+      <w:bookmarkStart w:id="23" w:name="_Toc238496068"/>
       <w:r>
         <w:t>4.4 The Version History</w:t>
       </w:r>
@@ -6327,7 +6309,7 @@
         <w:spacing w:after="140" w:line="252" w:lineRule="auto"/>
       </w:pPr>
       <w:r>
-        <w:t>The project did not progress in a straight line, and we think that is worth stating plainly rather than smoothing over. What follows is the actual sequence of major iterations, each one a fresh, from scratch training run rather than a continuation of the last, since changing the reward or observation definition partway through training and then resuming from an old checkpoint turned out, the hard way, to reliably corrupt the agent rather than improve it.</w:t>
+        <w:t>Development did not run in a straight line, and the actual sequence of iterations is reported here rather than smoothed over. Each version below is a training run started from random initialization rather than a continuation of the one before it, because changing the reward or observation definition partway through training and then resuming from a checkpoint corrupted the policy instead of improving it.</w:t>
       </w:r>
     </w:p>
     <w:tbl>
@@ -6598,7 +6580,6 @@
                 <w:sz w:val="20"/>
                 <w:szCs w:val="20"/>
               </w:rPr>
-              <w:lastRenderedPageBreak/>
               <w:t>V3.1 – V3.3</w:t>
             </w:r>
           </w:p>
@@ -6814,7 +6795,7 @@
         <w:spacing w:after="140" w:line="252" w:lineRule="auto"/>
       </w:pPr>
       <w:r>
-        <w:t>A full account of exactly what changed between each version, and the reasoning behind each change, is preserved in the project's version history document rather than repeated here in full. The table above is the condensed arc of it.</w:t>
+        <w:t>The project version history document records what changed between versions and why. The table above is the condensed form.</w:t>
       </w:r>
     </w:p>
     <w:p>
@@ -6822,7 +6803,7 @@
         <w:pStyle w:val="Heading2"/>
         <w:spacing w:before="200" w:after="100"/>
       </w:pPr>
-      <w:bookmarkStart w:id="24" w:name="_Toc238312576"/>
+      <w:bookmarkStart w:id="24" w:name="_Toc238496069"/>
       <w:r>
         <w:t>4.5 How We Worked</w:t>
       </w:r>
@@ -6833,15 +6814,16 @@
         <w:spacing w:after="140" w:line="252" w:lineRule="auto"/>
       </w:pPr>
       <w:r>
-        <w:t>This project was steered through frequent review sessions in which the agent was shown live rather than described in a status report. That is why the graphical comparison tools exist: picking a model, a scenario, and a seed, including one typed in on the spot, then watching the result immediately, is far more convincing than a slide of numbers.</w:t>
-      </w:r>
-    </w:p>
-    <w:p>
-      <w:pPr>
-        <w:spacing w:after="140" w:line="252" w:lineRule="auto"/>
-      </w:pPr>
-      <w:r>
-        <w:t>Once V8 beat every baseline, the project's centre of gravity shifted from building something better to establishing how sure we actually were. Chapter 6 describes the testing process that produced.</w:t>
+        <w:t>The project was steered through frequent review sessions in which we demonstrated the agent live rather than describing it in a written status report. This is the main reason the graphical comparison tools exist: picking a model, a scenario, and a seed, including one supplied on the spot, then watching the result immediately, demonstrates progress far better than a table of figures.</w:t>
+      </w:r>
+    </w:p>
+    <w:p>
+      <w:pPr>
+        <w:spacing w:after="140" w:line="252" w:lineRule="auto"/>
+      </w:pPr>
+      <w:r>
+        <w:lastRenderedPageBreak/>
+        <w:t>Once V8 beat every baseline, the emphasis shifted from improving performance to establishing how confidently that performance could be claimed. Chapter 6 documents the evaluation process that followed.</w:t>
       </w:r>
     </w:p>
     <w:p>
@@ -6849,7 +6831,7 @@
         <w:pStyle w:val="Heading1"/>
         <w:spacing w:before="260" w:after="130"/>
       </w:pPr>
-      <w:bookmarkStart w:id="25" w:name="_Toc238312577"/>
+      <w:bookmarkStart w:id="25" w:name="_Toc238496070"/>
       <w:r>
         <w:t>5. Results</w:t>
       </w:r>
@@ -6860,7 +6842,7 @@
         <w:pStyle w:val="Heading2"/>
         <w:spacing w:before="200" w:after="100"/>
       </w:pPr>
-      <w:bookmarkStart w:id="26" w:name="_Toc238312578"/>
+      <w:bookmarkStart w:id="26" w:name="_Toc238496071"/>
       <w:r>
         <w:t>5.1 The Headline Result</w:t>
       </w:r>
@@ -6871,7 +6853,7 @@
         <w:spacing w:after="140" w:line="252" w:lineRule="auto"/>
       </w:pPr>
       <w:r>
-        <w:t>The project's central goal, an agent that beats fixed time control across light, moderate, and heavy traffic, was achieved and independently verified rather than taken on faith. Our champion agent reduces total waiting time by roughly 50% in light traffic, 36% in moderate traffic, and 8% in heavy traffic, each measured against the best performing fixed time baseline for that condition. Under the project's most rigorous test, described in Chapter 6, the champion agent beat every one of the three fixed time baselines outright in 53 of 60 cases (88.3%), and its remaining losses were narrow, single digit percentage misses against only the single toughest baseline in light traffic, never a broad or catastrophic failure.</w:t>
+        <w:t>The project's central goal, an agent that beats fixed time control across light, moderate, and heavy traffic, was achieved and independently verified. Our champion agent reduces total waiting time by roughly 50% in light traffic, 36% in moderate traffic, and 8% in heavy traffic, each measured against the best fixed time baseline for that condition. Under the most rigorous test we ran, described in Chapter 6, it beat all three baselines in 53 of 60 cases, or 88.3%. Its remaining losses were narrow single digit misses against the toughest baseline in light traffic, not broad failures.</w:t>
       </w:r>
     </w:p>
     <w:p>
@@ -6879,7 +6861,7 @@
         <w:pStyle w:val="Heading2"/>
         <w:spacing w:before="200" w:after="100"/>
       </w:pPr>
-      <w:bookmarkStart w:id="27" w:name="_Toc238312579"/>
+      <w:bookmarkStart w:id="27" w:name="_Toc238496072"/>
       <w:r>
         <w:t>5.2 The Evidence</w:t>
       </w:r>
@@ -6890,19 +6872,15 @@
         <w:spacing w:after="140" w:line="252" w:lineRule="auto"/>
       </w:pPr>
       <w:r>
-        <w:t>The three charts below are the evidence behind that number. In each, our agent is measured against ordinary fixed timers, and lower means less time waiting, so a line below the fixed timer lines means our agent is winning.</w:t>
-      </w:r>
-    </w:p>
-    <w:p>
-      <w:pPr>
-        <w:spacing w:after="140" w:line="252" w:lineRule="auto"/>
-      </w:pPr>
-      <w:r>
-        <w:t xml:space="preserve">Figure 5.1 plots total waiting time at every checkpoint of our champion agent against the three baselines, one independently drawn seed and scenario per checkpoint. The axis is compressed to </w:t>
-      </w:r>
-      <w:r>
-        <w:lastRenderedPageBreak/>
-        <w:t>a log scale only so light and heavy traffic can share one chart. The agent starts roughly tied with the fixed timers, drops sharply within the first few hundred thousand steps, then stays below all three for the rest of training, in light, moderate, and heavy traffic alike (solid, dashed, and dotted lines).</w:t>
+        <w:t>The three figures below show that evidence directly. In each, our agent is measured against ordinary fixed timer signals, and lower means less waiting time, so a line below the fixed timer lines means our agent is winning.</w:t>
+      </w:r>
+    </w:p>
+    <w:p>
+      <w:pPr>
+        <w:spacing w:after="140" w:line="252" w:lineRule="auto"/>
+      </w:pPr>
+      <w:r>
+        <w:t>Figure 5.1 plots total waiting time at every checkpoint of our champion agent against the three baselines, with one independently drawn seed and scenario per checkpoint. The axis uses a log scale only so light and heavy traffic can share one chart. The agent starts roughly level with the fixed timers, drops sharply within the first few hundred thousand steps, then stays below all three for the rest of training, in light, moderate, and heavy traffic alike, shown as solid, dashed, and dotted lines.</w:t>
       </w:r>
     </w:p>
     <w:p>
@@ -6915,10 +6893,10 @@
           <w:noProof/>
         </w:rPr>
         <w:drawing>
-          <wp:inline distT="0" distB="0" distL="0" distR="0" wp14:anchorId="76A7CD91" wp14:editId="1E8620BC">
+          <wp:inline distT="0" distB="0" distL="0" distR="0" wp14:anchorId="1427BBA1" wp14:editId="5355BE64">
             <wp:extent cx="5429250" cy="2714625"/>
             <wp:effectExtent l="0" t="0" r="0" b="0"/>
-            <wp:docPr id="1869822914" name="Picture 1869822914"/>
+            <wp:docPr id="2078596659" name="Picture 2078596659"/>
             <wp:cNvGraphicFramePr>
               <a:graphicFrameLocks xmlns:a="http://schemas.openxmlformats.org/drawingml/2006/main" noChangeAspect="1"/>
             </wp:cNvGraphicFramePr>
@@ -6973,7 +6951,7 @@
         <w:spacing w:after="140" w:line="252" w:lineRule="auto"/>
       </w:pPr>
       <w:r>
-        <w:t>Figure 5.2 reduces those 60 checkpoints to one number each, percent improvement over the Fixed_60s baseline, split by traffic condition. A dot above the zero line means the agent won at that point in training, below means it lost. Aside from two checkpoints in the first half million steps, nearly every dot sits above the line. This is the direct evidence behind the 88.3% win rate, in deliberate contrast to Figure 4.2, where losing results keep reappearing.</w:t>
+        <w:t>Figure 5.2 reduces those 60 checkpoints to one number each, percent improvement over the Fixed_60s baseline, split by traffic condition. A dot above the zero line means the agent won at that point in training, below means it lost. Apart from two checkpoints in the first half million steps, nearly every dot sits above the line. This is the direct evidence behind the 88.3% win rate, and the contrast with Figure 4.2, where losing results keep reappearing, is deliberate.</w:t>
       </w:r>
     </w:p>
     <w:p>
@@ -6985,11 +6963,12 @@
         <w:rPr>
           <w:noProof/>
         </w:rPr>
+        <w:lastRenderedPageBreak/>
         <w:drawing>
-          <wp:inline distT="0" distB="0" distL="0" distR="0" wp14:anchorId="1AA2A17E" wp14:editId="6C1A2667">
+          <wp:inline distT="0" distB="0" distL="0" distR="0" wp14:anchorId="1B75F74B" wp14:editId="179CC07B">
             <wp:extent cx="5429250" cy="2324100"/>
             <wp:effectExtent l="0" t="0" r="0" b="0"/>
-            <wp:docPr id="1100118508" name="Picture 1100118508"/>
+            <wp:docPr id="1128173197" name="Picture 1128173197"/>
             <wp:cNvGraphicFramePr>
               <a:graphicFrameLocks xmlns:a="http://schemas.openxmlformats.org/drawingml/2006/main" noChangeAspect="1"/>
             </wp:cNvGraphicFramePr>
@@ -7044,7 +7023,7 @@
         <w:spacing w:after="140" w:line="252" w:lineRule="auto"/>
       </w:pPr>
       <w:r>
-        <w:t>Figure 5.3 repeats the comparison for moderate traffic alone, on an ordinary rather than a compressed axis, which shows the shape of the improvement more directly. The agent's line starts far above the fixed timers, meaning it performs worse at first, then falls sharply and settles below every one of them for the rest of training.</w:t>
+        <w:t>Figure 5.3 repeats the comparison for moderate traffic alone on an ordinary axis, which shows the shape of the improvement more directly than a log scale. The agent line starts far above the fixed timers, then falls sharply and settles below all of them for the rest of training.</w:t>
       </w:r>
     </w:p>
     <w:p>
@@ -7056,12 +7035,11 @@
         <w:rPr>
           <w:noProof/>
         </w:rPr>
-        <w:lastRenderedPageBreak/>
         <w:drawing>
-          <wp:inline distT="0" distB="0" distL="0" distR="0" wp14:anchorId="42403022" wp14:editId="338365CA">
+          <wp:inline distT="0" distB="0" distL="0" distR="0" wp14:anchorId="7390E60E" wp14:editId="18D689D8">
             <wp:extent cx="5286375" cy="2714625"/>
             <wp:effectExtent l="0" t="0" r="0" b="0"/>
-            <wp:docPr id="127977464" name="Picture 127977464"/>
+            <wp:docPr id="405511480" name="Picture 405511480"/>
             <wp:cNvGraphicFramePr>
               <a:graphicFrameLocks xmlns:a="http://schemas.openxmlformats.org/drawingml/2006/main" noChangeAspect="1"/>
             </wp:cNvGraphicFramePr>
@@ -7116,7 +7094,7 @@
         <w:pStyle w:val="Heading2"/>
         <w:spacing w:before="200" w:after="100"/>
       </w:pPr>
-      <w:bookmarkStart w:id="28" w:name="_Toc238312580"/>
+      <w:bookmarkStart w:id="28" w:name="_Toc238496073"/>
       <w:r>
         <w:t>5.3 Investigating the Heavy Traffic Gap</w:t>
       </w:r>
@@ -7127,7 +7105,7 @@
         <w:spacing w:after="140" w:line="252" w:lineRule="auto"/>
       </w:pPr>
       <w:r>
-        <w:t>The remaining gap in heavy traffic was the subject of a dedicated investigation. We hypothesized that the agent's camera limited observation was "saturating" under heavy demand, every input reading effectively maxed out, leaving the policy unable to distinguish one badly congested state from another, and tested this directly by training an otherwise identical agent with a richer, non saturating encoding of the same information. It performed identically to the original, checkpoint for checkpoint. We concluded that this gap reflects a genuine demand ceiling, queueing physics as arrivals approach the intersection's physical service capacity, rather than a perception limitation, and that closing it further would likely require coordinating with neighboring intersections.</w:t>
+        <w:t>We investigated the remaining gap in heavy traffic rather than leaving it unexplained. Our hypothesis was that the sensing limit saturates the observation under heavy demand, with every input near its maximum and the policy unable to tell one congested state from another. We tested this directly by training an otherwise identical agent with a richer, non saturating encoding of the same information. It performed identically, checkpoint for checkpoint. We conclude the gap is a demand ceiling, queueing behavior as arrivals approach the physical capacity of the intersection, not a perception limit. Closing it further would require coordinating with neighboring intersections.</w:t>
       </w:r>
     </w:p>
     <w:p>
@@ -7135,7 +7113,7 @@
         <w:pStyle w:val="Heading2"/>
         <w:spacing w:before="200" w:after="100"/>
       </w:pPr>
-      <w:bookmarkStart w:id="29" w:name="_Toc238312581"/>
+      <w:bookmarkStart w:id="29" w:name="_Toc238496074"/>
       <w:r>
         <w:t>5.4 Does Training Longer Help?</w:t>
       </w:r>
@@ -7146,7 +7124,11 @@
         <w:spacing w:after="140" w:line="252" w:lineRule="auto"/>
       </w:pPr>
       <w:r>
-        <w:t>A second, unplanned but genuinely valuable result came from directly testing whether training for longer improves the agent. It does not, reliably: a fresh agent trained for twice the original step budget scored 77.4% on the same rigorous evaluation, meaningfully below the original champion's 88.3%, despite twice the training experience. The checkpoint history told a specific story about why: even at 99% through its schedule, a checkpoint could still sit between two much better neighbors ten thousand steps away, consistent with a fixed, never decaying exploration noise setting still perturbing the policy rather than the run simply running out of time. A second collapse also appeared partway through the longer run. We traced part of the reason to how the learning rate schedule is defined relative to the requested training length, and consider the likely remaining cause that same non decaying exploration setting. Both are concrete, addressable design choices for future work, not a fundamental ceiling on what this approach can achieve.</w:t>
+        <w:t xml:space="preserve">A second, unplanned result concerns training length. Training longer does not reliably help. An agent trained from scratch for twice the original step budget scored 77.4% under the same </w:t>
+      </w:r>
+      <w:r>
+        <w:lastRenderedPageBreak/>
+        <w:t>evaluation, against 88.3% for the original champion, despite twice the experience. The checkpoint history shows why. Even at 99% of the schedule, individual checkpoints sat between much better neighbors ten thousand steps away, which points to a fixed, non decaying exploration coefficient still disturbing the policy rather than to a shortage of training time. A second collapse also appeared partway through the longer run. Part of the cause is how the learning rate schedule is defined relative to the requested run length, and the rest is most likely that non decaying exploration setting. Both are concrete design choices we can fix, not a ceiling on the approach.</w:t>
       </w:r>
     </w:p>
     <w:p>
@@ -7154,7 +7136,7 @@
         <w:pStyle w:val="Heading2"/>
         <w:spacing w:before="200" w:after="100"/>
       </w:pPr>
-      <w:bookmarkStart w:id="30" w:name="_Toc238312582"/>
+      <w:bookmarkStart w:id="30" w:name="_Toc238496075"/>
       <w:r>
         <w:t>5.5 Did We Meet Our Phase A Metrics?</w:t>
       </w:r>
@@ -7165,7 +7147,7 @@
         <w:spacing w:after="140" w:line="252" w:lineRule="auto"/>
       </w:pPr>
       <w:r>
-        <w:t>Our Phase A proposal defined six quantitative success criteria, and honesty requires reporting against every one of them, not only the ones the project ended up addressing. The table below does that directly.</w:t>
+        <w:t>The Phase A proposal defined six quantitative success criteria. We report against all six, including the ones the delivered scope did not address.</w:t>
       </w:r>
     </w:p>
     <w:tbl>
@@ -7208,7 +7190,6 @@
                 <w:sz w:val="20"/>
                 <w:szCs w:val="20"/>
               </w:rPr>
-              <w:lastRenderedPageBreak/>
               <w:t>Phase A success criterion</w:t>
             </w:r>
           </w:p>
@@ -7520,7 +7501,7 @@
         <w:spacing w:after="140" w:line="252" w:lineRule="auto"/>
       </w:pPr>
       <w:r>
-        <w:t>Put plainly: the one criterion concerning the control policy itself, at least 20% less average waiting time against a fixed time baseline, was exceeded in two of the three conditions, and the condition where it was not (heavy traffic, 8%) was investigated rather than left unexplained (Section 5.3). The remaining five all concerned the vision, priority protocol, and infrastructure components which, as Chapter 4 explains, were not implemented. We would rather report that gap plainly than describe success only in terms of the criterion we did address.</w:t>
+        <w:t>The one criterion that concerned the control policy itself, at least 20% less average waiting time than a fixed time baseline, was exceeded in two of the three conditions. The condition where it was not, heavy traffic at 8%, was investigated rather than left unexplained (Section 5.3). The other five criteria concern the vision, priority protocol, and infrastructure components which, as Chapter 4 explains, were not built.</w:t>
       </w:r>
     </w:p>
     <w:p>
@@ -7528,7 +7509,7 @@
         <w:pStyle w:val="Heading1"/>
         <w:spacing w:before="260" w:after="130"/>
       </w:pPr>
-      <w:bookmarkStart w:id="31" w:name="_Toc238312583"/>
+      <w:bookmarkStart w:id="31" w:name="_Toc238496076"/>
       <w:r>
         <w:t>6. The Testing Process</w:t>
       </w:r>
@@ -7539,7 +7520,7 @@
         <w:spacing w:after="140" w:line="252" w:lineRule="auto"/>
       </w:pPr>
       <w:r>
-        <w:t>Every number in Chapter 5 rests on the testing process described here. We treat it as a research contribution rather than an afterthought, because the central risk is not an agent that fails visibly, it is one that looks good on a chart and is not trustworthy.</w:t>
+        <w:t>Every number in Chapter 5 rests on the evaluation process described here. We treat it as a contribution in its own right, because the main risk in work like this is not an agent that fails visibly, but one that produces good summary statistics without being dependable.</w:t>
       </w:r>
     </w:p>
     <w:p>
@@ -7547,7 +7528,7 @@
         <w:pStyle w:val="Heading2"/>
         <w:spacing w:before="200" w:after="100"/>
       </w:pPr>
-      <w:bookmarkStart w:id="32" w:name="_Toc238312584"/>
+      <w:bookmarkStart w:id="32" w:name="_Toc238496077"/>
       <w:r>
         <w:t>6.1 Verifying the Simulator Is Deterministic</w:t>
       </w:r>
@@ -7558,7 +7539,11 @@
         <w:spacing w:after="140" w:line="252" w:lineRule="auto"/>
       </w:pPr>
       <w:r>
-        <w:t>Before relying on any comparison, we verified rather than assumed that SUMO's seeded vehicle generation is deterministic: the same seed produces a bit for bit identical stream of vehicles whichever controller drives the signal, across separate runs and different days. That property is what makes a paired comparison meaningful, since any difference must then come from the controller and not from easier traffic. We would not have trusted any comparison here without checking it.</w:t>
+        <w:t xml:space="preserve">Before relying on any comparison between controllers, we verified rather than assumed that SUMO's vehicle generation is deterministic. The same seed produces a bit for bit identical stream of vehicles whichever controller drives the signal, across separate processes and across </w:t>
+      </w:r>
+      <w:r>
+        <w:lastRenderedPageBreak/>
+        <w:t>different days. This is what makes a paired comparison meaningful, since any difference must then come from the controller rather than from easier traffic in one run.</w:t>
       </w:r>
     </w:p>
     <w:p>
@@ -7566,7 +7551,7 @@
         <w:pStyle w:val="Heading2"/>
         <w:spacing w:before="200" w:after="100"/>
       </w:pPr>
-      <w:bookmarkStart w:id="33" w:name="_Toc238312585"/>
+      <w:bookmarkStart w:id="33" w:name="_Toc238496078"/>
       <w:r>
         <w:t>6.2 How Our Evaluation Methodology Escalated</w:t>
       </w:r>
@@ -7577,7 +7562,7 @@
         <w:spacing w:after="140" w:line="252" w:lineRule="auto"/>
       </w:pPr>
       <w:r>
-        <w:t>We escalated how rigorously we verified each claim, and the escalation is worth recording, since each step was prompted by a specific doubt about the one before it.</w:t>
+        <w:t>We escalated verification rigor in three stages, each prompted by a specific limitation of the one before it.</w:t>
       </w:r>
     </w:p>
     <w:p>
@@ -7590,7 +7575,7 @@
         <w:spacing w:after="90" w:line="252" w:lineRule="auto"/>
       </w:pPr>
       <w:r>
-        <w:t>A couple of fixed seeds during early development. Adequate for telling whether a change did anything, not for claiming one version beats another.</w:t>
+        <w:t>Two fixed seeds during early development. Enough to show whether a change had any effect, not enough to claim one version beats another.</w:t>
       </w:r>
     </w:p>
     <w:p>
@@ -7616,8 +7601,7 @@
         <w:spacing w:after="90" w:line="252" w:lineRule="auto"/>
       </w:pPr>
       <w:r>
-        <w:lastRenderedPageBreak/>
-        <w:t>Every saved checkpoint against its own freshly drawn seed and scenario, nothing reused, nothing cherry picked, no unfavorable result excluded.</w:t>
+        <w:t>Every saved checkpoint evaluated against its own independently drawn seed and scenario, with no reuse, no selection, and no unfavorable result excluded.</w:t>
       </w:r>
     </w:p>
     <w:p>
@@ -7625,7 +7609,7 @@
         <w:pStyle w:val="Heading2"/>
         <w:spacing w:before="200" w:after="100"/>
       </w:pPr>
-      <w:bookmarkStart w:id="34" w:name="_Toc238312586"/>
+      <w:bookmarkStart w:id="34" w:name="_Toc238496079"/>
       <w:r>
         <w:t>6.3 The Final, Unfiltered Methodology</w:t>
       </w:r>
@@ -7636,23 +7620,23 @@
         <w:spacing w:after="140" w:line="252" w:lineRule="auto"/>
       </w:pPr>
       <w:r>
-        <w:t>A checkpoint is a saved copy of the agent's weights, written automatically every 100,000 steps, so a 6 million step run produces 60 of them, an evenly spaced record of progress from start to end rather than just the final state. The final methodology evaluates all 60, each against its own independently drawn seed and scenario, and reports every outcome.</w:t>
-      </w:r>
-    </w:p>
-    <w:p>
-      <w:pPr>
-        <w:spacing w:after="140" w:line="252" w:lineRule="auto"/>
-      </w:pPr>
-      <w:r>
-        <w:t>This is what let us say, with real confidence rather than a hopeful headline number, that our champion agent beats all three baselines on 53 of 60 independently random evaluations (88.3%), and that its few losses are narrow, single digit misses against only the toughest baseline in light traffic, not the catastrophic failures earlier versions had shown. The same methodology, applied to a second run of the identical recipe, produced one of the project's more sobering findings, reported in Section 5.4: a second run is not guaranteed to reproduce the first one's quality at all.</w:t>
-      </w:r>
-    </w:p>
-    <w:p>
-      <w:pPr>
-        <w:spacing w:after="140" w:line="252" w:lineRule="auto"/>
-      </w:pPr>
-      <w:r>
-        <w:t>The raw output is preserved in the repository, so any claim in Chapter 5 can be checked against the numbers that produced it. Running this many episodes only became practical after we added an early exit condition, stopping the moment no vehicle remains and none are expected, which cut typical evaluation time roughly seven to eight times with no change to the results.</w:t>
+        <w:t>A checkpoint is a saved copy of the agent's weights, written automatically every 100,000 steps, so a six million step run produces 60 of them. That gives an evenly spaced record of progress from start to finish rather than only the final state. The final method evaluates all 60, each against its own seed and scenario, and reports every outcome.</w:t>
+      </w:r>
+    </w:p>
+    <w:p>
+      <w:pPr>
+        <w:spacing w:after="140" w:line="252" w:lineRule="auto"/>
+      </w:pPr>
+      <w:r>
+        <w:t>This is what lets us say, with real confidence rather than as a headline figure, that our champion agent beats all three baselines in 53 of 60 independent evaluations, or 88.3%, and that its losses are narrow single digit misses against the toughest baseline in light traffic rather than the systematic failures earlier versions showed. Applying the same method to a second run of the identical recipe gave one of the project's more useful negative results, reported in Section 5.4: a repeat run does not reliably reproduce the quality of the first.</w:t>
+      </w:r>
+    </w:p>
+    <w:p>
+      <w:pPr>
+        <w:spacing w:after="140" w:line="252" w:lineRule="auto"/>
+      </w:pPr>
+      <w:r>
+        <w:t>The raw output is kept in the repository, so any claim in Chapter 5 can be checked against the per checkpoint numbers behind it. Running this many episodes only became practical after we added an early exit condition, stopping an episode once no vehicle remains and none are expected, which cut typical evaluation time by roughly seven to eight times with no change to the results.</w:t>
       </w:r>
     </w:p>
     <w:p>
@@ -7660,7 +7644,7 @@
         <w:pStyle w:val="Heading1"/>
         <w:spacing w:before="260" w:after="130"/>
       </w:pPr>
-      <w:bookmarkStart w:id="35" w:name="_Toc238312587"/>
+      <w:bookmarkStart w:id="35" w:name="_Toc238496080"/>
       <w:r>
         <w:t>7. Challenges and How We Overcame Them</w:t>
       </w:r>
@@ -7671,7 +7655,7 @@
         <w:spacing w:after="140" w:line="252" w:lineRule="auto"/>
       </w:pPr>
       <w:r>
-        <w:t>Several problems recurred, and most are general lessons about reinforcement learning rather than quirks of this intersection.</w:t>
+        <w:t>Several problems recurred during development. Most are general lessons about applied reinforcement learning rather than quirks of this intersection.</w:t>
       </w:r>
     </w:p>
     <w:p>
@@ -7679,7 +7663,7 @@
         <w:pStyle w:val="Heading2"/>
         <w:spacing w:before="200" w:after="100"/>
       </w:pPr>
-      <w:bookmarkStart w:id="36" w:name="_Toc238312588"/>
+      <w:bookmarkStart w:id="36" w:name="_Toc238496081"/>
       <w:r>
         <w:t>7.1 Reward Hacking via Simulator Artifacts</w:t>
       </w:r>
@@ -7690,7 +7674,7 @@
         <w:spacing w:after="140" w:line="252" w:lineRule="auto"/>
       </w:pPr>
       <w:r>
-        <w:t>The first working version appeared to be doing extremely well, until we saw how. It was starving certain lanes long enough that SUMO's teleportation safety feature, which removes a vehicle that has waited implausibly long so the simulation does not stall, would delete those vehicles entirely. Waiting time attributed to a vehicle that no longer exists is, to the reward function, waiting time that never happened. The fix was simple in hindsight, permanently disabling teleportation, but finding it meant watching the agent rather than trusting the reward curve, which climbed steadily throughout.</w:t>
+        <w:t>The first working version looked exceptional until we examined how. It was starving selected lanes long enough that SUMO's teleportation safety feature, which removes vehicles stationary for an implausible period so the simulation does not deadlock, deleted those vehicles entirely. Waiting time charged to a vehicle that no longer exists is, to the reward function, waiting time that never happened. The fix was simple once found, disabling teleportation permanently, but finding it meant watching the agent's behavior directly rather than trusting the reward curve, which rose steadily the whole time.</w:t>
       </w:r>
     </w:p>
     <w:p>
@@ -7698,7 +7682,7 @@
         <w:pStyle w:val="Heading2"/>
         <w:spacing w:before="200" w:after="100"/>
       </w:pPr>
-      <w:bookmarkStart w:id="37" w:name="_Toc238312589"/>
+      <w:bookmarkStart w:id="37" w:name="_Toc238496082"/>
       <w:r>
         <w:t>7.2 A Dynamic Minimum Green Rule That Fired on the Wrong Signal</w:t>
       </w:r>
@@ -7709,7 +7693,8 @@
         <w:spacing w:after="140" w:line="252" w:lineRule="auto"/>
       </w:pPr>
       <w:r>
-        <w:t>One version let the agent switch before the minimum green time whenever the current phase looked nearly empty, measured by live vehicle counts on that phase's lanes. This had a structural flaw: while a phase is green its vehicles are moving rather than halting, so a live count on a green phase reads as nearly empty almost by construction. Trained further on this bug, the agent committed to exploiting it. Some phases switched at the earliest possible moment every time, others held for the maximum, and starved phases waited over 17,000 seconds, the worst result in the project's history. Only a fresh agent trained from random initialization fixed it, which became our rule thereafter: resuming training after a meaningful rule change risks reinforcing a bug rather than correcting it.</w:t>
+        <w:lastRenderedPageBreak/>
+        <w:t>One version let the agent switch before the minimum green interval whenever the active phase looked nearly empty, measured by live vehicle counts on that phase's lanes. This had a structural flaw. While a phase is green its vehicles are moving rather than halted, so a live count on a green phase reads as nearly empty almost by construction. Trained further against this bug, the agent committed to exploiting it. Some phases switched at the earliest possible moment every cycle, others held for the maximum, and starved phases accumulated waits over 17,000 seconds, the worst result in the project. Only an agent retrained from random initialization fixed it. That set the rule we applied afterwards: resuming training after a real rule change risks reinforcing a bug rather than correcting it.</w:t>
       </w:r>
     </w:p>
     <w:p>
@@ -7717,7 +7702,7 @@
         <w:pStyle w:val="Heading2"/>
         <w:spacing w:before="200" w:after="100"/>
       </w:pPr>
-      <w:bookmarkStart w:id="38" w:name="_Toc238312590"/>
+      <w:bookmarkStart w:id="38" w:name="_Toc238496083"/>
       <w:r>
         <w:t>7.3 A Reward with Almost No Gradient in Light Traffic</w:t>
       </w:r>
@@ -7728,8 +7713,7 @@
         <w:spacing w:after="140" w:line="252" w:lineRule="auto"/>
       </w:pPr>
       <w:r>
-        <w:lastRenderedPageBreak/>
-        <w:t>A version rewarded purely on the reduction in total waiting time did acceptably in moderate and heavy traffic but could not learn light traffic at all. With very few vehicles present, the change in total waiting time between one decision and the next is near zero almost regardless of what the agent does, leaving almost no signal to learn from in exactly the condition where it was needed most. Adding a starvation penalty, responding to how long a lane's longest waiting vehicle has sat there rather than to an aggregate that trivially stays near zero, supplied a real gradient even when traffic was sparse, and light traffic performance improved roughly fifteen fold.</w:t>
+        <w:t>A version rewarded only on the reduction in total waiting time did acceptably in moderate and heavy traffic but could not learn light traffic at all. With few vehicles present, the change in total waiting time between decisions is near zero almost regardless of what the agent does, leaving almost no gradient in exactly the condition where it was needed. Adding a starvation penalty, which responds to how long a lane group's longest waiting vehicle has sat there rather than to an aggregate that stays near zero, gave a usable gradient under sparse demand, and light traffic performance improved by roughly a factor of fifteen.</w:t>
       </w:r>
     </w:p>
     <w:p>
@@ -7737,7 +7721,7 @@
         <w:pStyle w:val="Heading2"/>
         <w:spacing w:before="200" w:after="100"/>
       </w:pPr>
-      <w:bookmarkStart w:id="39" w:name="_Toc238312591"/>
+      <w:bookmarkStart w:id="39" w:name="_Toc238496084"/>
       <w:r>
         <w:t>7.4 The Camera Range Trade Off</w:t>
       </w:r>
@@ -7748,7 +7732,7 @@
         <w:spacing w:after="140" w:line="252" w:lineRule="auto"/>
       </w:pPr>
       <w:r>
-        <w:t>Limiting the observation to a fixed distance from the stop line, to model a realistic sensor rather than an omniscient one, initially caused a heavy traffic regression: queues extending past the visible range were invisible, so the agent under reacted to congestion it could not see. We tested whether a richer, non saturating encoding of the same observation would help. It did not (Section 5.3), and we resolved the regression by extending the visible range instead.</w:t>
+        <w:t>Limiting the observation to a fixed distance from the stop line, to model a realistic sensor rather than an omniscient one, first caused a regression in heavy traffic. Queues extending past the sensing range were invisible, so the agent under reacted to congestion it could not see. We tested whether a richer, non saturating encoding of the same observation would compensate. It did not (Section 5.3), and we resolved the regression by extending the sensing range instead.</w:t>
       </w:r>
     </w:p>
     <w:p>
@@ -7756,7 +7740,7 @@
         <w:pStyle w:val="Heading2"/>
         <w:spacing w:before="200" w:after="100"/>
       </w:pPr>
-      <w:bookmarkStart w:id="40" w:name="_Toc238312592"/>
+      <w:bookmarkStart w:id="40" w:name="_Toc238496085"/>
       <w:r>
         <w:t>7.5 An Idle Intersection That Still Wanted to Switch</w:t>
       </w:r>
@@ -7767,7 +7751,7 @@
         <w:spacing w:after="140" w:line="252" w:lineRule="auto"/>
       </w:pPr>
       <w:r>
-        <w:t>Even once other issues were resolved, the agent would occasionally switch phases at a completely empty intersection for no benefit, since nothing in training had taught it that doing so was pointless. A soft penalty was tried first and was too weak to compete with the main reward. The fix removed the option outright: switching is now structurally unavailable whenever no vehicle is visible, whatever the policy would otherwise prefer. This single change took the agent from beating some baselines to beating every baseline in every tested condition, and the principle, enforce a real constraint structurally rather than discourage it with a penalty, is one we would apply earlier next time.</w:t>
+        <w:t>Once the other issues were resolved, the agent still occasionally switched phases at a completely empty intersection, for no benefit, because nothing in training had taught it that doing so was pointless. We tried a soft penalty first and it was too weak to compete with the main reward term. The fix removed the action entirely: switching is structurally unavailable whenever no vehicle is present, whatever the policy would otherwise choose. This single change took the agent from beating some baselines to beating every baseline in every tested condition. The principle, enforce a real constraint structurally rather than discourage it with a penalty, is one we would apply earlier next time.</w:t>
       </w:r>
     </w:p>
     <w:p>
@@ -7775,7 +7759,7 @@
         <w:pStyle w:val="Heading1"/>
         <w:spacing w:before="260" w:after="130"/>
       </w:pPr>
-      <w:bookmarkStart w:id="41" w:name="_Toc238312593"/>
+      <w:bookmarkStart w:id="41" w:name="_Toc238496086"/>
       <w:r>
         <w:t>8. Summary, Conclusions and Future Work</w:t>
       </w:r>
@@ -7786,7 +7770,7 @@
         <w:pStyle w:val="Heading2"/>
         <w:spacing w:before="200" w:after="100"/>
       </w:pPr>
-      <w:bookmarkStart w:id="42" w:name="_Toc238312594"/>
+      <w:bookmarkStart w:id="42" w:name="_Toc238496087"/>
       <w:r>
         <w:t>8.1 Summary</w:t>
       </w:r>
@@ -7797,7 +7781,7 @@
         <w:spacing w:after="140" w:line="252" w:lineRule="auto"/>
       </w:pPr>
       <w:r>
-        <w:t>This project asked whether a reinforcement learning agent, given no explicit control rules, could run an intersection better than the fixed time signals in everyday use. It can, by roughly 50% in light traffic, 36% in moderate, and 8% in heavy, winning 53 of 60 fully independent evaluations. The remaining heavy traffic gap was investigated rather than left unexplained, and reflects the physical capacity of a single intersection rather than any limit on the agent's perception.</w:t>
+        <w:t>This project asked whether a reinforcement learning agent, given no explicit control rules, could run an intersection better than the fixed time signals in general use. It can, by roughly 50% in light traffic, 36% in moderate, and 8% in heavy, winning 53 of 60 fully independent evaluations. The remaining gap in heavy traffic was investigated rather than left unexplained, and comes from the physical capacity of a single intersection rather than any limit on what the agent can see.</w:t>
       </w:r>
     </w:p>
     <w:p>
@@ -7805,8 +7789,9 @@
         <w:pStyle w:val="Heading2"/>
         <w:spacing w:before="200" w:after="100"/>
       </w:pPr>
-      <w:bookmarkStart w:id="43" w:name="_Toc238312595"/>
-      <w:r>
+      <w:bookmarkStart w:id="43" w:name="_Toc238496088"/>
+      <w:r>
+        <w:lastRenderedPageBreak/>
         <w:t>8.2 Lessons Learned</w:t>
       </w:r>
       <w:bookmarkEnd w:id="43"/>
@@ -7816,24 +7801,23 @@
         <w:spacing w:after="140" w:line="252" w:lineRule="auto"/>
       </w:pPr>
       <w:r>
-        <w:t>If we repeated this project, several things would change. We would enforce genuine physical or logical constraints structurally through action masking from the first version, rather than discouraging unwanted behavior with a penalty and only reaching for a hard constraint once the penalty had failed. The empty intersection problem cost more iteration time than it needed to for exactly that reason. We would also adopt the full unfiltered evaluation methodology much earlier rather than escalating into it. Several early "this version is clearly better" conclusions, based on one or two fixed seeds, proved far less certain once tested properly, and committing to rigor sooner would have saved iteration cycles rather than costing them.</w:t>
-      </w:r>
-    </w:p>
-    <w:p>
-      <w:pPr>
-        <w:spacing w:after="140" w:line="252" w:lineRule="auto"/>
-      </w:pPr>
-      <w:r>
-        <w:t>We would also treat "train it for longer" with far more skepticism. It is intuitive and low effort, and not obviously wrong, but we now have controlled evidence that it does not reliably help under this training setup, and we would rather have known that earlier than midway through.</w:t>
-      </w:r>
-    </w:p>
-    <w:p>
-      <w:pPr>
-        <w:spacing w:after="140" w:line="252" w:lineRule="auto"/>
-      </w:pPr>
-      <w:r>
-        <w:lastRenderedPageBreak/>
-        <w:t>On balance we handled the project's central risk correctly, an agent that looks good on paper but is not trustworthy, by consistently building more rigorous verification rather than accepting an encouraging headline number. That discipline is the most transferable outcome of this project, independent of the traffic control results.</w:t>
+        <w:t>We would do several things differently. We would enforce real physical or logical constraints structurally through action masking from the first version, rather than discouraging them with a penalty and only reaching for a hard constraint after the penalty had failed. The empty intersection problem cost more iteration time than it needed to for exactly that reason. We would also adopt the full unfiltered evaluation method from the start rather than escalating into it. Several early conclusions that one version was clearly better turned out to be far less certain once tested properly, and committing to rigor sooner would have saved iteration cycles rather than costing them.</w:t>
+      </w:r>
+    </w:p>
+    <w:p>
+      <w:pPr>
+        <w:spacing w:after="140" w:line="252" w:lineRule="auto"/>
+      </w:pPr>
+      <w:r>
+        <w:t>We would also treat "train it for longer" with far more skepticism. It is an intuitive, low effort thing to try, and it is not obviously wrong, but we now have controlled evidence that it does not reliably help under this training setup. We would rather have established that early than midway through.</w:t>
+      </w:r>
+    </w:p>
+    <w:p>
+      <w:pPr>
+        <w:spacing w:after="140" w:line="252" w:lineRule="auto"/>
+      </w:pPr>
+      <w:r>
+        <w:t>On balance we handled the project's central risk correctly, an agent that looks good on paper but is not dependable, by consistently building better verification rather than accepting an encouraging headline figure. That discipline is the most transferable outcome of this work, independent of the traffic control results.</w:t>
       </w:r>
     </w:p>
     <w:p>
@@ -7841,7 +7825,7 @@
         <w:pStyle w:val="Heading2"/>
         <w:spacing w:before="200" w:after="100"/>
       </w:pPr>
-      <w:bookmarkStart w:id="44" w:name="_Toc238312596"/>
+      <w:bookmarkStart w:id="44" w:name="_Toc238496089"/>
       <w:r>
         <w:t>8.3 Thoughts for Future Development</w:t>
       </w:r>
@@ -7852,7 +7836,7 @@
         <w:spacing w:after="140" w:line="252" w:lineRule="auto"/>
       </w:pPr>
       <w:r>
-        <w:t>Four directions follow from where this project stopped. We consider the first two the most valuable.</w:t>
+        <w:t>Four directions follow from where this project stopped. The first two are the most valuable.</w:t>
       </w:r>
     </w:p>
     <w:p>
@@ -7865,7 +7849,7 @@
         <w:spacing w:after="90" w:line="252" w:lineRule="auto"/>
       </w:pPr>
       <w:r>
-        <w:t>The sim to real deployment layer: camera based perception (YOLO and DeepSORT), tracking, and physical integration with a real signal controller. This is the half of the Phase A vision we did not build, and the step that would turn a validated policy into a deployable system.</w:t>
+        <w:t>The simulation to reality deployment layer: camera based perception with YOLO and DeepSORT, tracking, and physical integration with a signal controller. This is the half of the Phase A vision we did not build, and the step that turns a validated policy into a deployable system.</w:t>
       </w:r>
     </w:p>
     <w:p>
@@ -7878,7 +7862,7 @@
         <w:spacing w:after="90" w:line="252" w:lineRule="auto"/>
       </w:pPr>
       <w:r>
-        <w:t>Multi intersection coordination. The heavy traffic ceiling in Section 5.3 is a property of one intersection in isolation. Coordinating neighbors is the way past it, and where the largest remaining gains almost certainly are.</w:t>
+        <w:t>Multi intersection coordination. The heavy traffic ceiling in Section 5.3 is a property of one intersection in isolation. Coordinating with neighbors is the way past it, and where the largest remaining gains most likely are.</w:t>
       </w:r>
     </w:p>
     <w:p>
@@ -7891,7 +7875,7 @@
         <w:spacing w:after="90" w:line="252" w:lineRule="auto"/>
       </w:pPr>
       <w:r>
-        <w:t>A decaying exploration schedule. The evidence in Section 5.4 points directly at the constant, never decaying entropy coefficient as the likely cause of run to run instability, which makes it a concrete and testable next experiment rather than an open question.</w:t>
+        <w:t>A decaying exploration schedule. The evidence in Section 5.4 points at the constant, non decaying entropy coefficient as the likely cause of run to run instability, which makes it a concrete next experiment rather than an open question.</w:t>
       </w:r>
     </w:p>
     <w:p>
@@ -7904,7 +7888,7 @@
         <w:spacing w:after="90" w:line="252" w:lineRule="auto"/>
       </w:pPr>
       <w:r>
-        <w:t>A rigorous head to head DQN versus PPO comparison, using the methodology in Chapter 6 on both agents, which would close the honest gap described in Section 4.3.</w:t>
+        <w:t>A direct comparison between the DQN and PPO agents, applying the method in Chapter 6 to both, which would close the gap described in Section 4.3.</w:t>
       </w:r>
     </w:p>
     <w:p>
@@ -7917,7 +7901,7 @@
         <w:pStyle w:val="Heading1"/>
         <w:spacing w:before="260" w:after="130"/>
       </w:pPr>
-      <w:bookmarkStart w:id="45" w:name="_Toc238312597"/>
+      <w:bookmarkStart w:id="45" w:name="_Toc238496090"/>
       <w:r>
         <w:lastRenderedPageBreak/>
         <w:t>References</w:t>
@@ -8014,7 +7998,7 @@
         <w:pStyle w:val="Heading1"/>
         <w:spacing w:before="260" w:after="130"/>
       </w:pPr>
-      <w:bookmarkStart w:id="46" w:name="_Toc238312598"/>
+      <w:bookmarkStart w:id="46" w:name="_Toc238496091"/>
       <w:r>
         <w:lastRenderedPageBreak/>
         <w:t>Appendix A, User Guide</w:t>
@@ -8026,7 +8010,7 @@
         <w:pStyle w:val="Heading2"/>
         <w:spacing w:before="200" w:after="100"/>
       </w:pPr>
-      <w:bookmarkStart w:id="47" w:name="_Toc238312599"/>
+      <w:bookmarkStart w:id="47" w:name="_Toc238496092"/>
       <w:r>
         <w:t>A.1 Introduction</w:t>
       </w:r>
@@ -8069,7 +8053,7 @@
         <w:pStyle w:val="Heading2"/>
         <w:spacing w:before="200" w:after="100"/>
       </w:pPr>
-      <w:bookmarkStart w:id="48" w:name="_Toc238312600"/>
+      <w:bookmarkStart w:id="48" w:name="_Toc238496093"/>
       <w:r>
         <w:t>A.2 System Requirements</w:t>
       </w:r>
@@ -8339,7 +8323,7 @@
         <w:pStyle w:val="Heading2"/>
         <w:spacing w:before="200" w:after="100"/>
       </w:pPr>
-      <w:bookmarkStart w:id="49" w:name="_Toc238312601"/>
+      <w:bookmarkStart w:id="49" w:name="_Toc238496094"/>
       <w:r>
         <w:t>A.3 Installation</w:t>
       </w:r>
@@ -8440,7 +8424,7 @@
         <w:pStyle w:val="Heading2"/>
         <w:spacing w:before="200" w:after="100"/>
       </w:pPr>
-      <w:bookmarkStart w:id="50" w:name="_Toc238312602"/>
+      <w:bookmarkStart w:id="50" w:name="_Toc238496095"/>
       <w:r>
         <w:t>A.4 Quick Start</w:t>
       </w:r>
@@ -8553,7 +8537,7 @@
         <w:pStyle w:val="Heading2"/>
         <w:spacing w:before="200" w:after="100"/>
       </w:pPr>
-      <w:bookmarkStart w:id="51" w:name="_Toc238312603"/>
+      <w:bookmarkStart w:id="51" w:name="_Toc238496096"/>
       <w:r>
         <w:t>A.5 Using the PPO Comparison Tool (Current Agent)</w:t>
       </w:r>
@@ -8726,10 +8710,10 @@
           <w:noProof/>
         </w:rPr>
         <w:drawing>
-          <wp:inline distT="0" distB="0" distL="0" distR="0" wp14:anchorId="52E4BD44" wp14:editId="2C3DAD1A">
+          <wp:inline distT="0" distB="0" distL="0" distR="0" wp14:anchorId="7972E687" wp14:editId="4802B8B0">
             <wp:extent cx="4381500" cy="2076450"/>
             <wp:effectExtent l="0" t="0" r="0" b="0"/>
-            <wp:docPr id="1183341361" name="Picture 1183341361"/>
+            <wp:docPr id="131182921" name="Picture 131182921"/>
             <wp:cNvGraphicFramePr>
               <a:graphicFrameLocks xmlns:a="http://schemas.openxmlformats.org/drawingml/2006/main" noChangeAspect="1"/>
             </wp:cNvGraphicFramePr>
@@ -8832,10 +8816,10 @@
           <w:noProof/>
         </w:rPr>
         <w:drawing>
-          <wp:inline distT="0" distB="0" distL="0" distR="0" wp14:anchorId="5526784A" wp14:editId="3FE1916A">
+          <wp:inline distT="0" distB="0" distL="0" distR="0" wp14:anchorId="2B74044A" wp14:editId="1CD5683F">
             <wp:extent cx="4191000" cy="3200400"/>
             <wp:effectExtent l="0" t="0" r="0" b="0"/>
-            <wp:docPr id="1468135559" name="Picture 1468135559"/>
+            <wp:docPr id="1064302086" name="Picture 1064302086"/>
             <wp:cNvGraphicFramePr>
               <a:graphicFrameLocks xmlns:a="http://schemas.openxmlformats.org/drawingml/2006/main" noChangeAspect="1"/>
             </wp:cNvGraphicFramePr>
@@ -8890,7 +8874,7 @@
         <w:pStyle w:val="Heading2"/>
         <w:spacing w:before="200" w:after="100"/>
       </w:pPr>
-      <w:bookmarkStart w:id="52" w:name="_Toc238312604"/>
+      <w:bookmarkStart w:id="52" w:name="_Toc238496097"/>
       <w:r>
         <w:t>A.6 Using FlowGrid_Web (Live Junction Dashboard)</w:t>
       </w:r>
@@ -9235,7 +9219,7 @@
         <w:pStyle w:val="Heading2"/>
         <w:spacing w:before="200" w:after="100"/>
       </w:pPr>
-      <w:bookmarkStart w:id="53" w:name="_Toc238312605"/>
+      <w:bookmarkStart w:id="53" w:name="_Toc238496098"/>
       <w:r>
         <w:t>A.7 Using the DQN Tools (Original Agent, Archived)</w:t>
       </w:r>
@@ -9372,7 +9356,7 @@
         <w:pStyle w:val="Heading2"/>
         <w:spacing w:before="200" w:after="100"/>
       </w:pPr>
-      <w:bookmarkStart w:id="54" w:name="_Toc238312606"/>
+      <w:bookmarkStart w:id="54" w:name="_Toc238496099"/>
       <w:r>
         <w:t>A.8 Understanding the Traffic Scenarios</w:t>
       </w:r>
@@ -9605,7 +9589,7 @@
         <w:pStyle w:val="Heading2"/>
         <w:spacing w:before="200" w:after="100"/>
       </w:pPr>
-      <w:bookmarkStart w:id="55" w:name="_Toc238312607"/>
+      <w:bookmarkStart w:id="55" w:name="_Toc238496100"/>
       <w:r>
         <w:t>A.9 Troubleshooting / FAQ</w:t>
       </w:r>
@@ -9743,7 +9727,7 @@
         <w:pStyle w:val="Heading2"/>
         <w:spacing w:before="200" w:after="100"/>
       </w:pPr>
-      <w:bookmarkStart w:id="56" w:name="_Toc238312608"/>
+      <w:bookmarkStart w:id="56" w:name="_Toc238496101"/>
       <w:r>
         <w:t>A.10 Glossary</w:t>
       </w:r>
@@ -10093,7 +10077,7 @@
         <w:pStyle w:val="Heading1"/>
         <w:spacing w:before="260" w:after="130"/>
       </w:pPr>
-      <w:bookmarkStart w:id="57" w:name="_Toc238312609"/>
+      <w:bookmarkStart w:id="57" w:name="_Toc238496102"/>
       <w:r>
         <w:lastRenderedPageBreak/>
         <w:t>Appendix B, Developer / Maintenance Guide</w:t>
@@ -10105,7 +10089,7 @@
         <w:pStyle w:val="Heading2"/>
         <w:spacing w:before="200" w:after="100"/>
       </w:pPr>
-      <w:bookmarkStart w:id="58" w:name="_Toc238312610"/>
+      <w:bookmarkStart w:id="58" w:name="_Toc238496103"/>
       <w:r>
         <w:t>B.1 Introduction and Audience</w:t>
       </w:r>
@@ -10124,7 +10108,7 @@
         <w:pStyle w:val="Heading2"/>
         <w:spacing w:before="200" w:after="100"/>
       </w:pPr>
-      <w:bookmarkStart w:id="59" w:name="_Toc238312611"/>
+      <w:bookmarkStart w:id="59" w:name="_Toc238496104"/>
       <w:r>
         <w:t>B.2 System Architecture Overview</w:t>
       </w:r>
@@ -10195,10 +10179,10 @@
           <w:noProof/>
         </w:rPr>
         <w:drawing>
-          <wp:inline distT="0" distB="0" distL="0" distR="0" wp14:anchorId="4B9463E0" wp14:editId="16C87673">
+          <wp:inline distT="0" distB="0" distL="0" distR="0" wp14:anchorId="420CF8CD" wp14:editId="06B1A7FE">
             <wp:extent cx="4381500" cy="2247900"/>
             <wp:effectExtent l="0" t="0" r="0" b="0"/>
-            <wp:docPr id="320444416" name="Picture 320444416"/>
+            <wp:docPr id="1208002324" name="Picture 1208002324"/>
             <wp:cNvGraphicFramePr>
               <a:graphicFrameLocks xmlns:a="http://schemas.openxmlformats.org/drawingml/2006/main" noChangeAspect="1"/>
             </wp:cNvGraphicFramePr>
@@ -10268,10 +10252,10 @@
           <w:noProof/>
         </w:rPr>
         <w:drawing>
-          <wp:inline distT="0" distB="0" distL="0" distR="0" wp14:anchorId="2374C6BD" wp14:editId="51F8F389">
+          <wp:inline distT="0" distB="0" distL="0" distR="0" wp14:anchorId="688674BE" wp14:editId="09398314">
             <wp:extent cx="4191000" cy="2809875"/>
             <wp:effectExtent l="0" t="0" r="0" b="0"/>
-            <wp:docPr id="1027520892" name="Picture 1027520892"/>
+            <wp:docPr id="1740881302" name="Picture 1740881302"/>
             <wp:cNvGraphicFramePr>
               <a:graphicFrameLocks xmlns:a="http://schemas.openxmlformats.org/drawingml/2006/main" noChangeAspect="1"/>
             </wp:cNvGraphicFramePr>
@@ -10326,7 +10310,7 @@
         <w:pStyle w:val="Heading2"/>
         <w:spacing w:before="200" w:after="100"/>
       </w:pPr>
-      <w:bookmarkStart w:id="60" w:name="_Toc238312612"/>
+      <w:bookmarkStart w:id="60" w:name="_Toc238496105"/>
       <w:r>
         <w:t>B.3 Repository Structure</w:t>
       </w:r>
@@ -10610,7 +10594,7 @@
         <w:pStyle w:val="Heading2"/>
         <w:spacing w:before="200" w:after="100"/>
       </w:pPr>
-      <w:bookmarkStart w:id="61" w:name="_Toc238312613"/>
+      <w:bookmarkStart w:id="61" w:name="_Toc238496106"/>
       <w:r>
         <w:t>B.4 Environment Setup for Development</w:t>
       </w:r>
@@ -10695,7 +10679,7 @@
         <w:pStyle w:val="Heading2"/>
         <w:spacing w:before="200" w:after="100"/>
       </w:pPr>
-      <w:bookmarkStart w:id="62" w:name="_Toc238312614"/>
+      <w:bookmarkStart w:id="62" w:name="_Toc238496107"/>
       <w:r>
         <w:t>B.5 The PPO Agent (V8), Code Walkthrough</w:t>
       </w:r>
@@ -11119,7 +11103,7 @@
         <w:pStyle w:val="Heading2"/>
         <w:spacing w:before="200" w:after="100"/>
       </w:pPr>
-      <w:bookmarkStart w:id="63" w:name="_Toc238312615"/>
+      <w:bookmarkStart w:id="63" w:name="_Toc238496108"/>
       <w:r>
         <w:t>B.6 FlowGrid_Web, a Second, Independent Product</w:t>
       </w:r>
@@ -11648,7 +11632,7 @@
         <w:pStyle w:val="Heading2"/>
         <w:spacing w:before="200" w:after="100"/>
       </w:pPr>
-      <w:bookmarkStart w:id="64" w:name="_Toc238312616"/>
+      <w:bookmarkStart w:id="64" w:name="_Toc238496109"/>
       <w:r>
         <w:t>B.7 The DQN Agent, Code Walkthrough</w:t>
       </w:r>
@@ -11918,7 +11902,7 @@
         <w:pStyle w:val="Heading2"/>
         <w:spacing w:before="200" w:after="100"/>
       </w:pPr>
-      <w:bookmarkStart w:id="65" w:name="_Toc238312617"/>
+      <w:bookmarkStart w:id="65" w:name="_Toc238496110"/>
       <w:r>
         <w:t>B.8 Retraining or Extending the PPO Agent</w:t>
       </w:r>
@@ -11977,7 +11961,7 @@
         <w:pStyle w:val="Heading2"/>
         <w:spacing w:before="200" w:after="100"/>
       </w:pPr>
-      <w:bookmarkStart w:id="66" w:name="_Toc238312618"/>
+      <w:bookmarkStart w:id="66" w:name="_Toc238496111"/>
       <w:r>
         <w:t>B.9 Adding a New Baseline or Comparison Target</w:t>
       </w:r>
@@ -11996,7 +11980,7 @@
         <w:pStyle w:val="Heading2"/>
         <w:spacing w:before="200" w:after="100"/>
       </w:pPr>
-      <w:bookmarkStart w:id="67" w:name="_Toc238312619"/>
+      <w:bookmarkStart w:id="67" w:name="_Toc238496112"/>
       <w:r>
         <w:t>B.10 Running an Evaluation Sweep</w:t>
       </w:r>
@@ -12051,7 +12035,7 @@
         <w:pStyle w:val="Heading2"/>
         <w:spacing w:before="200" w:after="100"/>
       </w:pPr>
-      <w:bookmarkStart w:id="68" w:name="_Toc238312620"/>
+      <w:bookmarkStart w:id="68" w:name="_Toc238496113"/>
       <w:r>
         <w:t>B.11 Testing and Verification Methodology</w:t>
       </w:r>
@@ -12088,7 +12072,7 @@
         <w:spacing w:after="90" w:line="252" w:lineRule="auto"/>
       </w:pPr>
       <w:r>
-        <w:t>Five, then fifty independently drawn seeds, when a specific comparison needed more statistical confidence.</w:t>
+        <w:t>Five, then fifty independently drawn seeds, once a comparison needed more confidence than two runs could give.</w:t>
       </w:r>
     </w:p>
     <w:p>
@@ -12117,7 +12101,7 @@
         <w:pStyle w:val="Heading2"/>
         <w:spacing w:before="200" w:after="100"/>
       </w:pPr>
-      <w:bookmarkStart w:id="69" w:name="_Toc238312621"/>
+      <w:bookmarkStart w:id="69" w:name="_Toc238496114"/>
       <w:r>
         <w:lastRenderedPageBreak/>
         <w:t>B.12 Known Limitations and Future Work</w:t>
@@ -12194,7 +12178,7 @@
         <w:pStyle w:val="Heading2"/>
         <w:spacing w:before="200" w:after="100"/>
       </w:pPr>
-      <w:bookmarkStart w:id="70" w:name="_Toc238312622"/>
+      <w:bookmarkStart w:id="70" w:name="_Toc238496115"/>
       <w:r>
         <w:t>B.13 Coding Conventions Observed in This Codebase</w:t>
       </w:r>
@@ -12369,10 +12353,10 @@
 <file path=word/numbering.xml><?xml version="1.0" encoding="utf-8"?>
 <w:numbering xmlns:wpc="http://schemas.microsoft.com/office/word/2010/wordprocessingCanvas" xmlns:cx="http://schemas.microsoft.com/office/drawing/2014/chartex" xmlns:cx1="http://schemas.microsoft.com/office/drawing/2015/9/8/chartex" xmlns:cx2="http://schemas.microsoft.com/office/drawing/2015/10/21/chartex" xmlns:cx3="http://schemas.microsoft.com/office/drawing/2016/5/9/chartex" xmlns:cx4="http://schemas.microsoft.com/office/drawing/2016/5/10/chartex" xmlns:cx5="http://schemas.microsoft.com/office/drawing/2016/5/11/chartex" xmlns:cx6="http://schemas.microsoft.com/office/drawing/2016/5/12/chartex" xmlns:cx7="http://schemas.microsoft.com/office/drawing/2016/5/13/chartex" xmlns:cx8="http://schemas.microsoft.com/office/drawing/2016/5/14/chartex" xmlns:mc="http://schemas.openxmlformats.org/markup-compatibility/2006" xmlns:aink="http://schemas.microsoft.com/office/drawing/2016/ink" xmlns:am3d="http://schemas.microsoft.com/office/drawing/2017/model3d" xmlns:o="urn:schemas-microsoft-com:office:office" xmlns:oel="http://schemas.microsoft.com/office/2019/extlst" xmlns:r="http://schemas.openxmlformats.org/officeDocument/2006/relationships" xmlns:m="http://schemas.openxmlformats.org/officeDocument/2006/math" xmlns:v="urn:schemas-microsoft-com:vml" xmlns:wp14="http://schemas.microsoft.com/office/word/2010/wordprocessingDrawing" xmlns:wp="http://schemas.openxmlformats.org/drawingml/2006/wordprocessingDrawing" xmlns:w10="urn:schemas-microsoft-com:office:word" xmlns:w="http://schemas.openxmlformats.org/wordprocessingml/2006/main" xmlns:w14="http://schemas.microsoft.com/office/word/2010/wordml" xmlns:w15="http://schemas.microsoft.com/office/word/2012/wordml" xmlns:w16cei="http://schemas.microsoft.com/office/word/2026/wordml/cei" xmlns:w16cex="http://schemas.microsoft.com/office/word/2018/wordml/cex" xmlns:w16cid="http://schemas.microsoft.com/office/word/2016/wordml/cid" xmlns:w16="http://schemas.microsoft.com/office/word/2018/wordml" xmlns:w16du="http://schemas.microsoft.com/office/word/2023/wordml/word16du" xmlns:w16sdtdh="http://schemas.microsoft.com/office/word/2020/wordml/sdtdatahash" xmlns:w16sdtfl="http://schemas.microsoft.com/office/word/2024/wordml/sdtformatlock" xmlns:w16se="http://schemas.microsoft.com/office/word/2015/wordml/symex" xmlns:wpg="http://schemas.microsoft.com/office/word/2010/wordprocessingGroup" xmlns:wpi="http://schemas.microsoft.com/office/word/2010/wordprocessingInk" xmlns:wne="http://schemas.microsoft.com/office/word/2006/wordml" xmlns:wps="http://schemas.microsoft.com/office/word/2010/wordprocessingShape" mc:Ignorable="w14 w15 w16se w16cid w16 w16cex w16sdtdh w16sdtfl w16du wp14">
   <w:abstractNum w:abstractNumId="0" w15:restartNumberingAfterBreak="0">
-    <w:nsid w:val="272612EB"/>
+    <w:nsid w:val="42E9264D"/>
     <w:multiLevelType w:val="hybridMultilevel"/>
-    <w:tmpl w:val="149C0300"/>
-    <w:lvl w:ilvl="0" w:tplc="675C9A42">
+    <w:tmpl w:val="4C9A1866"/>
+    <w:lvl w:ilvl="0" w:tplc="7A48A3CE">
       <w:start w:val="1"/>
       <w:numFmt w:val="bullet"/>
       <w:lvlText w:val="●"/>
@@ -12381,7 +12365,7 @@
         <w:ind w:left="720" w:hanging="360"/>
       </w:pPr>
     </w:lvl>
-    <w:lvl w:ilvl="1" w:tplc="4CCEF3B2">
+    <w:lvl w:ilvl="1" w:tplc="7DEC6082">
       <w:start w:val="1"/>
       <w:numFmt w:val="bullet"/>
       <w:lvlText w:val="○"/>
@@ -12390,7 +12374,7 @@
         <w:ind w:left="1440" w:hanging="360"/>
       </w:pPr>
     </w:lvl>
-    <w:lvl w:ilvl="2" w:tplc="AA6EBDF8">
+    <w:lvl w:ilvl="2" w:tplc="D0D05FDC">
       <w:start w:val="1"/>
       <w:numFmt w:val="bullet"/>
       <w:lvlText w:val="■"/>
@@ -12399,7 +12383,7 @@
         <w:ind w:left="2160" w:hanging="360"/>
       </w:pPr>
     </w:lvl>
-    <w:lvl w:ilvl="3" w:tplc="7EDAD184">
+    <w:lvl w:ilvl="3" w:tplc="F000C876">
       <w:start w:val="1"/>
       <w:numFmt w:val="bullet"/>
       <w:lvlText w:val="●"/>
@@ -12408,7 +12392,7 @@
         <w:ind w:left="2880" w:hanging="360"/>
       </w:pPr>
     </w:lvl>
-    <w:lvl w:ilvl="4" w:tplc="4EAEB9A0">
+    <w:lvl w:ilvl="4" w:tplc="DBBEB5CC">
       <w:start w:val="1"/>
       <w:numFmt w:val="bullet"/>
       <w:lvlText w:val="○"/>
@@ -12417,7 +12401,7 @@
         <w:ind w:left="3600" w:hanging="360"/>
       </w:pPr>
     </w:lvl>
-    <w:lvl w:ilvl="5" w:tplc="B2387C56">
+    <w:lvl w:ilvl="5" w:tplc="E6063888">
       <w:start w:val="1"/>
       <w:numFmt w:val="bullet"/>
       <w:lvlText w:val="■"/>
@@ -12426,7 +12410,7 @@
         <w:ind w:left="4320" w:hanging="360"/>
       </w:pPr>
     </w:lvl>
-    <w:lvl w:ilvl="6" w:tplc="88D03198">
+    <w:lvl w:ilvl="6" w:tplc="1CA8A626">
       <w:start w:val="1"/>
       <w:numFmt w:val="bullet"/>
       <w:lvlText w:val="●"/>
@@ -12435,7 +12419,7 @@
         <w:ind w:left="5040" w:hanging="360"/>
       </w:pPr>
     </w:lvl>
-    <w:lvl w:ilvl="7" w:tplc="DF9AD0DE">
+    <w:lvl w:ilvl="7" w:tplc="87D8F4E6">
       <w:start w:val="1"/>
       <w:numFmt w:val="bullet"/>
       <w:lvlText w:val="●"/>
@@ -12444,7 +12428,7 @@
         <w:ind w:left="5760" w:hanging="360"/>
       </w:pPr>
     </w:lvl>
-    <w:lvl w:ilvl="8" w:tplc="63D44998">
+    <w:lvl w:ilvl="8" w:tplc="D4682DEA">
       <w:start w:val="1"/>
       <w:numFmt w:val="bullet"/>
       <w:lvlText w:val="●"/>
@@ -12454,7 +12438,7 @@
       </w:pPr>
     </w:lvl>
   </w:abstractNum>
-  <w:num w:numId="1" w16cid:durableId="780420721">
+  <w:num w:numId="1" w16cid:durableId="1202790531">
     <w:abstractNumId w:val="0"/>
     <w:lvlOverride w:ilvl="0">
       <w:startOverride w:val="1"/>
@@ -13064,7 +13048,7 @@
     <w:autoRedefine/>
     <w:uiPriority w:val="39"/>
     <w:unhideWhenUsed/>
-    <w:rsid w:val="008E399C"/>
+    <w:rsid w:val="00BB66D4"/>
     <w:pPr>
       <w:spacing w:after="100"/>
     </w:pPr>
@@ -13076,11 +13060,23 @@
     <w:autoRedefine/>
     <w:uiPriority w:val="39"/>
     <w:unhideWhenUsed/>
-    <w:rsid w:val="008E399C"/>
+    <w:rsid w:val="00BB66D4"/>
     <w:pPr>
       <w:spacing w:after="100"/>
       <w:ind w:left="240"/>
     </w:pPr>
+  </w:style>
+  <w:style w:type="character" w:styleId="UnresolvedMention">
+    <w:name w:val="Unresolved Mention"/>
+    <w:basedOn w:val="DefaultParagraphFont"/>
+    <w:uiPriority w:val="99"/>
+    <w:semiHidden/>
+    <w:unhideWhenUsed/>
+    <w:rsid w:val="00381752"/>
+    <w:rPr>
+      <w:color w:val="605E5C"/>
+      <w:shd w:val="clear" w:color="auto" w:fill="E1DFDD"/>
+    </w:rPr>
   </w:style>
 </w:styles>
 </file>

--- a/PhaseB/FlowGrid_Capstone_Project_Book.docx
+++ b/PhaseB/FlowGrid_Capstone_Project_Book.docx
@@ -412,7 +412,7 @@
         <w:pStyle w:val="Heading1"/>
         <w:spacing w:before="260" w:after="130"/>
       </w:pPr>
-      <w:bookmarkStart w:id="0" w:name="_Toc238496045"/>
+      <w:bookmarkStart w:id="0" w:name="_Toc239363888"/>
       <w:r>
         <w:lastRenderedPageBreak/>
         <w:t>Table of Contents</w:t>
@@ -447,7 +447,7 @@
           <w:r>
             <w:fldChar w:fldCharType="separate"/>
           </w:r>
-          <w:hyperlink w:anchor="_Toc238496045" w:history="1">
+          <w:hyperlink w:anchor="_Toc239363888" w:history="1">
             <w:r>
               <w:rPr>
                 <w:rStyle w:val="Hyperlink"/>
@@ -471,7 +471,7 @@
               <w:rPr>
                 <w:noProof/>
               </w:rPr>
-              <w:instrText xml:space="preserve"> PAGEREF _Toc238496045 \h </w:instrText>
+              <w:instrText xml:space="preserve"> PAGEREF _Toc239363888 \h </w:instrText>
             </w:r>
             <w:r>
               <w:rPr>
@@ -511,7 +511,7 @@
               <w14:ligatures w14:val="standardContextual"/>
             </w:rPr>
           </w:pPr>
-          <w:hyperlink w:anchor="_Toc238496046" w:history="1">
+          <w:hyperlink w:anchor="_Toc239363889" w:history="1">
             <w:r>
               <w:rPr>
                 <w:rStyle w:val="Hyperlink"/>
@@ -535,7 +535,7 @@
               <w:rPr>
                 <w:noProof/>
               </w:rPr>
-              <w:instrText xml:space="preserve"> PAGEREF _Toc238496046 \h </w:instrText>
+              <w:instrText xml:space="preserve"> PAGEREF _Toc239363889 \h </w:instrText>
             </w:r>
             <w:r>
               <w:rPr>
@@ -575,7 +575,7 @@
               <w14:ligatures w14:val="standardContextual"/>
             </w:rPr>
           </w:pPr>
-          <w:hyperlink w:anchor="_Toc238496047" w:history="1">
+          <w:hyperlink w:anchor="_Toc239363890" w:history="1">
             <w:r>
               <w:rPr>
                 <w:rStyle w:val="Hyperlink"/>
@@ -599,7 +599,7 @@
               <w:rPr>
                 <w:noProof/>
               </w:rPr>
-              <w:instrText xml:space="preserve"> PAGEREF _Toc238496047 \h </w:instrText>
+              <w:instrText xml:space="preserve"> PAGEREF _Toc239363890 \h </w:instrText>
             </w:r>
             <w:r>
               <w:rPr>
@@ -639,7 +639,7 @@
               <w14:ligatures w14:val="standardContextual"/>
             </w:rPr>
           </w:pPr>
-          <w:hyperlink w:anchor="_Toc238496048" w:history="1">
+          <w:hyperlink w:anchor="_Toc239363891" w:history="1">
             <w:r>
               <w:rPr>
                 <w:rStyle w:val="Hyperlink"/>
@@ -663,7 +663,7 @@
               <w:rPr>
                 <w:noProof/>
               </w:rPr>
-              <w:instrText xml:space="preserve"> PAGEREF _Toc238496048 \h </w:instrText>
+              <w:instrText xml:space="preserve"> PAGEREF _Toc239363891 \h </w:instrText>
             </w:r>
             <w:r>
               <w:rPr>
@@ -703,7 +703,7 @@
               <w14:ligatures w14:val="standardContextual"/>
             </w:rPr>
           </w:pPr>
-          <w:hyperlink w:anchor="_Toc238496049" w:history="1">
+          <w:hyperlink w:anchor="_Toc239363892" w:history="1">
             <w:r>
               <w:rPr>
                 <w:rStyle w:val="Hyperlink"/>
@@ -727,7 +727,7 @@
               <w:rPr>
                 <w:noProof/>
               </w:rPr>
-              <w:instrText xml:space="preserve"> PAGEREF _Toc238496049 \h </w:instrText>
+              <w:instrText xml:space="preserve"> PAGEREF _Toc239363892 \h </w:instrText>
             </w:r>
             <w:r>
               <w:rPr>
@@ -767,7 +767,7 @@
               <w14:ligatures w14:val="standardContextual"/>
             </w:rPr>
           </w:pPr>
-          <w:hyperlink w:anchor="_Toc238496050" w:history="1">
+          <w:hyperlink w:anchor="_Toc239363893" w:history="1">
             <w:r>
               <w:rPr>
                 <w:rStyle w:val="Hyperlink"/>
@@ -791,7 +791,7 @@
               <w:rPr>
                 <w:noProof/>
               </w:rPr>
-              <w:instrText xml:space="preserve"> PAGEREF _Toc238496050 \h </w:instrText>
+              <w:instrText xml:space="preserve"> PAGEREF _Toc239363893 \h </w:instrText>
             </w:r>
             <w:r>
               <w:rPr>
@@ -831,7 +831,7 @@
               <w14:ligatures w14:val="standardContextual"/>
             </w:rPr>
           </w:pPr>
-          <w:hyperlink w:anchor="_Toc238496051" w:history="1">
+          <w:hyperlink w:anchor="_Toc239363894" w:history="1">
             <w:r>
               <w:rPr>
                 <w:rStyle w:val="Hyperlink"/>
@@ -855,7 +855,7 @@
               <w:rPr>
                 <w:noProof/>
               </w:rPr>
-              <w:instrText xml:space="preserve"> PAGEREF _Toc238496051 \h </w:instrText>
+              <w:instrText xml:space="preserve"> PAGEREF _Toc239363894 \h </w:instrText>
             </w:r>
             <w:r>
               <w:rPr>
@@ -895,7 +895,7 @@
               <w14:ligatures w14:val="standardContextual"/>
             </w:rPr>
           </w:pPr>
-          <w:hyperlink w:anchor="_Toc238496052" w:history="1">
+          <w:hyperlink w:anchor="_Toc239363895" w:history="1">
             <w:r>
               <w:rPr>
                 <w:rStyle w:val="Hyperlink"/>
@@ -919,7 +919,7 @@
               <w:rPr>
                 <w:noProof/>
               </w:rPr>
-              <w:instrText xml:space="preserve"> PAGEREF _Toc238496052 \h </w:instrText>
+              <w:instrText xml:space="preserve"> PAGEREF _Toc239363895 \h </w:instrText>
             </w:r>
             <w:r>
               <w:rPr>
@@ -959,7 +959,7 @@
               <w14:ligatures w14:val="standardContextual"/>
             </w:rPr>
           </w:pPr>
-          <w:hyperlink w:anchor="_Toc238496053" w:history="1">
+          <w:hyperlink w:anchor="_Toc239363896" w:history="1">
             <w:r>
               <w:rPr>
                 <w:rStyle w:val="Hyperlink"/>
@@ -983,7 +983,7 @@
               <w:rPr>
                 <w:noProof/>
               </w:rPr>
-              <w:instrText xml:space="preserve"> PAGEREF _Toc238496053 \h </w:instrText>
+              <w:instrText xml:space="preserve"> PAGEREF _Toc239363896 \h </w:instrText>
             </w:r>
             <w:r>
               <w:rPr>
@@ -1023,7 +1023,7 @@
               <w14:ligatures w14:val="standardContextual"/>
             </w:rPr>
           </w:pPr>
-          <w:hyperlink w:anchor="_Toc238496054" w:history="1">
+          <w:hyperlink w:anchor="_Toc239363897" w:history="1">
             <w:r>
               <w:rPr>
                 <w:rStyle w:val="Hyperlink"/>
@@ -1047,7 +1047,7 @@
               <w:rPr>
                 <w:noProof/>
               </w:rPr>
-              <w:instrText xml:space="preserve"> PAGEREF _Toc238496054 \h </w:instrText>
+              <w:instrText xml:space="preserve"> PAGEREF _Toc239363897 \h </w:instrText>
             </w:r>
             <w:r>
               <w:rPr>
@@ -1087,7 +1087,7 @@
               <w14:ligatures w14:val="standardContextual"/>
             </w:rPr>
           </w:pPr>
-          <w:hyperlink w:anchor="_Toc238496055" w:history="1">
+          <w:hyperlink w:anchor="_Toc239363898" w:history="1">
             <w:r>
               <w:rPr>
                 <w:rStyle w:val="Hyperlink"/>
@@ -1111,7 +1111,7 @@
               <w:rPr>
                 <w:noProof/>
               </w:rPr>
-              <w:instrText xml:space="preserve"> PAGEREF _Toc238496055 \h </w:instrText>
+              <w:instrText xml:space="preserve"> PAGEREF _Toc239363898 \h </w:instrText>
             </w:r>
             <w:r>
               <w:rPr>
@@ -1151,7 +1151,7 @@
               <w14:ligatures w14:val="standardContextual"/>
             </w:rPr>
           </w:pPr>
-          <w:hyperlink w:anchor="_Toc238496056" w:history="1">
+          <w:hyperlink w:anchor="_Toc239363899" w:history="1">
             <w:r>
               <w:rPr>
                 <w:rStyle w:val="Hyperlink"/>
@@ -1175,7 +1175,7 @@
               <w:rPr>
                 <w:noProof/>
               </w:rPr>
-              <w:instrText xml:space="preserve"> PAGEREF _Toc238496056 \h </w:instrText>
+              <w:instrText xml:space="preserve"> PAGEREF _Toc239363899 \h </w:instrText>
             </w:r>
             <w:r>
               <w:rPr>
@@ -1215,7 +1215,7 @@
               <w14:ligatures w14:val="standardContextual"/>
             </w:rPr>
           </w:pPr>
-          <w:hyperlink w:anchor="_Toc238496057" w:history="1">
+          <w:hyperlink w:anchor="_Toc239363900" w:history="1">
             <w:r>
               <w:rPr>
                 <w:rStyle w:val="Hyperlink"/>
@@ -1239,7 +1239,7 @@
               <w:rPr>
                 <w:noProof/>
               </w:rPr>
-              <w:instrText xml:space="preserve"> PAGEREF _Toc238496057 \h </w:instrText>
+              <w:instrText xml:space="preserve"> PAGEREF _Toc239363900 \h </w:instrText>
             </w:r>
             <w:r>
               <w:rPr>
@@ -1279,7 +1279,7 @@
               <w14:ligatures w14:val="standardContextual"/>
             </w:rPr>
           </w:pPr>
-          <w:hyperlink w:anchor="_Toc238496058" w:history="1">
+          <w:hyperlink w:anchor="_Toc239363901" w:history="1">
             <w:r>
               <w:rPr>
                 <w:rStyle w:val="Hyperlink"/>
@@ -1303,7 +1303,7 @@
               <w:rPr>
                 <w:noProof/>
               </w:rPr>
-              <w:instrText xml:space="preserve"> PAGEREF _Toc238496058 \h </w:instrText>
+              <w:instrText xml:space="preserve"> PAGEREF _Toc239363901 \h </w:instrText>
             </w:r>
             <w:r>
               <w:rPr>
@@ -1343,7 +1343,7 @@
               <w14:ligatures w14:val="standardContextual"/>
             </w:rPr>
           </w:pPr>
-          <w:hyperlink w:anchor="_Toc238496059" w:history="1">
+          <w:hyperlink w:anchor="_Toc239363902" w:history="1">
             <w:r>
               <w:rPr>
                 <w:rStyle w:val="Hyperlink"/>
@@ -1367,7 +1367,7 @@
               <w:rPr>
                 <w:noProof/>
               </w:rPr>
-              <w:instrText xml:space="preserve"> PAGEREF _Toc238496059 \h </w:instrText>
+              <w:instrText xml:space="preserve"> PAGEREF _Toc239363902 \h </w:instrText>
             </w:r>
             <w:r>
               <w:rPr>
@@ -1407,7 +1407,7 @@
               <w14:ligatures w14:val="standardContextual"/>
             </w:rPr>
           </w:pPr>
-          <w:hyperlink w:anchor="_Toc238496060" w:history="1">
+          <w:hyperlink w:anchor="_Toc239363903" w:history="1">
             <w:r>
               <w:rPr>
                 <w:rStyle w:val="Hyperlink"/>
@@ -1431,7 +1431,7 @@
               <w:rPr>
                 <w:noProof/>
               </w:rPr>
-              <w:instrText xml:space="preserve"> PAGEREF _Toc238496060 \h </w:instrText>
+              <w:instrText xml:space="preserve"> PAGEREF _Toc239363903 \h </w:instrText>
             </w:r>
             <w:r>
               <w:rPr>
@@ -1471,7 +1471,7 @@
               <w14:ligatures w14:val="standardContextual"/>
             </w:rPr>
           </w:pPr>
-          <w:hyperlink w:anchor="_Toc238496061" w:history="1">
+          <w:hyperlink w:anchor="_Toc239363904" w:history="1">
             <w:r>
               <w:rPr>
                 <w:rStyle w:val="Hyperlink"/>
@@ -1495,7 +1495,7 @@
               <w:rPr>
                 <w:noProof/>
               </w:rPr>
-              <w:instrText xml:space="preserve"> PAGEREF _Toc238496061 \h </w:instrText>
+              <w:instrText xml:space="preserve"> PAGEREF _Toc239363904 \h </w:instrText>
             </w:r>
             <w:r>
               <w:rPr>
@@ -1535,7 +1535,7 @@
               <w14:ligatures w14:val="standardContextual"/>
             </w:rPr>
           </w:pPr>
-          <w:hyperlink w:anchor="_Toc238496062" w:history="1">
+          <w:hyperlink w:anchor="_Toc239363905" w:history="1">
             <w:r>
               <w:rPr>
                 <w:rStyle w:val="Hyperlink"/>
@@ -1559,7 +1559,7 @@
               <w:rPr>
                 <w:noProof/>
               </w:rPr>
-              <w:instrText xml:space="preserve"> PAGEREF _Toc238496062 \h </w:instrText>
+              <w:instrText xml:space="preserve"> PAGEREF _Toc239363905 \h </w:instrText>
             </w:r>
             <w:r>
               <w:rPr>
@@ -1576,7 +1576,7 @@
               <w:rPr>
                 <w:noProof/>
               </w:rPr>
-              <w:t>11</w:t>
+              <w:t>10</w:t>
             </w:r>
             <w:r>
               <w:rPr>
@@ -1599,7 +1599,7 @@
               <w14:ligatures w14:val="standardContextual"/>
             </w:rPr>
           </w:pPr>
-          <w:hyperlink w:anchor="_Toc238496063" w:history="1">
+          <w:hyperlink w:anchor="_Toc239363906" w:history="1">
             <w:r>
               <w:rPr>
                 <w:rStyle w:val="Hyperlink"/>
@@ -1623,7 +1623,7 @@
               <w:rPr>
                 <w:noProof/>
               </w:rPr>
-              <w:instrText xml:space="preserve"> PAGEREF _Toc238496063 \h </w:instrText>
+              <w:instrText xml:space="preserve"> PAGEREF _Toc239363906 \h </w:instrText>
             </w:r>
             <w:r>
               <w:rPr>
@@ -1663,7 +1663,7 @@
               <w14:ligatures w14:val="standardContextual"/>
             </w:rPr>
           </w:pPr>
-          <w:hyperlink w:anchor="_Toc238496064" w:history="1">
+          <w:hyperlink w:anchor="_Toc239363907" w:history="1">
             <w:r>
               <w:rPr>
                 <w:rStyle w:val="Hyperlink"/>
@@ -1687,7 +1687,7 @@
               <w:rPr>
                 <w:noProof/>
               </w:rPr>
-              <w:instrText xml:space="preserve"> PAGEREF _Toc238496064 \h </w:instrText>
+              <w:instrText xml:space="preserve"> PAGEREF _Toc239363907 \h </w:instrText>
             </w:r>
             <w:r>
               <w:rPr>
@@ -1727,7 +1727,7 @@
               <w14:ligatures w14:val="standardContextual"/>
             </w:rPr>
           </w:pPr>
-          <w:hyperlink w:anchor="_Toc238496065" w:history="1">
+          <w:hyperlink w:anchor="_Toc239363908" w:history="1">
             <w:r>
               <w:rPr>
                 <w:rStyle w:val="Hyperlink"/>
@@ -1751,7 +1751,7 @@
               <w:rPr>
                 <w:noProof/>
               </w:rPr>
-              <w:instrText xml:space="preserve"> PAGEREF _Toc238496065 \h </w:instrText>
+              <w:instrText xml:space="preserve"> PAGEREF _Toc239363908 \h </w:instrText>
             </w:r>
             <w:r>
               <w:rPr>
@@ -1791,7 +1791,7 @@
               <w14:ligatures w14:val="standardContextual"/>
             </w:rPr>
           </w:pPr>
-          <w:hyperlink w:anchor="_Toc238496066" w:history="1">
+          <w:hyperlink w:anchor="_Toc239363909" w:history="1">
             <w:r>
               <w:rPr>
                 <w:rStyle w:val="Hyperlink"/>
@@ -1815,7 +1815,7 @@
               <w:rPr>
                 <w:noProof/>
               </w:rPr>
-              <w:instrText xml:space="preserve"> PAGEREF _Toc238496066 \h </w:instrText>
+              <w:instrText xml:space="preserve"> PAGEREF _Toc239363909 \h </w:instrText>
             </w:r>
             <w:r>
               <w:rPr>
@@ -1855,7 +1855,7 @@
               <w14:ligatures w14:val="standardContextual"/>
             </w:rPr>
           </w:pPr>
-          <w:hyperlink w:anchor="_Toc238496067" w:history="1">
+          <w:hyperlink w:anchor="_Toc239363910" w:history="1">
             <w:r>
               <w:rPr>
                 <w:rStyle w:val="Hyperlink"/>
@@ -1879,7 +1879,7 @@
               <w:rPr>
                 <w:noProof/>
               </w:rPr>
-              <w:instrText xml:space="preserve"> PAGEREF _Toc238496067 \h </w:instrText>
+              <w:instrText xml:space="preserve"> PAGEREF _Toc239363910 \h </w:instrText>
             </w:r>
             <w:r>
               <w:rPr>
@@ -1896,7 +1896,7 @@
               <w:rPr>
                 <w:noProof/>
               </w:rPr>
-              <w:t>15</w:t>
+              <w:t>14</w:t>
             </w:r>
             <w:r>
               <w:rPr>
@@ -1919,7 +1919,7 @@
               <w14:ligatures w14:val="standardContextual"/>
             </w:rPr>
           </w:pPr>
-          <w:hyperlink w:anchor="_Toc238496068" w:history="1">
+          <w:hyperlink w:anchor="_Toc239363911" w:history="1">
             <w:r>
               <w:rPr>
                 <w:rStyle w:val="Hyperlink"/>
@@ -1943,7 +1943,7 @@
               <w:rPr>
                 <w:noProof/>
               </w:rPr>
-              <w:instrText xml:space="preserve"> PAGEREF _Toc238496068 \h </w:instrText>
+              <w:instrText xml:space="preserve"> PAGEREF _Toc239363911 \h </w:instrText>
             </w:r>
             <w:r>
               <w:rPr>
@@ -1983,7 +1983,7 @@
               <w14:ligatures w14:val="standardContextual"/>
             </w:rPr>
           </w:pPr>
-          <w:hyperlink w:anchor="_Toc238496069" w:history="1">
+          <w:hyperlink w:anchor="_Toc239363912" w:history="1">
             <w:r>
               <w:rPr>
                 <w:rStyle w:val="Hyperlink"/>
@@ -2007,7 +2007,7 @@
               <w:rPr>
                 <w:noProof/>
               </w:rPr>
-              <w:instrText xml:space="preserve"> PAGEREF _Toc238496069 \h </w:instrText>
+              <w:instrText xml:space="preserve"> PAGEREF _Toc239363912 \h </w:instrText>
             </w:r>
             <w:r>
               <w:rPr>
@@ -2047,7 +2047,7 @@
               <w14:ligatures w14:val="standardContextual"/>
             </w:rPr>
           </w:pPr>
-          <w:hyperlink w:anchor="_Toc238496070" w:history="1">
+          <w:hyperlink w:anchor="_Toc239363913" w:history="1">
             <w:r>
               <w:rPr>
                 <w:rStyle w:val="Hyperlink"/>
@@ -2071,7 +2071,7 @@
               <w:rPr>
                 <w:noProof/>
               </w:rPr>
-              <w:instrText xml:space="preserve"> PAGEREF _Toc238496070 \h </w:instrText>
+              <w:instrText xml:space="preserve"> PAGEREF _Toc239363913 \h </w:instrText>
             </w:r>
             <w:r>
               <w:rPr>
@@ -2111,7 +2111,7 @@
               <w14:ligatures w14:val="standardContextual"/>
             </w:rPr>
           </w:pPr>
-          <w:hyperlink w:anchor="_Toc238496071" w:history="1">
+          <w:hyperlink w:anchor="_Toc239363914" w:history="1">
             <w:r>
               <w:rPr>
                 <w:rStyle w:val="Hyperlink"/>
@@ -2135,7 +2135,7 @@
               <w:rPr>
                 <w:noProof/>
               </w:rPr>
-              <w:instrText xml:space="preserve"> PAGEREF _Toc238496071 \h </w:instrText>
+              <w:instrText xml:space="preserve"> PAGEREF _Toc239363914 \h </w:instrText>
             </w:r>
             <w:r>
               <w:rPr>
@@ -2175,7 +2175,7 @@
               <w14:ligatures w14:val="standardContextual"/>
             </w:rPr>
           </w:pPr>
-          <w:hyperlink w:anchor="_Toc238496072" w:history="1">
+          <w:hyperlink w:anchor="_Toc239363915" w:history="1">
             <w:r>
               <w:rPr>
                 <w:rStyle w:val="Hyperlink"/>
@@ -2199,7 +2199,7 @@
               <w:rPr>
                 <w:noProof/>
               </w:rPr>
-              <w:instrText xml:space="preserve"> PAGEREF _Toc238496072 \h </w:instrText>
+              <w:instrText xml:space="preserve"> PAGEREF _Toc239363915 \h </w:instrText>
             </w:r>
             <w:r>
               <w:rPr>
@@ -2239,7 +2239,7 @@
               <w14:ligatures w14:val="standardContextual"/>
             </w:rPr>
           </w:pPr>
-          <w:hyperlink w:anchor="_Toc238496073" w:history="1">
+          <w:hyperlink w:anchor="_Toc239363916" w:history="1">
             <w:r>
               <w:rPr>
                 <w:rStyle w:val="Hyperlink"/>
@@ -2263,7 +2263,7 @@
               <w:rPr>
                 <w:noProof/>
               </w:rPr>
-              <w:instrText xml:space="preserve"> PAGEREF _Toc238496073 \h </w:instrText>
+              <w:instrText xml:space="preserve"> PAGEREF _Toc239363916 \h </w:instrText>
             </w:r>
             <w:r>
               <w:rPr>
@@ -2303,7 +2303,7 @@
               <w14:ligatures w14:val="standardContextual"/>
             </w:rPr>
           </w:pPr>
-          <w:hyperlink w:anchor="_Toc238496074" w:history="1">
+          <w:hyperlink w:anchor="_Toc239363917" w:history="1">
             <w:r>
               <w:rPr>
                 <w:rStyle w:val="Hyperlink"/>
@@ -2327,7 +2327,7 @@
               <w:rPr>
                 <w:noProof/>
               </w:rPr>
-              <w:instrText xml:space="preserve"> PAGEREF _Toc238496074 \h </w:instrText>
+              <w:instrText xml:space="preserve"> PAGEREF _Toc239363917 \h </w:instrText>
             </w:r>
             <w:r>
               <w:rPr>
@@ -2344,7 +2344,7 @@
               <w:rPr>
                 <w:noProof/>
               </w:rPr>
-              <w:t>18</w:t>
+              <w:t>19</w:t>
             </w:r>
             <w:r>
               <w:rPr>
@@ -2367,13 +2367,13 @@
               <w14:ligatures w14:val="standardContextual"/>
             </w:rPr>
           </w:pPr>
-          <w:hyperlink w:anchor="_Toc238496075" w:history="1">
+          <w:hyperlink w:anchor="_Toc239363918" w:history="1">
             <w:r>
               <w:rPr>
                 <w:rStyle w:val="Hyperlink"/>
                 <w:noProof/>
               </w:rPr>
-              <w:t>5.5 Did We Meet Our Phase A Metrics?</w:t>
+              <w:t>5.5 Did We Meet Our goals?</w:t>
             </w:r>
             <w:r>
               <w:rPr>
@@ -2391,7 +2391,7 @@
               <w:rPr>
                 <w:noProof/>
               </w:rPr>
-              <w:instrText xml:space="preserve"> PAGEREF _Toc238496075 \h </w:instrText>
+              <w:instrText xml:space="preserve"> PAGEREF _Toc239363918 \h </w:instrText>
             </w:r>
             <w:r>
               <w:rPr>
@@ -2431,7 +2431,7 @@
               <w14:ligatures w14:val="standardContextual"/>
             </w:rPr>
           </w:pPr>
-          <w:hyperlink w:anchor="_Toc238496076" w:history="1">
+          <w:hyperlink w:anchor="_Toc239363919" w:history="1">
             <w:r>
               <w:rPr>
                 <w:rStyle w:val="Hyperlink"/>
@@ -2455,7 +2455,7 @@
               <w:rPr>
                 <w:noProof/>
               </w:rPr>
-              <w:instrText xml:space="preserve"> PAGEREF _Toc238496076 \h </w:instrText>
+              <w:instrText xml:space="preserve"> PAGEREF _Toc239363919 \h </w:instrText>
             </w:r>
             <w:r>
               <w:rPr>
@@ -2472,7 +2472,7 @@
               <w:rPr>
                 <w:noProof/>
               </w:rPr>
-              <w:t>19</w:t>
+              <w:t>20</w:t>
             </w:r>
             <w:r>
               <w:rPr>
@@ -2495,7 +2495,7 @@
               <w14:ligatures w14:val="standardContextual"/>
             </w:rPr>
           </w:pPr>
-          <w:hyperlink w:anchor="_Toc238496077" w:history="1">
+          <w:hyperlink w:anchor="_Toc239363920" w:history="1">
             <w:r>
               <w:rPr>
                 <w:rStyle w:val="Hyperlink"/>
@@ -2519,7 +2519,7 @@
               <w:rPr>
                 <w:noProof/>
               </w:rPr>
-              <w:instrText xml:space="preserve"> PAGEREF _Toc238496077 \h </w:instrText>
+              <w:instrText xml:space="preserve"> PAGEREF _Toc239363920 \h </w:instrText>
             </w:r>
             <w:r>
               <w:rPr>
@@ -2536,7 +2536,7 @@
               <w:rPr>
                 <w:noProof/>
               </w:rPr>
-              <w:t>19</w:t>
+              <w:t>20</w:t>
             </w:r>
             <w:r>
               <w:rPr>
@@ -2559,7 +2559,7 @@
               <w14:ligatures w14:val="standardContextual"/>
             </w:rPr>
           </w:pPr>
-          <w:hyperlink w:anchor="_Toc238496078" w:history="1">
+          <w:hyperlink w:anchor="_Toc239363921" w:history="1">
             <w:r>
               <w:rPr>
                 <w:rStyle w:val="Hyperlink"/>
@@ -2583,7 +2583,7 @@
               <w:rPr>
                 <w:noProof/>
               </w:rPr>
-              <w:instrText xml:space="preserve"> PAGEREF _Toc238496078 \h </w:instrText>
+              <w:instrText xml:space="preserve"> PAGEREF _Toc239363921 \h </w:instrText>
             </w:r>
             <w:r>
               <w:rPr>
@@ -2623,7 +2623,7 @@
               <w14:ligatures w14:val="standardContextual"/>
             </w:rPr>
           </w:pPr>
-          <w:hyperlink w:anchor="_Toc238496079" w:history="1">
+          <w:hyperlink w:anchor="_Toc239363922" w:history="1">
             <w:r>
               <w:rPr>
                 <w:rStyle w:val="Hyperlink"/>
@@ -2647,7 +2647,7 @@
               <w:rPr>
                 <w:noProof/>
               </w:rPr>
-              <w:instrText xml:space="preserve"> PAGEREF _Toc238496079 \h </w:instrText>
+              <w:instrText xml:space="preserve"> PAGEREF _Toc239363922 \h </w:instrText>
             </w:r>
             <w:r>
               <w:rPr>
@@ -2687,7 +2687,7 @@
               <w14:ligatures w14:val="standardContextual"/>
             </w:rPr>
           </w:pPr>
-          <w:hyperlink w:anchor="_Toc238496080" w:history="1">
+          <w:hyperlink w:anchor="_Toc239363923" w:history="1">
             <w:r>
               <w:rPr>
                 <w:rStyle w:val="Hyperlink"/>
@@ -2711,7 +2711,7 @@
               <w:rPr>
                 <w:noProof/>
               </w:rPr>
-              <w:instrText xml:space="preserve"> PAGEREF _Toc238496080 \h </w:instrText>
+              <w:instrText xml:space="preserve"> PAGEREF _Toc239363923 \h </w:instrText>
             </w:r>
             <w:r>
               <w:rPr>
@@ -2751,7 +2751,7 @@
               <w14:ligatures w14:val="standardContextual"/>
             </w:rPr>
           </w:pPr>
-          <w:hyperlink w:anchor="_Toc238496081" w:history="1">
+          <w:hyperlink w:anchor="_Toc239363924" w:history="1">
             <w:r>
               <w:rPr>
                 <w:rStyle w:val="Hyperlink"/>
@@ -2775,7 +2775,7 @@
               <w:rPr>
                 <w:noProof/>
               </w:rPr>
-              <w:instrText xml:space="preserve"> PAGEREF _Toc238496081 \h </w:instrText>
+              <w:instrText xml:space="preserve"> PAGEREF _Toc239363924 \h </w:instrText>
             </w:r>
             <w:r>
               <w:rPr>
@@ -2792,7 +2792,7 @@
               <w:rPr>
                 <w:noProof/>
               </w:rPr>
-              <w:t>20</w:t>
+              <w:t>21</w:t>
             </w:r>
             <w:r>
               <w:rPr>
@@ -2815,7 +2815,7 @@
               <w14:ligatures w14:val="standardContextual"/>
             </w:rPr>
           </w:pPr>
-          <w:hyperlink w:anchor="_Toc238496082" w:history="1">
+          <w:hyperlink w:anchor="_Toc239363925" w:history="1">
             <w:r>
               <w:rPr>
                 <w:rStyle w:val="Hyperlink"/>
@@ -2839,7 +2839,7 @@
               <w:rPr>
                 <w:noProof/>
               </w:rPr>
-              <w:instrText xml:space="preserve"> PAGEREF _Toc238496082 \h </w:instrText>
+              <w:instrText xml:space="preserve"> PAGEREF _Toc239363925 \h </w:instrText>
             </w:r>
             <w:r>
               <w:rPr>
@@ -2856,7 +2856,7 @@
               <w:rPr>
                 <w:noProof/>
               </w:rPr>
-              <w:t>20</w:t>
+              <w:t>21</w:t>
             </w:r>
             <w:r>
               <w:rPr>
@@ -2879,7 +2879,7 @@
               <w14:ligatures w14:val="standardContextual"/>
             </w:rPr>
           </w:pPr>
-          <w:hyperlink w:anchor="_Toc238496083" w:history="1">
+          <w:hyperlink w:anchor="_Toc239363926" w:history="1">
             <w:r>
               <w:rPr>
                 <w:rStyle w:val="Hyperlink"/>
@@ -2903,7 +2903,7 @@
               <w:rPr>
                 <w:noProof/>
               </w:rPr>
-              <w:instrText xml:space="preserve"> PAGEREF _Toc238496083 \h </w:instrText>
+              <w:instrText xml:space="preserve"> PAGEREF _Toc239363926 \h </w:instrText>
             </w:r>
             <w:r>
               <w:rPr>
@@ -2943,7 +2943,7 @@
               <w14:ligatures w14:val="standardContextual"/>
             </w:rPr>
           </w:pPr>
-          <w:hyperlink w:anchor="_Toc238496084" w:history="1">
+          <w:hyperlink w:anchor="_Toc239363927" w:history="1">
             <w:r>
               <w:rPr>
                 <w:rStyle w:val="Hyperlink"/>
@@ -2967,7 +2967,7 @@
               <w:rPr>
                 <w:noProof/>
               </w:rPr>
-              <w:instrText xml:space="preserve"> PAGEREF _Toc238496084 \h </w:instrText>
+              <w:instrText xml:space="preserve"> PAGEREF _Toc239363927 \h </w:instrText>
             </w:r>
             <w:r>
               <w:rPr>
@@ -3007,7 +3007,7 @@
               <w14:ligatures w14:val="standardContextual"/>
             </w:rPr>
           </w:pPr>
-          <w:hyperlink w:anchor="_Toc238496085" w:history="1">
+          <w:hyperlink w:anchor="_Toc239363928" w:history="1">
             <w:r>
               <w:rPr>
                 <w:rStyle w:val="Hyperlink"/>
@@ -3031,7 +3031,7 @@
               <w:rPr>
                 <w:noProof/>
               </w:rPr>
-              <w:instrText xml:space="preserve"> PAGEREF _Toc238496085 \h </w:instrText>
+              <w:instrText xml:space="preserve"> PAGEREF _Toc239363928 \h </w:instrText>
             </w:r>
             <w:r>
               <w:rPr>
@@ -3071,7 +3071,7 @@
               <w14:ligatures w14:val="standardContextual"/>
             </w:rPr>
           </w:pPr>
-          <w:hyperlink w:anchor="_Toc238496086" w:history="1">
+          <w:hyperlink w:anchor="_Toc239363929" w:history="1">
             <w:r>
               <w:rPr>
                 <w:rStyle w:val="Hyperlink"/>
@@ -3095,7 +3095,7 @@
               <w:rPr>
                 <w:noProof/>
               </w:rPr>
-              <w:instrText xml:space="preserve"> PAGEREF _Toc238496086 \h </w:instrText>
+              <w:instrText xml:space="preserve"> PAGEREF _Toc239363929 \h </w:instrText>
             </w:r>
             <w:r>
               <w:rPr>
@@ -3112,7 +3112,7 @@
               <w:rPr>
                 <w:noProof/>
               </w:rPr>
-              <w:t>21</w:t>
+              <w:t>22</w:t>
             </w:r>
             <w:r>
               <w:rPr>
@@ -3135,7 +3135,7 @@
               <w14:ligatures w14:val="standardContextual"/>
             </w:rPr>
           </w:pPr>
-          <w:hyperlink w:anchor="_Toc238496087" w:history="1">
+          <w:hyperlink w:anchor="_Toc239363930" w:history="1">
             <w:r>
               <w:rPr>
                 <w:rStyle w:val="Hyperlink"/>
@@ -3159,7 +3159,7 @@
               <w:rPr>
                 <w:noProof/>
               </w:rPr>
-              <w:instrText xml:space="preserve"> PAGEREF _Toc238496087 \h </w:instrText>
+              <w:instrText xml:space="preserve"> PAGEREF _Toc239363930 \h </w:instrText>
             </w:r>
             <w:r>
               <w:rPr>
@@ -3176,7 +3176,7 @@
               <w:rPr>
                 <w:noProof/>
               </w:rPr>
-              <w:t>21</w:t>
+              <w:t>22</w:t>
             </w:r>
             <w:r>
               <w:rPr>
@@ -3199,7 +3199,7 @@
               <w14:ligatures w14:val="standardContextual"/>
             </w:rPr>
           </w:pPr>
-          <w:hyperlink w:anchor="_Toc238496088" w:history="1">
+          <w:hyperlink w:anchor="_Toc239363931" w:history="1">
             <w:r>
               <w:rPr>
                 <w:rStyle w:val="Hyperlink"/>
@@ -3223,7 +3223,7 @@
               <w:rPr>
                 <w:noProof/>
               </w:rPr>
-              <w:instrText xml:space="preserve"> PAGEREF _Toc238496088 \h </w:instrText>
+              <w:instrText xml:space="preserve"> PAGEREF _Toc239363931 \h </w:instrText>
             </w:r>
             <w:r>
               <w:rPr>
@@ -3263,7 +3263,7 @@
               <w14:ligatures w14:val="standardContextual"/>
             </w:rPr>
           </w:pPr>
-          <w:hyperlink w:anchor="_Toc238496089" w:history="1">
+          <w:hyperlink w:anchor="_Toc239363932" w:history="1">
             <w:r>
               <w:rPr>
                 <w:rStyle w:val="Hyperlink"/>
@@ -3287,7 +3287,7 @@
               <w:rPr>
                 <w:noProof/>
               </w:rPr>
-              <w:instrText xml:space="preserve"> PAGEREF _Toc238496089 \h </w:instrText>
+              <w:instrText xml:space="preserve"> PAGEREF _Toc239363932 \h </w:instrText>
             </w:r>
             <w:r>
               <w:rPr>
@@ -3304,7 +3304,7 @@
               <w:rPr>
                 <w:noProof/>
               </w:rPr>
-              <w:t>22</w:t>
+              <w:t>23</w:t>
             </w:r>
             <w:r>
               <w:rPr>
@@ -3327,7 +3327,7 @@
               <w14:ligatures w14:val="standardContextual"/>
             </w:rPr>
           </w:pPr>
-          <w:hyperlink w:anchor="_Toc238496090" w:history="1">
+          <w:hyperlink w:anchor="_Toc239363933" w:history="1">
             <w:r>
               <w:rPr>
                 <w:rStyle w:val="Hyperlink"/>
@@ -3351,7 +3351,7 @@
               <w:rPr>
                 <w:noProof/>
               </w:rPr>
-              <w:instrText xml:space="preserve"> PAGEREF _Toc238496090 \h </w:instrText>
+              <w:instrText xml:space="preserve"> PAGEREF _Toc239363933 \h </w:instrText>
             </w:r>
             <w:r>
               <w:rPr>
@@ -3368,7 +3368,7 @@
               <w:rPr>
                 <w:noProof/>
               </w:rPr>
-              <w:t>23</w:t>
+              <w:t>24</w:t>
             </w:r>
             <w:r>
               <w:rPr>
@@ -3391,7 +3391,7 @@
               <w14:ligatures w14:val="standardContextual"/>
             </w:rPr>
           </w:pPr>
-          <w:hyperlink w:anchor="_Toc238496091" w:history="1">
+          <w:hyperlink w:anchor="_Toc239363934" w:history="1">
             <w:r>
               <w:rPr>
                 <w:rStyle w:val="Hyperlink"/>
@@ -3415,7 +3415,7 @@
               <w:rPr>
                 <w:noProof/>
               </w:rPr>
-              <w:instrText xml:space="preserve"> PAGEREF _Toc238496091 \h </w:instrText>
+              <w:instrText xml:space="preserve"> PAGEREF _Toc239363934 \h </w:instrText>
             </w:r>
             <w:r>
               <w:rPr>
@@ -3432,7 +3432,7 @@
               <w:rPr>
                 <w:noProof/>
               </w:rPr>
-              <w:t>24</w:t>
+              <w:t>25</w:t>
             </w:r>
             <w:r>
               <w:rPr>
@@ -3455,7 +3455,7 @@
               <w14:ligatures w14:val="standardContextual"/>
             </w:rPr>
           </w:pPr>
-          <w:hyperlink w:anchor="_Toc238496092" w:history="1">
+          <w:hyperlink w:anchor="_Toc239363935" w:history="1">
             <w:r>
               <w:rPr>
                 <w:rStyle w:val="Hyperlink"/>
@@ -3479,7 +3479,7 @@
               <w:rPr>
                 <w:noProof/>
               </w:rPr>
-              <w:instrText xml:space="preserve"> PAGEREF _Toc238496092 \h </w:instrText>
+              <w:instrText xml:space="preserve"> PAGEREF _Toc239363935 \h </w:instrText>
             </w:r>
             <w:r>
               <w:rPr>
@@ -3496,7 +3496,7 @@
               <w:rPr>
                 <w:noProof/>
               </w:rPr>
-              <w:t>24</w:t>
+              <w:t>25</w:t>
             </w:r>
             <w:r>
               <w:rPr>
@@ -3519,7 +3519,7 @@
               <w14:ligatures w14:val="standardContextual"/>
             </w:rPr>
           </w:pPr>
-          <w:hyperlink w:anchor="_Toc238496093" w:history="1">
+          <w:hyperlink w:anchor="_Toc239363936" w:history="1">
             <w:r>
               <w:rPr>
                 <w:rStyle w:val="Hyperlink"/>
@@ -3543,7 +3543,7 @@
               <w:rPr>
                 <w:noProof/>
               </w:rPr>
-              <w:instrText xml:space="preserve"> PAGEREF _Toc238496093 \h </w:instrText>
+              <w:instrText xml:space="preserve"> PAGEREF _Toc239363936 \h </w:instrText>
             </w:r>
             <w:r>
               <w:rPr>
@@ -3560,7 +3560,7 @@
               <w:rPr>
                 <w:noProof/>
               </w:rPr>
-              <w:t>24</w:t>
+              <w:t>25</w:t>
             </w:r>
             <w:r>
               <w:rPr>
@@ -3583,7 +3583,7 @@
               <w14:ligatures w14:val="standardContextual"/>
             </w:rPr>
           </w:pPr>
-          <w:hyperlink w:anchor="_Toc238496094" w:history="1">
+          <w:hyperlink w:anchor="_Toc239363937" w:history="1">
             <w:r>
               <w:rPr>
                 <w:rStyle w:val="Hyperlink"/>
@@ -3607,7 +3607,7 @@
               <w:rPr>
                 <w:noProof/>
               </w:rPr>
-              <w:instrText xml:space="preserve"> PAGEREF _Toc238496094 \h </w:instrText>
+              <w:instrText xml:space="preserve"> PAGEREF _Toc239363937 \h </w:instrText>
             </w:r>
             <w:r>
               <w:rPr>
@@ -3624,7 +3624,7 @@
               <w:rPr>
                 <w:noProof/>
               </w:rPr>
-              <w:t>24</w:t>
+              <w:t>25</w:t>
             </w:r>
             <w:r>
               <w:rPr>
@@ -3647,7 +3647,7 @@
               <w14:ligatures w14:val="standardContextual"/>
             </w:rPr>
           </w:pPr>
-          <w:hyperlink w:anchor="_Toc238496095" w:history="1">
+          <w:hyperlink w:anchor="_Toc239363938" w:history="1">
             <w:r>
               <w:rPr>
                 <w:rStyle w:val="Hyperlink"/>
@@ -3671,7 +3671,7 @@
               <w:rPr>
                 <w:noProof/>
               </w:rPr>
-              <w:instrText xml:space="preserve"> PAGEREF _Toc238496095 \h </w:instrText>
+              <w:instrText xml:space="preserve"> PAGEREF _Toc239363938 \h </w:instrText>
             </w:r>
             <w:r>
               <w:rPr>
@@ -3688,7 +3688,7 @@
               <w:rPr>
                 <w:noProof/>
               </w:rPr>
-              <w:t>25</w:t>
+              <w:t>26</w:t>
             </w:r>
             <w:r>
               <w:rPr>
@@ -3711,7 +3711,7 @@
               <w14:ligatures w14:val="standardContextual"/>
             </w:rPr>
           </w:pPr>
-          <w:hyperlink w:anchor="_Toc238496096" w:history="1">
+          <w:hyperlink w:anchor="_Toc239363939" w:history="1">
             <w:r>
               <w:rPr>
                 <w:rStyle w:val="Hyperlink"/>
@@ -3735,7 +3735,7 @@
               <w:rPr>
                 <w:noProof/>
               </w:rPr>
-              <w:instrText xml:space="preserve"> PAGEREF _Toc238496096 \h </w:instrText>
+              <w:instrText xml:space="preserve"> PAGEREF _Toc239363939 \h </w:instrText>
             </w:r>
             <w:r>
               <w:rPr>
@@ -3752,7 +3752,7 @@
               <w:rPr>
                 <w:noProof/>
               </w:rPr>
-              <w:t>25</w:t>
+              <w:t>26</w:t>
             </w:r>
             <w:r>
               <w:rPr>
@@ -3775,7 +3775,7 @@
               <w14:ligatures w14:val="standardContextual"/>
             </w:rPr>
           </w:pPr>
-          <w:hyperlink w:anchor="_Toc238496097" w:history="1">
+          <w:hyperlink w:anchor="_Toc239363940" w:history="1">
             <w:r>
               <w:rPr>
                 <w:rStyle w:val="Hyperlink"/>
@@ -3799,7 +3799,7 @@
               <w:rPr>
                 <w:noProof/>
               </w:rPr>
-              <w:instrText xml:space="preserve"> PAGEREF _Toc238496097 \h </w:instrText>
+              <w:instrText xml:space="preserve"> PAGEREF _Toc239363940 \h </w:instrText>
             </w:r>
             <w:r>
               <w:rPr>
@@ -3816,7 +3816,7 @@
               <w:rPr>
                 <w:noProof/>
               </w:rPr>
-              <w:t>27</w:t>
+              <w:t>28</w:t>
             </w:r>
             <w:r>
               <w:rPr>
@@ -3839,7 +3839,7 @@
               <w14:ligatures w14:val="standardContextual"/>
             </w:rPr>
           </w:pPr>
-          <w:hyperlink w:anchor="_Toc238496098" w:history="1">
+          <w:hyperlink w:anchor="_Toc239363941" w:history="1">
             <w:r>
               <w:rPr>
                 <w:rStyle w:val="Hyperlink"/>
@@ -3863,7 +3863,7 @@
               <w:rPr>
                 <w:noProof/>
               </w:rPr>
-              <w:instrText xml:space="preserve"> PAGEREF _Toc238496098 \h </w:instrText>
+              <w:instrText xml:space="preserve"> PAGEREF _Toc239363941 \h </w:instrText>
             </w:r>
             <w:r>
               <w:rPr>
@@ -3880,7 +3880,7 @@
               <w:rPr>
                 <w:noProof/>
               </w:rPr>
-              <w:t>29</w:t>
+              <w:t>30</w:t>
             </w:r>
             <w:r>
               <w:rPr>
@@ -3903,7 +3903,7 @@
               <w14:ligatures w14:val="standardContextual"/>
             </w:rPr>
           </w:pPr>
-          <w:hyperlink w:anchor="_Toc238496099" w:history="1">
+          <w:hyperlink w:anchor="_Toc239363942" w:history="1">
             <w:r>
               <w:rPr>
                 <w:rStyle w:val="Hyperlink"/>
@@ -3927,7 +3927,7 @@
               <w:rPr>
                 <w:noProof/>
               </w:rPr>
-              <w:instrText xml:space="preserve"> PAGEREF _Toc238496099 \h </w:instrText>
+              <w:instrText xml:space="preserve"> PAGEREF _Toc239363942 \h </w:instrText>
             </w:r>
             <w:r>
               <w:rPr>
@@ -3944,7 +3944,7 @@
               <w:rPr>
                 <w:noProof/>
               </w:rPr>
-              <w:t>29</w:t>
+              <w:t>30</w:t>
             </w:r>
             <w:r>
               <w:rPr>
@@ -3967,7 +3967,7 @@
               <w14:ligatures w14:val="standardContextual"/>
             </w:rPr>
           </w:pPr>
-          <w:hyperlink w:anchor="_Toc238496100" w:history="1">
+          <w:hyperlink w:anchor="_Toc239363943" w:history="1">
             <w:r>
               <w:rPr>
                 <w:rStyle w:val="Hyperlink"/>
@@ -3991,7 +3991,7 @@
               <w:rPr>
                 <w:noProof/>
               </w:rPr>
-              <w:instrText xml:space="preserve"> PAGEREF _Toc238496100 \h </w:instrText>
+              <w:instrText xml:space="preserve"> PAGEREF _Toc239363943 \h </w:instrText>
             </w:r>
             <w:r>
               <w:rPr>
@@ -4008,7 +4008,7 @@
               <w:rPr>
                 <w:noProof/>
               </w:rPr>
-              <w:t>29</w:t>
+              <w:t>30</w:t>
             </w:r>
             <w:r>
               <w:rPr>
@@ -4031,7 +4031,7 @@
               <w14:ligatures w14:val="standardContextual"/>
             </w:rPr>
           </w:pPr>
-          <w:hyperlink w:anchor="_Toc238496101" w:history="1">
+          <w:hyperlink w:anchor="_Toc239363944" w:history="1">
             <w:r>
               <w:rPr>
                 <w:rStyle w:val="Hyperlink"/>
@@ -4055,7 +4055,7 @@
               <w:rPr>
                 <w:noProof/>
               </w:rPr>
-              <w:instrText xml:space="preserve"> PAGEREF _Toc238496101 \h </w:instrText>
+              <w:instrText xml:space="preserve"> PAGEREF _Toc239363944 \h </w:instrText>
             </w:r>
             <w:r>
               <w:rPr>
@@ -4072,7 +4072,7 @@
               <w:rPr>
                 <w:noProof/>
               </w:rPr>
-              <w:t>30</w:t>
+              <w:t>31</w:t>
             </w:r>
             <w:r>
               <w:rPr>
@@ -4095,7 +4095,7 @@
               <w14:ligatures w14:val="standardContextual"/>
             </w:rPr>
           </w:pPr>
-          <w:hyperlink w:anchor="_Toc238496102" w:history="1">
+          <w:hyperlink w:anchor="_Toc239363945" w:history="1">
             <w:r>
               <w:rPr>
                 <w:rStyle w:val="Hyperlink"/>
@@ -4119,7 +4119,7 @@
               <w:rPr>
                 <w:noProof/>
               </w:rPr>
-              <w:instrText xml:space="preserve"> PAGEREF _Toc238496102 \h </w:instrText>
+              <w:instrText xml:space="preserve"> PAGEREF _Toc239363945 \h </w:instrText>
             </w:r>
             <w:r>
               <w:rPr>
@@ -4159,7 +4159,7 @@
               <w14:ligatures w14:val="standardContextual"/>
             </w:rPr>
           </w:pPr>
-          <w:hyperlink w:anchor="_Toc238496103" w:history="1">
+          <w:hyperlink w:anchor="_Toc239363946" w:history="1">
             <w:r>
               <w:rPr>
                 <w:rStyle w:val="Hyperlink"/>
@@ -4183,7 +4183,7 @@
               <w:rPr>
                 <w:noProof/>
               </w:rPr>
-              <w:instrText xml:space="preserve"> PAGEREF _Toc238496103 \h </w:instrText>
+              <w:instrText xml:space="preserve"> PAGEREF _Toc239363946 \h </w:instrText>
             </w:r>
             <w:r>
               <w:rPr>
@@ -4223,7 +4223,7 @@
               <w14:ligatures w14:val="standardContextual"/>
             </w:rPr>
           </w:pPr>
-          <w:hyperlink w:anchor="_Toc238496104" w:history="1">
+          <w:hyperlink w:anchor="_Toc239363947" w:history="1">
             <w:r>
               <w:rPr>
                 <w:rStyle w:val="Hyperlink"/>
@@ -4247,7 +4247,7 @@
               <w:rPr>
                 <w:noProof/>
               </w:rPr>
-              <w:instrText xml:space="preserve"> PAGEREF _Toc238496104 \h </w:instrText>
+              <w:instrText xml:space="preserve"> PAGEREF _Toc239363947 \h </w:instrText>
             </w:r>
             <w:r>
               <w:rPr>
@@ -4287,7 +4287,7 @@
               <w14:ligatures w14:val="standardContextual"/>
             </w:rPr>
           </w:pPr>
-          <w:hyperlink w:anchor="_Toc238496105" w:history="1">
+          <w:hyperlink w:anchor="_Toc239363948" w:history="1">
             <w:r>
               <w:rPr>
                 <w:rStyle w:val="Hyperlink"/>
@@ -4311,7 +4311,7 @@
               <w:rPr>
                 <w:noProof/>
               </w:rPr>
-              <w:instrText xml:space="preserve"> PAGEREF _Toc238496105 \h </w:instrText>
+              <w:instrText xml:space="preserve"> PAGEREF _Toc239363948 \h </w:instrText>
             </w:r>
             <w:r>
               <w:rPr>
@@ -4351,7 +4351,7 @@
               <w14:ligatures w14:val="standardContextual"/>
             </w:rPr>
           </w:pPr>
-          <w:hyperlink w:anchor="_Toc238496106" w:history="1">
+          <w:hyperlink w:anchor="_Toc239363949" w:history="1">
             <w:r>
               <w:rPr>
                 <w:rStyle w:val="Hyperlink"/>
@@ -4375,7 +4375,7 @@
               <w:rPr>
                 <w:noProof/>
               </w:rPr>
-              <w:instrText xml:space="preserve"> PAGEREF _Toc238496106 \h </w:instrText>
+              <w:instrText xml:space="preserve"> PAGEREF _Toc239363949 \h </w:instrText>
             </w:r>
             <w:r>
               <w:rPr>
@@ -4415,7 +4415,7 @@
               <w14:ligatures w14:val="standardContextual"/>
             </w:rPr>
           </w:pPr>
-          <w:hyperlink w:anchor="_Toc238496107" w:history="1">
+          <w:hyperlink w:anchor="_Toc239363950" w:history="1">
             <w:r>
               <w:rPr>
                 <w:rStyle w:val="Hyperlink"/>
@@ -4439,7 +4439,7 @@
               <w:rPr>
                 <w:noProof/>
               </w:rPr>
-              <w:instrText xml:space="preserve"> PAGEREF _Toc238496107 \h </w:instrText>
+              <w:instrText xml:space="preserve"> PAGEREF _Toc239363950 \h </w:instrText>
             </w:r>
             <w:r>
               <w:rPr>
@@ -4479,7 +4479,7 @@
               <w14:ligatures w14:val="standardContextual"/>
             </w:rPr>
           </w:pPr>
-          <w:hyperlink w:anchor="_Toc238496108" w:history="1">
+          <w:hyperlink w:anchor="_Toc239363951" w:history="1">
             <w:r>
               <w:rPr>
                 <w:rStyle w:val="Hyperlink"/>
@@ -4503,7 +4503,7 @@
               <w:rPr>
                 <w:noProof/>
               </w:rPr>
-              <w:instrText xml:space="preserve"> PAGEREF _Toc238496108 \h </w:instrText>
+              <w:instrText xml:space="preserve"> PAGEREF _Toc239363951 \h </w:instrText>
             </w:r>
             <w:r>
               <w:rPr>
@@ -4543,7 +4543,7 @@
               <w14:ligatures w14:val="standardContextual"/>
             </w:rPr>
           </w:pPr>
-          <w:hyperlink w:anchor="_Toc238496109" w:history="1">
+          <w:hyperlink w:anchor="_Toc239363952" w:history="1">
             <w:r>
               <w:rPr>
                 <w:rStyle w:val="Hyperlink"/>
@@ -4567,7 +4567,7 @@
               <w:rPr>
                 <w:noProof/>
               </w:rPr>
-              <w:instrText xml:space="preserve"> PAGEREF _Toc238496109 \h </w:instrText>
+              <w:instrText xml:space="preserve"> PAGEREF _Toc239363952 \h </w:instrText>
             </w:r>
             <w:r>
               <w:rPr>
@@ -4607,7 +4607,7 @@
               <w14:ligatures w14:val="standardContextual"/>
             </w:rPr>
           </w:pPr>
-          <w:hyperlink w:anchor="_Toc238496110" w:history="1">
+          <w:hyperlink w:anchor="_Toc239363953" w:history="1">
             <w:r>
               <w:rPr>
                 <w:rStyle w:val="Hyperlink"/>
@@ -4631,7 +4631,7 @@
               <w:rPr>
                 <w:noProof/>
               </w:rPr>
-              <w:instrText xml:space="preserve"> PAGEREF _Toc238496110 \h </w:instrText>
+              <w:instrText xml:space="preserve"> PAGEREF _Toc239363953 \h </w:instrText>
             </w:r>
             <w:r>
               <w:rPr>
@@ -4671,7 +4671,7 @@
               <w14:ligatures w14:val="standardContextual"/>
             </w:rPr>
           </w:pPr>
-          <w:hyperlink w:anchor="_Toc238496111" w:history="1">
+          <w:hyperlink w:anchor="_Toc239363954" w:history="1">
             <w:r>
               <w:rPr>
                 <w:rStyle w:val="Hyperlink"/>
@@ -4695,7 +4695,7 @@
               <w:rPr>
                 <w:noProof/>
               </w:rPr>
-              <w:instrText xml:space="preserve"> PAGEREF _Toc238496111 \h </w:instrText>
+              <w:instrText xml:space="preserve"> PAGEREF _Toc239363954 \h </w:instrText>
             </w:r>
             <w:r>
               <w:rPr>
@@ -4735,7 +4735,7 @@
               <w14:ligatures w14:val="standardContextual"/>
             </w:rPr>
           </w:pPr>
-          <w:hyperlink w:anchor="_Toc238496112" w:history="1">
+          <w:hyperlink w:anchor="_Toc239363955" w:history="1">
             <w:r>
               <w:rPr>
                 <w:rStyle w:val="Hyperlink"/>
@@ -4759,7 +4759,7 @@
               <w:rPr>
                 <w:noProof/>
               </w:rPr>
-              <w:instrText xml:space="preserve"> PAGEREF _Toc238496112 \h </w:instrText>
+              <w:instrText xml:space="preserve"> PAGEREF _Toc239363955 \h </w:instrText>
             </w:r>
             <w:r>
               <w:rPr>
@@ -4799,7 +4799,7 @@
               <w14:ligatures w14:val="standardContextual"/>
             </w:rPr>
           </w:pPr>
-          <w:hyperlink w:anchor="_Toc238496113" w:history="1">
+          <w:hyperlink w:anchor="_Toc239363956" w:history="1">
             <w:r>
               <w:rPr>
                 <w:rStyle w:val="Hyperlink"/>
@@ -4823,7 +4823,7 @@
               <w:rPr>
                 <w:noProof/>
               </w:rPr>
-              <w:instrText xml:space="preserve"> PAGEREF _Toc238496113 \h </w:instrText>
+              <w:instrText xml:space="preserve"> PAGEREF _Toc239363956 \h </w:instrText>
             </w:r>
             <w:r>
               <w:rPr>
@@ -4863,7 +4863,7 @@
               <w14:ligatures w14:val="standardContextual"/>
             </w:rPr>
           </w:pPr>
-          <w:hyperlink w:anchor="_Toc238496114" w:history="1">
+          <w:hyperlink w:anchor="_Toc239363957" w:history="1">
             <w:r>
               <w:rPr>
                 <w:rStyle w:val="Hyperlink"/>
@@ -4887,7 +4887,7 @@
               <w:rPr>
                 <w:noProof/>
               </w:rPr>
-              <w:instrText xml:space="preserve"> PAGEREF _Toc238496114 \h </w:instrText>
+              <w:instrText xml:space="preserve"> PAGEREF _Toc239363957 \h </w:instrText>
             </w:r>
             <w:r>
               <w:rPr>
@@ -4927,7 +4927,7 @@
               <w14:ligatures w14:val="standardContextual"/>
             </w:rPr>
           </w:pPr>
-          <w:hyperlink w:anchor="_Toc238496115" w:history="1">
+          <w:hyperlink w:anchor="_Toc239363958" w:history="1">
             <w:r>
               <w:rPr>
                 <w:rStyle w:val="Hyperlink"/>
@@ -4951,7 +4951,7 @@
               <w:rPr>
                 <w:noProof/>
               </w:rPr>
-              <w:instrText xml:space="preserve"> PAGEREF _Toc238496115 \h </w:instrText>
+              <w:instrText xml:space="preserve"> PAGEREF _Toc239363958 \h </w:instrText>
             </w:r>
             <w:r>
               <w:rPr>
@@ -4991,7 +4991,7 @@
         <w:pStyle w:val="Heading1"/>
         <w:spacing w:before="260" w:after="130"/>
       </w:pPr>
-      <w:bookmarkStart w:id="1" w:name="_Toc238496046"/>
+      <w:bookmarkStart w:id="1" w:name="_Toc239363889"/>
       <w:r>
         <w:t>1. Introduction</w:t>
       </w:r>
@@ -5002,7 +5002,7 @@
         <w:pStyle w:val="Heading2"/>
         <w:spacing w:before="200" w:after="100"/>
       </w:pPr>
-      <w:bookmarkStart w:id="2" w:name="_Toc238496047"/>
+      <w:bookmarkStart w:id="2" w:name="_Toc239363890"/>
       <w:r>
         <w:t>1.1 The Problem</w:t>
       </w:r>
@@ -5011,17 +5011,23 @@
     <w:p>
       <w:pPr>
         <w:spacing w:after="140" w:line="252" w:lineRule="auto"/>
-      </w:pPr>
-      <w:r>
-        <w:t>Most traffic signals in use today run a fixed cycle of green, yellow, and red, timed once by an engineer and rarely revised. A fixed schedule works while demand stays near the historical averages it was derived from. Real demand does not. It rises during peak hours, falls overnight, and responds to accidents, weather, and events a fixed timer cannot detect. The result is a controller that gives green time to an empty approach while a congested one waits, because it cannot tell them apart.</w:t>
-      </w:r>
-    </w:p>
-    <w:p>
-      <w:pPr>
-        <w:spacing w:after="140" w:line="252" w:lineRule="auto"/>
-      </w:pPr>
-      <w:r>
-        <w:t>Adaptive controllers close part of that gap. Vehicle actuated control improved on fixed timing with inductive loop detectors, extending or ending a phase according to whether a vehicle is present. These systems rely on binary presence detection rather than any measure of volume, and they see only a short distance past the stop line, so they cannot tell how long a queue has grown. More importantly, none of them learn. Their logic is fixed in advance by an engineer, and only the inputs change.</w:t>
+        <w:rPr>
+          <w:lang w:val="en-US"/>
+        </w:rPr>
+      </w:pPr>
+      <w:r>
+        <w:t>Most traffic signals in use today run a fixed cycle of green, yellow, and red, timed once by an engineer and rarely revised. A fixed schedule works while demand stays near the historical averages from which it was derived. Real demand, however, is highly dynamic. It rises during peak hours, falls overnight, and responds to accidents, weather, and events that a fixed timer cannot detect. The result is a controller that allocates green time to an empty approach while a congested one waits, simply because it cannot differentiate between them.</w:t>
+      </w:r>
+    </w:p>
+    <w:p>
+      <w:pPr>
+        <w:spacing w:after="140" w:line="252" w:lineRule="auto"/>
+      </w:pPr>
+      <w:r>
+        <w:t>Adaptive controllers address part of this gap. Vehicle-actuated control improved upon fixed timing via inductive loop detectors, extending or terminating a phase according to vehicle presence. These systems rely on binary presence detection rather than volumetric measurement, and their sensing range extends only a short distance past the stop line, rendering them unable to determine queue lengths. More importantly, none of them learn. Their underlying logic is fixed in advance by an engineer, and only the inputs change</w:t>
+      </w:r>
+      <w:r>
+        <w:t>.</w:t>
       </w:r>
     </w:p>
     <w:p>
@@ -5029,7 +5035,7 @@
         <w:pStyle w:val="Heading2"/>
         <w:spacing w:before="200" w:after="100"/>
       </w:pPr>
-      <w:bookmarkStart w:id="3" w:name="_Toc238496048"/>
+      <w:bookmarkStart w:id="3" w:name="_Toc239363891"/>
       <w:r>
         <w:t>1.2 Research Questions</w:t>
       </w:r>
@@ -5053,7 +5059,10 @@
         <w:spacing w:after="90" w:line="252" w:lineRule="auto"/>
       </w:pPr>
       <w:r>
-        <w:t>Can a controller given no explicit switching rule, learning only from repeated simulated experience, outperform the fixed time signals already in use?</w:t>
+        <w:t>Can a controller given no explicit switching rules, learning only from repeated simulated experience, outperform the fixed-time signals already in widespread use</w:t>
+      </w:r>
+      <w:r>
+        <w:t>?</w:t>
       </w:r>
     </w:p>
     <w:p>
@@ -5066,7 +5075,10 @@
         <w:spacing w:after="90" w:line="252" w:lineRule="auto"/>
       </w:pPr>
       <w:r>
-        <w:t>Under which traffic conditions does it succeed, where does it fall short, and what explains the difference?</w:t>
+        <w:t>Under which traffic conditions does it succeed, where does it fall short, and what explains the difference</w:t>
+      </w:r>
+      <w:r>
+        <w:t>?</w:t>
       </w:r>
     </w:p>
     <w:p>
@@ -5079,7 +5091,10 @@
         <w:spacing w:after="90" w:line="252" w:lineRule="auto"/>
       </w:pPr>
       <w:r>
-        <w:t>How much confidence can we place in that answer, given that a reinforcement learning agent can raise its own reward score without helping an actual driver?</w:t>
+        <w:t>How much confidence can we place in that answer, given that a reinforcement learning agent can exploit its own reward function without providing tangible benefits to road users</w:t>
+      </w:r>
+      <w:r>
+        <w:t>?</w:t>
       </w:r>
     </w:p>
     <w:p>
@@ -5087,7 +5102,7 @@
         <w:pStyle w:val="Heading2"/>
         <w:spacing w:before="200" w:after="100"/>
       </w:pPr>
-      <w:bookmarkStart w:id="4" w:name="_Toc238496049"/>
+      <w:bookmarkStart w:id="4" w:name="_Toc239363892"/>
       <w:r>
         <w:t>1.3 Our Solution</w:t>
       </w:r>
@@ -5096,33 +5111,42 @@
     <w:p>
       <w:pPr>
         <w:spacing w:after="140" w:line="252" w:lineRule="auto"/>
-      </w:pPr>
-      <w:r>
-        <w:t>This project aims to build a reinforcement learning agent that controls a single traffic signal intersection more effectively than the standard alternatives already in use, and to evaluate it rigorously. More effectively means a lower total vehicle waiting time across light, moderate, and heavy traffic.</w:t>
-      </w:r>
-    </w:p>
-    <w:p>
-      <w:pPr>
-        <w:spacing w:after="140" w:line="252" w:lineRule="auto"/>
-      </w:pPr>
-      <w:r>
-        <w:t>The final system, called FlowGrid, includes three sub systems.</w:t>
-      </w:r>
-    </w:p>
-    <w:p>
-      <w:pPr>
-        <w:spacing w:after="140" w:line="252" w:lineRule="auto"/>
-      </w:pPr>
-      <w:r>
-        <w:t>The first is a SUMO based simulation environment modeling a four way intersection with randomly generated vehicle demand, a camera with a limited sensing range (the agent sees only 150 meters back from the stop line, which represents what a roadside sensor could plausibly observe), and a set of hard safety constraints, including minimum and maximum green durations and mandatory yellow transitions, that cannot be violated.</w:t>
-      </w:r>
-    </w:p>
-    <w:p>
-      <w:pPr>
-        <w:spacing w:after="140" w:line="252" w:lineRule="auto"/>
-      </w:pPr>
-      <w:r>
-        <w:t>The second is the trained agent: a Proximal Policy Optimization (PPO) policy agent, trained from scratch with no predefined switching rules, that decides every five simulated seconds whether to hold the current phase or advance to the next.</w:t>
+        <w:rPr>
+          <w:lang w:val="en-US"/>
+        </w:rPr>
+      </w:pPr>
+      <w:r>
+        <w:t>This project aims to build a reinforcement learning agent that controls a single traffic signal intersection more effectively than standard deployed alternatives, and to evaluate it rigorously. In this context, enhanced effectiveness is defined as a measurable reduction in total vehicle waiting time across light, moderate, and heavy traffic conditions.</w:t>
+      </w:r>
+    </w:p>
+    <w:p>
+      <w:pPr>
+        <w:spacing w:after="140" w:line="252" w:lineRule="auto"/>
+        <w:rPr>
+          <w:lang w:val="en-US"/>
+        </w:rPr>
+      </w:pPr>
+      <w:r>
+        <w:t>The final system, named FlowGrid, consists of three subsystems.</w:t>
+      </w:r>
+    </w:p>
+    <w:p>
+      <w:pPr>
+        <w:spacing w:after="140" w:line="252" w:lineRule="auto"/>
+        <w:rPr>
+          <w:lang w:val="en-US"/>
+        </w:rPr>
+      </w:pPr>
+      <w:r>
+        <w:t>The first is a SUMO-based simulation environment. It models a four-way intersection with randomly generated vehicle demand, a camera with a limited sensing range (the agent observes only 150 meters back from the stop line, representing plausible roadside sensor capabilities), and a set of hard safety constraints, including minimum and maximum green durations and mandatory yellow transitions.</w:t>
+      </w:r>
+    </w:p>
+    <w:p>
+      <w:pPr>
+        <w:spacing w:after="140" w:line="252" w:lineRule="auto"/>
+      </w:pPr>
+      <w:r>
+        <w:t>The second is the trained agent: a Proximal Policy Optimization (PPO) agent, trained from scratch with no predefined switching rules, that decides every five simulated seconds whether to hold the current phase or advance to the next.</w:t>
       </w:r>
     </w:p>
     <w:p>
@@ -5131,7 +5155,10 @@
       </w:pPr>
       <w:r>
         <w:lastRenderedPageBreak/>
-        <w:t>The third is an evaluation and demonstration layer, including two applications, a family of statistical comparison tools, and a Watch Live mode that opens a real SUMO visualization window, so that the agent's performance can be interactively checked and questioned.</w:t>
+        <w:t>The third is an evaluation and demonstration layer. This includes two applications, a suite of statistical comparison tools, and a Watch Live mode that opens a native SUMO visualization window, allowing the agent's performance to be interactively evaluated and verified</w:t>
+      </w:r>
+      <w:r>
+        <w:t>.</w:t>
       </w:r>
     </w:p>
     <w:p>
@@ -5139,26 +5166,30 @@
         <w:pStyle w:val="Heading2"/>
         <w:spacing w:before="200" w:after="100"/>
       </w:pPr>
-      <w:bookmarkStart w:id="5" w:name="_Toc238496050"/>
+      <w:bookmarkStart w:id="5" w:name="_Toc239363893"/>
       <w:r>
         <w:t>1.4 How We Tested It, and Against What</w:t>
       </w:r>
       <w:bookmarkEnd w:id="5"/>
     </w:p>
     <w:p>
-      <w:pPr>
-        <w:spacing w:after="140" w:line="252" w:lineRule="auto"/>
-      </w:pPr>
-      <w:r>
-        <w:t>Every method in this project is compared against fixed time control, the approach already deployed at most intersections, using three cycle lengths of 30, 45, and 60 seconds as three separate baselines. We also wanted to include Max Pressure, a more principled adaptive controller from the traffic engineering literature, but integrating it reliably would have taken more development time than we had, so we did not pursue it.</w:t>
-      </w:r>
-    </w:p>
-    <w:p>
-      <w:pPr>
-        <w:spacing w:after="140" w:line="252" w:lineRule="auto"/>
-      </w:pPr>
-      <w:r>
-        <w:t>Every comparison runs in the same traffic. SUMO's vehicle generation is seeded, so a given seed produces an identical stream of vehicles whichever controller drives the signal. Any difference in the result therefore comes from the controller, not from one run getting easier traffic. We tested all three demand levels, and the final method evaluates every saved checkpoint against its own seed and scenario, reporting every result rather than a selected best.</w:t>
+      <w:r>
+        <w:t>Every method in this project is compared against fixed-time control, the dominant approach currently deployed at most intersections, using cycle lengths of 30, 45, and 60 seconds as three separate baselines. We also considered including Max Pressure, a principled adaptive controller from the traffic engineering literature; however, its integration was ultimately excluded from the current scope to maintain a strict focus on evaluating the agent against the most widely deployed fixed-time baselines.</w:t>
+      </w:r>
+    </w:p>
+    <w:p/>
+    <w:p>
+      <w:pPr>
+        <w:rPr>
+          <w:rtl/>
+          <w:lang w:bidi="he-IL"/>
+        </w:rPr>
+      </w:pPr>
+      <w:r>
+        <w:t>Every comparison is executed under identical traffic conditions. SUMO's vehicle generation is seeded, meaning a given seed produces an identical stream of vehicles regardless of the active controller. Consequently, any divergence in outcomes is strictly attributable to the controller's policy rather than variations in traffic difficulty. We tested all three demand levels, and the final methodology evaluates every saved checkpoint against its own independent seed and scenario, reporting every outcome rather than a selected best run</w:t>
+      </w:r>
+      <w:r>
+        <w:t>.</w:t>
       </w:r>
     </w:p>
     <w:p>
@@ -5166,7 +5197,7 @@
         <w:pStyle w:val="Heading2"/>
         <w:spacing w:before="200" w:after="100"/>
       </w:pPr>
-      <w:bookmarkStart w:id="6" w:name="_Toc238496051"/>
+      <w:bookmarkStart w:id="6" w:name="_Toc239363894"/>
       <w:r>
         <w:t>1.5 Who This Book Is For</w:t>
       </w:r>
@@ -5177,7 +5208,10 @@
         <w:spacing w:after="140" w:line="252" w:lineRule="auto"/>
       </w:pPr>
       <w:r>
-        <w:t>The intended stakeholders fall into two groups. For traffic engineers or municipal decision makers, what matters is the evaluation results: does the method outperform what is already in use, under which conditions, and with how much confidence. The second group is researchers who wish to continue this work, for whom what matters is the version history, the attempts that failed, and the explanations.</w:t>
+        <w:t>The intended stakeholders fall into two categories. For traffic engineers and municipal decision-makers, the primary focus is the evaluation results: does the method outperform what is already in use, under which conditions, and with how much confidence? The second group comprises researchers aiming to build upon this work; for them, the comprehensive version history, transparent documentation of failed iterations, and detailed architectural rationales hold primary value</w:t>
+      </w:r>
+      <w:r>
+        <w:t>.</w:t>
       </w:r>
     </w:p>
     <w:p>
@@ -5185,7 +5219,7 @@
         <w:pStyle w:val="Heading1"/>
         <w:spacing w:before="260" w:after="130"/>
       </w:pPr>
-      <w:bookmarkStart w:id="7" w:name="_Toc238496052"/>
+      <w:bookmarkStart w:id="7" w:name="_Toc239363895"/>
       <w:r>
         <w:t>2. Background, Tools and Methods</w:t>
       </w:r>
@@ -5196,7 +5230,7 @@
         <w:pStyle w:val="Heading2"/>
         <w:spacing w:before="200" w:after="100"/>
       </w:pPr>
-      <w:bookmarkStart w:id="8" w:name="_Toc238496053"/>
+      <w:bookmarkStart w:id="8" w:name="_Toc239363896"/>
       <w:r>
         <w:t>2.1 Related Work</w:t>
       </w:r>
@@ -5205,33 +5239,48 @@
     <w:p>
       <w:pPr>
         <w:spacing w:after="140" w:line="252" w:lineRule="auto"/>
-      </w:pPr>
-      <w:r>
-        <w:t>Traffic signal control has evolved through several generations. Fixed time control is still the most common. It runs a rigid schedule derived from historical traffic counts (Koonce et al., 2008), blind to current conditions. Vehicle actuated control improved on this with inductive loop detectors, extending or ending a phase according to whether a vehicle is present. The problem is that these systems rely on binary presence detection rather than any measure of volume, so a single vehicle on a minor approach can interrupt a heavy flow on a main road (Akçelik, 1994).</w:t>
-      </w:r>
-    </w:p>
-    <w:p>
-      <w:pPr>
-        <w:spacing w:after="140" w:line="252" w:lineRule="auto"/>
-      </w:pPr>
-      <w:r>
-        <w:t>A further generation moved beyond a single intersection's local logic. SCOOT models platoons using upstream detectors and continuously adjusts split, cycle, and offset to maintain a coordinated green wave along a corridor (UK Department of Transport, 1995). SCATS instead pursues equisaturation, measuring a Degree of Saturation at the stop line and reallocating green time to balance competing approaches (Akçelik, 2010). Both methods are genuinely adaptive and widely deployed. But their logic is fixed, and they are merely responsive to live inputs.</w:t>
-      </w:r>
-    </w:p>
-    <w:p>
-      <w:pPr>
-        <w:spacing w:after="140" w:line="252" w:lineRule="auto"/>
-      </w:pPr>
-      <w:r>
-        <w:t>A more modern line of research looks past physical signals altogether. Dresner and Stone (2008) proposed a reservation based Autonomous Intersection Management protocol, in which vehicles negotiate directly with an intersection manager and pass through without stopping. Liang et al. (2018) demonstrated a Vehicle to Infrastructure architecture, where vehicles broadcast their position and intent to roadside equipment, feeding a high resolution grid into a Double Dueling Deep Q Network. Both methods depend on a level of connected vehicle network penetration that does not exist yet.</w:t>
-      </w:r>
-    </w:p>
-    <w:p>
-      <w:pPr>
-        <w:spacing w:after="140" w:line="252" w:lineRule="auto"/>
-      </w:pPr>
+        <w:rPr>
+          <w:lang w:val="en-US"/>
+        </w:rPr>
+      </w:pPr>
+      <w:r>
+        <w:t>Traffic signal control has evolved through several generations. Fixed-time control remains the most prevalent approach, operating on a rigid schedule derived from historical traffic counts (Koonce et al., 2008) and lacking the capacity to adapt to real-time conditions. Vehicle-actuated control improved upon this framework by utilizing inductive loop detectors to extend or terminate a phase based on vehicle presence. However, a primary limitation of these systems is their reliance on binary presence detection rather than volumetric measurement; consequently, a single vehicle on a minor approach can disrupt a heavy flow on a main arterial (Akçelik, 1994).</w:t>
+      </w:r>
+    </w:p>
+    <w:p>
+      <w:pPr>
+        <w:spacing w:after="140" w:line="252" w:lineRule="auto"/>
+        <w:rPr>
+          <w:lang w:val="en-US"/>
+        </w:rPr>
+      </w:pPr>
+      <w:r>
+        <w:t>A subsequent generation moved beyond a single intersection's local logic. SCOOT models platoons using upstream detectors and continuously adjusts split, cycle, and offset to maintain a coordinated green wave along a corridor (UK Department of Transport, 1995). SCATS, conversely, pursues equisaturation by measuring the Degree of Saturation at the stop line and reallocating green time to balance competing approaches (Akçelik, 2010). While both methods are genuinely adaptive and widely deployed, their underlying algorithmic logic remains pre-defined, rendering them strictly reactive to live inputs rather than capable of learning.</w:t>
+      </w:r>
+    </w:p>
+    <w:p>
+      <w:pPr>
+        <w:spacing w:after="140" w:line="252" w:lineRule="auto"/>
+        <w:rPr>
+          <w:lang w:val="en-US"/>
+        </w:rPr>
+      </w:pPr>
+      <w:r>
+        <w:t xml:space="preserve">A more modern line of research focuses on signal-free infrastructure. Dresner and Stone (2008) proposed a reservation-based Autonomous Intersection Management protocol, in which </w:t>
+      </w:r>
       <w:r>
         <w:lastRenderedPageBreak/>
+        <w:t>vehicles negotiate directly with an intersection manager to pass through without stopping. Liang et al. (2018) demonstrated a Vehicle-to-Infrastructure architecture, where vehicles broadcast their position and intent to roadside equipment, feeding a high-resolution grid into a Double Dueling Deep Q-Network. However, both methods depend on a level of connected vehicle network penetration that has not yet been realized in real-world deployment</w:t>
+      </w:r>
+      <w:r>
+        <w:t>.</w:t>
+      </w:r>
+    </w:p>
+    <w:p>
+      <w:pPr>
+        <w:spacing w:after="140" w:line="252" w:lineRule="auto"/>
+      </w:pPr>
+      <w:r>
         <w:t>The original design was built on three methods:</w:t>
       </w:r>
     </w:p>
@@ -5245,7 +5294,20 @@
         <w:spacing w:after="90" w:line="252" w:lineRule="auto"/>
       </w:pPr>
       <w:r>
-        <w:t>YOLO, short for You Only Look Once (Redmon et al., 2016), is an object detection algorithm. Given a single camera frame it draws a box around every object it finds and labels what each one is, in one pass over the whole image rather than by scanning many candidate regions in turn, which is what makes it efficient for live video. Its role in the design was to recognize the vehicles on each approach from the camera feed, producing a count of how many wait in each lane group, one of the two inputs the controller acts on.</w:t>
+        <w:rPr>
+          <w:b/>
+          <w:bCs/>
+        </w:rPr>
+        <w:t>YOLO (You Only Look Once)</w:t>
+      </w:r>
+      <w:r>
+        <w:t xml:space="preserve"> </w:t>
+      </w:r>
+      <w:r>
+        <w:t>(Redmon et al., 2016) is a highly efficient object detection algorithm. Rather than scanning multiple candidate regions sequentially, it processes the entire image in a single pass to draw bounding boxes and classify objects, making it ideal for live video feeds. Its intended role in our design was to identify vehicles on each approach from a camera feed, producing a lane-specific volume count as a primary input for the controller</w:t>
+      </w:r>
+      <w:r>
+        <w:t>.</w:t>
       </w:r>
     </w:p>
     <w:p>
@@ -5258,7 +5320,20 @@
         <w:spacing w:after="90" w:line="252" w:lineRule="auto"/>
       </w:pPr>
       <w:r>
-        <w:t>DeepSORT (Wojke et al., 2017) is a tracking algorithm that runs on top of a frame detector such as YOLO. A frame detector treats every frame independently, so it can only report which cars are present in one frame. DeepSORT links detections across frames into continuous tracks, predicting where each vehicle should appear next and matching it by appearance, so a vehicle keeps its identity even when a truck briefly hides it. Its role was to give each vehicle a persistent identity, which is what makes it possible to measure how long one particular car has waited. That per vehicle waiting time is the starvation signal our observation and reward are built on (Section 3.3), and detection alone cannot produce it.</w:t>
+        <w:rPr>
+          <w:b/>
+          <w:bCs/>
+        </w:rPr>
+        <w:t>DeepSORT</w:t>
+      </w:r>
+      <w:r>
+        <w:t xml:space="preserve"> </w:t>
+      </w:r>
+      <w:r>
+        <w:t>(Wojke et al., 2017) is a tracking algorithm that operates in conjunction with a frame detector like YOLO. While frame detectors evaluate images independently, DeepSORT links detections across frames into continuous tracks by predicting future positions and matching visual appearances, ensuring identity persistence even during temporary occlusions. Its purpose was to assign persistent identities to vehicles, enabling the calculation of individual waiting times. This per-vehicle waiting time forms the basis of the starvation signal in our observation and reward mechanisms (Section 3.3), a metric that static detection alone cannot provide</w:t>
+      </w:r>
+      <w:r>
+        <w:t>.</w:t>
       </w:r>
     </w:p>
     <w:p>
@@ -5271,23 +5346,31 @@
         <w:spacing w:after="90" w:line="252" w:lineRule="auto"/>
       </w:pPr>
       <w:r>
-        <w:t>A Deep Q Network, or DQN (Mnih et al., 2015), is a reinforcement learning algorithm. It uses a neural network to estimate the future value of each action available in a situation, then acts by choosing the highest valued one, refining those estimates by replaying its own stored experience. The Double Dueling variant used by Liang et al. adds two refinements that correct a known tendency of the original to overestimate those values. Its role was the decision itself, choosing every few seconds whether to hold the current phase or advance. This is the one part of the pipeline we did build, although Section 4.3 explains why we later replaced it.</w:t>
-      </w:r>
-    </w:p>
-    <w:p>
-      <w:pPr>
-        <w:spacing w:after="140" w:line="252" w:lineRule="auto"/>
-      </w:pPr>
-      <w:r>
-        <w:t>Our original proposal aimed to use a camera as a sensor approach, combining these three methods into a full pipeline retrofitted onto existing intersections. Wang et al. (2024) validated a closely related framework, confirming this remains an active research direction.</w:t>
-      </w:r>
-    </w:p>
-    <w:p>
-      <w:pPr>
-        <w:spacing w:after="140" w:line="252" w:lineRule="auto"/>
-      </w:pPr>
-      <w:r>
-        <w:t>This is also why our agent observes only 150 meters back from the stop line. The observation was shaped to match what a roadside camera could plausibly deliver, so the same trained policy could later be driven by a real perception pipeline. As Chapter 4 explains, the vision layer was not implemented, and it remains the natural next step.</w:t>
+        <w:rPr>
+          <w:b/>
+          <w:bCs/>
+        </w:rPr>
+        <w:t>Deep Q-Network (DQN)</w:t>
+      </w:r>
+      <w:r>
+        <w:t xml:space="preserve"> </w:t>
+      </w:r>
+      <w:r>
+        <w:t>(Mnih et al., 2015) is a reinforcement learning algorithm that utilizes a neural network to estimate the future value of available actions in a given state, selecting the optimal action and refining its estimates through experience replay. The Double Dueling variant, utilized by Liang et al., incorporates refinements that mitigate the original algorithm's tendency to overestimate action values. Its role was to execute the core decision-making loop, determining every few seconds whether to hold or advance the phase. While we initially implemented this component of the pipeline, Section 4.3 details our subsequent transition to a different algorithmic approach</w:t>
+      </w:r>
+      <w:r>
+        <w:t>.</w:t>
+      </w:r>
+    </w:p>
+    <w:p>
+      <w:pPr>
+        <w:spacing w:after="140" w:line="252" w:lineRule="auto"/>
+      </w:pPr>
+      <w:r>
+        <w:t>Our original proposal aimed to utilize a roadside camera as the primary sensor, combining these three methods into a comprehensive pipeline designed to be retrofitted onto existing intersections. Wang et al. (2024) recently validated a closely related framework, confirming this remains a highly active research direction. This intended architecture also explains why our agent's observation range is constrained to 150 meters back from the stop line. The observation space was explicitly shaped to mimic plausible roadside camera capabilities, ensuring the trained policy could theoretically integrate with a real-world perception pipeline. Although the vision layer was ultimately excluded from the delivered scope (as explained in Chapter 4), it remains the natural next step for future work</w:t>
+      </w:r>
+      <w:r>
+        <w:t>.</w:t>
       </w:r>
     </w:p>
     <w:p>
@@ -5295,7 +5378,7 @@
         <w:pStyle w:val="Heading2"/>
         <w:spacing w:before="200" w:after="100"/>
       </w:pPr>
-      <w:bookmarkStart w:id="9" w:name="_Toc238496054"/>
+      <w:bookmarkStart w:id="9" w:name="_Toc239363897"/>
       <w:r>
         <w:t>2.2 Why Reinforcement Learning Fits This Problem</w:t>
       </w:r>
@@ -5304,18 +5387,27 @@
     <w:p>
       <w:pPr>
         <w:spacing w:after="140" w:line="252" w:lineRule="auto"/>
-      </w:pPr>
-      <w:r>
-        <w:t>The problem maps onto the reinforcement learning formalism directly. An agent, here the signal controller, observes a state describing current demand at each approach, chooses an action, and receives a reward telling it whether that decision improved conditions. This repeats across thousands of simulated episodes. Three properties make it hard. The right reward is not obvious, since minimizing waiting time, maximizing throughput, and keeping approaches fair are not the same objective. The environment is only partially observable, because a roadside sensor cannot see indefinitely far upstream. And an agent can raise its reward through behavior that satisfies the reward definition but does nothing for road users, which this project encountered repeatedly.</w:t>
-      </w:r>
-    </w:p>
-    <w:p>
-      <w:pPr>
-        <w:spacing w:after="140" w:line="252" w:lineRule="auto"/>
-      </w:pPr>
+        <w:rPr>
+          <w:lang w:val="en-US"/>
+        </w:rPr>
+      </w:pPr>
+      <w:r>
+        <w:t xml:space="preserve">The traffic control problem maps directly onto the reinforcement learning formalism. An agent (the signal controller) observes a state describing current demand at each approach, executes an action, and receives a reward indicating whether the decision improved traffic conditions. This cycle repeats across thousands of simulated episodes. However, three primary challenges complicate this application. First, optimal reward formulation is non-trivial, as minimizing waiting time, maximizing throughput, and maintaining fairness across approaches are distinct </w:t>
+      </w:r>
       <w:r>
         <w:lastRenderedPageBreak/>
-        <w:t>We therefore built a dedicated single intersection environment in SUMO (Simulation of Urban Mobility) to isolate these issues before considering a larger network. Reward design, partial observability, the exploration and exploitation trade off, and the risk of reward exploitation are all present at a single four phase intersection, and are easier to diagnose there.</w:t>
+        <w:t>and sometimes conflicting objectives. Second, the environment is only partially observable, as realistic roadside sensors have limited upstream visibility. Third, an agent can artificially inflate its reward score by exploiting the reward definition without generating tangible benefits for road users, a phenomenon we encountered repeatedly during development.</w:t>
+      </w:r>
+    </w:p>
+    <w:p>
+      <w:pPr>
+        <w:spacing w:after="140" w:line="252" w:lineRule="auto"/>
+      </w:pPr>
+      <w:r>
+        <w:t>To isolate and address these challenges systematically, we developed a dedicated single-intersection environment in SUMO (Simulation of Urban Mobility) before attempting a larger network. Reward design, partial observability, the exploration-exploitation trade-off, and the risk of reward exploitation are all present at a single four-phase intersection and are significantly easier to diagnose in this controlled setting</w:t>
+      </w:r>
+      <w:r>
+        <w:t>.</w:t>
       </w:r>
     </w:p>
     <w:p>
@@ -5323,7 +5415,7 @@
         <w:pStyle w:val="Heading2"/>
         <w:spacing w:before="200" w:after="100"/>
       </w:pPr>
-      <w:bookmarkStart w:id="10" w:name="_Toc238496055"/>
+      <w:bookmarkStart w:id="10" w:name="_Toc239363898"/>
       <w:r>
         <w:t>2.3 Tools and Technologies Used</w:t>
       </w:r>
@@ -5332,9 +5424,23 @@
     <w:p>
       <w:pPr>
         <w:spacing w:after="140" w:line="252" w:lineRule="auto"/>
-      </w:pPr>
-      <w:r>
-        <w:t>The simulation runs on SUMO, accessed from Python through the sumo-rl and TraCI/libsumo interfaces. Training uses Stable-Baselines3 with its sb3-contrib extension, which provides the maskable variant of PPO, over vectorized parallel environments running ten SUMO instances at once. Evaluation and analysis use pandas, matplotlib, and seaborn. The interactive tooling differs by agent. The PPO agent uses a FastAPI application with a hand written HTML, CSS, and JavaScript front end that includes a guided tour. The DQN agent keeps a Tkinter desktop application. FlowGrid_Web, described in Section 3.7, is a React and Vite front end over its own FastAPI backend. All were kept dependency light rather than built on a larger framework.</w:t>
+        <w:rPr>
+          <w:lang w:val="en-US"/>
+        </w:rPr>
+      </w:pPr>
+      <w:r>
+        <w:t>The simulation is powered by SUMO, accessed via Python through the sumo-rl and TraCI/libsumo interfaces. Training was conducted using Stable-Baselines3, specifically leveraging its sb3-contrib extension to enable the maskable variant of PPO, deployed over vectorized parallel environments running ten independent SUMO instances simultaneously. Evaluation and statistical analysis were performed utilizing pandas, matplotlib, and seaborn.</w:t>
+      </w:r>
+    </w:p>
+    <w:p>
+      <w:pPr>
+        <w:spacing w:after="140" w:line="252" w:lineRule="auto"/>
+      </w:pPr>
+      <w:r>
+        <w:t>The interactive evaluation tooling was tailored to the specific agent. The PPO agent is supported by a FastAPI application featuring a custom-built HTML, CSS, and JavaScript front end that includes a guided user tour. The DQN agent utilizes a Tkinter-based desktop application. Additionally, FlowGrid_Web, detailed in Section 3.7, provides a React and Vite front end over an independent FastAPI backend. Throughout the project, all software components were intentionally designed to maintain minimal external dependencies rather than relying on monolithic frameworks</w:t>
+      </w:r>
+      <w:r>
+        <w:t>.</w:t>
       </w:r>
     </w:p>
     <w:p>
@@ -5342,7 +5448,7 @@
         <w:pStyle w:val="Heading1"/>
         <w:spacing w:before="260" w:after="130"/>
       </w:pPr>
-      <w:bookmarkStart w:id="11" w:name="_Toc238496056"/>
+      <w:bookmarkStart w:id="11" w:name="_Toc239363899"/>
       <w:r>
         <w:t>3. The Delivered System</w:t>
       </w:r>
@@ -5361,7 +5467,7 @@
         <w:pStyle w:val="Heading2"/>
         <w:spacing w:before="200" w:after="100"/>
       </w:pPr>
-      <w:bookmarkStart w:id="12" w:name="_Toc238496057"/>
+      <w:bookmarkStart w:id="12" w:name="_Toc239363900"/>
       <w:r>
         <w:t>3.1 System Architecture</w:t>
       </w:r>
@@ -5473,7 +5579,22 @@
         <w:spacing w:after="90" w:line="252" w:lineRule="auto"/>
       </w:pPr>
       <w:r>
-        <w:t>Simulation layer. Eclipse SUMO models the road network, vehicle dynamics, car following, and queue formation, and holds the ground truth state: where every vehicle is and how long it has waited. We drive it through TraCI, SUMO's remote control interface, which lets an external process read state and set the signal phase while the simulation runs. One configuration choice matters: SUMO by default removes vehicles that have been stationary for an implausibly long time, and we disabled it, because it let an early version of the agent exploit the reward function (Section 7.1).</w:t>
+        <w:rPr>
+          <w:b/>
+          <w:bCs/>
+        </w:rPr>
+        <w:t>Simulation laye</w:t>
+      </w:r>
+      <w:r>
+        <w:rPr>
+          <w:b/>
+          <w:bCs/>
+          <w:lang w:val="en-US"/>
+        </w:rPr>
+        <w:t>r:</w:t>
+      </w:r>
+      <w:r>
+        <w:t xml:space="preserve"> Eclipse SUMO models the road network, vehicle dynamics, car following, and queue formation, and holds the ground truth state: where every vehicle is and how long it has waited. It is operated via TraCI, SUMO's remote control interface, which allows an external process to read state metrics and set signal phases during runtime. One critical configuration choice is noteworthy: SUMO by default removes vehicles that have been stationary for an implausibly long time. We disabled this feature, as it allowed an early version of the agent to exploit the reward function (Section 7.1).</w:t>
       </w:r>
     </w:p>
     <w:p>
@@ -5486,7 +5607,28 @@
         <w:spacing w:after="90" w:line="252" w:lineRule="auto"/>
       </w:pPr>
       <w:r>
-        <w:t>Translation layer. The SwitchOrKeepWrapper sits between the simulator, which deals in individual vehicles on individual lanes, and the learning algorithm, which needs a fixed length observation vector and a discrete action. It does three things. It builds the 21 element observation described in Section 3.3, subject to the 150 meter sensing limit. It enforces the constraints the policy may not override: a minimum green of 10 seconds, a maximum of 60, a mandatory 3 second yellow on every phase change, and an action mask that removes Switch when no vehicle is present. And it computes the reward. Almost every version in Section 4.4 was a change confined to this layer.</w:t>
+        <w:rPr>
+          <w:b/>
+          <w:bCs/>
+        </w:rPr>
+        <w:t>Translation layer</w:t>
+      </w:r>
+      <w:r>
+        <w:rPr>
+          <w:b/>
+          <w:bCs/>
+          <w:lang w:val="en-US"/>
+        </w:rPr>
+        <w:t>:</w:t>
+      </w:r>
+      <w:r>
+        <w:t xml:space="preserve"> </w:t>
+      </w:r>
+      <w:r>
+        <w:t>The SwitchOrKeepWrapper sits between the simulator, which deals in individual vehicles on individual lanes, and the learning algorithm, which needs a fixed-length observation vector and a discrete action. This layer serves three primary functions. It builds the 21-element observation described in Section 3.3, subject to the 150-meter sensing limit. It enforces the constraints the policy may not override: a minimum green of 10 seconds, a maximum of 60, a mandatory 3-second yellow on every phase change, and an action mask that removes Switch when no vehicle is present. Additionally, it computes the reward. The majority of architectural iterations detailed in Section 4.4 were confined strictly to this layer</w:t>
+      </w:r>
+      <w:r>
+        <w:t>.</w:t>
       </w:r>
     </w:p>
     <w:p>
@@ -5499,7 +5641,28 @@
         <w:spacing w:after="90" w:line="252" w:lineRule="auto"/>
       </w:pPr>
       <w:r>
-        <w:t>Parallel environment execution. Training time is bound by how fast experience can be generated, and one simulation produces it slowly. SubprocVecEnv, a standard Stable-Baselines3 component, runs ten SUMO instances in separate processes, each with independently generated demand, and merges their experience into one training stream. This brings a six million step run down from days to hours.</w:t>
+        <w:rPr>
+          <w:b/>
+          <w:bCs/>
+        </w:rPr>
+        <w:t>Parallel environment execution</w:t>
+      </w:r>
+      <w:r>
+        <w:rPr>
+          <w:b/>
+          <w:bCs/>
+          <w:lang w:val="en-US"/>
+        </w:rPr>
+        <w:t>:</w:t>
+      </w:r>
+      <w:r>
+        <w:t xml:space="preserve"> </w:t>
+      </w:r>
+      <w:r>
+        <w:t>Training duration is strictly bound by the rate of experience generation, and a single simulation instance generates data too slowly. SubprocVecEnv, a standard Stable-Baselines3 component, runs ten SUMO instances in separate processes, each with independently generated demand, and merges their experience into one training stream. This parallelization reduces the duration of a six-million-step training run from days to hours</w:t>
+      </w:r>
+      <w:r>
+        <w:t>.</w:t>
       </w:r>
     </w:p>
     <w:p>
@@ -5512,7 +5675,32 @@
         <w:spacing w:after="90" w:line="252" w:lineRule="auto"/>
       </w:pPr>
       <w:r>
-        <w:t>Observation normalization. The 21 observation elements sit on very different numeric ranges, and gradient based training degrades when one input is far larger than the rest. VecNormalize tracks a running mean and variance for each element and rescales incoming observations against them, clipping to bound outliers. We normalize observations but not rewards, since the reward is already a bounded physical quantity. These statistics are part of the trained model, not a side file: a checkpoint restored without them receives inputs on the wrong scale and behaves incorrectly, which is why every checkpoint is saved together with its own copy.</w:t>
+        <w:rPr>
+          <w:b/>
+          <w:bCs/>
+        </w:rPr>
+        <w:t>Observation normalization</w:t>
+      </w:r>
+      <w:r>
+        <w:rPr>
+          <w:b/>
+          <w:bCs/>
+          <w:lang w:val="en-US"/>
+        </w:rPr>
+        <w:t>:</w:t>
+      </w:r>
+      <w:r>
+        <w:t xml:space="preserve"> </w:t>
+      </w:r>
+      <w:r>
+        <w:t xml:space="preserve">The 21 observation elements span significantly different numeric scales, and gradient-based training degrades when one input is far larger than the rest. VecNormalize tracks a running mean and variance for each element and rescales incoming observations against them, clipping to bound outliers. We normalize observations but not rewards, since the reward is already a bounded physical quantity. These statistics are part of the trained model, not a side file: a checkpoint restored </w:t>
+      </w:r>
+      <w:r>
+        <w:lastRenderedPageBreak/>
+        <w:t>without them receives inputs on the wrong scale and behaves incorrectly, necessitating the serialization of these normalization statistics alongside each saved model checkpoint</w:t>
+      </w:r>
+      <w:r>
+        <w:t>.</w:t>
       </w:r>
     </w:p>
     <w:p>
@@ -5525,16 +5713,39 @@
         <w:spacing w:after="90" w:line="252" w:lineRule="auto"/>
       </w:pPr>
       <w:r>
-        <w:lastRenderedPageBreak/>
-        <w:t>Policy optimization. The MaskablePPO agent holds the policy, a multilayer perceptron with two hidden layers of 128 units for the policy head and two for the value head. Action masking is the important property. At each decision the translation layer supplies the set of legal actions, and illegal ones are removed from the policy distribution before sampling rather than rejected afterwards. Section 3.4 explains why that mattered.</w:t>
-      </w:r>
-    </w:p>
-    <w:p>
-      <w:pPr>
-        <w:spacing w:after="140" w:line="252" w:lineRule="auto"/>
-      </w:pPr>
-      <w:r>
-        <w:t>A single decision step runs as follows. The simulation advances five simulated seconds. The translation layer reads the resulting state through TraCI, builds the 21 observation elements, computes the reward earned by the previous action, and determines the current action mask. The observation is normalized. The policy chooses Keep or Switch. The translation layer converts that choice into signal commands, inserting the yellow interval on a phase change. The cycle repeats. Training runs this loop across ten parallel environments until the step budget is spent. Evaluation is the same loop with policy updates disabled, driven by the tooling in Section 3.6.</w:t>
+        <w:rPr>
+          <w:b/>
+          <w:bCs/>
+        </w:rPr>
+        <w:t>Policy optimization</w:t>
+      </w:r>
+      <w:r>
+        <w:rPr>
+          <w:b/>
+          <w:bCs/>
+          <w:lang w:val="en-US"/>
+        </w:rPr>
+        <w:t>:</w:t>
+      </w:r>
+      <w:r>
+        <w:t xml:space="preserve"> </w:t>
+      </w:r>
+      <w:r>
+        <w:t>The MaskablePPO agent encapsulates the policy, utilizing a multilayer perceptron with two hidden layers of 128 units for the policy head and two for the value head. Action masking is a critical architectural feature of this policy. At each decision, the translation layer supplies the set of legal actions, and illegal ones are removed from the policy distribution before sampling rather than rejected afterwards. Section 3.4 details the significance of this mechanism</w:t>
+      </w:r>
+      <w:r>
+        <w:t>.</w:t>
+      </w:r>
+    </w:p>
+    <w:p>
+      <w:pPr>
+        <w:spacing w:after="140" w:line="252" w:lineRule="auto"/>
+      </w:pPr>
+      <w:r>
+        <w:t>A single decision step operates as follows. The simulation advances five simulated seconds. The translation layer reads the resulting state through TraCI, builds the 21 observation elements, computes the reward earned by the previous action, and determines the current action mask. The observation is normalized. The policy selects either Keep or Switch. The translation layer converts this selection into signal commands, inserting the yellow interval on a phase change. The cycle repeats. Training executes this loop across ten parallel environments until the step budget is exhausted. Evaluation follows the identical loop with policy updates disabled, driven by the tooling described in Section 3.6</w:t>
+      </w:r>
+      <w:r>
+        <w:t>.</w:t>
       </w:r>
     </w:p>
     <w:p>
@@ -5542,7 +5753,7 @@
         <w:pStyle w:val="Heading2"/>
         <w:spacing w:before="200" w:after="100"/>
       </w:pPr>
-      <w:bookmarkStart w:id="13" w:name="_Toc238496058"/>
+      <w:bookmarkStart w:id="13" w:name="_Toc239363901"/>
       <w:r>
         <w:t>3.2 The Decision Problem, Formally</w:t>
       </w:r>
@@ -5551,17 +5762,107 @@
     <w:p>
       <w:pPr>
         <w:spacing w:after="140" w:line="252" w:lineRule="auto"/>
-      </w:pPr>
-      <w:r>
-        <w:t>Every reinforcement learning problem reduces to a Markov Decision Process: a state the agent observes, an action it chooses, a reward it receives, and rules governing how the state evolves. Framing the problem this way early forced explicit answers to questions that are easy to leave vague.</w:t>
-      </w:r>
-    </w:p>
-    <w:p>
-      <w:pPr>
-        <w:spacing w:after="140" w:line="252" w:lineRule="auto"/>
-      </w:pPr>
-      <w:r>
-        <w:t>Figure 3.2 shows that loop as our code implements it, inside the SwitchOrKeepWrapper. Its numbered steps map directly onto the state, action, and reward definitions in Section 3.3.</w:t>
+        <w:rPr>
+          <w:rtl/>
+        </w:rPr>
+      </w:pPr>
+      <w:r>
+        <w:t>Every reinforcement learning problem is fundamentally formalized as a Markov Decision Process (MDP), comprising a state space, an action space, a reward function, and transition dynamics governing state evolution. Structuring the traffic control problem within this formal framework ensures rigorous definitions for parameters that might otherwise remain ambiguous. The specific implementations of these core MDP components within our architecture are detailed directly in Section 3.3</w:t>
+      </w:r>
+      <w:r>
+        <w:t>.</w:t>
+      </w:r>
+    </w:p>
+    <w:p>
+      <w:pPr>
+        <w:pStyle w:val="Heading2"/>
+        <w:spacing w:before="200" w:after="100"/>
+      </w:pPr>
+      <w:bookmarkStart w:id="14" w:name="_Toc239363902"/>
+      <w:r>
+        <w:t>3.3 State, Action, and Reward</w:t>
+      </w:r>
+      <w:bookmarkEnd w:id="14"/>
+    </w:p>
+    <w:p>
+      <w:pPr>
+        <w:spacing w:after="140" w:line="252" w:lineRule="auto"/>
+      </w:pPr>
+      <w:r>
+        <w:t>The state is a 21-element vector, normalized to the range of 0 to 1: a one-hot encoding of the currently active green phase, the elapsed green time as a fraction of its maximum allowance, an occupancy density for each of the eight lane groups, and a starvation score per lane group indicating the waiting time of the longest-delayed vehicle. The starvation metric is critical because an intersection might exhibit a reasonable average wait time while individual vehicles in rarely served lanes experience unacceptable delays. This term ensures the agent addresses severe individual delays even when aggregate metrics appear optimal.</w:t>
+      </w:r>
+    </w:p>
+    <w:p>
+      <w:pPr>
+        <w:spacing w:after="140" w:line="252" w:lineRule="auto"/>
+      </w:pPr>
+      <w:r>
+        <w:t>The action space is intentionally constrained: the agent may only hold the current phase or switch to the next in a fixed cyclic order. Transitions to arbitrary phases are prohibited. Early experiments (Chapter 7) demonstrated that an unrestricted action space encouraged rapid cycling through yellow transitions; imposing a cyclic structure eliminates this failure mode by design. The hard constraints listed in Section 3.1 operate on top of this action space and are strictly enforced outside the policy network.</w:t>
+      </w:r>
+    </w:p>
+    <w:p>
+      <w:pPr>
+        <w:spacing w:after="140" w:line="252" w:lineRule="auto"/>
+      </w:pPr>
+      <w:r>
+        <w:t xml:space="preserve">The reward function is defined as the reduction in total system-wide waiting time between decision steps, measured directly from the simulator, minus a minor penalty tied to the highest starvation score. This streamlined reward structure was adopted following extensive iterations. An earlier reward formulation (Chapter 7) utilized numerous hand-tuned terms, making it exceedingly difficult to isolate the specific incentives driving observed behaviors. Aligning the </w:t>
+      </w:r>
+      <w:r>
+        <w:lastRenderedPageBreak/>
+        <w:t>reward directly with the primary evaluation metric significantly improved training stability and simplified debugging.</w:t>
+      </w:r>
+    </w:p>
+    <w:p>
+      <w:pPr>
+        <w:pStyle w:val="Heading2"/>
+        <w:spacing w:before="200" w:after="100"/>
+      </w:pPr>
+      <w:bookmarkStart w:id="15" w:name="_Toc239363903"/>
+      <w:r>
+        <w:t>3.4 Why MaskablePPO</w:t>
+      </w:r>
+      <w:bookmarkEnd w:id="15"/>
+    </w:p>
+    <w:p>
+      <w:pPr>
+        <w:spacing w:after="140" w:line="252" w:lineRule="auto"/>
+      </w:pPr>
+      <w:r>
+        <w:t>The final agent was trained using MaskablePPO, an extension of Proximal Policy Optimization that incorporates native support for action masking. When an action is structurally disallowed, such as switching phases at an empty intersection, its probability is eliminated from the policy distribution prior to sampling, rather than being rejected post-hoc. While Deep Q-Networks (DQN) were also considered and an earlier implementation exists in the codebase (Section 4.3), PPO was ultimately selected for its stability. Specifically, PPO's clipped objective function and early stopping mechanism based on excessive KL divergence provided two independent safeguards against the abrupt policy collapses encountered in earlier development phases (Section 7.2). In practice, these stabilization mechanisms proved more valuable for our architecture than the theoretical sample efficiency of off-policy methods</w:t>
+      </w:r>
+      <w:r>
+        <w:t>.</w:t>
+      </w:r>
+    </w:p>
+    <w:p>
+      <w:pPr>
+        <w:pStyle w:val="Heading2"/>
+        <w:spacing w:before="200" w:after="100"/>
+      </w:pPr>
+      <w:bookmarkStart w:id="16" w:name="_Toc239363904"/>
+      <w:r>
+        <w:t>3.5 The Decision Loop in Operation</w:t>
+      </w:r>
+      <w:bookmarkEnd w:id="16"/>
+    </w:p>
+    <w:p>
+      <w:pPr>
+        <w:spacing w:after="140" w:line="252" w:lineRule="auto"/>
+        <w:rPr>
+          <w:lang w:val="en-US"/>
+        </w:rPr>
+      </w:pPr>
+      <w:r>
+        <w:t>Figure 3.</w:t>
+      </w:r>
+      <w:r>
+        <w:rPr>
+          <w:lang w:val="en-US"/>
+        </w:rPr>
+        <w:t>2</w:t>
+      </w:r>
+      <w:r>
+        <w:t xml:space="preserve"> traces the decision loop as a UML activity diagram, representing the current operational architecture. Each node corresponds to a specific programmatic step within sumo_rl_env_V8.py. Two key aspects of this flow should be highlighted. First, the hard action mask, the logical step that removes the "Switch" action, functions as the structural constraint introduced in Section 3.3, applied preemptively rather than as a posterior penalty. Second, to clarify the system's operational boundaries, this loop relies exclusively on the simulated state metrics. Advanced conceptual components such as YOLO detection, DeepSORT tracking, Priority Protocol, and Fallback Mode are deliberately absent from this diagram, as their implementation was excluded from the final delivered scope (as detailed in Chapter 4).</w:t>
       </w:r>
     </w:p>
     <w:p>
@@ -5574,10 +5875,10 @@
           <w:noProof/>
         </w:rPr>
         <w:drawing>
-          <wp:inline distT="0" distB="0" distL="0" distR="0" wp14:anchorId="1AD052EA" wp14:editId="450993A7">
-            <wp:extent cx="4286250" cy="3419475"/>
+          <wp:inline distT="0" distB="0" distL="0" distR="0" wp14:anchorId="1B7253CC" wp14:editId="0C0582B1">
+            <wp:extent cx="4286250" cy="3286125"/>
             <wp:effectExtent l="0" t="0" r="0" b="0"/>
-            <wp:docPr id="1042289572" name="Picture 1042289572"/>
+            <wp:docPr id="222806958" name="Picture 222806958"/>
             <wp:cNvGraphicFramePr>
               <a:graphicFrameLocks xmlns:a="http://schemas.openxmlformats.org/drawingml/2006/main" noChangeAspect="1"/>
             </wp:cNvGraphicFramePr>
@@ -5600,7 +5901,7 @@
                   <pic:spPr bwMode="auto">
                     <a:xfrm>
                       <a:off x="0" y="0"/>
-                      <a:ext cx="4286250" cy="3419475"/>
+                      <a:ext cx="4286250" cy="3286125"/>
                     </a:xfrm>
                     <a:prstGeom prst="rect">
                       <a:avLst/>
@@ -5624,7 +5925,26 @@
           <w:sz w:val="20"/>
           <w:szCs w:val="20"/>
         </w:rPr>
-        <w:t>Figure 3.2: The Markov Decision Process loop.</w:t>
+        <w:t>Figure 3.</w:t>
+      </w:r>
+      <w:r>
+        <w:rPr>
+          <w:i/>
+          <w:iCs/>
+          <w:sz w:val="20"/>
+          <w:szCs w:val="20"/>
+          <w:lang w:val="en-US"/>
+        </w:rPr>
+        <w:t>2</w:t>
+      </w:r>
+      <w:r>
+        <w:rPr>
+          <w:i/>
+          <w:iCs/>
+          <w:sz w:val="20"/>
+          <w:szCs w:val="20"/>
+        </w:rPr>
+        <w:t>: Activity diagram of the decision loop.</w:t>
       </w:r>
     </w:p>
     <w:p>
@@ -5632,76 +5952,53 @@
         <w:pStyle w:val="Heading2"/>
         <w:spacing w:before="200" w:after="100"/>
       </w:pPr>
-      <w:bookmarkStart w:id="14" w:name="_Toc238496059"/>
-      <w:r>
-        <w:t>3.3 State, Action, and Reward</w:t>
-      </w:r>
-      <w:bookmarkEnd w:id="14"/>
-    </w:p>
-    <w:p>
-      <w:pPr>
-        <w:spacing w:after="140" w:line="252" w:lineRule="auto"/>
-      </w:pPr>
-      <w:r>
-        <w:t xml:space="preserve">The state is a 21 element vector, normalized to the range 0 to 1: a one hot encoding of which of the four phases is green, how long it has held green as a fraction of its maximum, an occupancy density for each of eight lane groups, and a starvation score per lane group giving how long that group's longest waiting vehicle has sat there. The starvation term matters because an </w:t>
-      </w:r>
+      <w:bookmarkStart w:id="17" w:name="_Toc239363905"/>
+      <w:r>
+        <w:t>3.6 The Comparison Application</w:t>
+      </w:r>
+      <w:bookmarkEnd w:id="17"/>
+    </w:p>
+    <w:p>
+      <w:pPr>
+        <w:spacing w:after="140" w:line="252" w:lineRule="auto"/>
+        <w:rPr>
+          <w:lang w:val="en-US"/>
+        </w:rPr>
+      </w:pPr>
       <w:r>
         <w:lastRenderedPageBreak/>
-        <w:t>intersection can show a reasonable average wait while one vehicle in a rarely served lane waits far longer than anyone would accept. It exists so the agent cannot ignore that vehicle when the aggregate looks fine.</w:t>
-      </w:r>
-    </w:p>
-    <w:p>
-      <w:pPr>
-        <w:spacing w:after="140" w:line="252" w:lineRule="auto"/>
-      </w:pPr>
-      <w:r>
-        <w:t>The action space is deliberately small: hold the current phase, or switch to the next in a fixed cyclic order. We do not allow jumps to an arbitrary phase. Early experiments (Chapter 7) showed that a free jump action space encourages rapid cycling through yellow transitions, and a cyclic structure removes that failure mode by construction. The hard constraints listed in Section 3.1 sit on top of this action space and are enforced outside the policy.</w:t>
-      </w:r>
-    </w:p>
-    <w:p>
-      <w:pPr>
-        <w:spacing w:after="140" w:line="252" w:lineRule="auto"/>
-      </w:pPr>
-      <w:r>
-        <w:t>The reward is simple: the reduction in total system wide waiting time between one decision and the next, measured directly from the simulator, minus a small penalty tied to the worst starvation score. Simplicity was a hard won lesson rather than a starting assumption. An earlier reward (Chapter 7) used a dozen hand tuned terms, and it became almost impossible to tell which one drove a given behavior. Tying the reward to the same quantity the project is judged on made training and debugging far easier.</w:t>
-      </w:r>
-    </w:p>
-    <w:p>
-      <w:pPr>
-        <w:pStyle w:val="Heading2"/>
-        <w:spacing w:before="200" w:after="100"/>
-      </w:pPr>
-      <w:bookmarkStart w:id="15" w:name="_Toc238496060"/>
-      <w:r>
-        <w:t>3.4 Why MaskablePPO</w:t>
-      </w:r>
-      <w:bookmarkEnd w:id="15"/>
-    </w:p>
-    <w:p>
-      <w:pPr>
-        <w:spacing w:after="140" w:line="252" w:lineRule="auto"/>
-      </w:pPr>
-      <w:r>
-        <w:t>We trained the final agent with MaskablePPO, an extension of Proximal Policy Optimization that understands action masking. When an action is structurally disallowed, such as switching an empty intersection, its probability is removed from the policy distribution rather than blocked after the fact. We considered Deep Q Networks instead, and an earlier DQN implementation exists in the codebase (Section 4.3). PPO's clipped updates and its early stopping on excessive KL divergence gave us two independent guards against the abrupt policy collapse that had already cost us time (Section 7.2). Those guards mattered more in practice than any efficiency argument either way.</w:t>
-      </w:r>
-    </w:p>
-    <w:p>
-      <w:pPr>
-        <w:pStyle w:val="Heading2"/>
-        <w:spacing w:before="200" w:after="100"/>
-      </w:pPr>
-      <w:bookmarkStart w:id="16" w:name="_Toc238496061"/>
-      <w:r>
-        <w:t>3.5 The Decision Loop in Operation</w:t>
-      </w:r>
-      <w:bookmarkEnd w:id="16"/>
-    </w:p>
-    <w:p>
-      <w:pPr>
-        <w:spacing w:after="140" w:line="252" w:lineRule="auto"/>
-      </w:pPr>
-      <w:r>
-        <w:t>Figure 3.3 traces the decision loop as it runs today, as a UML activity diagram. Every box corresponds to a real step in sumo_rl_env_V8.py. Two things are worth noting. The hard action mask, the step that removes Switch, is the structural constraint from Section 3.3 rather than a penalty applied afterwards. And there is no YOLO detection, DeepSORT tracking, Priority Protocol, or Fallback Mode anywhere in the loop, because none of those were built (Chapter 4).</w:t>
+        <w:t>The comparison application facilitates independent verification of the agent's performance and safety metrics; a detailed evaluation of these claims is presented in Chapter 5. The interface allows users to select a trained model, baseline comparators, a specific traffic scenario, and random seeds to execute the comparison directly within a browser. Furthermore, its Watch Live mode launches a native SUMO graphical window, enabling qualitative observation of the agent's behavior rather than relying solely on numerical inference.</w:t>
+      </w:r>
+      <w:r>
+        <w:rPr>
+          <w:rFonts w:hint="cs"/>
+          <w:rtl/>
+          <w:lang w:val="en-US" w:bidi="he-IL"/>
+        </w:rPr>
+        <w:t xml:space="preserve"> </w:t>
+      </w:r>
+      <w:r>
+        <w:t>Designed for accessibility, the application features an interactive, step-by-step guided tour that sequentially highlights each input field. This guide explains key functionalities, such as model selection, baseline configuration, seed and scenario generation, and the Watch Live feature. The tour initializes automatically upon the first visit and can be relaunched on demand via a dedicated button in the header.</w:t>
+      </w:r>
+    </w:p>
+    <w:p>
+      <w:pPr>
+        <w:spacing w:after="140" w:line="252" w:lineRule="auto"/>
+      </w:pPr>
+      <w:r>
+        <w:t>Figure 3.</w:t>
+      </w:r>
+      <w:r>
+        <w:rPr>
+          <w:lang w:val="en-US"/>
+        </w:rPr>
+        <w:t>3</w:t>
+      </w:r>
+      <w:r>
+        <w:t xml:space="preserve"> illustrates the output of the Watch Live mode, displaying SUMO's native graphical interface as seen during live demonstrations. The visualization accurately represents the intersection geometry and dynamically generated vehicles (shown in yellow), while the red and green bars at each approach indicate the active signal phases</w:t>
+      </w:r>
+      <w:r>
+        <w:t>.</w:t>
       </w:r>
     </w:p>
     <w:p>
@@ -5713,12 +6010,11 @@
         <w:rPr>
           <w:noProof/>
         </w:rPr>
-        <w:lastRenderedPageBreak/>
         <w:drawing>
-          <wp:inline distT="0" distB="0" distL="0" distR="0" wp14:anchorId="1B7253CC" wp14:editId="0C0582B1">
-            <wp:extent cx="4286250" cy="3286125"/>
+          <wp:inline distT="0" distB="0" distL="0" distR="0" wp14:anchorId="4A738203" wp14:editId="3231A348">
+            <wp:extent cx="4785780" cy="2266950"/>
             <wp:effectExtent l="0" t="0" r="0" b="0"/>
-            <wp:docPr id="222806958" name="Picture 222806958"/>
+            <wp:docPr id="699377842" name="Picture 699377842"/>
             <wp:cNvGraphicFramePr>
               <a:graphicFrameLocks xmlns:a="http://schemas.openxmlformats.org/drawingml/2006/main" noChangeAspect="1"/>
             </wp:cNvGraphicFramePr>
@@ -5741,7 +6037,7 @@
                   <pic:spPr bwMode="auto">
                     <a:xfrm>
                       <a:off x="0" y="0"/>
-                      <a:ext cx="4286250" cy="3286125"/>
+                      <a:ext cx="4845208" cy="2295100"/>
                     </a:xfrm>
                     <a:prstGeom prst="rect">
                       <a:avLst/>
@@ -5757,6 +6053,9 @@
     <w:p>
       <w:pPr>
         <w:spacing w:after="140" w:line="252" w:lineRule="auto"/>
+        <w:rPr>
+          <w:lang w:val="en-US"/>
+        </w:rPr>
       </w:pPr>
       <w:r>
         <w:rPr>
@@ -5765,58 +6064,45 @@
           <w:sz w:val="20"/>
           <w:szCs w:val="20"/>
         </w:rPr>
-        <w:t>Figure 3.3: Activity diagram of the decision loop.</w:t>
-      </w:r>
-    </w:p>
-    <w:p>
-      <w:pPr>
-        <w:pStyle w:val="Heading2"/>
-        <w:spacing w:before="200" w:after="100"/>
-      </w:pPr>
-      <w:bookmarkStart w:id="17" w:name="_Toc238496062"/>
-      <w:r>
-        <w:t>3.6 The Comparison Application</w:t>
-      </w:r>
-      <w:bookmarkEnd w:id="17"/>
-    </w:p>
-    <w:p>
-      <w:pPr>
-        <w:spacing w:after="140" w:line="252" w:lineRule="auto"/>
-      </w:pPr>
-      <w:r>
-        <w:t>The comparison application makes every claim in Chapter 5 independently checkable. It lets anyone pick a trained model, the baselines to measure it against, a traffic scenario, and one or more seeds, then run the comparison in a browser. Its Watch Live mode opens a real SUMO window so the agent's behavior can be watched rather than inferred from a number.</w:t>
-      </w:r>
-    </w:p>
-    <w:p>
-      <w:pPr>
-        <w:spacing w:after="140" w:line="252" w:lineRule="auto"/>
-      </w:pPr>
-      <w:r>
-        <w:t>The application is built to be approachable to new users. It opens with a floating, step by step guided tour that highlights each field in turn, for example which models to compare, which baselines to use, how seeds and scenarios work, and what Watch Live does. It starts automatically on every visit and can be reopened from a Guide button in the header. We treat this as part of the deliverable, since a comparison tool nobody can operate produces no results.</w:t>
-      </w:r>
-    </w:p>
-    <w:p>
-      <w:pPr>
-        <w:spacing w:after="140" w:line="252" w:lineRule="auto"/>
-      </w:pPr>
-      <w:r>
-        <w:t>Figure 3.4 shows what Watch Live opens: SUMO's own graphical window, the same view a reviewer sees during a demonstration. The intersection geometry and the vehicles in yellow are real, and the red and green bars on each approach are the current signal phase.</w:t>
+        <w:t>Figure 3.</w:t>
+      </w:r>
+      <w:r>
+        <w:rPr>
+          <w:i/>
+          <w:iCs/>
+          <w:sz w:val="20"/>
+          <w:szCs w:val="20"/>
+          <w:lang w:val="en-US"/>
+        </w:rPr>
+        <w:t>3</w:t>
+      </w:r>
+      <w:r>
+        <w:rPr>
+          <w:i/>
+          <w:iCs/>
+          <w:sz w:val="20"/>
+          <w:szCs w:val="20"/>
+        </w:rPr>
+        <w:t>: The SUMO window during a Watch Live session.</w:t>
       </w:r>
     </w:p>
     <w:p>
       <w:pPr>
         <w:spacing w:after="140" w:line="252" w:lineRule="auto"/>
         <w:jc w:val="center"/>
+        <w:rPr>
+          <w:lang w:val="en-US"/>
+        </w:rPr>
       </w:pPr>
       <w:r>
         <w:rPr>
           <w:noProof/>
         </w:rPr>
         <w:drawing>
-          <wp:inline distT="0" distB="0" distL="0" distR="0" wp14:anchorId="4A738203" wp14:editId="4C4F9264">
-            <wp:extent cx="5429250" cy="2571750"/>
-            <wp:effectExtent l="0" t="0" r="0" b="0"/>
-            <wp:docPr id="699377842" name="Picture 699377842"/>
+          <wp:inline distT="0" distB="0" distL="0" distR="0" wp14:anchorId="56D79E46" wp14:editId="28DFC6B6">
+            <wp:extent cx="4188178" cy="3200400"/>
+            <wp:effectExtent l="0" t="0" r="3175" b="0"/>
+            <wp:docPr id="1924440898" name="Picture 1924440898"/>
             <wp:cNvGraphicFramePr>
               <a:graphicFrameLocks xmlns:a="http://schemas.openxmlformats.org/drawingml/2006/main" noChangeAspect="1"/>
             </wp:cNvGraphicFramePr>
@@ -5839,7 +6125,7 @@
                   <pic:spPr bwMode="auto">
                     <a:xfrm>
                       <a:off x="0" y="0"/>
-                      <a:ext cx="5429250" cy="2571750"/>
+                      <a:ext cx="4192152" cy="3203437"/>
                     </a:xfrm>
                     <a:prstGeom prst="rect">
                       <a:avLst/>
@@ -5851,44 +6137,133 @@
           </wp:inline>
         </w:drawing>
       </w:r>
-    </w:p>
-    <w:p>
-      <w:pPr>
-        <w:spacing w:after="140" w:line="252" w:lineRule="auto"/>
-      </w:pPr>
       <w:r>
         <w:rPr>
           <w:i/>
           <w:iCs/>
           <w:sz w:val="20"/>
           <w:szCs w:val="20"/>
-        </w:rPr>
+          <w:lang w:val="en-US"/>
+        </w:rPr>
+        <w:br/>
+      </w:r>
+      <w:r>
+        <w:rPr>
+          <w:i/>
+          <w:iCs/>
+          <w:sz w:val="20"/>
+          <w:szCs w:val="20"/>
+        </w:rPr>
+        <w:t>Figure 3.</w:t>
+      </w:r>
+      <w:r>
+        <w:rPr>
+          <w:i/>
+          <w:iCs/>
+          <w:sz w:val="20"/>
+          <w:szCs w:val="20"/>
+          <w:lang w:val="en-US"/>
+        </w:rPr>
+        <w:t>4</w:t>
+      </w:r>
+      <w:r>
+        <w:rPr>
+          <w:i/>
+          <w:iCs/>
+          <w:sz w:val="20"/>
+          <w:szCs w:val="20"/>
+        </w:rPr>
+        <w:t>: The comparison web application, mid comparison.</w:t>
+      </w:r>
+    </w:p>
+    <w:p>
+      <w:pPr>
+        <w:spacing w:after="140" w:line="252" w:lineRule="auto"/>
+        <w:rPr>
+          <w:i/>
+          <w:iCs/>
+          <w:sz w:val="20"/>
+          <w:szCs w:val="20"/>
+          <w:lang w:val="en-US"/>
+        </w:rPr>
+      </w:pPr>
+      <w:r>
         <w:lastRenderedPageBreak/>
-        <w:t>Figure 3.4: The SUMO window during a Watch Live session.</w:t>
-      </w:r>
-    </w:p>
-    <w:p>
-      <w:pPr>
-        <w:spacing w:after="140" w:line="252" w:lineRule="auto"/>
-      </w:pPr>
-      <w:r>
-        <w:t>Figure 3.5 shows the application at the end of a run, comparing PPO_Agent_V8 against the Fixed_45s baseline in medium traffic on seed 732846, with the results table and bar chart it produces. This is a real screenshot, not a mockup.</w:t>
-      </w:r>
-    </w:p>
-    <w:p>
-      <w:pPr>
+        <w:t>Figure 3.</w:t>
+      </w:r>
+      <w:r>
+        <w:rPr>
+          <w:lang w:val="en-US"/>
+        </w:rPr>
+        <w:t>4</w:t>
+      </w:r>
+      <w:r>
+        <w:t xml:space="preserve"> displays the application interface upon the completion of an evaluation episode, comparing the final PPO_Agent_V8 model against the Fixed_45s baseline under moderate traffic conditions using seed 732846. The interface presents the aggregated performance metrics through a generated data table and a corresponding graphical bar chart</w:t>
+      </w:r>
+      <w:r>
+        <w:t>.</w:t>
+      </w:r>
+    </w:p>
+    <w:p>
+      <w:pPr>
+        <w:pStyle w:val="Heading2"/>
+        <w:spacing w:before="200" w:after="100"/>
+      </w:pPr>
+      <w:bookmarkStart w:id="18" w:name="_Toc239363906"/>
+      <w:r>
+        <w:t>3.7 FlowGrid_Web, the Operations Dashboard</w:t>
+      </w:r>
+      <w:bookmarkEnd w:id="18"/>
+    </w:p>
+    <w:p>
+      <w:pPr>
+        <w:spacing w:after="140" w:line="252" w:lineRule="auto"/>
+        <w:rPr>
+          <w:rtl/>
+          <w:lang w:bidi="he-IL"/>
+        </w:rPr>
+      </w:pPr>
+      <w:r>
+        <w:t>This phase also delivered FlowGrid_Web, a cloud-based traffic operations dashboard featuring an independent backend, multi-junction navigation, user authentication, device configuration, and reporting capabilities. This application demonstrates how a fully deployed system would be presented to a municipal traffic authority. While the user interface is fully functional, the underlying data is simulated for the majority of the junctions to serve as a structural template. The deliberate exception is the "Live Junction" module, which is directly integrated with the trained PPO agent and the SUMO simulator utilized throughout this study. Triggering the "Run Agent" control launches a live SUMO episode, streaming real-time queue counts per direction, active signal phases, and a live snapshot from the simulation window (as previously shown in Figure 3.</w:t>
+      </w:r>
+      <w:r>
+        <w:rPr>
+          <w:lang w:val="en-US"/>
+        </w:rPr>
+        <w:t>3</w:t>
+      </w:r>
+      <w:r>
+        <w:t>)</w:t>
+      </w:r>
+      <w:r>
+        <w:t>.</w:t>
+      </w:r>
+    </w:p>
+    <w:p>
+      <w:pPr>
+        <w:spacing w:after="140" w:line="252" w:lineRule="auto"/>
+        <w:rPr>
+          <w:rtl/>
+          <w:lang w:bidi="he-IL"/>
+        </w:rPr>
+      </w:pPr>
+    </w:p>
+    <w:p>
+      <w:pPr>
+        <w:keepNext/>
         <w:spacing w:after="140" w:line="252" w:lineRule="auto"/>
         <w:jc w:val="center"/>
       </w:pPr>
       <w:r>
         <w:rPr>
           <w:noProof/>
+          <w:lang w:bidi="he-IL"/>
         </w:rPr>
         <w:drawing>
-          <wp:inline distT="0" distB="0" distL="0" distR="0" wp14:anchorId="23AFF659" wp14:editId="308A7D04">
-            <wp:extent cx="5048250" cy="3857625"/>
-            <wp:effectExtent l="0" t="0" r="0" b="0"/>
-            <wp:docPr id="1924440898" name="Picture 1924440898"/>
+          <wp:inline distT="0" distB="0" distL="0" distR="0" wp14:anchorId="2B44D67C" wp14:editId="6E2F7549">
+            <wp:extent cx="4514074" cy="2248923"/>
+            <wp:effectExtent l="0" t="0" r="1270" b="0"/>
+            <wp:docPr id="511757633" name="Picture 1"/>
             <wp:cNvGraphicFramePr>
               <a:graphicFrameLocks xmlns:a="http://schemas.openxmlformats.org/drawingml/2006/main" noChangeAspect="1"/>
             </wp:cNvGraphicFramePr>
@@ -5896,22 +6271,19 @@
               <a:graphicData uri="http://schemas.openxmlformats.org/drawingml/2006/picture">
                 <pic:pic xmlns:pic="http://schemas.openxmlformats.org/drawingml/2006/picture">
                   <pic:nvPicPr>
-                    <pic:cNvPr id="0" name=""/>
-                    <pic:cNvPicPr>
-                      <a:picLocks noChangeAspect="1" noChangeArrowheads="1"/>
-                    </pic:cNvPicPr>
+                    <pic:cNvPr id="511757633" name=""/>
+                    <pic:cNvPicPr/>
                   </pic:nvPicPr>
                   <pic:blipFill>
                     <a:blip r:embed="rId15"/>
-                    <a:srcRect/>
                     <a:stretch>
                       <a:fillRect/>
                     </a:stretch>
                   </pic:blipFill>
-                  <pic:spPr bwMode="auto">
+                  <pic:spPr>
                     <a:xfrm>
                       <a:off x="0" y="0"/>
-                      <a:ext cx="5048250" cy="3857625"/>
+                      <a:ext cx="4523841" cy="2253789"/>
                     </a:xfrm>
                     <a:prstGeom prst="rect">
                       <a:avLst/>
@@ -5926,43 +6298,218 @@
     </w:p>
     <w:p>
       <w:pPr>
-        <w:spacing w:after="140" w:line="252" w:lineRule="auto"/>
-      </w:pPr>
-      <w:r>
-        <w:rPr>
-          <w:i/>
-          <w:iCs/>
-          <w:sz w:val="20"/>
-          <w:szCs w:val="20"/>
-        </w:rPr>
-        <w:t>Figure 3.5: The comparison web application, mid comparison.</w:t>
-      </w:r>
-    </w:p>
-    <w:p>
-      <w:pPr>
-        <w:pStyle w:val="Heading2"/>
-        <w:spacing w:before="200" w:after="100"/>
-      </w:pPr>
-      <w:bookmarkStart w:id="18" w:name="_Toc238496063"/>
-      <w:r>
-        <w:t>3.7 FlowGrid_Web, the Operations Dashboard</w:t>
-      </w:r>
-      <w:bookmarkEnd w:id="18"/>
-    </w:p>
-    <w:p>
-      <w:pPr>
-        <w:spacing w:after="140" w:line="252" w:lineRule="auto"/>
-      </w:pPr>
-      <w:r>
-        <w:t>This phase also delivered FlowGrid_Web, an independent SaaS style traffic operations dashboard with its own backend, multi junction navigation, login, device settings, reports, and user management. It shows what a fully deployed version of this system could look like to a traffic authority operator. Every screen is a real, working interface, but for every junction except one the data behind it is simulated. The exception is deliberate: Live Junction (SUMO Simulation) is wired to the same trained PPO agent and simulator used throughout this book, with a Run Agent control that launches a real SUMO episode and streams back live per direction queue counts, signal colors, and a snapshot from the running window, the same simulation shown in Figure 3.4.</w:t>
-      </w:r>
-    </w:p>
-    <w:p>
-      <w:pPr>
-        <w:spacing w:after="140" w:line="252" w:lineRule="auto"/>
-      </w:pPr>
-      <w:r>
-        <w:t>Figure 3.6 reproduces the Use Case Diagram from our Phase A proposal, unchanged. FlowGrid_Web implements all eight use cases as real, clickable screens. What separates it from a deployed system is the data behind those screens, which is real and live only for View Junction Data on the Live Junction and simulated everywhere else, including Log In, which accepts two fixed demonstration accounts rather than a real authentication server.</w:t>
+        <w:pStyle w:val="Caption"/>
+        <w:rPr>
+          <w:rtl/>
+          <w:lang w:bidi="he-IL"/>
+        </w:rPr>
+      </w:pPr>
+      <w:r>
+        <w:rPr>
+          <w:lang w:bidi="he-IL"/>
+        </w:rPr>
+        <w:t>Figure 3.</w:t>
+      </w:r>
+      <w:r>
+        <w:rPr>
+          <w:lang w:val="en-US" w:bidi="he-IL"/>
+        </w:rPr>
+        <w:t>5</w:t>
+      </w:r>
+      <w:r>
+        <w:rPr>
+          <w:lang w:bidi="he-IL"/>
+        </w:rPr>
+        <w:t>: The FlowGrid_Web operations dashboard, displaying the Live Junction interface, scenario selection, and simulation controls</w:t>
+      </w:r>
+      <w:r>
+        <w:rPr>
+          <w:rtl/>
+          <w:lang w:bidi="he-IL"/>
+        </w:rPr>
+        <w:t>.</w:t>
+      </w:r>
+    </w:p>
+    <w:p>
+      <w:pPr>
+        <w:spacing w:after="140" w:line="252" w:lineRule="auto"/>
+        <w:rPr>
+          <w:rtl/>
+          <w:lang w:bidi="he-IL"/>
+        </w:rPr>
+      </w:pPr>
+      <w:r>
+        <w:t>While the formal Use Case Diagram is documented in an earlier architectural section, FlowGrid_Web successfully implements all of its defined use cases as interactive application views. The system distinguishes between standard User and Administrator roles, facilitating the following core operational processes:</w:t>
+      </w:r>
+    </w:p>
+    <w:p>
+      <w:pPr>
+        <w:pStyle w:val="ListParagraph"/>
+        <w:numPr>
+          <w:ilvl w:val="0"/>
+          <w:numId w:val="3"/>
+        </w:numPr>
+        <w:spacing w:after="140" w:line="252" w:lineRule="auto"/>
+        <w:rPr>
+          <w:lang w:val="en-US" w:bidi="he-IL"/>
+        </w:rPr>
+      </w:pPr>
+      <w:r>
+        <w:rPr>
+          <w:b/>
+          <w:bCs/>
+          <w:lang w:val="en-US" w:bidi="he-IL"/>
+        </w:rPr>
+        <w:t>Log In:</w:t>
+      </w:r>
+      <w:r>
+        <w:rPr>
+          <w:lang w:val="en-US" w:bidi="he-IL"/>
+        </w:rPr>
+        <w:t xml:space="preserve"> Provides role-based access control. In this demonstration environment, it accepts predefined credentials rather than querying a live authentication server.</w:t>
+      </w:r>
+    </w:p>
+    <w:p>
+      <w:pPr>
+        <w:pStyle w:val="ListParagraph"/>
+        <w:numPr>
+          <w:ilvl w:val="0"/>
+          <w:numId w:val="3"/>
+        </w:numPr>
+        <w:spacing w:after="140" w:line="252" w:lineRule="auto"/>
+        <w:rPr>
+          <w:lang w:val="en-US" w:bidi="he-IL"/>
+        </w:rPr>
+      </w:pPr>
+      <w:r>
+        <w:rPr>
+          <w:b/>
+          <w:bCs/>
+          <w:lang w:val="en-US" w:bidi="he-IL"/>
+        </w:rPr>
+        <w:t>View Junction Data:</w:t>
+      </w:r>
+      <w:r>
+        <w:rPr>
+          <w:lang w:val="en-US" w:bidi="he-IL"/>
+        </w:rPr>
+        <w:t xml:space="preserve"> Displays operational metrics, video snapshots, and current traffic light states. As noted, this data stream is live and driven by the RL agent for the designated SUMO junction, while mocked elsewhere.</w:t>
+      </w:r>
+    </w:p>
+    <w:p>
+      <w:pPr>
+        <w:pStyle w:val="ListParagraph"/>
+        <w:numPr>
+          <w:ilvl w:val="0"/>
+          <w:numId w:val="3"/>
+        </w:numPr>
+        <w:spacing w:after="140" w:line="252" w:lineRule="auto"/>
+        <w:rPr>
+          <w:lang w:val="en-US" w:bidi="he-IL"/>
+        </w:rPr>
+      </w:pPr>
+      <w:r>
+        <w:rPr>
+          <w:b/>
+          <w:bCs/>
+          <w:lang w:val="en-US" w:bidi="he-IL"/>
+        </w:rPr>
+        <w:t>Manage Devices Settings &amp; Switch Between Modes:</w:t>
+      </w:r>
+      <w:r>
+        <w:rPr>
+          <w:lang w:val="en-US" w:bidi="he-IL"/>
+        </w:rPr>
+        <w:t xml:space="preserve"> Allows operators to toggle intersection operational modes and adjust simulated hardware configurations.</w:t>
+      </w:r>
+    </w:p>
+    <w:p>
+      <w:pPr>
+        <w:pStyle w:val="ListParagraph"/>
+        <w:numPr>
+          <w:ilvl w:val="0"/>
+          <w:numId w:val="3"/>
+        </w:numPr>
+        <w:spacing w:after="140" w:line="252" w:lineRule="auto"/>
+        <w:rPr>
+          <w:lang w:val="en-US" w:bidi="he-IL"/>
+        </w:rPr>
+      </w:pPr>
+      <w:r>
+        <w:rPr>
+          <w:b/>
+          <w:bCs/>
+          <w:lang w:val="en-US" w:bidi="he-IL"/>
+        </w:rPr>
+        <w:lastRenderedPageBreak/>
+        <w:t>Configure Direction &amp; Traffic Signals (Admin):</w:t>
+      </w:r>
+      <w:r>
+        <w:rPr>
+          <w:lang w:val="en-US" w:bidi="he-IL"/>
+        </w:rPr>
+        <w:t xml:space="preserve"> Enables administrators to define intersection geometries and signal logic, a process which inherently incorporates the workflow to Add a Junction.</w:t>
+      </w:r>
+    </w:p>
+    <w:p>
+      <w:pPr>
+        <w:pStyle w:val="ListParagraph"/>
+        <w:numPr>
+          <w:ilvl w:val="0"/>
+          <w:numId w:val="3"/>
+        </w:numPr>
+        <w:spacing w:after="140" w:line="252" w:lineRule="auto"/>
+        <w:rPr>
+          <w:lang w:val="en-US" w:bidi="he-IL"/>
+        </w:rPr>
+      </w:pPr>
+      <w:r>
+        <w:rPr>
+          <w:b/>
+          <w:bCs/>
+          <w:lang w:val="en-US" w:bidi="he-IL"/>
+        </w:rPr>
+        <w:t>View Reports &amp; Manage Users (Admin):</w:t>
+      </w:r>
+      <w:r>
+        <w:rPr>
+          <w:lang w:val="en-US" w:bidi="he-IL"/>
+        </w:rPr>
+        <w:t xml:space="preserve"> Provides administrative oversight through system-wide performance reporting and user access management.</w:t>
+      </w:r>
+    </w:p>
+    <w:p>
+      <w:pPr>
+        <w:spacing w:after="140" w:line="252" w:lineRule="auto"/>
+        <w:rPr>
+          <w:lang w:val="en-US" w:bidi="he-IL"/>
+        </w:rPr>
+      </w:pPr>
+      <w:r>
+        <w:rPr>
+          <w:lang w:val="en-US" w:bidi="he-IL"/>
+        </w:rPr>
+        <w:t xml:space="preserve">By translating these theoretical use cases into a functional interface, </w:t>
+      </w:r>
+      <w:proofErr w:type="spellStart"/>
+      <w:r>
+        <w:rPr>
+          <w:lang w:val="en-US" w:bidi="he-IL"/>
+        </w:rPr>
+        <w:t>FlowGrid_Web</w:t>
+      </w:r>
+      <w:proofErr w:type="spellEnd"/>
+      <w:r>
+        <w:rPr>
+          <w:lang w:val="en-US" w:bidi="he-IL"/>
+        </w:rPr>
+        <w:t xml:space="preserve"> bridges the gap between the reinforcement learning backend and a practical, user-facing traffic management product</w:t>
+      </w:r>
+      <w:r>
+        <w:rPr>
+          <w:lang w:val="en-US" w:bidi="he-IL"/>
+        </w:rPr>
+        <w:t>.</w:t>
       </w:r>
     </w:p>
     <w:p>
@@ -5974,10 +6521,9 @@
         <w:rPr>
           <w:noProof/>
         </w:rPr>
-        <w:lastRenderedPageBreak/>
         <w:drawing>
-          <wp:inline distT="0" distB="0" distL="0" distR="0" wp14:anchorId="4BEABD45" wp14:editId="076BF076">
-            <wp:extent cx="4667250" cy="3448050"/>
+          <wp:inline distT="0" distB="0" distL="0" distR="0" wp14:anchorId="4BEABD45" wp14:editId="555B508B">
+            <wp:extent cx="4180114" cy="3088166"/>
             <wp:effectExtent l="0" t="0" r="0" b="0"/>
             <wp:docPr id="734078583" name="Picture 734078583"/>
             <wp:cNvGraphicFramePr>
@@ -6002,7 +6548,7 @@
                   <pic:spPr bwMode="auto">
                     <a:xfrm>
                       <a:off x="0" y="0"/>
-                      <a:ext cx="4667250" cy="3448050"/>
+                      <a:ext cx="4183873" cy="3090943"/>
                     </a:xfrm>
                     <a:prstGeom prst="rect">
                       <a:avLst/>
@@ -6026,15 +6572,45 @@
           <w:sz w:val="20"/>
           <w:szCs w:val="20"/>
         </w:rPr>
-        <w:t>Figure 3.6: Use Case Diagram from the Phase A proposal.</w:t>
-      </w:r>
-    </w:p>
-    <w:p>
-      <w:pPr>
-        <w:spacing w:after="140" w:line="252" w:lineRule="auto"/>
-      </w:pPr>
-      <w:r>
-        <w:t>A recorded video walkthrough of the system, including a live Watch Live session and the comparison app end to end, is available at https://drive.google.com/file/d/1BE3oeGWWbVrQEC_ZL0rVh5AdPs9kDNTY/view.</w:t>
+        <w:t>Figure 3.</w:t>
+      </w:r>
+      <w:r>
+        <w:rPr>
+          <w:i/>
+          <w:iCs/>
+          <w:sz w:val="20"/>
+          <w:szCs w:val="20"/>
+          <w:lang w:val="en-US" w:bidi="he-IL"/>
+        </w:rPr>
+        <w:t>6</w:t>
+      </w:r>
+      <w:r>
+        <w:rPr>
+          <w:i/>
+          <w:iCs/>
+          <w:sz w:val="20"/>
+          <w:szCs w:val="20"/>
+        </w:rPr>
+        <w:t>: Use Case Diagram from the Phase A proposal.</w:t>
+      </w:r>
+    </w:p>
+    <w:p>
+      <w:pPr>
+        <w:spacing w:after="140" w:line="252" w:lineRule="auto"/>
+        <w:rPr>
+          <w:lang w:bidi="he-IL"/>
+        </w:rPr>
+      </w:pPr>
+      <w:r>
+        <w:t>A recorded video walkthrough of the system, including a live Watch Live session and the comparison app end-to-end, is provided alongside this documentation</w:t>
+      </w:r>
+      <w:r>
+        <w:rPr>
+          <w:rFonts w:hint="cs"/>
+          <w:rtl/>
+          <w:lang w:bidi="he-IL"/>
+        </w:rPr>
+        <w:t>.</w:t>
       </w:r>
     </w:p>
     <w:p>
@@ -6042,7 +6618,7 @@
         <w:pStyle w:val="Heading1"/>
         <w:spacing w:before="260" w:after="130"/>
       </w:pPr>
-      <w:bookmarkStart w:id="19" w:name="_Toc238496064"/>
+      <w:bookmarkStart w:id="19" w:name="_Toc239363907"/>
       <w:r>
         <w:t>4. Development Process and Decision Making</w:t>
       </w:r>
@@ -6053,7 +6629,7 @@
         <w:pStyle w:val="Heading2"/>
         <w:spacing w:before="200" w:after="100"/>
       </w:pPr>
-      <w:bookmarkStart w:id="20" w:name="_Toc238496065"/>
+      <w:bookmarkStart w:id="20" w:name="_Toc239363908"/>
       <w:r>
         <w:t>4.1 From the Original Plan to What We Actually Built</w:t>
       </w:r>
@@ -6064,15 +6640,25 @@
         <w:spacing w:after="140" w:line="252" w:lineRule="auto"/>
       </w:pPr>
       <w:r>
-        <w:t>The delivered system differs substantially from the Phase A proposal. The proposal described a full perception to decision pipeline: YOLO for vehicle detection and classification, DeepSORT for tracking across occlusion, a DQN agent for phase selection, a Priority Protocol giving emergency vehicles zero delay, a Rule Based Safety Layer with a Historical Data Fallback Mode, and a cloud hosted dashboard on FastAPI and PostgreSQL. Its success criteria were equally broad: at least 20% less average waiting time, at least 15% less maximum queue length, detection accuracy above 90% and above 95% for emergency vehicles, latency under 100 milliseconds, and zero delay emergency preemption in all test cases.</w:t>
-      </w:r>
-    </w:p>
-    <w:p>
-      <w:pPr>
-        <w:spacing w:after="140" w:line="252" w:lineRule="auto"/>
-      </w:pPr>
-      <w:r>
-        <w:t>Figure 4.1 reproduces the Deployment Diagram from that proposal, relabelled only to say Trained PPO Model in place of Trained DQN Model. We show it because it was not implemented. None of the cloud infrastructure, the edge device, the IP camera, or the controller integration in it exists in the delivered system. What we built instead is the pipeline in Figure 3.1.</w:t>
+        <w:t>The delivered system represents a refined and more rigorously evaluated iteration of the Phase A proposal. The initial proposal outlined a highly expansive scope, encompassing a full YOLO and DeepSORT computer vision pipeline, a rule-based emergency Priority Protocol, and a Deep Q-Network (DQN) agent for phase selection. However, to maximize algorithmic reliability and evaluation rigor, the project deliberately narrowed its focus. The computer vision and emergency priority layers were excluded from the final scope, allowing us to concentrate entirely on training, stabilizing, and rigorously verifying the core control policy using the simulator's ground-truth vehicle state</w:t>
+      </w:r>
+      <w:r>
+        <w:t>.</w:t>
+      </w:r>
+    </w:p>
+    <w:p>
+      <w:pPr>
+        <w:spacing w:after="140" w:line="252" w:lineRule="auto"/>
+      </w:pPr>
+      <w:r>
+        <w:t xml:space="preserve">Figure 4.1 illustrates the updated deployment architecture of the delivered system. The overall structural design, including the cloud-hosted infrastructure (FastAPI backend and PostgreSQL database), the edge computing framework, and the communication protocols, remains functionally consistent with our original plan and is actively demonstrated in the FlowGrid_Web dashboard. The primary architectural revision reflected in this diagram is the transition from the </w:t>
+      </w:r>
+      <w:r>
+        <w:lastRenderedPageBreak/>
+        <w:t>initially proposed DQN agent to a Maskable Proximal Policy Optimization (PPO) agent. This pivotal shift was executed to leverage PPO's superior training stability and its native capability for structural action masking, resolving critical performance bottlenecks encountered during early development</w:t>
+      </w:r>
+      <w:r>
+        <w:t>.</w:t>
       </w:r>
     </w:p>
     <w:p>
@@ -6084,11 +6670,10 @@
         <w:rPr>
           <w:noProof/>
         </w:rPr>
-        <w:lastRenderedPageBreak/>
         <w:drawing>
-          <wp:inline distT="0" distB="0" distL="0" distR="0" wp14:anchorId="52F4A406" wp14:editId="0E456D1F">
-            <wp:extent cx="4476750" cy="4210050"/>
-            <wp:effectExtent l="0" t="0" r="0" b="0"/>
+          <wp:inline distT="0" distB="0" distL="0" distR="0" wp14:anchorId="52F4A406" wp14:editId="5EF46DA6">
+            <wp:extent cx="3728852" cy="3506708"/>
+            <wp:effectExtent l="0" t="0" r="5080" b="0"/>
             <wp:docPr id="1496366269" name="Picture 1496366269"/>
             <wp:cNvGraphicFramePr>
               <a:graphicFrameLocks xmlns:a="http://schemas.openxmlformats.org/drawingml/2006/main" noChangeAspect="1"/>
@@ -6112,7 +6697,7 @@
                   <pic:spPr bwMode="auto">
                     <a:xfrm>
                       <a:off x="0" y="0"/>
-                      <a:ext cx="4476750" cy="4210050"/>
+                      <a:ext cx="3732528" cy="3510165"/>
                     </a:xfrm>
                     <a:prstGeom prst="rect">
                       <a:avLst/>
@@ -6128,23 +6713,23 @@
     <w:p>
       <w:pPr>
         <w:spacing w:after="140" w:line="252" w:lineRule="auto"/>
-      </w:pPr>
-      <w:r>
         <w:rPr>
           <w:i/>
           <w:iCs/>
           <w:sz w:val="20"/>
           <w:szCs w:val="20"/>
-        </w:rPr>
-        <w:t>Figure 4.1: Deployment Diagram from the Phase A proposal, not implemented.</w:t>
-      </w:r>
-    </w:p>
-    <w:p>
-      <w:pPr>
-        <w:spacing w:after="140" w:line="252" w:lineRule="auto"/>
-      </w:pPr>
-      <w:r>
-        <w:t>The delivered scope is narrower, and in the one dimension we chose to go deep on, verified far more rigorously than the proposal required: a single intersection control policy, trained and evaluated on the simulator's ground truth vehicle state rather than a vision estimate, with no priority protocol, no fallback mode, and no cloud infrastructure. The vision layer, the emergency preemption logic, and the hosted deployment were not built.</w:t>
+          <w:rtl/>
+          <w:lang w:bidi="he-IL"/>
+        </w:rPr>
+      </w:pPr>
+      <w:r>
+        <w:rPr>
+          <w:i/>
+          <w:iCs/>
+          <w:sz w:val="20"/>
+          <w:szCs w:val="20"/>
+        </w:rPr>
+        <w:t>Figure 4.1: The updated deployment architecture, reflecting the transition to a trained PPO agent within the planned infrastructure.</w:t>
       </w:r>
     </w:p>
     <w:p>
@@ -6152,7 +6737,7 @@
         <w:pStyle w:val="Heading2"/>
         <w:spacing w:before="200" w:after="100"/>
       </w:pPr>
-      <w:bookmarkStart w:id="21" w:name="_Toc238496066"/>
+      <w:bookmarkStart w:id="21" w:name="_Toc239363909"/>
       <w:r>
         <w:t>4.2 Why the Scope Narrowed</w:t>
       </w:r>
@@ -6171,7 +6756,10 @@
         <w:spacing w:after="140" w:line="252" w:lineRule="auto"/>
       </w:pPr>
       <w:r>
-        <w:t>The second factor was circumstantial. During the project both team members were called up for military reserves, which is compulsory once summoned and cannot be deferred, removing a significant and unpredictable block of development time without notice. Faced with a real reduction in available time, we chose to protect the depth of the reinforcement learning work already underway rather than spread the remaining time across perception, tracking, priority logic, and cloud infrastructure and finish none of them to a demonstrable standard. We see the work as two phases of the same project: the decision making component, which we completed and evaluated rigorously, and the simulation to reality deployment layer, which remains the next phase rather than an abandoned attempt.</w:t>
+        <w:t>The second factor was circumstantial. During the project both team members were called up for military reserves, which is compulsory once summoned and cannot be deferred, removing a significant and unpredictable block of development time without notice. Faced with a real reduction in available time, we chose to protect the depth of the reinforcement learning work already underway rather than spread the remaining time across perception, tracking, priority logic, and physical hardware deployment, and finish none of them to a demonstrable standard. We see the work as two phases of the same project: the decision-making component, which we completed and evaluated rigorously, and the simulation-to-reality deployment layer, which remains the next phase rather than an abandoned attempt</w:t>
+      </w:r>
+      <w:r>
+        <w:t>.</w:t>
       </w:r>
     </w:p>
     <w:p>
@@ -6179,35 +6767,44 @@
         <w:pStyle w:val="Heading2"/>
         <w:spacing w:before="200" w:after="100"/>
       </w:pPr>
-      <w:bookmarkStart w:id="22" w:name="_Toc238496067"/>
+      <w:bookmarkStart w:id="22" w:name="_Toc239363910"/>
+      <w:r>
+        <w:t>4.3 Changing the Algorithm, DQN to PPO</w:t>
+      </w:r>
+      <w:bookmarkEnd w:id="22"/>
+    </w:p>
+    <w:p>
+      <w:pPr>
+        <w:spacing w:after="140" w:line="252" w:lineRule="auto"/>
+        <w:rPr>
+          <w:lang w:val="en-US"/>
+        </w:rPr>
+      </w:pPr>
+      <w:r>
+        <w:t xml:space="preserve">We also changed which reinforcement learning algorithm served as the primary approach. An earlier DQN implementation exists in the codebase, working on the same ground truth state </w:t>
+      </w:r>
       <w:r>
         <w:lastRenderedPageBreak/>
-        <w:t>4.3 Changing the Algorithm, DQN to PPO</w:t>
-      </w:r>
-      <w:bookmarkEnd w:id="22"/>
-    </w:p>
-    <w:p>
-      <w:pPr>
-        <w:spacing w:after="140" w:line="252" w:lineRule="auto"/>
-      </w:pPr>
-      <w:r>
-        <w:t>We also changed which reinforcement learning algorithm served as the primary approach. An earlier DQN implementation exists in the codebase, working on the same ground truth state rather than vision input, with its own environment, a much more complex multi term reward, and its own training pipeline.</w:t>
-      </w:r>
-    </w:p>
-    <w:p>
-      <w:pPr>
-        <w:spacing w:after="140" w:line="252" w:lineRule="auto"/>
-      </w:pPr>
-      <w:r>
-        <w:t>We evaluated the DQN implementation against a fixed time baseline many times during its development, and the full log survives in the project data files. The log shows not simply that DQN was worse than PPO, but that its result varied too much between runs to be trusted. Thirty four logged runs exist, excluding a thirty fifth synthetic sanity check, all on the same fixed seed and spanning three intersection configurations over roughly three weeks. Improvement over the baseline ranges from effectively eliminating waiting time, at 99.6% better, to producing roughly 1,380 times more total waiting time than doing nothing, about negative 137,858%. The median run, at 34.8% better, looks respectable on its own. The mean is negative 4,046%, pulled there by a few catastrophic outliers. A metric whose mean and median disagree this violently does not describe a dependable controller.</w:t>
-      </w:r>
-    </w:p>
-    <w:p>
-      <w:pPr>
-        <w:spacing w:after="140" w:line="252" w:lineRule="auto"/>
-      </w:pPr>
-      <w:r>
-        <w:t>Figure 4.2 plots every logged evaluation in chronological order. Each dot is one real test at a different point in development, and the vertical axis is percent improvement over the fixed timer, on a log scale so the good and the extremely bad results fit on one chart. Blue beat the baseline, red did worse, and gray was logged with exactly zero waiting time, which we treat as a failed run rather than a perfect result. Good results and severe failures sit side by side throughout, the opposite of the steady pattern the PPO charts show in Chapter 5.</w:t>
+        <w:t>rather than vision input, with its own environment, a much more complex multi-term reward, and its own training pipeline.</w:t>
+      </w:r>
+    </w:p>
+    <w:p>
+      <w:pPr>
+        <w:spacing w:after="140" w:line="252" w:lineRule="auto"/>
+        <w:rPr>
+          <w:lang w:val="en-US"/>
+        </w:rPr>
+      </w:pPr>
+      <w:r>
+        <w:t>The log demonstrates not simply that DQN was inferior to PPO, but that its performance varied too drastically between runs to be dependable. Thirty-four logged runs exist, excluding a thirty-fifth synthetic sanity check, all on the same fixed seed and spanning three intersection configurations over roughly three weeks. Improvement over the baseline ranged from effectively eliminating waiting time (99.6% better) to catastrophic failures where the agent caused severe gridlock and unacceptably long waiting times. While the median run showed a respectable 34.8% improvement, the mean was severely skewed by these extreme outliers. A metric where the mean and median diverge so drastically indicates a highly unstable controller.</w:t>
+      </w:r>
+    </w:p>
+    <w:p>
+      <w:pPr>
+        <w:spacing w:after="140" w:line="252" w:lineRule="auto"/>
+      </w:pPr>
+      <w:r>
+        <w:t>Figure 4.2 plots every logged evaluation of the DQN implementation in chronological order. Each dot represents a real test at a different point in development, with the vertical axis showing the percentage improvement over the fixed-time baseline. To accommodate severe outliers without distorting the scale, the graph utilizes a symmetric logarithmic scale (symlog), placing catastrophic failures at the lower boundary. Blue points indicate performance superior to the baseline, red points indicate inferior performance, and gray points represent runs logged with zero waiting time, which are treated as failed evaluations rather than optimal results. Good outcomes and severe failures sit side by side throughout. Due to this extreme instability, we abandoned DQN and selected PPO as our final, stable version, which demonstrates the consistent pattern detailed in Chapter 5.</w:t>
       </w:r>
     </w:p>
     <w:p>
@@ -6262,35 +6859,38 @@
     <w:p>
       <w:pPr>
         <w:spacing w:after="140" w:line="252" w:lineRule="auto"/>
-      </w:pPr>
-      <w:r>
         <w:rPr>
           <w:i/>
           <w:iCs/>
           <w:sz w:val="20"/>
           <w:szCs w:val="20"/>
-        </w:rPr>
-        <w:t>Figure 4.2: DQN evaluations against the fixed time baseline, in chronological order.</w:t>
-      </w:r>
-    </w:p>
-    <w:p>
-      <w:pPr>
-        <w:spacing w:after="140" w:line="252" w:lineRule="auto"/>
-      </w:pPr>
-      <w:r>
-        <w:t>By count rather than by extreme value, 23 of the 34 runs beat the baseline, 4 did worse, and 7 were logged with exactly zero waiting time. The worst case, at negative 137,858%, matches that run's own log recording 411 vehicles still stuck on the map at the time limit, which is genuine gridlock rather than a numerical artifact. We treat the seven zero waiting time entries as failed evaluations, not successes. No run was excluded from the chart or from these totals.</w:t>
-      </w:r>
-    </w:p>
-    <w:p>
-      <w:pPr>
-        <w:spacing w:after="140" w:line="252" w:lineRule="auto"/>
-      </w:pPr>
-      <w:r>
-        <w:t xml:space="preserve">This was not a controller we could put in charge of an intersection. The failure mode recurred: individual approaches were starved almost entirely in favor of others, with nothing in the agent's </w:t>
+          <w:rtl/>
+          <w:lang w:bidi="he-IL"/>
+        </w:rPr>
+      </w:pPr>
+      <w:r>
+        <w:rPr>
+          <w:i/>
+          <w:iCs/>
+          <w:sz w:val="20"/>
+          <w:szCs w:val="20"/>
+        </w:rPr>
+        <w:t>Figure 4.2: DQN evaluations against the fixed-time baseline, in chronological order.</w:t>
+      </w:r>
+    </w:p>
+    <w:p>
+      <w:pPr>
+        <w:spacing w:after="140" w:line="252" w:lineRule="auto"/>
+      </w:pPr>
+      <w:r>
+        <w:t xml:space="preserve">By count, 23 of the 34 runs beat the baseline, 4 performed worse, and 7 were logged with zero waiting time. The worst cases represent genuine gridlock, such as one run where 411 vehicles were stuck on the map at the time limit, rather than a numerical artifact. We treat the seven zero-waiting-time entries as failed evaluations, not successes. No run was excluded from the chart or from these totals. This failure mode recurred frequently: individual approaches were starved almost entirely in favor of others, with nothing in the agent's internal logic to recover, despite more than a dozen hand-tuned reward terms designed to prevent precisely this behavior. PPO's clipped updates proved far more resistant to the abrupt policy collapse detailed further in Chapter 7, and its action masking allowed us to rule out unsafe behavior structurally </w:t>
       </w:r>
       <w:r>
         <w:lastRenderedPageBreak/>
-        <w:t>own logic to recover, despite more than a dozen hand tuned reward terms meant to prevent exactly that. PPO's clipped updates proved much more resistant to the abrupt policy collapse we hit elsewhere (Chapter 7), and its action masking let us rule out unsafe behavior structurally rather than penalize it. The DQN implementation remains in the repository in full.</w:t>
+        <w:t>rather than through penalization. The DQN implementation remains fully accessible within the repository</w:t>
+      </w:r>
+      <w:r>
+        <w:t>.</w:t>
       </w:r>
     </w:p>
     <w:p>
@@ -6298,7 +6898,7 @@
         <w:pStyle w:val="Heading2"/>
         <w:spacing w:before="200" w:after="100"/>
       </w:pPr>
-      <w:bookmarkStart w:id="23" w:name="_Toc238496068"/>
+      <w:bookmarkStart w:id="23" w:name="_Toc239363911"/>
       <w:r>
         <w:t>4.4 The Version History</w:t>
       </w:r>
@@ -6307,9 +6907,15 @@
     <w:p>
       <w:pPr>
         <w:spacing w:after="140" w:line="252" w:lineRule="auto"/>
-      </w:pPr>
-      <w:r>
-        <w:t>Development did not run in a straight line, and the actual sequence of iterations is reported here rather than smoothed over. Each version below is a training run started from random initialization rather than a continuation of the one before it, because changing the reward or observation definition partway through training and then resuming from a checkpoint corrupted the policy instead of improving it.</w:t>
+        <w:rPr>
+          <w:lang w:val="en-US"/>
+        </w:rPr>
+      </w:pPr>
+      <w:r>
+        <w:t>Development did not proceed in a straight line, and the actual chronological sequence of iterations is reported here without simplification. Consequently, the version numbers in the table appear non-sequential, reflecting our true experimental path where we frequently reverted to earlier architectural branches (such as rolling back from V6 to V3) after encountering dead ends. Each listed version represents a training run initialized from scratch rather than a continuation from a previous checkpoint, as altering reward or observation definitions mid-training and resuming from an existing checkpoint corrupted the policy instead of improving it</w:t>
+      </w:r>
+      <w:r>
+        <w:t>.</w:t>
       </w:r>
     </w:p>
     <w:tbl>
@@ -6795,7 +7401,10 @@
         <w:spacing w:after="140" w:line="252" w:lineRule="auto"/>
       </w:pPr>
       <w:r>
-        <w:t>The project version history document records what changed between versions and why. The table above is the condensed form.</w:t>
+        <w:t>The project version history documentation records every incremental change and its underlying rationale, while the table above provides the condensed summary</w:t>
+      </w:r>
+      <w:r>
+        <w:t>.</w:t>
       </w:r>
     </w:p>
     <w:p>
@@ -6803,7 +7412,7 @@
         <w:pStyle w:val="Heading2"/>
         <w:spacing w:before="200" w:after="100"/>
       </w:pPr>
-      <w:bookmarkStart w:id="24" w:name="_Toc238496069"/>
+      <w:bookmarkStart w:id="24" w:name="_Toc239363912"/>
       <w:r>
         <w:t>4.5 How We Worked</w:t>
       </w:r>
@@ -6811,49 +7420,60 @@
     </w:p>
     <w:p>
       <w:pPr>
-        <w:spacing w:after="140" w:line="252" w:lineRule="auto"/>
-      </w:pPr>
-      <w:r>
-        <w:t>The project was steered through frequent review sessions in which we demonstrated the agent live rather than describing it in a written status report. This is the main reason the graphical comparison tools exist: picking a model, a scenario, and a seed, including one supplied on the spot, then watching the result immediately, demonstrates progress far better than a table of figures.</w:t>
-      </w:r>
-    </w:p>
-    <w:p>
-      <w:pPr>
-        <w:spacing w:after="140" w:line="252" w:lineRule="auto"/>
-      </w:pPr>
+        <w:rPr>
+          <w:rtl/>
+          <w:lang w:bidi="he-IL"/>
+        </w:rPr>
+      </w:pPr>
+      <w:r>
+        <w:t xml:space="preserve">The project was steered through frequent review sessions in which we demonstrated the agent live. This is the primary reason the graphical comparison tools exist: selecting a model, a scenario, and a seed, including one supplied on the spot, and observing the outcome immediately provided intuitive insights into the agent's actual behavior. However, because visual observation alone is insufficient for formal documentation, these live demonstrations were systematically backed by comprehensive numerical results and data tables to ensure rigorous, verifiable evaluation. Once V8 outperformed every baseline, the emphasis shifted from </w:t>
+      </w:r>
       <w:r>
         <w:lastRenderedPageBreak/>
-        <w:t>Once V8 beat every baseline, the emphasis shifted from improving performance to establishing how confidently that performance could be claimed. Chapter 6 documents the evaluation process that followed.</w:t>
+        <w:t>improving performance to establishing how confidently that performance could be claimed. Chapter 6 documents the evaluation process that followed</w:t>
+      </w:r>
+      <w:r>
+        <w:t>.</w:t>
       </w:r>
     </w:p>
     <w:p>
       <w:pPr>
         <w:pStyle w:val="Heading1"/>
         <w:spacing w:before="260" w:after="130"/>
+        <w:rPr>
+          <w:rFonts w:hint="cs"/>
+          <w:rtl/>
+          <w:lang w:val="en-US"/>
+        </w:rPr>
       </w:pPr>
       <w:bookmarkStart w:id="25" w:name="_Toc238496070"/>
+      <w:bookmarkStart w:id="26" w:name="_Toc239363913"/>
       <w:r>
         <w:t>5. Results</w:t>
       </w:r>
       <w:bookmarkEnd w:id="25"/>
+      <w:bookmarkEnd w:id="26"/>
     </w:p>
     <w:p>
       <w:pPr>
         <w:pStyle w:val="Heading2"/>
         <w:spacing w:before="200" w:after="100"/>
       </w:pPr>
-      <w:bookmarkStart w:id="26" w:name="_Toc238496071"/>
+      <w:bookmarkStart w:id="27" w:name="_Toc239363914"/>
       <w:r>
         <w:t>5.1 The Headline Result</w:t>
       </w:r>
-      <w:bookmarkEnd w:id="26"/>
-    </w:p>
-    <w:p>
-      <w:pPr>
-        <w:spacing w:after="140" w:line="252" w:lineRule="auto"/>
-      </w:pPr>
-      <w:r>
-        <w:t>The project's central goal, an agent that beats fixed time control across light, moderate, and heavy traffic, was achieved and independently verified. Our champion agent reduces total waiting time by roughly 50% in light traffic, 36% in moderate traffic, and 8% in heavy traffic, each measured against the best fixed time baseline for that condition. Under the most rigorous test we ran, described in Chapter 6, it beat all three baselines in 53 of 60 cases, or 88.3%. Its remaining losses were narrow single digit misses against the toughest baseline in light traffic, not broad failures.</w:t>
+      <w:bookmarkEnd w:id="27"/>
+    </w:p>
+    <w:p>
+      <w:pPr>
+        <w:spacing w:after="140" w:line="252" w:lineRule="auto"/>
+      </w:pPr>
+      <w:r>
+        <w:t>The project's central goal, developing an agent that outperforms fixed-time control across light, moderate, and heavy traffic, was achieved and independently verified. Our champion agent reduces total waiting time by roughly 50% in light traffic, 36% in moderate traffic, and 8% in heavy traffic, each measured against the best fixed-time baseline for that condition. Under the most rigorous test we conducted, described in Chapter 6, it outperformed all three baselines in 53 of 60 evaluation cases (88.3%). Its remaining losses were narrow, single-digit margins against the toughest baseline in light traffic, rather than systemic failures</w:t>
+      </w:r>
+      <w:r>
+        <w:t>.</w:t>
       </w:r>
     </w:p>
     <w:p>
@@ -6861,26 +7481,29 @@
         <w:pStyle w:val="Heading2"/>
         <w:spacing w:before="200" w:after="100"/>
       </w:pPr>
-      <w:bookmarkStart w:id="27" w:name="_Toc238496072"/>
+      <w:bookmarkStart w:id="28" w:name="_Toc239363915"/>
       <w:r>
         <w:t>5.2 The Evidence</w:t>
       </w:r>
-      <w:bookmarkEnd w:id="27"/>
-    </w:p>
-    <w:p>
-      <w:pPr>
-        <w:spacing w:after="140" w:line="252" w:lineRule="auto"/>
-      </w:pPr>
-      <w:r>
-        <w:t>The three figures below show that evidence directly. In each, our agent is measured against ordinary fixed timer signals, and lower means less waiting time, so a line below the fixed timer lines means our agent is winning.</w:t>
-      </w:r>
-    </w:p>
-    <w:p>
-      <w:pPr>
-        <w:spacing w:after="140" w:line="252" w:lineRule="auto"/>
-      </w:pPr>
-      <w:r>
-        <w:t>Figure 5.1 plots total waiting time at every checkpoint of our champion agent against the three baselines, with one independently drawn seed and scenario per checkpoint. The axis uses a log scale only so light and heavy traffic can share one chart. The agent starts roughly level with the fixed timers, drops sharply within the first few hundred thousand steps, then stays below all three for the rest of training, in light, moderate, and heavy traffic alike, shown as solid, dashed, and dotted lines.</w:t>
+      <w:bookmarkEnd w:id="28"/>
+    </w:p>
+    <w:p>
+      <w:pPr>
+        <w:spacing w:after="140" w:line="252" w:lineRule="auto"/>
+        <w:rPr>
+          <w:rFonts w:hint="cs"/>
+        </w:rPr>
+      </w:pPr>
+      <w:r>
+        <w:t>The following three figures illustrate this evidence directly. In each chart, our agent is evaluated against ordinary fixed-time signals, where lower values indicate less waiting time. Consequently, a curve positioned below the fixed-timer baselines signifies superior performance.</w:t>
+      </w:r>
+    </w:p>
+    <w:p>
+      <w:pPr>
+        <w:spacing w:after="140" w:line="252" w:lineRule="auto"/>
+      </w:pPr>
+      <w:r>
+        <w:t>Figure 5.1 plots total waiting time across every checkpoint of our champion agent against the three baselines, utilizing one independently drawn seed and scenario per checkpoint. The logarithmic y-axis allows light and heavy traffic conditions to be visualized on a single chart. The agent begins with wait times comparable to or higher than the fixed timers, drops sharply within the first few hundred thousand steps, and remains below all three baselines for the remainder of training across light, moderate, and heavy traffic (represented by solid, dashed, and dotted lines respectively).</w:t>
       </w:r>
     </w:p>
     <w:p>
@@ -6951,7 +7574,14 @@
         <w:spacing w:after="140" w:line="252" w:lineRule="auto"/>
       </w:pPr>
       <w:r>
-        <w:t>Figure 5.2 reduces those 60 checkpoints to one number each, percent improvement over the Fixed_60s baseline, split by traffic condition. A dot above the zero line means the agent won at that point in training, below means it lost. Apart from two checkpoints in the first half million steps, nearly every dot sits above the line. This is the direct evidence behind the 88.3% win rate, and the contrast with Figure 4.2, where losing results keep reappearing, is deliberate.</w:t>
+        <w:t xml:space="preserve">Figure 5.2 condenses these 60 checkpoints into a single metric per checkpoint: the percentage improvement over the Fixed_60s baseline, segmented by traffic condition. A data point positioned above the zero line indicates that the agent outperformed the baseline at that training stage, while a point below indicates underperformance. Aside from extreme negative outliers in the initial stages of training, nearly every point resides above the zero line. This </w:t>
+      </w:r>
+      <w:r>
+        <w:lastRenderedPageBreak/>
+        <w:t>provides direct empirical evidence for the 88.3% win rate. The sharp contrast with Figure 4.2, where underperforming runs recurred frequently, highlights the stability of the final approach</w:t>
+      </w:r>
+      <w:r>
+        <w:t>.</w:t>
       </w:r>
     </w:p>
     <w:p>
@@ -6963,7 +7593,6 @@
         <w:rPr>
           <w:noProof/>
         </w:rPr>
-        <w:lastRenderedPageBreak/>
         <w:drawing>
           <wp:inline distT="0" distB="0" distL="0" distR="0" wp14:anchorId="1B75F74B" wp14:editId="179CC07B">
             <wp:extent cx="5429250" cy="2324100"/>
@@ -7023,7 +7652,10 @@
         <w:spacing w:after="140" w:line="252" w:lineRule="auto"/>
       </w:pPr>
       <w:r>
-        <w:t>Figure 5.3 repeats the comparison for moderate traffic alone on an ordinary axis, which shows the shape of the improvement more directly than a log scale. The agent line starts far above the fixed timers, then falls sharply and settles below all of them for the rest of training.</w:t>
+        <w:t>Figure 5.3 replots the comparison for moderate traffic alone on a linear axis, illustrating the trajectory of improvement more intuitively than a logarithmic scale. The agent's curve begins well above the fixed timers, decreases sharply, and stabilizes below all baseline configurations for the remainder of the training duration</w:t>
+      </w:r>
+      <w:r>
+        <w:t>.</w:t>
       </w:r>
     </w:p>
     <w:p>
@@ -7094,18 +7726,25 @@
         <w:pStyle w:val="Heading2"/>
         <w:spacing w:before="200" w:after="100"/>
       </w:pPr>
-      <w:bookmarkStart w:id="28" w:name="_Toc238496073"/>
+      <w:bookmarkStart w:id="29" w:name="_Toc239363916"/>
       <w:r>
         <w:t>5.3 Investigating the Heavy Traffic Gap</w:t>
       </w:r>
-      <w:bookmarkEnd w:id="28"/>
-    </w:p>
-    <w:p>
-      <w:pPr>
-        <w:spacing w:after="140" w:line="252" w:lineRule="auto"/>
-      </w:pPr>
-      <w:r>
-        <w:t>We investigated the remaining gap in heavy traffic rather than leaving it unexplained. Our hypothesis was that the sensing limit saturates the observation under heavy demand, with every input near its maximum and the policy unable to tell one congested state from another. We tested this directly by training an otherwise identical agent with a richer, non saturating encoding of the same information. It performed identically, checkpoint for checkpoint. We conclude the gap is a demand ceiling, queueing behavior as arrivals approach the physical capacity of the intersection, not a perception limit. Closing it further would require coordinating with neighboring intersections.</w:t>
+      <w:bookmarkEnd w:id="29"/>
+    </w:p>
+    <w:p>
+      <w:pPr>
+        <w:spacing w:after="140" w:line="252" w:lineRule="auto"/>
+      </w:pPr>
+      <w:r>
+        <w:t xml:space="preserve">We investigated the remaining performance gap under heavy traffic conditions rather than leaving it unexplained. Our initial hypothesis was that the sensing limit saturated the observation space under heavy demand, leaving every input near its maximum and preventing the agent from distinguishing one congested state from another. We tested this directly by training an otherwise identical agent with a richer, non-saturating encoding of the same observational data. It performed identically, checkpoint for checkpoint. We therefore conclude that the performance gap constitutes a demand ceiling, reflecting queuing dynamics as arrival rates </w:t>
+      </w:r>
+      <w:r>
+        <w:lastRenderedPageBreak/>
+        <w:t>approach the physical capacity of the intersection, rather than a limitation in perception. Closing this remaining gap further would necessitate coordination with neighboring intersections</w:t>
+      </w:r>
+      <w:r>
+        <w:t>.</w:t>
       </w:r>
     </w:p>
     <w:p>
@@ -7113,22 +7752,36 @@
         <w:pStyle w:val="Heading2"/>
         <w:spacing w:before="200" w:after="100"/>
       </w:pPr>
-      <w:bookmarkStart w:id="29" w:name="_Toc238496074"/>
+      <w:bookmarkStart w:id="30" w:name="_Toc239363917"/>
       <w:r>
         <w:t>5.4 Does Training Longer Help?</w:t>
       </w:r>
-      <w:bookmarkEnd w:id="29"/>
-    </w:p>
-    <w:p>
-      <w:pPr>
-        <w:spacing w:after="140" w:line="252" w:lineRule="auto"/>
-      </w:pPr>
-      <w:r>
-        <w:t xml:space="preserve">A second, unplanned result concerns training length. Training longer does not reliably help. An agent trained from scratch for twice the original step budget scored 77.4% under the same </w:t>
-      </w:r>
-      <w:r>
-        <w:lastRenderedPageBreak/>
-        <w:t>evaluation, against 88.3% for the original champion, despite twice the experience. The checkpoint history shows why. Even at 99% of the schedule, individual checkpoints sat between much better neighbors ten thousand steps away, which points to a fixed, non decaying exploration coefficient still disturbing the policy rather than to a shortage of training time. A second collapse also appeared partway through the longer run. Part of the cause is how the learning rate schedule is defined relative to the requested run length, and the rest is most likely that non decaying exploration setting. Both are concrete design choices we can fix, not a ceiling on the approach.</w:t>
+      <w:bookmarkEnd w:id="30"/>
+    </w:p>
+    <w:p>
+      <w:pPr>
+        <w:rPr>
+          <w:rtl/>
+          <w:lang w:val="en-US"/>
+        </w:rPr>
+      </w:pPr>
+      <w:r>
+        <w:t>A second, unplanned observation concerns training duration: simply training for additional steps does not guarantee improved performance and can actively degrade it. An agent trained from scratch for twice the original step budget achieved 77.4% under the same evaluation, compared to 88.3% for the original champion model, despite processing twice the volume of experience.</w:t>
+      </w:r>
+      <w:r>
+        <w:rPr>
+          <w:lang w:val="en-US"/>
+        </w:rPr>
+        <w:br/>
+      </w:r>
+      <w:r>
+        <w:rPr>
+          <w:lang w:val="en-US"/>
+        </w:rPr>
+        <w:br/>
+      </w:r>
+      <w:r>
+        <w:t>The checkpoint history explains this performance drop. Instead of converging stably, consecutive checkpoints exhibited high variance in quality even at 99% of the training schedule. We identified two primary causes for this instability. First, a fixed, non-decaying exploration coefficient continued to inject noise into the policy late in the training process, preventing the agent from fully exploiting its learned behavior. Second, the learning rate decay schedule was scaled to the requested run length; extending the total duration meant the learning rate remained relatively high for a longer absolute period, which triggered severe policy collapses mid-training. Both issues stem from concrete hyperparameter design choices that can be adjusted, rather than a fundamental algorithmic limitation.</w:t>
       </w:r>
     </w:p>
     <w:p>
@@ -7136,18 +7789,33 @@
         <w:pStyle w:val="Heading2"/>
         <w:spacing w:before="200" w:after="100"/>
       </w:pPr>
-      <w:bookmarkStart w:id="30" w:name="_Toc238496075"/>
-      <w:r>
-        <w:t>5.5 Did We Meet Our Phase A Metrics?</w:t>
-      </w:r>
-      <w:bookmarkEnd w:id="30"/>
-    </w:p>
-    <w:p>
-      <w:pPr>
-        <w:spacing w:after="140" w:line="252" w:lineRule="auto"/>
-      </w:pPr>
-      <w:r>
-        <w:t>The Phase A proposal defined six quantitative success criteria. We report against all six, including the ones the delivered scope did not address.</w:t>
+      <w:r>
+        <w:rPr>
+          <w:lang w:val="en-US"/>
+        </w:rPr>
+        <w:br/>
+      </w:r>
+      <w:bookmarkStart w:id="31" w:name="_Toc239363918"/>
+      <w:r>
+        <w:t xml:space="preserve">5.5 Did We Meet Our </w:t>
+      </w:r>
+      <w:r>
+        <w:t>goals</w:t>
+      </w:r>
+      <w:r>
+        <w:t>?</w:t>
+      </w:r>
+      <w:bookmarkEnd w:id="31"/>
+    </w:p>
+    <w:p>
+      <w:pPr>
+        <w:spacing w:after="140" w:line="252" w:lineRule="auto"/>
+      </w:pPr>
+      <w:r>
+        <w:t>The Phase A proposal defined six quantitative success criteria. We report all six, including the ones the delivered scope did not address</w:t>
+      </w:r>
+      <w:r>
+        <w:t>.</w:t>
       </w:r>
     </w:p>
     <w:tbl>
@@ -7314,7 +7982,7 @@
                 <w:sz w:val="20"/>
                 <w:szCs w:val="20"/>
               </w:rPr>
-              <w:t>Not separately measured. Our evaluation reports total waiting time rather than maximum queue length as the primary metric</w:t>
+              <w:t>Not measured directly. Total waiting time was utilized instead as the primary congestion metric.</w:t>
             </w:r>
           </w:p>
         </w:tc>
@@ -7501,7 +8169,10 @@
         <w:spacing w:after="140" w:line="252" w:lineRule="auto"/>
       </w:pPr>
       <w:r>
-        <w:t>The one criterion that concerned the control policy itself, at least 20% less average waiting time than a fixed time baseline, was exceeded in two of the three conditions. The condition where it was not, heavy traffic at 8%, was investigated rather than left unexplained (Section 5.3). The other five criteria concern the vision, priority protocol, and infrastructure components which, as Chapter 4 explains, were not built.</w:t>
+        <w:t>The first criterion, which concerned the control policy itself (at least a 20% reduction in average waiting time compared to a fixed-time baseline), was exceeded in two of the three conditions. The condition where it was not, heavy traffic at 8%, was investigated rather than left unexplained (Section 5.3). The other five criteria concern the vision, priority protocol, and infrastructure components which, as Chapter 4 explains, were not built</w:t>
+      </w:r>
+      <w:r>
+        <w:t>.</w:t>
       </w:r>
     </w:p>
     <w:p>
@@ -7509,18 +8180,22 @@
         <w:pStyle w:val="Heading1"/>
         <w:spacing w:before="260" w:after="130"/>
       </w:pPr>
-      <w:bookmarkStart w:id="31" w:name="_Toc238496076"/>
+      <w:bookmarkStart w:id="32" w:name="_Toc239363919"/>
       <w:r>
         <w:t>6. The Testing Process</w:t>
       </w:r>
-      <w:bookmarkEnd w:id="31"/>
-    </w:p>
-    <w:p>
-      <w:pPr>
-        <w:spacing w:after="140" w:line="252" w:lineRule="auto"/>
-      </w:pPr>
-      <w:r>
-        <w:t>Every number in Chapter 5 rests on the evaluation process described here. We treat it as a contribution in its own right, because the main risk in work like this is not an agent that fails visibly, but one that produces good summary statistics without being dependable.</w:t>
+      <w:bookmarkEnd w:id="32"/>
+    </w:p>
+    <w:p>
+      <w:pPr>
+        <w:spacing w:after="140" w:line="252" w:lineRule="auto"/>
+      </w:pPr>
+      <w:r>
+        <w:lastRenderedPageBreak/>
+        <w:t>Every result reported in Chapter 5 is based on the evaluation process described here. We treat this testing framework as an independent contribution, because the primary risk in this domain is an agent yielding favorable summary statistics without true dependability</w:t>
+      </w:r>
+      <w:r>
+        <w:t>.</w:t>
       </w:r>
     </w:p>
     <w:p>
@@ -7528,22 +8203,21 @@
         <w:pStyle w:val="Heading2"/>
         <w:spacing w:before="200" w:after="100"/>
       </w:pPr>
-      <w:bookmarkStart w:id="32" w:name="_Toc238496077"/>
+      <w:bookmarkStart w:id="33" w:name="_Toc239363920"/>
       <w:r>
         <w:t>6.1 Verifying the Simulator Is Deterministic</w:t>
       </w:r>
-      <w:bookmarkEnd w:id="32"/>
-    </w:p>
-    <w:p>
-      <w:pPr>
-        <w:spacing w:after="140" w:line="252" w:lineRule="auto"/>
-      </w:pPr>
-      <w:r>
-        <w:t xml:space="preserve">Before relying on any comparison between controllers, we verified rather than assumed that SUMO's vehicle generation is deterministic. The same seed produces a bit for bit identical stream of vehicles whichever controller drives the signal, across separate processes and across </w:t>
-      </w:r>
-      <w:r>
-        <w:lastRenderedPageBreak/>
-        <w:t>different days. This is what makes a paired comparison meaningful, since any difference must then come from the controller rather than from easier traffic in one run.</w:t>
+      <w:bookmarkEnd w:id="33"/>
+    </w:p>
+    <w:p>
+      <w:pPr>
+        <w:spacing w:after="140" w:line="252" w:lineRule="auto"/>
+      </w:pPr>
+      <w:r>
+        <w:t>Before relying on any comparative analysis between controllers, we verified that SUMO's vehicle generation is strictly deterministic. We confirmed that identical random seeds produce the exact same stream of vehicles regardless of the active controller, execution process, or day</w:t>
+      </w:r>
+      <w:r>
+        <w:t xml:space="preserve">. </w:t>
       </w:r>
     </w:p>
     <w:p>
@@ -7551,18 +8225,21 @@
         <w:pStyle w:val="Heading2"/>
         <w:spacing w:before="200" w:after="100"/>
       </w:pPr>
-      <w:bookmarkStart w:id="33" w:name="_Toc238496078"/>
+      <w:bookmarkStart w:id="34" w:name="_Toc239363921"/>
       <w:r>
         <w:t>6.2 How Our Evaluation Methodology Escalated</w:t>
       </w:r>
-      <w:bookmarkEnd w:id="33"/>
-    </w:p>
-    <w:p>
-      <w:pPr>
-        <w:spacing w:after="140" w:line="252" w:lineRule="auto"/>
-      </w:pPr>
-      <w:r>
-        <w:t>We escalated verification rigor in three stages, each prompted by a specific limitation of the one before it.</w:t>
+      <w:bookmarkEnd w:id="34"/>
+    </w:p>
+    <w:p>
+      <w:pPr>
+        <w:spacing w:after="140" w:line="252" w:lineRule="auto"/>
+      </w:pPr>
+      <w:r>
+        <w:t>We escalated our verification rigor through three distinct stages, each prompted by a specific limitation of the preceding approach</w:t>
+      </w:r>
+      <w:r>
+        <w:t>:</w:t>
       </w:r>
     </w:p>
     <w:p>
@@ -7575,7 +8252,10 @@
         <w:spacing w:after="90" w:line="252" w:lineRule="auto"/>
       </w:pPr>
       <w:r>
-        <w:t>Two fixed seeds during early development. Enough to show whether a change had any effect, not enough to claim one version beats another.</w:t>
+        <w:t>Two fixed seeds during early development: Sufficient for determining whether an architectural change had any measurable effect, but inadequate for claiming superiority</w:t>
+      </w:r>
+      <w:r>
+        <w:t>.</w:t>
       </w:r>
     </w:p>
     <w:p>
@@ -7588,7 +8268,10 @@
         <w:spacing w:after="90" w:line="252" w:lineRule="auto"/>
       </w:pPr>
       <w:r>
-        <w:t>Five, then fifty independently drawn seeds, once a comparison needed more confidence than two runs could give.</w:t>
+        <w:t>Five, and subsequently fifty, independently drawn seeds: Implemented once comparisons required higher statistical confidence</w:t>
+      </w:r>
+      <w:r>
+        <w:t>.</w:t>
       </w:r>
     </w:p>
     <w:p>
@@ -7601,7 +8284,10 @@
         <w:spacing w:after="90" w:line="252" w:lineRule="auto"/>
       </w:pPr>
       <w:r>
-        <w:t>Every saved checkpoint evaluated against its own independently drawn seed and scenario, with no reuse, no selection, and no unfavorable result excluded.</w:t>
+        <w:t>Every saved checkpoint evaluated against its own independently drawn seed and scenario: Utilized with no reuse, no selection of favorable outcomes, and no exclusion of negative results</w:t>
+      </w:r>
+      <w:r>
+        <w:t>.</w:t>
       </w:r>
     </w:p>
     <w:p>
@@ -7609,34 +8295,43 @@
         <w:pStyle w:val="Heading2"/>
         <w:spacing w:before="200" w:after="100"/>
       </w:pPr>
-      <w:bookmarkStart w:id="34" w:name="_Toc238496079"/>
+      <w:bookmarkStart w:id="35" w:name="_Toc239363922"/>
       <w:r>
         <w:t>6.3 The Final, Unfiltered Methodology</w:t>
       </w:r>
-      <w:bookmarkEnd w:id="34"/>
-    </w:p>
-    <w:p>
-      <w:pPr>
-        <w:spacing w:after="140" w:line="252" w:lineRule="auto"/>
-      </w:pPr>
-      <w:r>
-        <w:t>A checkpoint is a saved copy of the agent's weights, written automatically every 100,000 steps, so a six million step run produces 60 of them. That gives an evenly spaced record of progress from start to finish rather than only the final state. The final method evaluates all 60, each against its own seed and scenario, and reports every outcome.</w:t>
-      </w:r>
-    </w:p>
-    <w:p>
-      <w:pPr>
-        <w:spacing w:after="140" w:line="252" w:lineRule="auto"/>
-      </w:pPr>
-      <w:r>
-        <w:t>This is what lets us say, with real confidence rather than as a headline figure, that our champion agent beats all three baselines in 53 of 60 independent evaluations, or 88.3%, and that its losses are narrow single digit misses against the toughest baseline in light traffic rather than the systematic failures earlier versions showed. Applying the same method to a second run of the identical recipe gave one of the project's more useful negative results, reported in Section 5.4: a repeat run does not reliably reproduce the quality of the first.</w:t>
-      </w:r>
-    </w:p>
-    <w:p>
-      <w:pPr>
-        <w:spacing w:after="140" w:line="252" w:lineRule="auto"/>
-      </w:pPr>
-      <w:r>
-        <w:t>The raw output is kept in the repository, so any claim in Chapter 5 can be checked against the per checkpoint numbers behind it. Running this many episodes only became practical after we added an early exit condition, stopping an episode once no vehicle remains and none are expected, which cut typical evaluation time by roughly seven to eight times with no change to the results.</w:t>
+      <w:bookmarkEnd w:id="35"/>
+    </w:p>
+    <w:p>
+      <w:pPr>
+        <w:spacing w:after="140" w:line="252" w:lineRule="auto"/>
+        <w:rPr>
+          <w:rFonts w:hint="cs"/>
+        </w:rPr>
+      </w:pPr>
+      <w:r>
+        <w:t>A checkpoint represents a saved snapshot of the agent's weights, automatically recorded every 100,000 steps. Consequently, a six-million-step training run yields 60 distinct test cases. This methodology provides an evenly spaced developmental record rather than restricting observation to the final state. The final evaluation protocol assesses all 60 test cases, each paired with a unique, independently drawn seed and scenario, and reports every single outcome without filtering.</w:t>
+      </w:r>
+    </w:p>
+    <w:p>
+      <w:pPr>
+        <w:spacing w:after="140" w:line="252" w:lineRule="auto"/>
+        <w:rPr>
+          <w:rFonts w:hint="cs"/>
+        </w:rPr>
+      </w:pPr>
+      <w:r>
+        <w:t>This rigorous evaluation demonstrates that our champion agent outperforms all three baselines in 53 out of 60 independent evaluations (88.3%). The remaining losses consist of narrow, single-digit margins against the toughest baseline in light traffic, rather than the systemic failures exhibited by earlier versions. Applying this identical evaluation protocol to a secondary training run of the exact same recipe yielded one of the project's most valuable negative findings, detailed in Section 5.4: a repeated training run does not reliably reproduce the peak quality of the first.</w:t>
+      </w:r>
+    </w:p>
+    <w:p>
+      <w:pPr>
+        <w:spacing w:after="140" w:line="252" w:lineRule="auto"/>
+      </w:pPr>
+      <w:r>
+        <w:t>The raw evaluation output is permanently stored within the repository, allowing any claim in Chapter 5 to be directly verified. Executing this volume of evaluation episodes only became practical after integrating an early-exit condition, which terminates an episode automatically once all vehicles have cleared and no further arrivals are expected. This optimization reduced typical evaluation time by a factor of seven to eight without altering the resulting metrics</w:t>
+      </w:r>
+      <w:r>
+        <w:t>.</w:t>
       </w:r>
     </w:p>
     <w:p>
@@ -7644,18 +8339,21 @@
         <w:pStyle w:val="Heading1"/>
         <w:spacing w:before="260" w:after="130"/>
       </w:pPr>
-      <w:bookmarkStart w:id="35" w:name="_Toc238496080"/>
+      <w:bookmarkStart w:id="36" w:name="_Toc239363923"/>
       <w:r>
         <w:t>7. Challenges and How We Overcame Them</w:t>
       </w:r>
-      <w:bookmarkEnd w:id="35"/>
-    </w:p>
-    <w:p>
-      <w:pPr>
-        <w:spacing w:after="140" w:line="252" w:lineRule="auto"/>
-      </w:pPr>
-      <w:r>
-        <w:t>Several problems recurred during development. Most are general lessons about applied reinforcement learning rather than quirks of this intersection.</w:t>
+      <w:bookmarkEnd w:id="36"/>
+    </w:p>
+    <w:p>
+      <w:pPr>
+        <w:spacing w:after="140" w:line="252" w:lineRule="auto"/>
+      </w:pPr>
+      <w:r>
+        <w:t>Several challenges recurred throughout the development process. Rather than being isolated idiosyncrasies of the specific intersection model, these issues offer general insights into applied reinforcement learning</w:t>
+      </w:r>
+      <w:r>
+        <w:t>.</w:t>
       </w:r>
     </w:p>
     <w:p>
@@ -7663,18 +8361,22 @@
         <w:pStyle w:val="Heading2"/>
         <w:spacing w:before="200" w:after="100"/>
       </w:pPr>
-      <w:bookmarkStart w:id="36" w:name="_Toc238496081"/>
-      <w:r>
+      <w:bookmarkStart w:id="37" w:name="_Toc239363924"/>
+      <w:r>
+        <w:lastRenderedPageBreak/>
         <w:t>7.1 Reward Hacking via Simulator Artifacts</w:t>
       </w:r>
-      <w:bookmarkEnd w:id="36"/>
-    </w:p>
-    <w:p>
-      <w:pPr>
-        <w:spacing w:after="140" w:line="252" w:lineRule="auto"/>
-      </w:pPr>
-      <w:r>
-        <w:t>The first working version looked exceptional until we examined how. It was starving selected lanes long enough that SUMO's teleportation safety feature, which removes vehicles stationary for an implausible period so the simulation does not deadlock, deleted those vehicles entirely. Waiting time charged to a vehicle that no longer exists is, to the reward function, waiting time that never happened. The fix was simple once found, disabling teleportation permanently, but finding it meant watching the agent's behavior directly rather than trusting the reward curve, which rose steadily the whole time.</w:t>
+      <w:bookmarkEnd w:id="37"/>
+    </w:p>
+    <w:p>
+      <w:pPr>
+        <w:spacing w:after="140" w:line="252" w:lineRule="auto"/>
+      </w:pPr>
+      <w:r>
+        <w:t>Initial iterations appeared deceptively successful. Further analysis revealed that the agent systematically starved specific lanes, triggering SUMO's built-in teleportation safety feature, a mechanism designed to remove vehicles stationary for implausible durations to prevent deadlocks. Because waiting time accumulated by a deleted vehicle is discarded by the reward function, the agent exploited this artifact to reduce measured waiting time without servicing traffic. Disabling the teleportation feature permanently resolved this issue, underscoring the necessity of directly observing agent behavior rather than relying solely on steadily increasing reward curves</w:t>
+      </w:r>
+      <w:r>
+        <w:t>.</w:t>
       </w:r>
     </w:p>
     <w:p>
@@ -7682,19 +8384,21 @@
         <w:pStyle w:val="Heading2"/>
         <w:spacing w:before="200" w:after="100"/>
       </w:pPr>
-      <w:bookmarkStart w:id="37" w:name="_Toc238496082"/>
+      <w:bookmarkStart w:id="38" w:name="_Toc239363925"/>
       <w:r>
         <w:t>7.2 A Dynamic Minimum Green Rule That Fired on the Wrong Signal</w:t>
       </w:r>
-      <w:bookmarkEnd w:id="37"/>
-    </w:p>
-    <w:p>
-      <w:pPr>
-        <w:spacing w:after="140" w:line="252" w:lineRule="auto"/>
-      </w:pPr>
-      <w:r>
-        <w:lastRenderedPageBreak/>
-        <w:t>One version let the agent switch before the minimum green interval whenever the active phase looked nearly empty, measured by live vehicle counts on that phase's lanes. This had a structural flaw. While a phase is green its vehicles are moving rather than halted, so a live count on a green phase reads as nearly empty almost by construction. Trained further against this bug, the agent committed to exploiting it. Some phases switched at the earliest possible moment every cycle, others held for the maximum, and starved phases accumulated waits over 17,000 seconds, the worst result in the project. Only an agent retrained from random initialization fixed it. That set the rule we applied afterwards: resuming training after a real rule change risks reinforcing a bug rather than correcting it.</w:t>
+      <w:bookmarkEnd w:id="38"/>
+    </w:p>
+    <w:p>
+      <w:pPr>
+        <w:spacing w:after="140" w:line="252" w:lineRule="auto"/>
+      </w:pPr>
+      <w:r>
+        <w:t>An intermediate version permitted the agent to override the minimum green interval whenever the active phase appeared underutilized, based on live vehicle counts. This introduced a structural flaw: active vehicles are in motion rather than queued, causing real-time counts on a green phase to register near zero by design. Prolonged training reinforced this behavior, leading to extreme policy degradation where certain phases switched immediately while others held to their maximum limits, resulting in cumulative wait times exceeding 17,000 seconds. Recovery required re-initializing training from scratch, establishing a critical rule: resuming training after a fundamental logic modification risks reinforcing bugs rather than rectifying them</w:t>
+      </w:r>
+      <w:r>
+        <w:t>.</w:t>
       </w:r>
     </w:p>
     <w:p>
@@ -7702,18 +8406,21 @@
         <w:pStyle w:val="Heading2"/>
         <w:spacing w:before="200" w:after="100"/>
       </w:pPr>
-      <w:bookmarkStart w:id="38" w:name="_Toc238496083"/>
+      <w:bookmarkStart w:id="39" w:name="_Toc239363926"/>
       <w:r>
         <w:t>7.3 A Reward with Almost No Gradient in Light Traffic</w:t>
       </w:r>
-      <w:bookmarkEnd w:id="38"/>
-    </w:p>
-    <w:p>
-      <w:pPr>
-        <w:spacing w:after="140" w:line="252" w:lineRule="auto"/>
-      </w:pPr>
-      <w:r>
-        <w:t>A version rewarded only on the reduction in total waiting time did acceptably in moderate and heavy traffic but could not learn light traffic at all. With few vehicles present, the change in total waiting time between decisions is near zero almost regardless of what the agent does, leaving almost no gradient in exactly the condition where it was needed. Adding a starvation penalty, which responds to how long a lane group's longest waiting vehicle has sat there rather than to an aggregate that stays near zero, gave a usable gradient under sparse demand, and light traffic performance improved by roughly a factor of fifteen.</w:t>
+      <w:bookmarkEnd w:id="39"/>
+    </w:p>
+    <w:p>
+      <w:pPr>
+        <w:spacing w:after="140" w:line="252" w:lineRule="auto"/>
+      </w:pPr>
+      <w:r>
+        <w:t>Formulating the reward exclusively around reductions in total system waiting time yielded acceptable performance under moderate and heavy traffic, but failed completely in sparse conditions. Under light demand, the delta in total waiting time between decision steps approaches zero regardless of the agent's action, providing virtually no learning gradient. Incorporating a starvation penalty, which evaluates the maximum waiting time within a lane group rather than aggregate metrics, established a viable gradient under sparse demand, improving light-traffic performance approximately fifteen-fold</w:t>
+      </w:r>
+      <w:r>
+        <w:t>.</w:t>
       </w:r>
     </w:p>
     <w:p>
@@ -7721,18 +8428,21 @@
         <w:pStyle w:val="Heading2"/>
         <w:spacing w:before="200" w:after="100"/>
       </w:pPr>
-      <w:bookmarkStart w:id="39" w:name="_Toc238496084"/>
+      <w:bookmarkStart w:id="40" w:name="_Toc239363927"/>
       <w:r>
         <w:t>7.4 The Camera Range Trade Off</w:t>
       </w:r>
-      <w:bookmarkEnd w:id="39"/>
-    </w:p>
-    <w:p>
-      <w:pPr>
-        <w:spacing w:after="140" w:line="252" w:lineRule="auto"/>
-      </w:pPr>
-      <w:r>
-        <w:t>Limiting the observation to a fixed distance from the stop line, to model a realistic sensor rather than an omniscient one, first caused a regression in heavy traffic. Queues extending past the sensing range were invisible, so the agent under reacted to congestion it could not see. We tested whether a richer, non saturating encoding of the same observation would compensate. It did not (Section 5.3), and we resolved the regression by extending the sensing range instead.</w:t>
+      <w:bookmarkEnd w:id="40"/>
+    </w:p>
+    <w:p>
+      <w:pPr>
+        <w:spacing w:after="140" w:line="252" w:lineRule="auto"/>
+      </w:pPr>
+      <w:r>
+        <w:t>Restricting observation to a fixed distance from the stop line to model realistic sensor limitations initially caused performance regressions under heavy traffic. Queues extending beyond the sensing range remained invisible, causing the agent to underreact to congestion. Testing a richer, non-saturating encoding of the same state space yielded no improvement (Section 5.3). The regression was successfully resolved by extending the sensing range to 150 meters. To maintain realism, this range was calibrated to the optimal visual capabilities of modern traffic cameras, ensuring reliance exclusively on standard hardware-detectable distances while preserving architectural compatibility</w:t>
+      </w:r>
+      <w:r>
+        <w:t>.</w:t>
       </w:r>
     </w:p>
     <w:p>
@@ -7740,18 +8450,25 @@
         <w:pStyle w:val="Heading2"/>
         <w:spacing w:before="200" w:after="100"/>
       </w:pPr>
-      <w:bookmarkStart w:id="40" w:name="_Toc238496085"/>
+      <w:bookmarkStart w:id="41" w:name="_Toc239363928"/>
       <w:r>
         <w:t>7.5 An Idle Intersection That Still Wanted to Switch</w:t>
       </w:r>
-      <w:bookmarkEnd w:id="40"/>
-    </w:p>
-    <w:p>
-      <w:pPr>
-        <w:spacing w:after="140" w:line="252" w:lineRule="auto"/>
-      </w:pPr>
-      <w:r>
-        <w:t>Once the other issues were resolved, the agent still occasionally switched phases at a completely empty intersection, for no benefit, because nothing in training had taught it that doing so was pointless. We tried a soft penalty first and it was too weak to compete with the main reward term. The fix removed the action entirely: switching is structurally unavailable whenever no vehicle is present, whatever the policy would otherwise choose. This single change took the agent from beating some baselines to beating every baseline in every tested condition. The principle, enforce a real constraint structurally rather than discourage it with a penalty, is one we would apply earlier next time.</w:t>
+      <w:bookmarkEnd w:id="41"/>
+    </w:p>
+    <w:p>
+      <w:pPr>
+        <w:spacing w:after="140" w:line="252" w:lineRule="auto"/>
+      </w:pPr>
+      <w:r>
+        <w:t xml:space="preserve">Once prior instabilities were addressed, the agent occasionally executed phase transitions at completely empty intersections for no operational benefit, as the training framework lacked explicit disincentives for this behavior. Initial attempts using a soft penalty proved insufficient against the primary reward objective. The issue was resolved by eliminating the action entirely: phase switching is structurally prohibited whenever an intersection is devoid of vehicles, irrespective of policy outputs. This single architectural adjustment elevated performance from </w:t>
+      </w:r>
+      <w:r>
+        <w:lastRenderedPageBreak/>
+        <w:t>beating select baselines to outperforming all baselines across every tested condition. This highlighted a core methodological principle: enforcing constraints structurally is vastly superior to discouraging them via soft penalties</w:t>
+      </w:r>
+      <w:r>
+        <w:t>.</w:t>
       </w:r>
     </w:p>
     <w:p>
@@ -7759,29 +8476,79 @@
         <w:pStyle w:val="Heading1"/>
         <w:spacing w:before="260" w:after="130"/>
       </w:pPr>
-      <w:bookmarkStart w:id="41" w:name="_Toc238496086"/>
+      <w:bookmarkStart w:id="42" w:name="_Toc239363929"/>
       <w:r>
         <w:t>8. Summary, Conclusions and Future Work</w:t>
       </w:r>
-      <w:bookmarkEnd w:id="41"/>
+      <w:bookmarkEnd w:id="42"/>
     </w:p>
     <w:p>
       <w:pPr>
         <w:pStyle w:val="Heading2"/>
         <w:spacing w:before="200" w:after="100"/>
       </w:pPr>
-      <w:bookmarkStart w:id="42" w:name="_Toc238496087"/>
+      <w:bookmarkStart w:id="43" w:name="_Toc239363930"/>
       <w:r>
         <w:t>8.1 Summary</w:t>
       </w:r>
-      <w:bookmarkEnd w:id="42"/>
-    </w:p>
-    <w:p>
-      <w:pPr>
-        <w:spacing w:after="140" w:line="252" w:lineRule="auto"/>
-      </w:pPr>
-      <w:r>
-        <w:t>This project asked whether a reinforcement learning agent, given no explicit control rules, could run an intersection better than the fixed time signals in general use. It can, by roughly 50% in light traffic, 36% in moderate, and 8% in heavy, winning 53 of 60 fully independent evaluations. The remaining gap in heavy traffic was investigated rather than left unexplained, and comes from the physical capacity of a single intersection rather than any limit on what the agent can see.</w:t>
+      <w:bookmarkEnd w:id="43"/>
+    </w:p>
+    <w:p>
+      <w:pPr>
+        <w:spacing w:after="140" w:line="252" w:lineRule="auto"/>
+        <w:rPr>
+          <w:lang w:val="en-US"/>
+        </w:rPr>
+      </w:pPr>
+      <w:r>
+        <w:t>This project developed and evaluated FlowGrid, a closed-loop, reinforcement learning-based traffic signal control system designed to optimize intersection performance. Built upon the Eclipse SUMO simulation environment, the final architecture relies on a specialized translation layer (SwitchOrKeepWrapper) that enforces essential safety and operational constraints</w:t>
+      </w:r>
+      <w:r>
+        <w:rPr>
+          <w:lang w:val="en-US"/>
+        </w:rPr>
+        <w:t xml:space="preserve"> </w:t>
+      </w:r>
+      <w:r>
+        <w:t>such as minimum and maximum green times, mandatory yellow intervals, and hard action masks that prevent phase switching at empty intersections.</w:t>
+      </w:r>
+    </w:p>
+    <w:p>
+      <w:pPr>
+        <w:spacing w:after="140" w:line="252" w:lineRule="auto"/>
+        <w:rPr>
+          <w:lang w:val="en-US"/>
+        </w:rPr>
+      </w:pPr>
+      <w:r>
+        <w:t>To overcome the severe policy instability and performance variance observed with traditional Deep Q-Networks (DQN), the final implementation adopted Maskable Proximal Policy Optimization (PPO). This choice leveraged clipped objective updates and native action masking to eliminate unsafe behaviors structurally. Training was accelerated by executing ten parallel simulation environments (SubprocVecEnv), reducing long training cycles while ensuring robust experience generation.</w:t>
+      </w:r>
+    </w:p>
+    <w:p>
+      <w:pPr>
+        <w:spacing w:after="140" w:line="252" w:lineRule="auto"/>
+      </w:pPr>
+      <w:r>
+        <w:t>Through rigorous evaluations benchmarked against standard fixed-time controllers across light, moderate, and heavy traffic conditions, the champion PPO agent demonstrated substantial performance improvements. Specifically, it achieved waiting time reductions of approximately 50% in light traffic and 36% in moderate traffic. Under an unfiltered evaluation methodology assessing 60 distinct checkpoints against independent seeds and scenarios, the agent outperformed all three fixed-time baselines in 88.3% of evaluation cases.</w:t>
+      </w:r>
+    </w:p>
+    <w:p>
+      <w:pPr>
+        <w:rPr>
+          <w:rtl/>
+          <w:lang w:bidi="he-IL"/>
+        </w:rPr>
+      </w:pPr>
+      <w:r>
+        <w:t>While the system's scope was strategically narrowed from an initial comprehensive proposal, omitting computer vision and physical hardware deployments due to unforeseen military reserve service, the decision-making core was analyzed and verified with high academic rigor. Furthermore, the project delivered FlowGrid_Web, a functional operations dashboard featuring an independent backend and a live simulation view, bridging the gap between theoretical reinforcement learning models and practical traffic management applications</w:t>
+      </w:r>
+      <w:r>
+        <w:rPr>
+          <w:rFonts w:hint="cs"/>
+          <w:rtl/>
+          <w:lang w:bidi="he-IL"/>
+        </w:rPr>
+        <w:t>.</w:t>
       </w:r>
     </w:p>
     <w:p>
@@ -7789,54 +8556,22 @@
         <w:pStyle w:val="Heading2"/>
         <w:spacing w:before="200" w:after="100"/>
       </w:pPr>
-      <w:bookmarkStart w:id="43" w:name="_Toc238496088"/>
-      <w:r>
-        <w:lastRenderedPageBreak/>
+      <w:bookmarkStart w:id="44" w:name="_Toc239363931"/>
+      <w:r>
         <w:t>8.2 Lessons Learned</w:t>
       </w:r>
-      <w:bookmarkEnd w:id="43"/>
-    </w:p>
-    <w:p>
-      <w:pPr>
-        <w:spacing w:after="140" w:line="252" w:lineRule="auto"/>
-      </w:pPr>
-      <w:r>
-        <w:t>We would do several things differently. We would enforce real physical or logical constraints structurally through action masking from the first version, rather than discouraging them with a penalty and only reaching for a hard constraint after the penalty had failed. The empty intersection problem cost more iteration time than it needed to for exactly that reason. We would also adopt the full unfiltered evaluation method from the start rather than escalating into it. Several early conclusions that one version was clearly better turned out to be far less certain once tested properly, and committing to rigor sooner would have saved iteration cycles rather than costing them.</w:t>
-      </w:r>
-    </w:p>
-    <w:p>
-      <w:pPr>
-        <w:spacing w:after="140" w:line="252" w:lineRule="auto"/>
-      </w:pPr>
-      <w:r>
-        <w:t>We would also treat "train it for longer" with far more skepticism. It is an intuitive, low effort thing to try, and it is not obviously wrong, but we now have controlled evidence that it does not reliably help under this training setup. We would rather have established that early than midway through.</w:t>
-      </w:r>
-    </w:p>
-    <w:p>
-      <w:pPr>
-        <w:spacing w:after="140" w:line="252" w:lineRule="auto"/>
-      </w:pPr>
-      <w:r>
-        <w:t>On balance we handled the project's central risk correctly, an agent that looks good on paper but is not dependable, by consistently building better verification rather than accepting an encouraging headline figure. That discipline is the most transferable outcome of this work, independent of the traffic control results.</w:t>
-      </w:r>
-    </w:p>
-    <w:p>
-      <w:pPr>
-        <w:pStyle w:val="Heading2"/>
-        <w:spacing w:before="200" w:after="100"/>
-      </w:pPr>
-      <w:bookmarkStart w:id="44" w:name="_Toc238496089"/>
-      <w:r>
-        <w:t>8.3 Thoughts for Future Development</w:t>
-      </w:r>
       <w:bookmarkEnd w:id="44"/>
     </w:p>
     <w:p>
       <w:pPr>
         <w:spacing w:after="140" w:line="252" w:lineRule="auto"/>
-      </w:pPr>
-      <w:r>
-        <w:t>Four directions follow from where this project stopped. The first two are the most valuable.</w:t>
+        <w:rPr>
+          <w:rtl/>
+          <w:lang w:bidi="he-IL"/>
+        </w:rPr>
+      </w:pPr>
+      <w:r>
+        <w:t>Several aspects of the development process would be approached differently in hindsight:</w:t>
       </w:r>
     </w:p>
     <w:p>
@@ -7844,12 +8579,12 @@
         <w:pStyle w:val="ListParagraph"/>
         <w:numPr>
           <w:ilvl w:val="0"/>
-          <w:numId w:val="1"/>
+          <w:numId w:val="4"/>
         </w:numPr>
-        <w:spacing w:after="90" w:line="252" w:lineRule="auto"/>
-      </w:pPr>
-      <w:r>
-        <w:t>The simulation to reality deployment layer: camera based perception with YOLO and DeepSORT, tracking, and physical integration with a signal controller. This is the half of the Phase A vision we did not build, and the step that turns a validated policy into a deployable system.</w:t>
+        <w:spacing w:after="140" w:line="252" w:lineRule="auto"/>
+      </w:pPr>
+      <w:r>
+        <w:t>Structural constraints over penalties: We would enforce physical and logical constraints structurally via action masking from the outset, rather than attempting to discourage undesirable behaviors through soft penalties. The issue of phase switching at empty intersections consumed unnecessary iteration cycles precisely because of this progression.</w:t>
       </w:r>
     </w:p>
     <w:p>
@@ -7857,12 +8592,12 @@
         <w:pStyle w:val="ListParagraph"/>
         <w:numPr>
           <w:ilvl w:val="0"/>
-          <w:numId w:val="1"/>
+          <w:numId w:val="4"/>
         </w:numPr>
-        <w:spacing w:after="90" w:line="252" w:lineRule="auto"/>
-      </w:pPr>
-      <w:r>
-        <w:t>Multi intersection coordination. The heavy traffic ceiling in Section 5.3 is a property of one intersection in isolation. Coordinating with neighbors is the way past it, and where the largest remaining gains most likely are.</w:t>
+        <w:spacing w:after="140" w:line="252" w:lineRule="auto"/>
+      </w:pPr>
+      <w:r>
+        <w:t>Early adoption of rigorous evaluation: We would implement the full, unfiltered evaluation methodology from day one rather than escalating through interim stages. Initial assumptions regarding the superiority of certain versions proved far less certain under rigorous testing; committing to comprehensive evaluation earlier would have conserved development cycles.</w:t>
       </w:r>
     </w:p>
     <w:p>
@@ -7870,12 +8605,54 @@
         <w:pStyle w:val="ListParagraph"/>
         <w:numPr>
           <w:ilvl w:val="0"/>
-          <w:numId w:val="1"/>
+          <w:numId w:val="4"/>
         </w:numPr>
-        <w:spacing w:after="90" w:line="252" w:lineRule="auto"/>
-      </w:pPr>
-      <w:r>
-        <w:t>A decaying exploration schedule. The evidence in Section 5.4 points at the constant, non decaying entropy coefficient as the likely cause of run to run instability, which makes it a concrete next experiment rather than an open question.</w:t>
+        <w:spacing w:after="140" w:line="252" w:lineRule="auto"/>
+      </w:pPr>
+      <w:r>
+        <w:lastRenderedPageBreak/>
+        <w:t>Skepticism</w:t>
+      </w:r>
+      <w:r>
+        <w:rPr>
+          <w:rFonts w:hint="cs"/>
+          <w:rtl/>
+          <w:lang w:bidi="he-IL"/>
+        </w:rPr>
+        <w:t xml:space="preserve"> </w:t>
+      </w:r>
+      <w:r>
+        <w:t>toward extended training: We would approach longer training durations with greater scrutiny. Although extending training is an intuitive step, controlled evidence demonstrated that it does not reliably improve outcomes within this setup, a fact we would have preferred to establish earlier.</w:t>
+      </w:r>
+    </w:p>
+    <w:p>
+      <w:pPr>
+        <w:spacing w:after="140" w:line="252" w:lineRule="auto"/>
+      </w:pPr>
+      <w:r>
+        <w:t>Ultimately, we successfully mitigated the project's central risk: developing an agent that appears effective on paper but lacks true dependability, by prioritizing rigorous verification over superficial headline metrics. This disciplined approach to evaluation represents the most valuable and transferable outcome of our work, independent of the specific traffic control results</w:t>
+      </w:r>
+      <w:r>
+        <w:t>.</w:t>
+      </w:r>
+    </w:p>
+    <w:p>
+      <w:pPr>
+        <w:pStyle w:val="Heading2"/>
+        <w:spacing w:before="200" w:after="100"/>
+      </w:pPr>
+      <w:bookmarkStart w:id="45" w:name="_Toc239363932"/>
+      <w:r>
+        <w:t>8.3 Thoughts for Future Development</w:t>
+      </w:r>
+      <w:bookmarkEnd w:id="45"/>
+    </w:p>
+    <w:p>
+      <w:pPr>
+        <w:spacing w:after="140" w:line="252" w:lineRule="auto"/>
+      </w:pPr>
+      <w:r>
+        <w:t>Four primary directions for future work are identified, of which the first two hold the highest priority:</w:t>
       </w:r>
     </w:p>
     <w:p>
@@ -7883,15 +8660,64 @@
         <w:pStyle w:val="ListParagraph"/>
         <w:numPr>
           <w:ilvl w:val="0"/>
-          <w:numId w:val="1"/>
+          <w:numId w:val="5"/>
         </w:numPr>
-        <w:spacing w:after="90" w:line="252" w:lineRule="auto"/>
-      </w:pPr>
-      <w:r>
-        <w:t>A direct comparison between the DQN and PPO agents, applying the method in Chapter 6 to both, which would close the gap described in Section 4.3.</w:t>
-      </w:r>
-    </w:p>
-    <w:p>
+      </w:pPr>
+      <w:r>
+        <w:t>Simulation-to-reality deployment layer: Integrating camera-based perception using YOLO and DeepSORT, object tracking, and physical hardware connectivity with an actual signal controller. This constitutes the remaining half of the original Phase A vision, transforming a validated policy into a deployable field system.</w:t>
+      </w:r>
+    </w:p>
+    <w:p>
+      <w:pPr>
+        <w:pStyle w:val="ListParagraph"/>
+        <w:ind w:left="720"/>
+      </w:pPr>
+    </w:p>
+    <w:p>
+      <w:pPr>
+        <w:pStyle w:val="ListParagraph"/>
+        <w:numPr>
+          <w:ilvl w:val="0"/>
+          <w:numId w:val="5"/>
+        </w:numPr>
+      </w:pPr>
+      <w:r>
+        <w:t>Multi-intersection coordination: Addressing the heavy traffic performance ceiling identified in Section 5.3, which is inherent to an isolated single intersection. Coordinating actions with neighboring intersections offers the most viable pathway past this limit and represents the source of the largest potential performance gains.</w:t>
+      </w:r>
+    </w:p>
+    <w:p>
+      <w:pPr>
+        <w:pStyle w:val="ListParagraph"/>
+      </w:pPr>
+    </w:p>
+    <w:p>
+      <w:pPr>
+        <w:pStyle w:val="ListParagraph"/>
+        <w:numPr>
+          <w:ilvl w:val="0"/>
+          <w:numId w:val="5"/>
+        </w:numPr>
+      </w:pPr>
+      <w:r>
+        <w:t>Decaying exploration schedule: Addressing the constant, non-decaying entropy coefficient identified in Section 5.4 as the likely root cause of late-stage training instability, turning this into a concrete, actionable experimental objective.</w:t>
+      </w:r>
+    </w:p>
+    <w:p>
+      <w:pPr>
+        <w:pStyle w:val="ListParagraph"/>
+      </w:pPr>
+    </w:p>
+    <w:p>
+      <w:pPr>
+        <w:pStyle w:val="ListParagraph"/>
+        <w:numPr>
+          <w:ilvl w:val="0"/>
+          <w:numId w:val="5"/>
+        </w:numPr>
+      </w:pPr>
+      <w:r>
+        <w:t>Direct comparative analysis of DQN and PPO: Applying the evaluation methodology established in Chapter 6 directly to both algorithms to quantitatively close the performance gap discussed in Section 4.3.</w:t>
+      </w:r>
       <w:r>
         <w:br w:type="page"/>
       </w:r>
@@ -7901,12 +8727,12 @@
         <w:pStyle w:val="Heading1"/>
         <w:spacing w:before="260" w:after="130"/>
       </w:pPr>
-      <w:bookmarkStart w:id="45" w:name="_Toc238496090"/>
+      <w:bookmarkStart w:id="46" w:name="_Toc239363933"/>
       <w:r>
         <w:lastRenderedPageBreak/>
         <w:t>References</w:t>
       </w:r>
-      <w:bookmarkEnd w:id="45"/>
+      <w:bookmarkEnd w:id="46"/>
     </w:p>
     <w:p>
       <w:pPr>
@@ -7998,23 +8824,23 @@
         <w:pStyle w:val="Heading1"/>
         <w:spacing w:before="260" w:after="130"/>
       </w:pPr>
-      <w:bookmarkStart w:id="46" w:name="_Toc238496091"/>
+      <w:bookmarkStart w:id="47" w:name="_Toc239363934"/>
       <w:r>
         <w:lastRenderedPageBreak/>
         <w:t>Appendix A, User Guide</w:t>
       </w:r>
-      <w:bookmarkEnd w:id="46"/>
+      <w:bookmarkEnd w:id="47"/>
     </w:p>
     <w:p>
       <w:pPr>
         <w:pStyle w:val="Heading2"/>
         <w:spacing w:before="200" w:after="100"/>
       </w:pPr>
-      <w:bookmarkStart w:id="47" w:name="_Toc238496092"/>
+      <w:bookmarkStart w:id="48" w:name="_Toc239363935"/>
       <w:r>
         <w:t>A.1 Introduction</w:t>
       </w:r>
-      <w:bookmarkEnd w:id="47"/>
+      <w:bookmarkEnd w:id="48"/>
     </w:p>
     <w:p>
       <w:pPr>
@@ -8029,7 +8855,7 @@
         <w:spacing w:after="140" w:line="252" w:lineRule="auto"/>
       </w:pPr>
       <w:r>
-        <w:t>Two independent agents were built over the course of this project: a Maskable PPO agent (the final, submitted "champion" agent, referred to throughout this guide as PPO_Agent) and an earlier Deep Q Network agent (DQN_Agent). PPO_Agent has two browser based interfaces, the original comparison app (Section A.5) and a newer SaaS style dashboard, FlowGrid_Web (Section A.6), with one junction wired to the live agent. DQN_Agent's interface is its own desktop application. Each is described separately below. If you only have time to try one thing, start with Section A.4, Quick Start.</w:t>
+        <w:t>Two independent agents were built over the course of this project: a Maskable PPO agent (the final, submitted "champion" agent, referred to throughout this guide as PPO_Agent) and an earlier Deep Q Network agent (DQN_Agent). PPO_Agent has two browser based interfaces, the original comparison app (Section A.5) and a newer SaaS style dashboard, FlowGrid_Web (Section A.6), with one junction wired to the live agent. DQN_Agent's interface is its own desktop application. Each is described separately below</w:t>
       </w:r>
     </w:p>
     <w:p>
@@ -8053,11 +8879,11 @@
         <w:pStyle w:val="Heading2"/>
         <w:spacing w:before="200" w:after="100"/>
       </w:pPr>
-      <w:bookmarkStart w:id="48" w:name="_Toc238496093"/>
+      <w:bookmarkStart w:id="49" w:name="_Toc239363936"/>
       <w:r>
         <w:t>A.2 System Requirements</w:t>
       </w:r>
-      <w:bookmarkEnd w:id="48"/>
+      <w:bookmarkEnd w:id="49"/>
     </w:p>
     <w:p>
       <w:pPr>
@@ -8323,11 +9149,11 @@
         <w:pStyle w:val="Heading2"/>
         <w:spacing w:before="200" w:after="100"/>
       </w:pPr>
-      <w:bookmarkStart w:id="49" w:name="_Toc238496094"/>
+      <w:bookmarkStart w:id="50" w:name="_Toc239363937"/>
       <w:r>
         <w:t>A.3 Installation</w:t>
       </w:r>
-      <w:bookmarkEnd w:id="49"/>
+      <w:bookmarkEnd w:id="50"/>
     </w:p>
     <w:p>
       <w:pPr>
@@ -8339,7 +9165,6 @@
           <w:i/>
           <w:iCs/>
         </w:rPr>
-        <w:lastRenderedPageBreak/>
         <w:t>A.3.1 Clone the repository</w:t>
       </w:r>
     </w:p>
@@ -8354,6 +9179,7 @@
           <w:sz w:val="20"/>
           <w:szCs w:val="20"/>
         </w:rPr>
+        <w:lastRenderedPageBreak/>
         <w:t>git clone https://github.com/einavbs1/FlowGrid.git cd FlowGrid</w:t>
       </w:r>
     </w:p>
@@ -8424,11 +9250,11 @@
         <w:pStyle w:val="Heading2"/>
         <w:spacing w:before="200" w:after="100"/>
       </w:pPr>
-      <w:bookmarkStart w:id="50" w:name="_Toc238496095"/>
+      <w:bookmarkStart w:id="51" w:name="_Toc239363938"/>
       <w:r>
         <w:t>A.4 Quick Start</w:t>
       </w:r>
-      <w:bookmarkEnd w:id="50"/>
+      <w:bookmarkEnd w:id="51"/>
     </w:p>
     <w:p>
       <w:pPr>
@@ -8537,11 +9363,11 @@
         <w:pStyle w:val="Heading2"/>
         <w:spacing w:before="200" w:after="100"/>
       </w:pPr>
-      <w:bookmarkStart w:id="51" w:name="_Toc238496096"/>
+      <w:bookmarkStart w:id="52" w:name="_Toc239363939"/>
       <w:r>
         <w:t>A.5 Using the PPO Comparison Tool (Current Agent)</w:t>
       </w:r>
-      <w:bookmarkEnd w:id="51"/>
+      <w:bookmarkEnd w:id="52"/>
     </w:p>
     <w:p>
       <w:pPr>
@@ -8591,7 +9417,6 @@
         <w:spacing w:after="140" w:line="252" w:lineRule="auto"/>
       </w:pPr>
       <w:r>
-        <w:lastRenderedPageBreak/>
         <w:t>A local web server starts and a browser tab opens automatically (default: http://127.0.0.1:8000).</w:t>
       </w:r>
     </w:p>
@@ -8605,6 +9430,7 @@
           <w:i/>
           <w:iCs/>
         </w:rPr>
+        <w:lastRenderedPageBreak/>
         <w:t>A.5.2 The Built In Guided Tour</w:t>
       </w:r>
     </w:p>
@@ -8714,6 +9540,112 @@
             <wp:extent cx="4381500" cy="2076450"/>
             <wp:effectExtent l="0" t="0" r="0" b="0"/>
             <wp:docPr id="131182921" name="Picture 131182921"/>
+            <wp:cNvGraphicFramePr>
+              <a:graphicFrameLocks xmlns:a="http://schemas.openxmlformats.org/drawingml/2006/main" noChangeAspect="1"/>
+            </wp:cNvGraphicFramePr>
+            <a:graphic xmlns:a="http://schemas.openxmlformats.org/drawingml/2006/main">
+              <a:graphicData uri="http://schemas.openxmlformats.org/drawingml/2006/picture">
+                <pic:pic xmlns:pic="http://schemas.openxmlformats.org/drawingml/2006/picture">
+                  <pic:nvPicPr>
+                    <pic:cNvPr id="0" name=""/>
+                    <pic:cNvPicPr>
+                      <a:picLocks noChangeAspect="1" noChangeArrowheads="1"/>
+                    </pic:cNvPicPr>
+                  </pic:nvPicPr>
+                  <pic:blipFill>
+                    <a:blip r:embed="rId13"/>
+                    <a:srcRect/>
+                    <a:stretch>
+                      <a:fillRect/>
+                    </a:stretch>
+                  </pic:blipFill>
+                  <pic:spPr bwMode="auto">
+                    <a:xfrm>
+                      <a:off x="0" y="0"/>
+                      <a:ext cx="4381500" cy="2076450"/>
+                    </a:xfrm>
+                    <a:prstGeom prst="rect">
+                      <a:avLst/>
+                    </a:prstGeom>
+                  </pic:spPr>
+                </pic:pic>
+              </a:graphicData>
+            </a:graphic>
+          </wp:inline>
+        </w:drawing>
+      </w:r>
+    </w:p>
+    <w:p>
+      <w:pPr>
+        <w:spacing w:after="140" w:line="252" w:lineRule="auto"/>
+      </w:pPr>
+      <w:r>
+        <w:rPr>
+          <w:i/>
+          <w:iCs/>
+          <w:sz w:val="20"/>
+          <w:szCs w:val="20"/>
+        </w:rPr>
+        <w:t>What Watch Live actually opens: SUMO's own simulation window, showing the real intersection geometry, vehicles (yellow), and the current signal phase (red/green bars on each approach). Same view as Figure 3.4 in the main book.</w:t>
+      </w:r>
+    </w:p>
+    <w:p>
+      <w:pPr>
+        <w:pStyle w:val="Heading3"/>
+        <w:spacing w:before="200" w:after="100"/>
+      </w:pPr>
+      <w:r>
+        <w:rPr>
+          <w:i/>
+          <w:iCs/>
+        </w:rPr>
+        <w:t>A.5.7 Running the Comparison</w:t>
+      </w:r>
+    </w:p>
+    <w:p>
+      <w:pPr>
+        <w:spacing w:after="140" w:line="252" w:lineRule="auto"/>
+      </w:pPr>
+      <w:r>
+        <w:lastRenderedPageBreak/>
+        <w:t>Click "Start Comparison." A progress indicator tracks how many of the required simulation runs have completed (models x baselines x seeds x scenarios). Runs execute in parallel across multiple CPU cores unless Watch Live is active, in which case they run one at a time so the visualization stays meaningful.</w:t>
+      </w:r>
+    </w:p>
+    <w:p>
+      <w:pPr>
+        <w:pStyle w:val="Heading3"/>
+        <w:spacing w:before="200" w:after="100"/>
+      </w:pPr>
+      <w:r>
+        <w:rPr>
+          <w:i/>
+          <w:iCs/>
+        </w:rPr>
+        <w:t>A.5.8 Reading the Results</w:t>
+      </w:r>
+    </w:p>
+    <w:p>
+      <w:pPr>
+        <w:spacing w:after="140" w:line="252" w:lineRule="auto"/>
+      </w:pPr>
+      <w:r>
+        <w:t>Once complete, a results table appears for each tested scenario, listing every selected model and baseline with its total waiting time for each seed and an overall average. The best performing entry in each table is highlighted, and a bar chart beneath the table gives the same comparison visually. Lower total waiting time is better.</w:t>
+      </w:r>
+    </w:p>
+    <w:p>
+      <w:pPr>
+        <w:spacing w:after="140" w:line="252" w:lineRule="auto"/>
+        <w:jc w:val="center"/>
+      </w:pPr>
+      <w:r>
+        <w:rPr>
+          <w:noProof/>
+        </w:rPr>
+        <w:drawing>
+          <wp:inline distT="0" distB="0" distL="0" distR="0" wp14:anchorId="2B74044A" wp14:editId="1CD5683F">
+            <wp:extent cx="4191000" cy="3200400"/>
+            <wp:effectExtent l="0" t="0" r="0" b="0"/>
+            <wp:docPr id="1064302086" name="Picture 1064302086"/>
             <wp:cNvGraphicFramePr>
               <a:graphicFrameLocks xmlns:a="http://schemas.openxmlformats.org/drawingml/2006/main" noChangeAspect="1"/>
             </wp:cNvGraphicFramePr>
@@ -8736,112 +9668,6 @@
                   <pic:spPr bwMode="auto">
                     <a:xfrm>
                       <a:off x="0" y="0"/>
-                      <a:ext cx="4381500" cy="2076450"/>
-                    </a:xfrm>
-                    <a:prstGeom prst="rect">
-                      <a:avLst/>
-                    </a:prstGeom>
-                  </pic:spPr>
-                </pic:pic>
-              </a:graphicData>
-            </a:graphic>
-          </wp:inline>
-        </w:drawing>
-      </w:r>
-    </w:p>
-    <w:p>
-      <w:pPr>
-        <w:spacing w:after="140" w:line="252" w:lineRule="auto"/>
-      </w:pPr>
-      <w:r>
-        <w:rPr>
-          <w:i/>
-          <w:iCs/>
-          <w:sz w:val="20"/>
-          <w:szCs w:val="20"/>
-        </w:rPr>
-        <w:t>What Watch Live actually opens: SUMO's own simulation window, showing the real intersection geometry, vehicles (yellow), and the current signal phase (red/green bars on each approach). Same view as Figure 3.4 in the main book.</w:t>
-      </w:r>
-    </w:p>
-    <w:p>
-      <w:pPr>
-        <w:pStyle w:val="Heading3"/>
-        <w:spacing w:before="200" w:after="100"/>
-      </w:pPr>
-      <w:r>
-        <w:rPr>
-          <w:i/>
-          <w:iCs/>
-        </w:rPr>
-        <w:lastRenderedPageBreak/>
-        <w:t>A.5.7 Running the Comparison</w:t>
-      </w:r>
-    </w:p>
-    <w:p>
-      <w:pPr>
-        <w:spacing w:after="140" w:line="252" w:lineRule="auto"/>
-      </w:pPr>
-      <w:r>
-        <w:t>Click "Start Comparison." A progress indicator tracks how many of the required simulation runs have completed (models x baselines x seeds x scenarios). Runs execute in parallel across multiple CPU cores unless Watch Live is active, in which case they run one at a time so the visualization stays meaningful.</w:t>
-      </w:r>
-    </w:p>
-    <w:p>
-      <w:pPr>
-        <w:pStyle w:val="Heading3"/>
-        <w:spacing w:before="200" w:after="100"/>
-      </w:pPr>
-      <w:r>
-        <w:rPr>
-          <w:i/>
-          <w:iCs/>
-        </w:rPr>
-        <w:t>A.5.8 Reading the Results</w:t>
-      </w:r>
-    </w:p>
-    <w:p>
-      <w:pPr>
-        <w:spacing w:after="140" w:line="252" w:lineRule="auto"/>
-      </w:pPr>
-      <w:r>
-        <w:t>Once complete, a results table appears for each tested scenario, listing every selected model and baseline with its total waiting time for each seed and an overall average. The best performing entry in each table is highlighted, and a bar chart beneath the table gives the same comparison visually. Lower total waiting time is better.</w:t>
-      </w:r>
-    </w:p>
-    <w:p>
-      <w:pPr>
-        <w:spacing w:after="140" w:line="252" w:lineRule="auto"/>
-        <w:jc w:val="center"/>
-      </w:pPr>
-      <w:r>
-        <w:rPr>
-          <w:noProof/>
-        </w:rPr>
-        <w:drawing>
-          <wp:inline distT="0" distB="0" distL="0" distR="0" wp14:anchorId="2B74044A" wp14:editId="1CD5683F">
-            <wp:extent cx="4191000" cy="3200400"/>
-            <wp:effectExtent l="0" t="0" r="0" b="0"/>
-            <wp:docPr id="1064302086" name="Picture 1064302086"/>
-            <wp:cNvGraphicFramePr>
-              <a:graphicFrameLocks xmlns:a="http://schemas.openxmlformats.org/drawingml/2006/main" noChangeAspect="1"/>
-            </wp:cNvGraphicFramePr>
-            <a:graphic xmlns:a="http://schemas.openxmlformats.org/drawingml/2006/main">
-              <a:graphicData uri="http://schemas.openxmlformats.org/drawingml/2006/picture">
-                <pic:pic xmlns:pic="http://schemas.openxmlformats.org/drawingml/2006/picture">
-                  <pic:nvPicPr>
-                    <pic:cNvPr id="0" name=""/>
-                    <pic:cNvPicPr>
-                      <a:picLocks noChangeAspect="1" noChangeArrowheads="1"/>
-                    </pic:cNvPicPr>
-                  </pic:nvPicPr>
-                  <pic:blipFill>
-                    <a:blip r:embed="rId15"/>
-                    <a:srcRect/>
-                    <a:stretch>
-                      <a:fillRect/>
-                    </a:stretch>
-                  </pic:blipFill>
-                  <pic:spPr bwMode="auto">
-                    <a:xfrm>
-                      <a:off x="0" y="0"/>
                       <a:ext cx="4191000" cy="3200400"/>
                     </a:xfrm>
                     <a:prstGeom prst="rect">
@@ -8874,11 +9700,11 @@
         <w:pStyle w:val="Heading2"/>
         <w:spacing w:before="200" w:after="100"/>
       </w:pPr>
-      <w:bookmarkStart w:id="52" w:name="_Toc238496097"/>
+      <w:bookmarkStart w:id="53" w:name="_Toc239363940"/>
       <w:r>
         <w:t>A.6 Using FlowGrid_Web (Live Junction Dashboard)</w:t>
       </w:r>
-      <w:bookmarkEnd w:id="52"/>
+      <w:bookmarkEnd w:id="53"/>
     </w:p>
     <w:p>
       <w:pPr>
@@ -8906,11 +9732,7 @@
         <w:spacing w:after="140" w:line="252" w:lineRule="auto"/>
       </w:pPr>
       <w:r>
-        <w:t xml:space="preserve">FlowGrid_Web runs as a single process: one double click of run_web.bat inside the FlowGrid_Web folder builds the dashboard, starts its own backend, which serves both the built dashboard and its live data API from one FastAPI server on port 8001, and opens it in your </w:t>
-      </w:r>
-      <w:r>
-        <w:lastRenderedPageBreak/>
-        <w:t>browser automatically. There is no separate dev server to start, and this never touches the separate PPO comparison app from Section A.5.</w:t>
+        <w:t>FlowGrid_Web runs as a single process: one double click of run_web.bat inside the FlowGrid_Web folder builds the dashboard, starts its own backend, which serves both the built dashboard and its live data API from one FastAPI server on port 8001, and opens it in your browser automatically. There is no separate dev server to start, and this never touches the separate PPO comparison app from Section A.5.</w:t>
       </w:r>
     </w:p>
     <w:p>
@@ -8924,6 +9746,7 @@
           <w:sz w:val="20"/>
           <w:szCs w:val="20"/>
         </w:rPr>
+        <w:lastRenderedPageBreak/>
         <w:t>cd FlowGrid_Web run_web.bat</w:t>
       </w:r>
     </w:p>
@@ -9207,11 +10030,7 @@
         <w:spacing w:after="140" w:line="252" w:lineRule="auto"/>
       </w:pPr>
       <w:r>
-        <w:t xml:space="preserve">To be direct about the boundary: "Live Junction (SUMO Simulation)" is real. Its queue counts, signal colors, and camera image come from an actual SUMO episode driven by the trained PPO agent, the same one evaluated throughout the book. Every other junction, every login, and every other feature (device settings, reports, user management, adding a junction) is a complete, working UI backed by simulated or randomly generated demonstration data, not a </w:t>
-      </w:r>
-      <w:r>
-        <w:lastRenderedPageBreak/>
-        <w:t>live backend, database, or camera. We built it this way deliberately, to demonstrate the target system's shape honestly without claiming a deployment that does not exist. See the book, Chapter 4 and Section 3.7, for the full reasoning.</w:t>
+        <w:t>To be direct about the boundary: "Live Junction (SUMO Simulation)" is real. Its queue counts, signal colors, and camera image come from an actual SUMO episode driven by the trained PPO agent, the same one evaluated throughout the book. Every other junction, every login, and every other feature (device settings, reports, user management, adding a junction) is a complete, working UI backed by simulated or randomly generated demonstration data, not a live backend, database, or camera. We built it this way deliberately, to demonstrate the target system's shape honestly without claiming a deployment that does not exist. See the book, Chapter 4 and Section 3.7, for the full reasoning.</w:t>
       </w:r>
     </w:p>
     <w:p>
@@ -9219,11 +10038,12 @@
         <w:pStyle w:val="Heading2"/>
         <w:spacing w:before="200" w:after="100"/>
       </w:pPr>
-      <w:bookmarkStart w:id="53" w:name="_Toc238496098"/>
-      <w:r>
+      <w:bookmarkStart w:id="54" w:name="_Toc239363941"/>
+      <w:r>
+        <w:lastRenderedPageBreak/>
         <w:t>A.7 Using the DQN Tools (Original Agent, Archived)</w:t>
       </w:r>
-      <w:bookmarkEnd w:id="53"/>
+      <w:bookmarkEnd w:id="54"/>
     </w:p>
     <w:p>
       <w:pPr>
@@ -9356,11 +10176,11 @@
         <w:pStyle w:val="Heading2"/>
         <w:spacing w:before="200" w:after="100"/>
       </w:pPr>
-      <w:bookmarkStart w:id="54" w:name="_Toc238496099"/>
+      <w:bookmarkStart w:id="55" w:name="_Toc239363942"/>
       <w:r>
         <w:t>A.8 Understanding the Traffic Scenarios</w:t>
       </w:r>
-      <w:bookmarkEnd w:id="54"/>
+      <w:bookmarkEnd w:id="55"/>
     </w:p>
     <w:p>
       <w:pPr>
@@ -9589,11 +10409,11 @@
         <w:pStyle w:val="Heading2"/>
         <w:spacing w:before="200" w:after="100"/>
       </w:pPr>
-      <w:bookmarkStart w:id="55" w:name="_Toc238496100"/>
+      <w:bookmarkStart w:id="56" w:name="_Toc239363943"/>
       <w:r>
         <w:t>A.9 Troubleshooting / FAQ</w:t>
       </w:r>
-      <w:bookmarkEnd w:id="55"/>
+      <w:bookmarkEnd w:id="56"/>
     </w:p>
     <w:p>
       <w:pPr>
@@ -9613,7 +10433,6 @@
         <w:spacing w:after="140" w:line="252" w:lineRule="auto"/>
       </w:pPr>
       <w:r>
-        <w:lastRenderedPageBreak/>
         <w:t>Confirm you are running the script from inside PPO_Agent/scripts (not from PPO_Agent/ or the project root), and that PPO_Agent/models contains at least one ppo_model_*.zip file with a matching vec_normalize_*.pkl.</w:t>
       </w:r>
     </w:p>
@@ -9627,6 +10446,7 @@
           <w:i/>
           <w:iCs/>
         </w:rPr>
+        <w:lastRenderedPageBreak/>
         <w:t>SUMO_HOME is not set / TraCI import errors</w:t>
       </w:r>
     </w:p>
@@ -9727,11 +10547,11 @@
         <w:pStyle w:val="Heading2"/>
         <w:spacing w:before="200" w:after="100"/>
       </w:pPr>
-      <w:bookmarkStart w:id="56" w:name="_Toc238496101"/>
+      <w:bookmarkStart w:id="57" w:name="_Toc239363944"/>
       <w:r>
         <w:t>A.10 Glossary</w:t>
       </w:r>
-      <w:bookmarkEnd w:id="56"/>
+      <w:bookmarkEnd w:id="57"/>
     </w:p>
     <w:tbl>
       <w:tblPr>
@@ -10046,7 +10866,6 @@
                 <w:sz w:val="20"/>
                 <w:szCs w:val="20"/>
               </w:rPr>
-              <w:lastRenderedPageBreak/>
               <w:t>Watch Live</w:t>
             </w:r>
           </w:p>
@@ -10077,23 +10896,23 @@
         <w:pStyle w:val="Heading1"/>
         <w:spacing w:before="260" w:after="130"/>
       </w:pPr>
-      <w:bookmarkStart w:id="57" w:name="_Toc238496102"/>
+      <w:bookmarkStart w:id="58" w:name="_Toc239363945"/>
       <w:r>
         <w:lastRenderedPageBreak/>
         <w:t>Appendix B, Developer / Maintenance Guide</w:t>
       </w:r>
-      <w:bookmarkEnd w:id="57"/>
+      <w:bookmarkEnd w:id="58"/>
     </w:p>
     <w:p>
       <w:pPr>
         <w:pStyle w:val="Heading2"/>
         <w:spacing w:before="200" w:after="100"/>
       </w:pPr>
-      <w:bookmarkStart w:id="58" w:name="_Toc238496103"/>
+      <w:bookmarkStart w:id="59" w:name="_Toc239363946"/>
       <w:r>
         <w:t>B.1 Introduction and Audience</w:t>
       </w:r>
-      <w:bookmarkEnd w:id="58"/>
+      <w:bookmarkEnd w:id="59"/>
     </w:p>
     <w:p>
       <w:pPr>
@@ -10108,11 +10927,11 @@
         <w:pStyle w:val="Heading2"/>
         <w:spacing w:before="200" w:after="100"/>
       </w:pPr>
-      <w:bookmarkStart w:id="59" w:name="_Toc238496104"/>
+      <w:bookmarkStart w:id="60" w:name="_Toc239363947"/>
       <w:r>
         <w:t>B.2 System Architecture Overview</w:t>
       </w:r>
-      <w:bookmarkEnd w:id="59"/>
+      <w:bookmarkEnd w:id="60"/>
     </w:p>
     <w:p>
       <w:pPr>
@@ -10310,11 +11129,11 @@
         <w:pStyle w:val="Heading2"/>
         <w:spacing w:before="200" w:after="100"/>
       </w:pPr>
-      <w:bookmarkStart w:id="60" w:name="_Toc238496105"/>
+      <w:bookmarkStart w:id="61" w:name="_Toc239363948"/>
       <w:r>
         <w:t>B.3 Repository Structure</w:t>
       </w:r>
-      <w:bookmarkEnd w:id="60"/>
+      <w:bookmarkEnd w:id="61"/>
     </w:p>
     <w:tbl>
       <w:tblPr>
@@ -10594,11 +11413,11 @@
         <w:pStyle w:val="Heading2"/>
         <w:spacing w:before="200" w:after="100"/>
       </w:pPr>
-      <w:bookmarkStart w:id="61" w:name="_Toc238496106"/>
+      <w:bookmarkStart w:id="62" w:name="_Toc239363949"/>
       <w:r>
         <w:t>B.4 Environment Setup for Development</w:t>
       </w:r>
-      <w:bookmarkEnd w:id="61"/>
+      <w:bookmarkEnd w:id="62"/>
     </w:p>
     <w:p>
       <w:pPr>
@@ -10679,11 +11498,11 @@
         <w:pStyle w:val="Heading2"/>
         <w:spacing w:before="200" w:after="100"/>
       </w:pPr>
-      <w:bookmarkStart w:id="62" w:name="_Toc238496107"/>
+      <w:bookmarkStart w:id="63" w:name="_Toc239363950"/>
       <w:r>
         <w:t>B.5 The PPO Agent (V8), Code Walkthrough</w:t>
       </w:r>
-      <w:bookmarkEnd w:id="62"/>
+      <w:bookmarkEnd w:id="63"/>
     </w:p>
     <w:p>
       <w:pPr>
@@ -11103,11 +11922,11 @@
         <w:pStyle w:val="Heading2"/>
         <w:spacing w:before="200" w:after="100"/>
       </w:pPr>
-      <w:bookmarkStart w:id="63" w:name="_Toc238496108"/>
+      <w:bookmarkStart w:id="64" w:name="_Toc239363951"/>
       <w:r>
         <w:t>B.6 FlowGrid_Web, a Second, Independent Product</w:t>
       </w:r>
-      <w:bookmarkEnd w:id="63"/>
+      <w:bookmarkEnd w:id="64"/>
     </w:p>
     <w:p>
       <w:pPr>
@@ -11632,11 +12451,11 @@
         <w:pStyle w:val="Heading2"/>
         <w:spacing w:before="200" w:after="100"/>
       </w:pPr>
-      <w:bookmarkStart w:id="64" w:name="_Toc238496109"/>
+      <w:bookmarkStart w:id="65" w:name="_Toc239363952"/>
       <w:r>
         <w:t>B.7 The DQN Agent, Code Walkthrough</w:t>
       </w:r>
-      <w:bookmarkEnd w:id="64"/>
+      <w:bookmarkEnd w:id="65"/>
     </w:p>
     <w:p>
       <w:pPr>
@@ -11902,11 +12721,11 @@
         <w:pStyle w:val="Heading2"/>
         <w:spacing w:before="200" w:after="100"/>
       </w:pPr>
-      <w:bookmarkStart w:id="65" w:name="_Toc238496110"/>
+      <w:bookmarkStart w:id="66" w:name="_Toc239363953"/>
       <w:r>
         <w:t>B.8 Retraining or Extending the PPO Agent</w:t>
       </w:r>
-      <w:bookmarkEnd w:id="65"/>
+      <w:bookmarkEnd w:id="66"/>
     </w:p>
     <w:p>
       <w:pPr>
@@ -11961,11 +12780,11 @@
         <w:pStyle w:val="Heading2"/>
         <w:spacing w:before="200" w:after="100"/>
       </w:pPr>
-      <w:bookmarkStart w:id="66" w:name="_Toc238496111"/>
+      <w:bookmarkStart w:id="67" w:name="_Toc239363954"/>
       <w:r>
         <w:t>B.9 Adding a New Baseline or Comparison Target</w:t>
       </w:r>
-      <w:bookmarkEnd w:id="66"/>
+      <w:bookmarkEnd w:id="67"/>
     </w:p>
     <w:p>
       <w:pPr>
@@ -11980,11 +12799,11 @@
         <w:pStyle w:val="Heading2"/>
         <w:spacing w:before="200" w:after="100"/>
       </w:pPr>
-      <w:bookmarkStart w:id="67" w:name="_Toc238496112"/>
+      <w:bookmarkStart w:id="68" w:name="_Toc239363955"/>
       <w:r>
         <w:t>B.10 Running an Evaluation Sweep</w:t>
       </w:r>
-      <w:bookmarkEnd w:id="67"/>
+      <w:bookmarkEnd w:id="68"/>
     </w:p>
     <w:p>
       <w:pPr>
@@ -12035,11 +12854,11 @@
         <w:pStyle w:val="Heading2"/>
         <w:spacing w:before="200" w:after="100"/>
       </w:pPr>
-      <w:bookmarkStart w:id="68" w:name="_Toc238496113"/>
+      <w:bookmarkStart w:id="69" w:name="_Toc239363956"/>
       <w:r>
         <w:t>B.11 Testing and Verification Methodology</w:t>
       </w:r>
-      <w:bookmarkEnd w:id="68"/>
+      <w:bookmarkEnd w:id="69"/>
     </w:p>
     <w:p>
       <w:pPr>
@@ -12101,12 +12920,12 @@
         <w:pStyle w:val="Heading2"/>
         <w:spacing w:before="200" w:after="100"/>
       </w:pPr>
-      <w:bookmarkStart w:id="69" w:name="_Toc238496114"/>
+      <w:bookmarkStart w:id="70" w:name="_Toc239363957"/>
       <w:r>
         <w:lastRenderedPageBreak/>
         <w:t>B.12 Known Limitations and Future Work</w:t>
       </w:r>
-      <w:bookmarkEnd w:id="69"/>
+      <w:bookmarkEnd w:id="70"/>
     </w:p>
     <w:p>
       <w:pPr>
@@ -12178,11 +12997,11 @@
         <w:pStyle w:val="Heading2"/>
         <w:spacing w:before="200" w:after="100"/>
       </w:pPr>
-      <w:bookmarkStart w:id="70" w:name="_Toc238496115"/>
+      <w:bookmarkStart w:id="71" w:name="_Toc239363958"/>
       <w:r>
         <w:t>B.13 Coding Conventions Observed in This Codebase</w:t>
       </w:r>
-      <w:bookmarkEnd w:id="70"/>
+      <w:bookmarkEnd w:id="71"/>
     </w:p>
     <w:p>
       <w:pPr>
@@ -12353,6 +13172,119 @@
 <file path=word/numbering.xml><?xml version="1.0" encoding="utf-8"?>
 <w:numbering xmlns:wpc="http://schemas.microsoft.com/office/word/2010/wordprocessingCanvas" xmlns:cx="http://schemas.microsoft.com/office/drawing/2014/chartex" xmlns:cx1="http://schemas.microsoft.com/office/drawing/2015/9/8/chartex" xmlns:cx2="http://schemas.microsoft.com/office/drawing/2015/10/21/chartex" xmlns:cx3="http://schemas.microsoft.com/office/drawing/2016/5/9/chartex" xmlns:cx4="http://schemas.microsoft.com/office/drawing/2016/5/10/chartex" xmlns:cx5="http://schemas.microsoft.com/office/drawing/2016/5/11/chartex" xmlns:cx6="http://schemas.microsoft.com/office/drawing/2016/5/12/chartex" xmlns:cx7="http://schemas.microsoft.com/office/drawing/2016/5/13/chartex" xmlns:cx8="http://schemas.microsoft.com/office/drawing/2016/5/14/chartex" xmlns:mc="http://schemas.openxmlformats.org/markup-compatibility/2006" xmlns:aink="http://schemas.microsoft.com/office/drawing/2016/ink" xmlns:am3d="http://schemas.microsoft.com/office/drawing/2017/model3d" xmlns:o="urn:schemas-microsoft-com:office:office" xmlns:oel="http://schemas.microsoft.com/office/2019/extlst" xmlns:r="http://schemas.openxmlformats.org/officeDocument/2006/relationships" xmlns:m="http://schemas.openxmlformats.org/officeDocument/2006/math" xmlns:v="urn:schemas-microsoft-com:vml" xmlns:wp14="http://schemas.microsoft.com/office/word/2010/wordprocessingDrawing" xmlns:wp="http://schemas.openxmlformats.org/drawingml/2006/wordprocessingDrawing" xmlns:w10="urn:schemas-microsoft-com:office:word" xmlns:w="http://schemas.openxmlformats.org/wordprocessingml/2006/main" xmlns:w14="http://schemas.microsoft.com/office/word/2010/wordml" xmlns:w15="http://schemas.microsoft.com/office/word/2012/wordml" xmlns:w16cei="http://schemas.microsoft.com/office/word/2026/wordml/cei" xmlns:w16cex="http://schemas.microsoft.com/office/word/2018/wordml/cex" xmlns:w16cid="http://schemas.microsoft.com/office/word/2016/wordml/cid" xmlns:w16="http://schemas.microsoft.com/office/word/2018/wordml" xmlns:w16du="http://schemas.microsoft.com/office/word/2023/wordml/word16du" xmlns:w16sdtdh="http://schemas.microsoft.com/office/word/2020/wordml/sdtdatahash" xmlns:w16sdtfl="http://schemas.microsoft.com/office/word/2024/wordml/sdtformatlock" xmlns:w16se="http://schemas.microsoft.com/office/word/2015/wordml/symex" xmlns:wpg="http://schemas.microsoft.com/office/word/2010/wordprocessingGroup" xmlns:wpi="http://schemas.microsoft.com/office/word/2010/wordprocessingInk" xmlns:wne="http://schemas.microsoft.com/office/word/2006/wordml" xmlns:wps="http://schemas.microsoft.com/office/word/2010/wordprocessingShape" mc:Ignorable="w14 w15 w16se w16cid w16 w16cex w16sdtdh w16sdtfl w16du wp14">
   <w:abstractNum w:abstractNumId="0" w15:restartNumberingAfterBreak="0">
+    <w:nsid w:val="2B7311A3"/>
+    <w:multiLevelType w:val="hybridMultilevel"/>
+    <w:tmpl w:val="BC14F7B6"/>
+    <w:lvl w:ilvl="0" w:tplc="20000003">
+      <w:start w:val="1"/>
+      <w:numFmt w:val="bullet"/>
+      <w:lvlText w:val="o"/>
+      <w:lvlJc w:val="left"/>
+      <w:pPr>
+        <w:ind w:left="720" w:hanging="360"/>
+      </w:pPr>
+      <w:rPr>
+        <w:rFonts w:ascii="Courier New" w:hAnsi="Courier New" w:cs="Courier New" w:hint="default"/>
+      </w:rPr>
+    </w:lvl>
+    <w:lvl w:ilvl="1" w:tplc="10000003" w:tentative="1">
+      <w:start w:val="1"/>
+      <w:numFmt w:val="bullet"/>
+      <w:lvlText w:val="o"/>
+      <w:lvlJc w:val="left"/>
+      <w:pPr>
+        <w:ind w:left="1440" w:hanging="360"/>
+      </w:pPr>
+      <w:rPr>
+        <w:rFonts w:ascii="Courier New" w:hAnsi="Courier New" w:cs="Courier New" w:hint="default"/>
+      </w:rPr>
+    </w:lvl>
+    <w:lvl w:ilvl="2" w:tplc="10000005" w:tentative="1">
+      <w:start w:val="1"/>
+      <w:numFmt w:val="bullet"/>
+      <w:lvlText w:val=""/>
+      <w:lvlJc w:val="left"/>
+      <w:pPr>
+        <w:ind w:left="2160" w:hanging="360"/>
+      </w:pPr>
+      <w:rPr>
+        <w:rFonts w:ascii="Wingdings" w:hAnsi="Wingdings" w:hint="default"/>
+      </w:rPr>
+    </w:lvl>
+    <w:lvl w:ilvl="3" w:tplc="10000001" w:tentative="1">
+      <w:start w:val="1"/>
+      <w:numFmt w:val="bullet"/>
+      <w:lvlText w:val=""/>
+      <w:lvlJc w:val="left"/>
+      <w:pPr>
+        <w:ind w:left="2880" w:hanging="360"/>
+      </w:pPr>
+      <w:rPr>
+        <w:rFonts w:ascii="Symbol" w:hAnsi="Symbol" w:hint="default"/>
+      </w:rPr>
+    </w:lvl>
+    <w:lvl w:ilvl="4" w:tplc="10000003" w:tentative="1">
+      <w:start w:val="1"/>
+      <w:numFmt w:val="bullet"/>
+      <w:lvlText w:val="o"/>
+      <w:lvlJc w:val="left"/>
+      <w:pPr>
+        <w:ind w:left="3600" w:hanging="360"/>
+      </w:pPr>
+      <w:rPr>
+        <w:rFonts w:ascii="Courier New" w:hAnsi="Courier New" w:cs="Courier New" w:hint="default"/>
+      </w:rPr>
+    </w:lvl>
+    <w:lvl w:ilvl="5" w:tplc="10000005" w:tentative="1">
+      <w:start w:val="1"/>
+      <w:numFmt w:val="bullet"/>
+      <w:lvlText w:val=""/>
+      <w:lvlJc w:val="left"/>
+      <w:pPr>
+        <w:ind w:left="4320" w:hanging="360"/>
+      </w:pPr>
+      <w:rPr>
+        <w:rFonts w:ascii="Wingdings" w:hAnsi="Wingdings" w:hint="default"/>
+      </w:rPr>
+    </w:lvl>
+    <w:lvl w:ilvl="6" w:tplc="10000001" w:tentative="1">
+      <w:start w:val="1"/>
+      <w:numFmt w:val="bullet"/>
+      <w:lvlText w:val=""/>
+      <w:lvlJc w:val="left"/>
+      <w:pPr>
+        <w:ind w:left="5040" w:hanging="360"/>
+      </w:pPr>
+      <w:rPr>
+        <w:rFonts w:ascii="Symbol" w:hAnsi="Symbol" w:hint="default"/>
+      </w:rPr>
+    </w:lvl>
+    <w:lvl w:ilvl="7" w:tplc="10000003" w:tentative="1">
+      <w:start w:val="1"/>
+      <w:numFmt w:val="bullet"/>
+      <w:lvlText w:val="o"/>
+      <w:lvlJc w:val="left"/>
+      <w:pPr>
+        <w:ind w:left="5760" w:hanging="360"/>
+      </w:pPr>
+      <w:rPr>
+        <w:rFonts w:ascii="Courier New" w:hAnsi="Courier New" w:cs="Courier New" w:hint="default"/>
+      </w:rPr>
+    </w:lvl>
+    <w:lvl w:ilvl="8" w:tplc="10000005" w:tentative="1">
+      <w:start w:val="1"/>
+      <w:numFmt w:val="bullet"/>
+      <w:lvlText w:val=""/>
+      <w:lvlJc w:val="left"/>
+      <w:pPr>
+        <w:ind w:left="6480" w:hanging="360"/>
+      </w:pPr>
+      <w:rPr>
+        <w:rFonts w:ascii="Wingdings" w:hAnsi="Wingdings" w:hint="default"/>
+      </w:rPr>
+    </w:lvl>
+  </w:abstractNum>
+  <w:abstractNum w:abstractNumId="1" w15:restartNumberingAfterBreak="0">
     <w:nsid w:val="42E9264D"/>
     <w:multiLevelType w:val="hybridMultilevel"/>
     <w:tmpl w:val="4C9A1866"/>
@@ -12438,11 +13370,362 @@
       </w:pPr>
     </w:lvl>
   </w:abstractNum>
+  <w:abstractNum w:abstractNumId="2" w15:restartNumberingAfterBreak="0">
+    <w:nsid w:val="433E7105"/>
+    <w:multiLevelType w:val="hybridMultilevel"/>
+    <w:tmpl w:val="141E44AC"/>
+    <w:lvl w:ilvl="0" w:tplc="20000003">
+      <w:start w:val="1"/>
+      <w:numFmt w:val="bullet"/>
+      <w:lvlText w:val="o"/>
+      <w:lvlJc w:val="left"/>
+      <w:pPr>
+        <w:ind w:left="720" w:hanging="360"/>
+      </w:pPr>
+      <w:rPr>
+        <w:rFonts w:ascii="Courier New" w:hAnsi="Courier New" w:cs="Courier New" w:hint="default"/>
+      </w:rPr>
+    </w:lvl>
+    <w:lvl w:ilvl="1" w:tplc="10000003" w:tentative="1">
+      <w:start w:val="1"/>
+      <w:numFmt w:val="bullet"/>
+      <w:lvlText w:val="o"/>
+      <w:lvlJc w:val="left"/>
+      <w:pPr>
+        <w:ind w:left="1440" w:hanging="360"/>
+      </w:pPr>
+      <w:rPr>
+        <w:rFonts w:ascii="Courier New" w:hAnsi="Courier New" w:cs="Courier New" w:hint="default"/>
+      </w:rPr>
+    </w:lvl>
+    <w:lvl w:ilvl="2" w:tplc="10000005" w:tentative="1">
+      <w:start w:val="1"/>
+      <w:numFmt w:val="bullet"/>
+      <w:lvlText w:val=""/>
+      <w:lvlJc w:val="left"/>
+      <w:pPr>
+        <w:ind w:left="2160" w:hanging="360"/>
+      </w:pPr>
+      <w:rPr>
+        <w:rFonts w:ascii="Wingdings" w:hAnsi="Wingdings" w:hint="default"/>
+      </w:rPr>
+    </w:lvl>
+    <w:lvl w:ilvl="3" w:tplc="10000001" w:tentative="1">
+      <w:start w:val="1"/>
+      <w:numFmt w:val="bullet"/>
+      <w:lvlText w:val=""/>
+      <w:lvlJc w:val="left"/>
+      <w:pPr>
+        <w:ind w:left="2880" w:hanging="360"/>
+      </w:pPr>
+      <w:rPr>
+        <w:rFonts w:ascii="Symbol" w:hAnsi="Symbol" w:hint="default"/>
+      </w:rPr>
+    </w:lvl>
+    <w:lvl w:ilvl="4" w:tplc="10000003" w:tentative="1">
+      <w:start w:val="1"/>
+      <w:numFmt w:val="bullet"/>
+      <w:lvlText w:val="o"/>
+      <w:lvlJc w:val="left"/>
+      <w:pPr>
+        <w:ind w:left="3600" w:hanging="360"/>
+      </w:pPr>
+      <w:rPr>
+        <w:rFonts w:ascii="Courier New" w:hAnsi="Courier New" w:cs="Courier New" w:hint="default"/>
+      </w:rPr>
+    </w:lvl>
+    <w:lvl w:ilvl="5" w:tplc="10000005" w:tentative="1">
+      <w:start w:val="1"/>
+      <w:numFmt w:val="bullet"/>
+      <w:lvlText w:val=""/>
+      <w:lvlJc w:val="left"/>
+      <w:pPr>
+        <w:ind w:left="4320" w:hanging="360"/>
+      </w:pPr>
+      <w:rPr>
+        <w:rFonts w:ascii="Wingdings" w:hAnsi="Wingdings" w:hint="default"/>
+      </w:rPr>
+    </w:lvl>
+    <w:lvl w:ilvl="6" w:tplc="10000001" w:tentative="1">
+      <w:start w:val="1"/>
+      <w:numFmt w:val="bullet"/>
+      <w:lvlText w:val=""/>
+      <w:lvlJc w:val="left"/>
+      <w:pPr>
+        <w:ind w:left="5040" w:hanging="360"/>
+      </w:pPr>
+      <w:rPr>
+        <w:rFonts w:ascii="Symbol" w:hAnsi="Symbol" w:hint="default"/>
+      </w:rPr>
+    </w:lvl>
+    <w:lvl w:ilvl="7" w:tplc="10000003" w:tentative="1">
+      <w:start w:val="1"/>
+      <w:numFmt w:val="bullet"/>
+      <w:lvlText w:val="o"/>
+      <w:lvlJc w:val="left"/>
+      <w:pPr>
+        <w:ind w:left="5760" w:hanging="360"/>
+      </w:pPr>
+      <w:rPr>
+        <w:rFonts w:ascii="Courier New" w:hAnsi="Courier New" w:cs="Courier New" w:hint="default"/>
+      </w:rPr>
+    </w:lvl>
+    <w:lvl w:ilvl="8" w:tplc="10000005" w:tentative="1">
+      <w:start w:val="1"/>
+      <w:numFmt w:val="bullet"/>
+      <w:lvlText w:val=""/>
+      <w:lvlJc w:val="left"/>
+      <w:pPr>
+        <w:ind w:left="6480" w:hanging="360"/>
+      </w:pPr>
+      <w:rPr>
+        <w:rFonts w:ascii="Wingdings" w:hAnsi="Wingdings" w:hint="default"/>
+      </w:rPr>
+    </w:lvl>
+  </w:abstractNum>
+  <w:abstractNum w:abstractNumId="3" w15:restartNumberingAfterBreak="0">
+    <w:nsid w:val="71186A70"/>
+    <w:multiLevelType w:val="hybridMultilevel"/>
+    <w:tmpl w:val="16507CEC"/>
+    <w:lvl w:ilvl="0" w:tplc="20000003">
+      <w:start w:val="1"/>
+      <w:numFmt w:val="bullet"/>
+      <w:lvlText w:val="o"/>
+      <w:lvlJc w:val="left"/>
+      <w:pPr>
+        <w:ind w:left="720" w:hanging="360"/>
+      </w:pPr>
+      <w:rPr>
+        <w:rFonts w:ascii="Courier New" w:hAnsi="Courier New" w:cs="Courier New" w:hint="default"/>
+      </w:rPr>
+    </w:lvl>
+    <w:lvl w:ilvl="1" w:tplc="10000003" w:tentative="1">
+      <w:start w:val="1"/>
+      <w:numFmt w:val="bullet"/>
+      <w:lvlText w:val="o"/>
+      <w:lvlJc w:val="left"/>
+      <w:pPr>
+        <w:ind w:left="1440" w:hanging="360"/>
+      </w:pPr>
+      <w:rPr>
+        <w:rFonts w:ascii="Courier New" w:hAnsi="Courier New" w:cs="Courier New" w:hint="default"/>
+      </w:rPr>
+    </w:lvl>
+    <w:lvl w:ilvl="2" w:tplc="10000005" w:tentative="1">
+      <w:start w:val="1"/>
+      <w:numFmt w:val="bullet"/>
+      <w:lvlText w:val=""/>
+      <w:lvlJc w:val="left"/>
+      <w:pPr>
+        <w:ind w:left="2160" w:hanging="360"/>
+      </w:pPr>
+      <w:rPr>
+        <w:rFonts w:ascii="Wingdings" w:hAnsi="Wingdings" w:hint="default"/>
+      </w:rPr>
+    </w:lvl>
+    <w:lvl w:ilvl="3" w:tplc="10000001" w:tentative="1">
+      <w:start w:val="1"/>
+      <w:numFmt w:val="bullet"/>
+      <w:lvlText w:val=""/>
+      <w:lvlJc w:val="left"/>
+      <w:pPr>
+        <w:ind w:left="2880" w:hanging="360"/>
+      </w:pPr>
+      <w:rPr>
+        <w:rFonts w:ascii="Symbol" w:hAnsi="Symbol" w:hint="default"/>
+      </w:rPr>
+    </w:lvl>
+    <w:lvl w:ilvl="4" w:tplc="10000003" w:tentative="1">
+      <w:start w:val="1"/>
+      <w:numFmt w:val="bullet"/>
+      <w:lvlText w:val="o"/>
+      <w:lvlJc w:val="left"/>
+      <w:pPr>
+        <w:ind w:left="3600" w:hanging="360"/>
+      </w:pPr>
+      <w:rPr>
+        <w:rFonts w:ascii="Courier New" w:hAnsi="Courier New" w:cs="Courier New" w:hint="default"/>
+      </w:rPr>
+    </w:lvl>
+    <w:lvl w:ilvl="5" w:tplc="10000005" w:tentative="1">
+      <w:start w:val="1"/>
+      <w:numFmt w:val="bullet"/>
+      <w:lvlText w:val=""/>
+      <w:lvlJc w:val="left"/>
+      <w:pPr>
+        <w:ind w:left="4320" w:hanging="360"/>
+      </w:pPr>
+      <w:rPr>
+        <w:rFonts w:ascii="Wingdings" w:hAnsi="Wingdings" w:hint="default"/>
+      </w:rPr>
+    </w:lvl>
+    <w:lvl w:ilvl="6" w:tplc="10000001" w:tentative="1">
+      <w:start w:val="1"/>
+      <w:numFmt w:val="bullet"/>
+      <w:lvlText w:val=""/>
+      <w:lvlJc w:val="left"/>
+      <w:pPr>
+        <w:ind w:left="5040" w:hanging="360"/>
+      </w:pPr>
+      <w:rPr>
+        <w:rFonts w:ascii="Symbol" w:hAnsi="Symbol" w:hint="default"/>
+      </w:rPr>
+    </w:lvl>
+    <w:lvl w:ilvl="7" w:tplc="10000003" w:tentative="1">
+      <w:start w:val="1"/>
+      <w:numFmt w:val="bullet"/>
+      <w:lvlText w:val="o"/>
+      <w:lvlJc w:val="left"/>
+      <w:pPr>
+        <w:ind w:left="5760" w:hanging="360"/>
+      </w:pPr>
+      <w:rPr>
+        <w:rFonts w:ascii="Courier New" w:hAnsi="Courier New" w:cs="Courier New" w:hint="default"/>
+      </w:rPr>
+    </w:lvl>
+    <w:lvl w:ilvl="8" w:tplc="10000005" w:tentative="1">
+      <w:start w:val="1"/>
+      <w:numFmt w:val="bullet"/>
+      <w:lvlText w:val=""/>
+      <w:lvlJc w:val="left"/>
+      <w:pPr>
+        <w:ind w:left="6480" w:hanging="360"/>
+      </w:pPr>
+      <w:rPr>
+        <w:rFonts w:ascii="Wingdings" w:hAnsi="Wingdings" w:hint="default"/>
+      </w:rPr>
+    </w:lvl>
+  </w:abstractNum>
+  <w:abstractNum w:abstractNumId="4" w15:restartNumberingAfterBreak="0">
+    <w:nsid w:val="7A97420D"/>
+    <w:multiLevelType w:val="hybridMultilevel"/>
+    <w:tmpl w:val="744CF152"/>
+    <w:lvl w:ilvl="0" w:tplc="C48CB9F4">
+      <w:start w:val="3"/>
+      <w:numFmt w:val="bullet"/>
+      <w:lvlText w:val="-"/>
+      <w:lvlJc w:val="left"/>
+      <w:pPr>
+        <w:ind w:left="720" w:hanging="360"/>
+      </w:pPr>
+      <w:rPr>
+        <w:rFonts w:ascii="Calibri" w:eastAsia="Calibri" w:hAnsi="Calibri" w:cs="Calibri" w:hint="default"/>
+      </w:rPr>
+    </w:lvl>
+    <w:lvl w:ilvl="1" w:tplc="10000003" w:tentative="1">
+      <w:start w:val="1"/>
+      <w:numFmt w:val="bullet"/>
+      <w:lvlText w:val="o"/>
+      <w:lvlJc w:val="left"/>
+      <w:pPr>
+        <w:ind w:left="1440" w:hanging="360"/>
+      </w:pPr>
+      <w:rPr>
+        <w:rFonts w:ascii="Courier New" w:hAnsi="Courier New" w:cs="Courier New" w:hint="default"/>
+      </w:rPr>
+    </w:lvl>
+    <w:lvl w:ilvl="2" w:tplc="10000005" w:tentative="1">
+      <w:start w:val="1"/>
+      <w:numFmt w:val="bullet"/>
+      <w:lvlText w:val=""/>
+      <w:lvlJc w:val="left"/>
+      <w:pPr>
+        <w:ind w:left="2160" w:hanging="360"/>
+      </w:pPr>
+      <w:rPr>
+        <w:rFonts w:ascii="Wingdings" w:hAnsi="Wingdings" w:hint="default"/>
+      </w:rPr>
+    </w:lvl>
+    <w:lvl w:ilvl="3" w:tplc="10000001" w:tentative="1">
+      <w:start w:val="1"/>
+      <w:numFmt w:val="bullet"/>
+      <w:lvlText w:val=""/>
+      <w:lvlJc w:val="left"/>
+      <w:pPr>
+        <w:ind w:left="2880" w:hanging="360"/>
+      </w:pPr>
+      <w:rPr>
+        <w:rFonts w:ascii="Symbol" w:hAnsi="Symbol" w:hint="default"/>
+      </w:rPr>
+    </w:lvl>
+    <w:lvl w:ilvl="4" w:tplc="10000003" w:tentative="1">
+      <w:start w:val="1"/>
+      <w:numFmt w:val="bullet"/>
+      <w:lvlText w:val="o"/>
+      <w:lvlJc w:val="left"/>
+      <w:pPr>
+        <w:ind w:left="3600" w:hanging="360"/>
+      </w:pPr>
+      <w:rPr>
+        <w:rFonts w:ascii="Courier New" w:hAnsi="Courier New" w:cs="Courier New" w:hint="default"/>
+      </w:rPr>
+    </w:lvl>
+    <w:lvl w:ilvl="5" w:tplc="10000005" w:tentative="1">
+      <w:start w:val="1"/>
+      <w:numFmt w:val="bullet"/>
+      <w:lvlText w:val=""/>
+      <w:lvlJc w:val="left"/>
+      <w:pPr>
+        <w:ind w:left="4320" w:hanging="360"/>
+      </w:pPr>
+      <w:rPr>
+        <w:rFonts w:ascii="Wingdings" w:hAnsi="Wingdings" w:hint="default"/>
+      </w:rPr>
+    </w:lvl>
+    <w:lvl w:ilvl="6" w:tplc="10000001" w:tentative="1">
+      <w:start w:val="1"/>
+      <w:numFmt w:val="bullet"/>
+      <w:lvlText w:val=""/>
+      <w:lvlJc w:val="left"/>
+      <w:pPr>
+        <w:ind w:left="5040" w:hanging="360"/>
+      </w:pPr>
+      <w:rPr>
+        <w:rFonts w:ascii="Symbol" w:hAnsi="Symbol" w:hint="default"/>
+      </w:rPr>
+    </w:lvl>
+    <w:lvl w:ilvl="7" w:tplc="10000003" w:tentative="1">
+      <w:start w:val="1"/>
+      <w:numFmt w:val="bullet"/>
+      <w:lvlText w:val="o"/>
+      <w:lvlJc w:val="left"/>
+      <w:pPr>
+        <w:ind w:left="5760" w:hanging="360"/>
+      </w:pPr>
+      <w:rPr>
+        <w:rFonts w:ascii="Courier New" w:hAnsi="Courier New" w:cs="Courier New" w:hint="default"/>
+      </w:rPr>
+    </w:lvl>
+    <w:lvl w:ilvl="8" w:tplc="10000005" w:tentative="1">
+      <w:start w:val="1"/>
+      <w:numFmt w:val="bullet"/>
+      <w:lvlText w:val=""/>
+      <w:lvlJc w:val="left"/>
+      <w:pPr>
+        <w:ind w:left="6480" w:hanging="360"/>
+      </w:pPr>
+      <w:rPr>
+        <w:rFonts w:ascii="Wingdings" w:hAnsi="Wingdings" w:hint="default"/>
+      </w:rPr>
+    </w:lvl>
+  </w:abstractNum>
   <w:num w:numId="1" w16cid:durableId="1202790531">
-    <w:abstractNumId w:val="0"/>
+    <w:abstractNumId w:val="1"/>
     <w:lvlOverride w:ilvl="0">
       <w:startOverride w:val="1"/>
     </w:lvlOverride>
+  </w:num>
+  <w:num w:numId="2" w16cid:durableId="1120684422">
+    <w:abstractNumId w:val="4"/>
+  </w:num>
+  <w:num w:numId="3" w16cid:durableId="890769631">
+    <w:abstractNumId w:val="3"/>
+  </w:num>
+  <w:num w:numId="4" w16cid:durableId="1783451871">
+    <w:abstractNumId w:val="2"/>
+  </w:num>
+  <w:num w:numId="5" w16cid:durableId="1640770066">
+    <w:abstractNumId w:val="0"/>
   </w:num>
 </w:numbering>
 </file>
@@ -12925,7 +14208,6 @@
   <w:style w:type="character" w:default="1" w:styleId="DefaultParagraphFont">
     <w:name w:val="Default Paragraph Font"/>
     <w:uiPriority w:val="1"/>
-    <w:semiHidden/>
     <w:unhideWhenUsed/>
   </w:style>
   <w:style w:type="table" w:default="1" w:styleId="TableNormal">
@@ -13076,6 +14358,107 @@
     <w:rPr>
       <w:color w:val="605E5C"/>
       <w:shd w:val="clear" w:color="auto" w:fill="E1DFDD"/>
+    </w:rPr>
+  </w:style>
+  <w:style w:type="paragraph" w:styleId="Revision">
+    <w:name w:val="Revision"/>
+    <w:hidden/>
+    <w:uiPriority w:val="99"/>
+    <w:semiHidden/>
+    <w:rsid w:val="00AA595F"/>
+  </w:style>
+  <w:style w:type="character" w:styleId="CommentReference">
+    <w:name w:val="annotation reference"/>
+    <w:basedOn w:val="DefaultParagraphFont"/>
+    <w:uiPriority w:val="99"/>
+    <w:semiHidden/>
+    <w:unhideWhenUsed/>
+    <w:rsid w:val="00AC14A1"/>
+    <w:rPr>
+      <w:sz w:val="16"/>
+      <w:szCs w:val="16"/>
+    </w:rPr>
+  </w:style>
+  <w:style w:type="paragraph" w:styleId="CommentText">
+    <w:name w:val="annotation text"/>
+    <w:basedOn w:val="Normal"/>
+    <w:link w:val="CommentTextChar"/>
+    <w:uiPriority w:val="99"/>
+    <w:unhideWhenUsed/>
+    <w:rsid w:val="00AC14A1"/>
+    <w:rPr>
+      <w:sz w:val="20"/>
+      <w:szCs w:val="20"/>
+    </w:rPr>
+  </w:style>
+  <w:style w:type="character" w:customStyle="1" w:styleId="CommentTextChar">
+    <w:name w:val="Comment Text Char"/>
+    <w:basedOn w:val="DefaultParagraphFont"/>
+    <w:link w:val="CommentText"/>
+    <w:uiPriority w:val="99"/>
+    <w:rsid w:val="00AC14A1"/>
+    <w:rPr>
+      <w:sz w:val="20"/>
+      <w:szCs w:val="20"/>
+    </w:rPr>
+  </w:style>
+  <w:style w:type="paragraph" w:styleId="CommentSubject">
+    <w:name w:val="annotation subject"/>
+    <w:basedOn w:val="CommentText"/>
+    <w:next w:val="CommentText"/>
+    <w:link w:val="CommentSubjectChar"/>
+    <w:uiPriority w:val="99"/>
+    <w:semiHidden/>
+    <w:unhideWhenUsed/>
+    <w:rsid w:val="00AC14A1"/>
+    <w:rPr>
+      <w:b/>
+      <w:bCs/>
+    </w:rPr>
+  </w:style>
+  <w:style w:type="character" w:customStyle="1" w:styleId="CommentSubjectChar">
+    <w:name w:val="Comment Subject Char"/>
+    <w:basedOn w:val="CommentTextChar"/>
+    <w:link w:val="CommentSubject"/>
+    <w:uiPriority w:val="99"/>
+    <w:semiHidden/>
+    <w:rsid w:val="00AC14A1"/>
+    <w:rPr>
+      <w:b/>
+      <w:bCs/>
+      <w:sz w:val="20"/>
+      <w:szCs w:val="20"/>
+    </w:rPr>
+  </w:style>
+  <w:style w:type="character" w:styleId="FollowedHyperlink">
+    <w:name w:val="FollowedHyperlink"/>
+    <w:basedOn w:val="DefaultParagraphFont"/>
+    <w:uiPriority w:val="99"/>
+    <w:semiHidden/>
+    <w:unhideWhenUsed/>
+    <w:rsid w:val="00761CE1"/>
+    <w:rPr>
+      <w:color w:val="96607D" w:themeColor="followedHyperlink"/>
+      <w:u w:val="single"/>
+    </w:rPr>
+  </w:style>
+  <w:style w:type="paragraph" w:styleId="Caption">
+    <w:name w:val="caption"/>
+    <w:basedOn w:val="Normal"/>
+    <w:next w:val="Normal"/>
+    <w:uiPriority w:val="35"/>
+    <w:unhideWhenUsed/>
+    <w:qFormat/>
+    <w:rsid w:val="00B322F0"/>
+    <w:pPr>
+      <w:spacing w:after="200"/>
+    </w:pPr>
+    <w:rPr>
+      <w:i/>
+      <w:iCs/>
+      <w:color w:val="0E2841" w:themeColor="text2"/>
+      <w:sz w:val="18"/>
+      <w:szCs w:val="18"/>
     </w:rPr>
   </w:style>
 </w:styles>
